--- a/downloads/teacher/ai-7-week-04.docx
+++ b/downloads/teacher/ai-7-week-04.docx
@@ -1951,6 +1951,396 @@
         <w:t>For the Reproducible AI Research Study, retain an annotated worked trace and the changed-case reasoning. Connect the claim to its records, units and assumptions so another investigator can challenge or reproduce it.</w:t>
       </w:r>
     </w:p>
+    <w:p>
+      <w:pPr>
+        <w:pStyle w:val="Heading1"/>
+      </w:pPr>
+      <w:r>
+        <w:t>07. Prepare, teach and assess</w:t>
+      </w:r>
+    </w:p>
+    <w:p>
+      <w:r>
+        <w:t>Teaching target: Explain the mechanism and terminology of methods results and limitations</w:t>
+      </w:r>
+    </w:p>
+    <w:p>
+      <w:r>
+        <w:t>Prepare the labelled worked-case picture, the matching workbook, fictional input cards and a place for individual responses. Check a local Python 3 environment before class; have a paper-trace version ready.</w:t>
+      </w:r>
+    </w:p>
+    <w:tbl>
+      <w:tblPr>
+        <w:tblStyle w:val="LightShading-Accent1"/>
+        <w:tblW w:type="auto" w:w="0"/>
+        <w:tblLook w:firstColumn="1" w:firstRow="1" w:lastColumn="0" w:lastRow="0" w:noHBand="0" w:noVBand="1" w:val="04A0"/>
+      </w:tblPr>
+      <w:tblGrid>
+        <w:gridCol w:w="3408"/>
+        <w:gridCol w:w="3408"/>
+        <w:gridCol w:w="3408"/>
+      </w:tblGrid>
+      <w:tr>
+        <w:trPr>
+          <w:tblHeader/>
+        </w:trPr>
+        <w:tc>
+          <w:tcPr>
+            <w:tcW w:type="dxa" w:w="3408"/>
+          </w:tcPr>
+          <w:p>
+            <w:r>
+              <w:t>Session</w:t>
+            </w:r>
+          </w:p>
+        </w:tc>
+        <w:tc>
+          <w:tcPr>
+            <w:tcW w:type="dxa" w:w="3408"/>
+          </w:tcPr>
+          <w:p>
+            <w:r>
+              <w:t>Plan</w:t>
+            </w:r>
+          </w:p>
+        </w:tc>
+        <w:tc>
+          <w:tcPr>
+            <w:tcW w:type="dxa" w:w="3408"/>
+          </w:tcPr>
+          <w:p>
+            <w:r>
+              <w:t>Resources</w:t>
+            </w:r>
+          </w:p>
+        </w:tc>
+      </w:tr>
+      <w:tr>
+        <w:tc>
+          <w:tcPr>
+            <w:tcW w:type="dxa" w:w="3408"/>
+          </w:tcPr>
+          <w:p>
+            <w:r>
+              <w:t>Session 1 · Understand · 45 min</w:t>
+            </w:r>
+          </w:p>
+        </w:tc>
+        <w:tc>
+          <w:tcPr>
+            <w:tcW w:type="dxa" w:w="3408"/>
+          </w:tcPr>
+          <w:p>
+            <w:r>
+              <w:t>0–7: recall and prerequisite; 7–15: inspect the concrete case and predict; 15–30: teacher models the worked trace; 30–40: learners explain a step using the text and visual; 40–45: check the core idea.</w:t>
+            </w:r>
+          </w:p>
+        </w:tc>
+        <w:tc>
+          <w:tcPr>
+            <w:tcW w:type="dxa" w:w="3408"/>
+          </w:tcPr>
+          <w:p>
+            <w:r>
+              <w:t>Sections 1–6; record the brief recall in the workbook.</w:t>
+            </w:r>
+          </w:p>
+        </w:tc>
+      </w:tr>
+      <w:tr>
+        <w:tc>
+          <w:tcPr>
+            <w:tcW w:type="dxa" w:w="3408"/>
+          </w:tcPr>
+          <w:p>
+            <w:r>
+              <w:t>Session 2 · Practise · 45 min</w:t>
+            </w:r>
+          </w:p>
+        </w:tc>
+        <w:tc>
+          <w:tcPr>
+            <w:tcW w:type="dxa" w:w="3408"/>
+          </w:tcPr>
+          <w:p>
+            <w:r>
+              <w:t>0–5: retrieve the procedure; 5–15: W2 completion practice; 15–23: explain and check with a partner; 23–30: each learner answers the misconception check; 30–40: targeted reteaching or a harder variation; 40–45: prepare the investigation.</w:t>
+            </w:r>
+          </w:p>
+        </w:tc>
+        <w:tc>
+          <w:tcPr>
+            <w:tcW w:type="dxa" w:w="3408"/>
+          </w:tcPr>
+          <w:p>
+            <w:r>
+              <w:t>Sections 7–10; use the matching workbook W2 and misconception check.</w:t>
+            </w:r>
+          </w:p>
+        </w:tc>
+      </w:tr>
+      <w:tr>
+        <w:tc>
+          <w:tcPr>
+            <w:tcW w:type="dxa" w:w="3408"/>
+          </w:tcPr>
+          <w:p>
+            <w:r>
+              <w:t>Session 3 · Investigate and transfer · 45 min</w:t>
+            </w:r>
+          </w:p>
+        </w:tc>
+        <w:tc>
+          <w:tcPr>
+            <w:tcW w:type="dxa" w:w="3408"/>
+          </w:tcPr>
+          <w:p>
+            <w:r>
+              <w:t>0–5: retrieve the decision rule; 5–20: investigate or trace; 20–30: start the independent case; 30–38: connect the project; 38–43: act on feedback; 43–45: plan the return check.</w:t>
+            </w:r>
+          </w:p>
+        </w:tc>
+        <w:tc>
+          <w:tcPr>
+            <w:tcW w:type="dxa" w:w="3408"/>
+          </w:tcPr>
+          <w:p>
+            <w:r>
+              <w:t>Sections 9 and 11–14. Give extra time to finish the full task set; use Section 15 when the week includes a coding lab.</w:t>
+            </w:r>
+          </w:p>
+        </w:tc>
+      </w:tr>
+    </w:tbl>
+    <w:p>
+      <w:r>
+        <w:t>Before class, solve the supported practice: Statements:used20 fictional queries; 16 passed; real student use was not studied. Show the intermediate steps and give the conclusion with its scope.</w:t>
+      </w:r>
+    </w:p>
+    <w:p>
+      <w:r>
+        <w:t>Reasoned practice answer: Teacher explanation: First is method/scope; second result16/20=80%; third limitation. No classroom effectiveness result is supplied.</w:t>
+      </w:r>
+    </w:p>
+    <w:p>
+      <w:r>
+        <w:t>Check every learner before discussion: Use the worked case for Methods results and limitations. Proposed explanation: “The worked result establishes every future case”. Decide whether this explanation is supported. Point to the step or supplied fact that decides; explain your repair if needed.</w:t>
+      </w:r>
+    </w:p>
+    <w:p>
+      <w:r>
+        <w:t>Misconception repair: A limitation should constrain a claim rather than be hidden in unrelated prose.</w:t>
+      </w:r>
+    </w:p>
+    <w:p>
+      <w:r>
+        <w:t>Support: read the exact case aloud, enlarge the labelled picture, supply input cards and model only the first deciding step. Accept a spoken explanation or drawing; retain the reasoning goal.</w:t>
+      </w:r>
+    </w:p>
+    <w:p>
+      <w:r>
+        <w:t>Extension: The conclusion says B is best for outdoor farming. Require a prediction and a reason before comparing. Expected result: Reject that extension without outdoor evidence. Reason: The reported conditions do not include the proposed use population.</w:t>
+      </w:r>
+    </w:p>
+    <w:p>
+      <w:r>
+        <w:t>Independent assessment: withhold the reserved answer until the learner has attempted the new case. Record support separately from correctness.</w:t>
+      </w:r>
+    </w:p>
+    <w:tbl>
+      <w:tblPr>
+        <w:tblStyle w:val="LightShading-Accent1"/>
+        <w:tblW w:type="auto" w:w="0"/>
+        <w:tblLook w:firstColumn="1" w:firstRow="1" w:lastColumn="0" w:lastRow="0" w:noHBand="0" w:noVBand="1" w:val="04A0"/>
+      </w:tblPr>
+      <w:tblGrid>
+        <w:gridCol w:w="2556"/>
+        <w:gridCol w:w="2556"/>
+        <w:gridCol w:w="2556"/>
+        <w:gridCol w:w="2556"/>
+      </w:tblGrid>
+      <w:tr>
+        <w:trPr>
+          <w:tblHeader/>
+        </w:trPr>
+        <w:tc>
+          <w:tcPr>
+            <w:tcW w:type="dxa" w:w="2556"/>
+          </w:tcPr>
+          <w:p>
+            <w:r>
+              <w:t>Criterion</w:t>
+            </w:r>
+          </w:p>
+        </w:tc>
+        <w:tc>
+          <w:tcPr>
+            <w:tcW w:type="dxa" w:w="2556"/>
+          </w:tcPr>
+          <w:p>
+            <w:r>
+              <w:t>Not yet</w:t>
+            </w:r>
+          </w:p>
+        </w:tc>
+        <w:tc>
+          <w:tcPr>
+            <w:tcW w:type="dxa" w:w="2556"/>
+          </w:tcPr>
+          <w:p>
+            <w:r>
+              <w:t>With support</w:t>
+            </w:r>
+          </w:p>
+        </w:tc>
+        <w:tc>
+          <w:tcPr>
+            <w:tcW w:type="dxa" w:w="2556"/>
+          </w:tcPr>
+          <w:p>
+            <w:r>
+              <w:t>Independent</w:t>
+            </w:r>
+          </w:p>
+        </w:tc>
+      </w:tr>
+      <w:tr>
+        <w:tc>
+          <w:tcPr>
+            <w:tcW w:type="dxa" w:w="2556"/>
+          </w:tcPr>
+          <w:p>
+            <w:r>
+              <w:t>Explanation</w:t>
+            </w:r>
+          </w:p>
+        </w:tc>
+        <w:tc>
+          <w:tcPr>
+            <w:tcW w:type="dxa" w:w="2556"/>
+          </w:tcPr>
+          <w:p>
+            <w:r>
+              <w:t>Names an answer without a deciding fact</w:t>
+            </w:r>
+          </w:p>
+        </w:tc>
+        <w:tc>
+          <w:tcPr>
+            <w:tcW w:type="dxa" w:w="2556"/>
+          </w:tcPr>
+          <w:p>
+            <w:r>
+              <w:t>Uses a hint to link fact and decision</w:t>
+            </w:r>
+          </w:p>
+        </w:tc>
+        <w:tc>
+          <w:tcPr>
+            <w:tcW w:type="dxa" w:w="2556"/>
+          </w:tcPr>
+          <w:p>
+            <w:r>
+              <w:t>Explains the deciding fact in own words</w:t>
+            </w:r>
+          </w:p>
+        </w:tc>
+      </w:tr>
+      <w:tr>
+        <w:tc>
+          <w:tcPr>
+            <w:tcW w:type="dxa" w:w="2556"/>
+          </w:tcPr>
+          <w:p>
+            <w:r>
+              <w:t>Trace or test</w:t>
+            </w:r>
+          </w:p>
+        </w:tc>
+        <w:tc>
+          <w:tcPr>
+            <w:tcW w:type="dxa" w:w="2556"/>
+          </w:tcPr>
+          <w:p>
+            <w:r>
+              <w:t>Cannot connect input and result</w:t>
+            </w:r>
+          </w:p>
+        </w:tc>
+        <w:tc>
+          <w:tcPr>
+            <w:tcW w:type="dxa" w:w="2556"/>
+          </w:tcPr>
+          <w:p>
+            <w:r>
+              <w:t>Completes steps with prompts</w:t>
+            </w:r>
+          </w:p>
+        </w:tc>
+        <w:tc>
+          <w:tcPr>
+            <w:tcW w:type="dxa" w:w="2556"/>
+          </w:tcPr>
+          <w:p>
+            <w:r>
+              <w:t>Traces or tests a changed case accurately</w:t>
+            </w:r>
+          </w:p>
+        </w:tc>
+      </w:tr>
+      <w:tr>
+        <w:tc>
+          <w:tcPr>
+            <w:tcW w:type="dxa" w:w="2556"/>
+          </w:tcPr>
+          <w:p>
+            <w:r>
+              <w:t>Limits and revision</w:t>
+            </w:r>
+          </w:p>
+        </w:tc>
+        <w:tc>
+          <w:tcPr>
+            <w:tcW w:type="dxa" w:w="2556"/>
+          </w:tcPr>
+          <w:p>
+            <w:r>
+              <w:t>Claims more than evidence supports</w:t>
+            </w:r>
+          </w:p>
+        </w:tc>
+        <w:tc>
+          <w:tcPr>
+            <w:tcW w:type="dxa" w:w="2556"/>
+          </w:tcPr>
+          <w:p>
+            <w:r>
+              <w:t>Names a limit after a prompt</w:t>
+            </w:r>
+          </w:p>
+        </w:tc>
+        <w:tc>
+          <w:tcPr>
+            <w:tcW w:type="dxa" w:w="2556"/>
+          </w:tcPr>
+          <w:p>
+            <w:r>
+              <w:t>States a defensible limit and useful next test</w:t>
+            </w:r>
+          </w:p>
+        </w:tc>
+      </w:tr>
+    </w:tbl>
+    <w:p>
+      <w:r>
+        <w:t>Project checkpoint: Frame the need. Name the user, the problem, allowed inputs and a safe simple starting method.</w:t>
+      </w:r>
+    </w:p>
+    <w:p>
+      <w:r>
+        <w:t>Use the weekly teacher answer for topic-specific reasoning. A saved progress tick is an activity record; judge mastery from the learner’s explanation and evidence.</w:t>
+      </w:r>
+    </w:p>
     <w:sectPr>
       <w:pgSz w:w="12240" w:h="15840"/>
       <w:pgMar w:top="936" w:right="1008" w:bottom="936" w:left="1008" w:header="720" w:footer="720" w:gutter="0"/>

--- a/downloads/teacher/ai-7-week-04.docx
+++ b/downloads/teacher/ai-7-week-04.docx
@@ -2341,6 +2341,39 @@
         <w:t>Use the weekly teacher answer for topic-specific reasoning. A saved progress tick is an activity record; judge mastery from the learner’s explanation and evidence.</w:t>
       </w:r>
     </w:p>
+    <w:p>
+      <w:pPr>
+        <w:pStyle w:val="Heading1"/>
+      </w:pPr>
+      <w:r>
+        <w:t>08. Use feedback, labs and repair paths</w:t>
+      </w:r>
+    </w:p>
+    <w:p>
+      <w:r>
+        <w:t>Use the two formative questions as supported practice, not as independent mastery scores. Discuss the deciding evidence rather than accepting a guessed selection.</w:t>
+      </w:r>
+    </w:p>
+    <w:p>
+      <w:r>
+        <w:t>The feedback comes from the reviewed public worked case. Do not reveal the separately reserved independent teacher answer until the learner has attempted that case.</w:t>
+      </w:r>
+    </w:p>
+    <w:p>
+      <w:r>
+        <w:t>Ask students to predict before running code. Preserve errors and actual outputs; collect a changed test and an explanation. The branch-boundary and indexing lessons deliberately include failure cases.</w:t>
+      </w:r>
+    </w:p>
+    <w:p>
+      <w:r>
+        <w:t>Use the earlier worked-explanation links to address a specific missing building block, then return to the current question. Adapt this suggestion after observing the learner; it is not an automatic diagnosis.</w:t>
+      </w:r>
+    </w:p>
+    <w:p>
+      <w:r>
+        <w:t>Collect the completed-work portfolio as evidence. Record support separately from correctness, and assess explanation, trace/test and limitations. Progress ticks and quiz selections alone do not establish mastery.</w:t>
+      </w:r>
+    </w:p>
     <w:sectPr>
       <w:pgSz w:w="12240" w:h="15840"/>
       <w:pgMar w:top="936" w:right="1008" w:bottom="936" w:left="1008" w:header="720" w:footer="720" w:gutter="0"/>

--- a/downloads/teacher/ai-7-week-04.docx
+++ b/downloads/teacher/ai-7-week-04.docx
@@ -29,16 +29,75 @@
       </w:r>
     </w:p>
     <w:p>
-      <w:pPr>
-        <w:pStyle w:val="Heading3"/>
-      </w:pPr>
-      <w:r>
-        <w:t>Teach the learning cycle</w:t>
+      <w:r>
+        <w:t>Prepare Methods results and limitations: check the target, prerequisites, resources and adaptable teaching schedule.</w:t>
       </w:r>
     </w:p>
     <w:p>
-      <w:r>
-        <w:t>Primary target: Explain the mechanism and terminology of methods results and limitations</w:t>
+      <w:pPr>
+        <w:pStyle w:val="Heading3"/>
+      </w:pPr>
+      <w:r>
+        <w:t>Teach the learning cycle</w:t>
+      </w:r>
+    </w:p>
+    <w:p>
+      <w:pPr>
+        <w:spacing w:line="336" w:lineRule="auto" w:after="180"/>
+      </w:pPr>
+      <w:r>
+        <w:rPr>
+          <w:b w:val="0"/>
+        </w:rPr>
+        <w:t xml:space="preserve">Primary target: Explain the </w:t>
+      </w:r>
+      <w:r>
+        <w:rPr>
+          <w:b/>
+        </w:rPr>
+        <w:t>mechanism</w:t>
+      </w:r>
+      <w:r>
+        <w:rPr>
+          <w:b w:val="0"/>
+        </w:rPr>
+        <w:t xml:space="preserve"> and terminology of </w:t>
+      </w:r>
+      <w:r>
+        <w:rPr>
+          <w:b/>
+        </w:rPr>
+        <w:t>method</w:t>
+      </w:r>
+      <w:r>
+        <w:rPr>
+          <w:b w:val="0"/>
+        </w:rPr>
+        <w:t xml:space="preserve">s </w:t>
+      </w:r>
+      <w:r>
+        <w:rPr>
+          <w:b/>
+        </w:rPr>
+        <w:t>result</w:t>
+      </w:r>
+      <w:r>
+        <w:rPr>
+          <w:b w:val="0"/>
+        </w:rPr>
+        <w:t xml:space="preserve">s and </w:t>
+      </w:r>
+      <w:r>
+        <w:rPr>
+          <w:b/>
+        </w:rPr>
+        <w:t>limitation</w:t>
+      </w:r>
+      <w:r>
+        <w:rPr>
+          <w:b w:val="0"/>
+        </w:rPr>
+        <w:t>s</w:t>
       </w:r>
     </w:p>
     <w:tbl>
@@ -185,16 +244,37 @@
       </w:tr>
     </w:tbl>
     <w:p>
-      <w:r>
-        <w:t>This is a starting allocation of 135 minutes, not a validated duration. Preserve all named topics. Schedule extra time for connected examples, the full investigation, independent cases and project building. Repeated copies of a case share one recorded attempt; they are not new evidence.</w:t>
+      <w:pPr>
+        <w:spacing w:line="336" w:lineRule="auto" w:after="180"/>
+      </w:pPr>
+      <w:r>
+        <w:rPr>
+          <w:b w:val="0"/>
+        </w:rPr>
+        <w:t>This is a starting allocation of 135 minutes, not a validated duration. Preserve all named topics. Schedule extra time for connected examples, the full investigation, independent cases and project building.</w:t>
       </w:r>
     </w:p>
     <w:p>
       <w:pPr>
-        <w:pStyle w:val="Heading3"/>
-      </w:pPr>
-      <w:r>
-        <w:t>Retrieval answer guidance</w:t>
+        <w:spacing w:line="336" w:lineRule="auto" w:after="180"/>
+      </w:pPr>
+      <w:r>
+        <w:rPr>
+          <w:b w:val="0"/>
+        </w:rPr>
+        <w:t xml:space="preserve">Repeated copies of a case share one recorded attempt; they are not new </w:t>
+      </w:r>
+      <w:r>
+        <w:rPr>
+          <w:b/>
+        </w:rPr>
+        <w:t>evidence</w:t>
+      </w:r>
+      <w:r>
+        <w:rPr>
+          <w:b w:val="0"/>
+        </w:rPr>
+        <w:t>.</w:t>
       </w:r>
     </w:p>
     <w:p>
@@ -202,155 +282,813 @@
         <w:pStyle w:val="Heading3"/>
       </w:pPr>
       <w:r>
-        <w:t>Finding primary research</w:t>
+        <w:t>Retrieval answer guidance</w:t>
       </w:r>
     </w:p>
     <w:p>
-      <w:r>
-        <w:t>Without opening the old lesson, explain one key idea from Finding primary research. Give an example and a mistake that the idea helps you avoid.</w:t>
+      <w:pPr>
+        <w:pStyle w:val="Heading3"/>
+      </w:pPr>
+      <w:r>
+        <w:t>Finding primary research</w:t>
       </w:r>
     </w:p>
     <w:p>
-      <w:r>
-        <w:t>Look for: Explain the mechanism and terminology of finding primary research</w:t>
+      <w:pPr>
+        <w:spacing w:line="336" w:lineRule="auto" w:after="180"/>
+      </w:pPr>
+      <w:r>
+        <w:rPr>
+          <w:b w:val="0"/>
+        </w:rPr>
+        <w:t>Without opening the old lesson, explain one key idea from Finding primary research. Give an example and a mistake that the idea helps you avoid.</w:t>
       </w:r>
     </w:p>
     <w:p>
-      <w:r>
-        <w:t>Reference example, not the only acceptable wording: Teacher explanation: Primary research presents a study's own methods and results. A summary can help discovery but should not replace inspection of the original evidence. Record title, authors, version, date, identifier and access location. Distinguish paper, code, data and commentary. Verify that a quoted claim belongs to the cited version.</w:t>
+      <w:pPr>
+        <w:spacing w:line="336" w:lineRule="auto" w:after="180"/>
+      </w:pPr>
+      <w:r>
+        <w:rPr>
+          <w:b w:val="0"/>
+        </w:rPr>
+        <w:t xml:space="preserve">Look for: Explain the </w:t>
+      </w:r>
+      <w:r>
+        <w:rPr>
+          <w:b/>
+        </w:rPr>
+        <w:t>mechanism</w:t>
+      </w:r>
+      <w:r>
+        <w:rPr>
+          <w:b w:val="0"/>
+        </w:rPr>
+        <w:t xml:space="preserve"> and terminology of finding primary research</w:t>
       </w:r>
     </w:p>
     <w:p>
       <w:pPr>
-        <w:pStyle w:val="Heading3"/>
-      </w:pPr>
-      <w:r>
-        <w:t>A question that evidence can answer</w:t>
+        <w:spacing w:line="336" w:lineRule="auto" w:after="180"/>
+      </w:pPr>
+      <w:r>
+        <w:rPr>
+          <w:b w:val="0"/>
+        </w:rPr>
+        <w:t xml:space="preserve">Reference example, not the only acceptable wording: Teacher explanation: Primary research presents a study's own </w:t>
+      </w:r>
+      <w:r>
+        <w:rPr>
+          <w:b/>
+        </w:rPr>
+        <w:t>method</w:t>
+      </w:r>
+      <w:r>
+        <w:rPr>
+          <w:b w:val="0"/>
+        </w:rPr>
+        <w:t xml:space="preserve">s and </w:t>
+      </w:r>
+      <w:r>
+        <w:rPr>
+          <w:b/>
+        </w:rPr>
+        <w:t>result</w:t>
+      </w:r>
+      <w:r>
+        <w:rPr>
+          <w:b w:val="0"/>
+        </w:rPr>
+        <w:t xml:space="preserve">s. A summary can help discovery but should not replace inspection of the original </w:t>
+      </w:r>
+      <w:r>
+        <w:rPr>
+          <w:b/>
+        </w:rPr>
+        <w:t>evidence</w:t>
+      </w:r>
+      <w:r>
+        <w:rPr>
+          <w:b w:val="0"/>
+        </w:rPr>
+        <w:t>.</w:t>
       </w:r>
     </w:p>
     <w:p>
-      <w:r>
-        <w:t>Without opening the old lesson, explain one key idea from A question that evidence can answer. Give an example and a mistake that the idea helps you avoid.</w:t>
+      <w:pPr>
+        <w:spacing w:line="336" w:lineRule="auto" w:after="180"/>
+      </w:pPr>
+      <w:r>
+        <w:rPr>
+          <w:b w:val="0"/>
+        </w:rPr>
+        <w:t>Record title, authors, version, date, identifier and access location. Distinguish paper, code, data and commentary. Verify that a quoted claim belongs to the cited version.</w:t>
       </w:r>
     </w:p>
     <w:p>
-      <w:r>
-        <w:t>Look for: Explain the mechanism and terminology of a question that evidence can answer</w:t>
+      <w:pPr>
+        <w:pStyle w:val="Heading3"/>
+      </w:pPr>
+      <w:r>
+        <w:t>A question that evidence can answer</w:t>
       </w:r>
     </w:p>
     <w:p>
-      <w:r>
-        <w:t>Reference example, not the only acceptable wording: Teacher explanation: A research question identifies an outcome, comparison and conditions that evidence could answer. A broad aspiration needs narrowing before a study. For fictional classroom retrieval, ask whether method B returns more relevant records than lexical baseline A on a reserved judged query set at cutoff3. Define eligible corpus and relevance rules before running.</w:t>
+      <w:pPr>
+        <w:spacing w:line="336" w:lineRule="auto" w:after="180"/>
+      </w:pPr>
+      <w:r>
+        <w:rPr>
+          <w:b w:val="0"/>
+        </w:rPr>
+        <w:t xml:space="preserve">Without opening the old lesson, explain one key idea from A question that </w:t>
+      </w:r>
+      <w:r>
+        <w:rPr>
+          <w:b/>
+        </w:rPr>
+        <w:t>evidence</w:t>
+      </w:r>
+      <w:r>
+        <w:rPr>
+          <w:b w:val="0"/>
+        </w:rPr>
+        <w:t xml:space="preserve"> can answer. Give an example and a mistake that the idea helps you avoid.</w:t>
       </w:r>
     </w:p>
     <w:p>
-      <w:r>
-        <w:t>Two 45-minute sessions. Methods state what was done; results state observed outcomes; limitations state restrictions on interpretation. Mixing them hides missing evidence. Use the supplied constructed scenarios to make the mechanism inspectable. Collect W4 before sharing solutions. Students should name intermediate evidence and limitations; classroom pacing and learning effectiveness remain unvalidated.</w:t>
+      <w:pPr>
+        <w:spacing w:line="336" w:lineRule="auto" w:after="180"/>
+      </w:pPr>
+      <w:r>
+        <w:rPr>
+          <w:b w:val="0"/>
+        </w:rPr>
+        <w:t xml:space="preserve">Look for: Explain the </w:t>
+      </w:r>
+      <w:r>
+        <w:rPr>
+          <w:b/>
+        </w:rPr>
+        <w:t>mechanism</w:t>
+      </w:r>
+      <w:r>
+        <w:rPr>
+          <w:b w:val="0"/>
+        </w:rPr>
+        <w:t xml:space="preserve"> and terminology of a question that </w:t>
+      </w:r>
+      <w:r>
+        <w:rPr>
+          <w:b/>
+        </w:rPr>
+        <w:t>evidence</w:t>
+      </w:r>
+      <w:r>
+        <w:rPr>
+          <w:b w:val="0"/>
+        </w:rPr>
+        <w:t xml:space="preserve"> can answer</w:t>
       </w:r>
     </w:p>
     <w:p>
       <w:pPr>
-        <w:pStyle w:val="Heading3"/>
-      </w:pPr>
-      <w:r>
-        <w:t>Outcomes</w:t>
+        <w:spacing w:line="336" w:lineRule="auto" w:after="180"/>
+      </w:pPr>
+      <w:r>
+        <w:rPr>
+          <w:b w:val="0"/>
+        </w:rPr>
+        <w:t xml:space="preserve">Reference example, not the only acceptable wording: Teacher explanation: A research question identifies an outcome, comparison and conditions that </w:t>
+      </w:r>
+      <w:r>
+        <w:rPr>
+          <w:b/>
+        </w:rPr>
+        <w:t>evidence</w:t>
+      </w:r>
+      <w:r>
+        <w:rPr>
+          <w:b w:val="0"/>
+        </w:rPr>
+        <w:t xml:space="preserve"> could answer. A broad aspiration needs narrowing before a study.</w:t>
       </w:r>
     </w:p>
     <w:p>
-      <w:r>
-        <w:t>Explain the mechanism and terminology of methods results and limitations</w:t>
+      <w:pPr>
+        <w:spacing w:line="336" w:lineRule="auto" w:after="180"/>
+      </w:pPr>
+      <w:r>
+        <w:rPr>
+          <w:b w:val="0"/>
+        </w:rPr>
+        <w:t xml:space="preserve">For fictional classroom retrieval, ask whether </w:t>
+      </w:r>
+      <w:r>
+        <w:rPr>
+          <w:b/>
+        </w:rPr>
+        <w:t>method</w:t>
+      </w:r>
+      <w:r>
+        <w:rPr>
+          <w:b w:val="0"/>
+        </w:rPr>
+        <w:t xml:space="preserve"> B returns more relevant records than lexical baseline A on a reserved judged query set at cutoff3. Define eligible corpus and relevance rules before running.</w:t>
       </w:r>
     </w:p>
     <w:p>
-      <w:r>
-        <w:t>Apply the stated procedure to a new case with a traceable result</w:t>
+      <w:pPr>
+        <w:spacing w:line="336" w:lineRule="auto" w:after="180"/>
+      </w:pPr>
+      <w:r>
+        <w:rPr>
+          <w:b w:val="0"/>
+        </w:rPr>
+        <w:t xml:space="preserve">Two 45-minute sessions. </w:t>
+      </w:r>
+      <w:r>
+        <w:rPr>
+          <w:b/>
+        </w:rPr>
+        <w:t>Method</w:t>
+      </w:r>
+      <w:r>
+        <w:rPr>
+          <w:b w:val="0"/>
+        </w:rPr>
+        <w:t xml:space="preserve">s state what was done; </w:t>
+      </w:r>
+      <w:r>
+        <w:rPr>
+          <w:b/>
+        </w:rPr>
+        <w:t>result</w:t>
+      </w:r>
+      <w:r>
+        <w:rPr>
+          <w:b w:val="0"/>
+        </w:rPr>
+        <w:t xml:space="preserve">s state observed outcomes; </w:t>
+      </w:r>
+      <w:r>
+        <w:rPr>
+          <w:b/>
+        </w:rPr>
+        <w:t>limitation</w:t>
+      </w:r>
+      <w:r>
+        <w:rPr>
+          <w:b w:val="0"/>
+        </w:rPr>
+        <w:t xml:space="preserve">s state restrictions on interpretation. Mixing them hides missing </w:t>
+      </w:r>
+      <w:r>
+        <w:rPr>
+          <w:b/>
+        </w:rPr>
+        <w:t>evidence</w:t>
+      </w:r>
+      <w:r>
+        <w:rPr>
+          <w:b w:val="0"/>
+        </w:rPr>
+        <w:t>.</w:t>
       </w:r>
     </w:p>
     <w:p>
-      <w:r>
-        <w:t>Identify an assumption or limitation and design a revealing follow-up</w:t>
+      <w:pPr>
+        <w:spacing w:line="336" w:lineRule="auto" w:after="180"/>
+      </w:pPr>
+      <w:r>
+        <w:rPr>
+          <w:b w:val="0"/>
+        </w:rPr>
+        <w:t xml:space="preserve">Use the supplied constructed scenarios to make the </w:t>
+      </w:r>
+      <w:r>
+        <w:rPr>
+          <w:b/>
+        </w:rPr>
+        <w:t>mechanism</w:t>
+      </w:r>
+      <w:r>
+        <w:rPr>
+          <w:b w:val="0"/>
+        </w:rPr>
+        <w:t xml:space="preserve"> inspectable. Collect W4 before sharing solutions.</w:t>
       </w:r>
     </w:p>
     <w:p>
       <w:pPr>
-        <w:pStyle w:val="Heading3"/>
-      </w:pPr>
-      <w:r>
-        <w:t>Preparation</w:t>
+        <w:spacing w:line="336" w:lineRule="auto" w:after="180"/>
+      </w:pPr>
+      <w:r>
+        <w:rPr>
+          <w:b w:val="0"/>
+        </w:rPr>
+        <w:t xml:space="preserve">Students should name intermediate </w:t>
+      </w:r>
+      <w:r>
+        <w:rPr>
+          <w:b/>
+        </w:rPr>
+        <w:t>evidence</w:t>
+      </w:r>
+      <w:r>
+        <w:rPr>
+          <w:b w:val="0"/>
+        </w:rPr>
+        <w:t xml:space="preserve"> and </w:t>
+      </w:r>
+      <w:r>
+        <w:rPr>
+          <w:b/>
+        </w:rPr>
+        <w:t>limitation</w:t>
+      </w:r>
+      <w:r>
+        <w:rPr>
+          <w:b w:val="0"/>
+        </w:rPr>
+        <w:t>s; classroom pacing and learning effectiveness remain unvalidated.</w:t>
       </w:r>
     </w:p>
     <w:p>
-      <w:r>
-        <w:t>Lesson and workbook; paper and pencil</w:t>
+      <w:pPr>
+        <w:pStyle w:val="Heading3"/>
+      </w:pPr>
+      <w:r>
+        <w:t>Outcomes</w:t>
       </w:r>
     </w:p>
     <w:p>
-      <w:r>
-        <w:t>Calculator and optional local Python 3 for arithmetic; no live API or private data</w:t>
+      <w:pPr>
+        <w:spacing w:line="336" w:lineRule="auto" w:after="180"/>
+      </w:pPr>
+      <w:r>
+        <w:rPr>
+          <w:b w:val="0"/>
+        </w:rPr>
+        <w:t xml:space="preserve">Explain the </w:t>
+      </w:r>
+      <w:r>
+        <w:rPr>
+          <w:b/>
+        </w:rPr>
+        <w:t>mechanism</w:t>
+      </w:r>
+      <w:r>
+        <w:rPr>
+          <w:b w:val="0"/>
+        </w:rPr>
+        <w:t xml:space="preserve"> and terminology of </w:t>
+      </w:r>
+      <w:r>
+        <w:rPr>
+          <w:b/>
+        </w:rPr>
+        <w:t>method</w:t>
+      </w:r>
+      <w:r>
+        <w:rPr>
+          <w:b w:val="0"/>
+        </w:rPr>
+        <w:t xml:space="preserve">s </w:t>
+      </w:r>
+      <w:r>
+        <w:rPr>
+          <w:b/>
+        </w:rPr>
+        <w:t>result</w:t>
+      </w:r>
+      <w:r>
+        <w:rPr>
+          <w:b w:val="0"/>
+        </w:rPr>
+        <w:t xml:space="preserve">s and </w:t>
+      </w:r>
+      <w:r>
+        <w:rPr>
+          <w:b/>
+        </w:rPr>
+        <w:t>limitation</w:t>
+      </w:r>
+      <w:r>
+        <w:rPr>
+          <w:b w:val="0"/>
+        </w:rPr>
+        <w:t>s</w:t>
       </w:r>
     </w:p>
     <w:p>
-      <w:r>
-        <w:t>Prepare the fresh retry separately and withhold its solution until after collection</w:t>
+      <w:pPr>
+        <w:spacing w:line="336" w:lineRule="auto" w:after="180"/>
+      </w:pPr>
+      <w:r>
+        <w:rPr>
+          <w:b w:val="0"/>
+        </w:rPr>
+        <w:t xml:space="preserve">Apply the stated procedure to a new case with a traceable </w:t>
+      </w:r>
+      <w:r>
+        <w:rPr>
+          <w:b/>
+        </w:rPr>
+        <w:t>result</w:t>
       </w:r>
     </w:p>
     <w:p>
       <w:pPr>
-        <w:pStyle w:val="Heading3"/>
-      </w:pPr>
-      <w:r>
-        <w:t>Prerequisite answer</w:t>
+        <w:spacing w:line="336" w:lineRule="auto" w:after="180"/>
+      </w:pPr>
+      <w:r>
+        <w:rPr>
+          <w:b w:val="0"/>
+        </w:rPr>
+        <w:t xml:space="preserve">Identify an assumption or </w:t>
+      </w:r>
+      <w:r>
+        <w:rPr>
+          <w:b/>
+        </w:rPr>
+        <w:t>limitation</w:t>
+      </w:r>
+      <w:r>
+        <w:rPr>
+          <w:b w:val="0"/>
+        </w:rPr>
+        <w:t xml:space="preserve"> and design a revealing follow-up</w:t>
       </w:r>
     </w:p>
     <w:p>
-      <w:r>
-        <w:t>A result depends on the inputs, procedure and conditions that produced it. Preserve data roles and distinguish observed outcomes from predictions or unmeasured conditions. If the prior concept cannot be explained, use a short retrieval activity before this chapter.</w:t>
+      <w:pPr>
+        <w:pStyle w:val="Heading3"/>
+      </w:pPr>
+      <w:r>
+        <w:t>Preparation</w:t>
       </w:r>
     </w:p>
     <w:p>
       <w:pPr>
-        <w:pStyle w:val="Heading3"/>
-      </w:pPr>
-      <w:r>
-        <w:t>End goal for the pictorial case</w:t>
+        <w:spacing w:line="336" w:lineRule="auto" w:after="180"/>
+      </w:pPr>
+      <w:r>
+        <w:rPr>
+          <w:b w:val="0"/>
+        </w:rPr>
+        <w:t>Lesson and workbook; paper and pencil</w:t>
       </w:r>
     </w:p>
     <w:p>
-      <w:r>
-        <w:t>Explain methods results and limitations using the records and boundaries of this fictional investigation.</w:t>
+      <w:pPr>
+        <w:spacing w:line="336" w:lineRule="auto" w:after="180"/>
+      </w:pPr>
+      <w:r>
+        <w:rPr>
+          <w:b w:val="0"/>
+        </w:rPr>
+        <w:t>Calculator and optional local Python 3 for arithmetic; no live API or private data</w:t>
       </w:r>
     </w:p>
     <w:p>
-      <w:r>
-        <w:t>This added worked case illustrates the week’s main idea. Retain all original and connected topics; schedule its practice within the teaching cycle.</w:t>
+      <w:pPr>
+        <w:spacing w:line="336" w:lineRule="auto" w:after="180"/>
+      </w:pPr>
+      <w:r>
+        <w:rPr>
+          <w:b w:val="0"/>
+        </w:rPr>
+        <w:t>Prepare the fresh retry separately and withhold its solution until after collection</w:t>
       </w:r>
     </w:p>
     <w:p>
       <w:pPr>
-        <w:pStyle w:val="Heading1"/>
-      </w:pPr>
-      <w:r>
-        <w:t>02. Explain and model the mechanism</w:t>
+        <w:pStyle w:val="Heading3"/>
+      </w:pPr>
+      <w:r>
+        <w:t>Prerequisite answer</w:t>
       </w:r>
     </w:p>
     <w:p>
-      <w:r>
-        <w:t>Methods state what was done; results state observed outcomes; limitations state restrictions on interpretation. Mixing them hides missing evidence.</w:t>
+      <w:pPr>
+        <w:spacing w:line="336" w:lineRule="auto" w:after="180"/>
+      </w:pPr>
+      <w:r>
+        <w:rPr>
+          <w:b w:val="0"/>
+        </w:rPr>
+        <w:t xml:space="preserve">A </w:t>
+      </w:r>
+      <w:r>
+        <w:rPr>
+          <w:b/>
+        </w:rPr>
+        <w:t>result</w:t>
+      </w:r>
+      <w:r>
+        <w:rPr>
+          <w:b w:val="0"/>
+        </w:rPr>
+        <w:t xml:space="preserve"> depends on the </w:t>
+      </w:r>
+      <w:r>
+        <w:rPr>
+          <w:b/>
+        </w:rPr>
+        <w:t>input</w:t>
+      </w:r>
+      <w:r>
+        <w:rPr>
+          <w:b w:val="0"/>
+        </w:rPr>
+        <w:t xml:space="preserve">s, procedure and conditions that produced it. Preserve data roles and distinguish observed outcomes from </w:t>
+      </w:r>
+      <w:r>
+        <w:rPr>
+          <w:b/>
+        </w:rPr>
+        <w:t>prediction</w:t>
+      </w:r>
+      <w:r>
+        <w:rPr>
+          <w:b w:val="0"/>
+        </w:rPr>
+        <w:t>s or unmeasured conditions.</w:t>
       </w:r>
     </w:p>
     <w:p>
-      <w:r>
-        <w:t>Begin by writing the question the procedure is intended to answer. Identify the information already supplied, the information it will produce and the information still missing. These are constructed classroom examples; they do not require live accounts, private records or an external service. Do not treat a plausible explanation as a measured outcome.</w:t>
+      <w:pPr>
+        <w:spacing w:line="336" w:lineRule="auto" w:after="180"/>
+      </w:pPr>
+      <w:r>
+        <w:rPr>
+          <w:b w:val="0"/>
+        </w:rPr>
+        <w:t>If the prior concept cannot be explained, use a short retrieval activity before this chapter.</w:t>
       </w:r>
     </w:p>
     <w:p>
-      <w:r>
-        <w:t>Classify each statement by role and link results to the procedure and denominator. A proposed mechanism is an explanation to test, not an extra observation.</w:t>
+      <w:pPr>
+        <w:pStyle w:val="Heading3"/>
+      </w:pPr>
+      <w:r>
+        <w:t>End goal for the pictorial case</w:t>
       </w:r>
     </w:p>
     <w:p>
-      <w:r>
-        <w:t>Before applying the procedure, write its units, denominator or decision boundary where relevant. A partner should be able to repeat each step using the same inputs. If a required input is absent or violates the stated contract, record that condition explicitly instead of quietly replacing it with a convenient value.</w:t>
+      <w:pPr>
+        <w:spacing w:line="336" w:lineRule="auto" w:after="180"/>
+      </w:pPr>
+      <w:r>
+        <w:rPr>
+          <w:b w:val="0"/>
+        </w:rPr>
+        <w:t xml:space="preserve">Explain </w:t>
+      </w:r>
+      <w:r>
+        <w:rPr>
+          <w:b/>
+        </w:rPr>
+        <w:t>method</w:t>
+      </w:r>
+      <w:r>
+        <w:rPr>
+          <w:b w:val="0"/>
+        </w:rPr>
+        <w:t xml:space="preserve">s </w:t>
+      </w:r>
+      <w:r>
+        <w:rPr>
+          <w:b/>
+        </w:rPr>
+        <w:t>result</w:t>
+      </w:r>
+      <w:r>
+        <w:rPr>
+          <w:b w:val="0"/>
+        </w:rPr>
+        <w:t xml:space="preserve">s and </w:t>
+      </w:r>
+      <w:r>
+        <w:rPr>
+          <w:b/>
+        </w:rPr>
+        <w:t>limitation</w:t>
+      </w:r>
+      <w:r>
+        <w:rPr>
+          <w:b w:val="0"/>
+        </w:rPr>
+        <w:t>s using the records and boundaries of this fictional investigation.</w:t>
+      </w:r>
+    </w:p>
+    <w:p>
+      <w:pPr>
+        <w:spacing w:line="336" w:lineRule="auto" w:after="180"/>
+      </w:pPr>
+      <w:r>
+        <w:rPr>
+          <w:b w:val="0"/>
+        </w:rPr>
+        <w:t>This added worked case illustrates the week’s main idea. Retain all original and connected topics; schedule its practice within the teaching cycle.</w:t>
+      </w:r>
+    </w:p>
+    <w:p>
+      <w:pPr>
+        <w:pStyle w:val="Heading1"/>
+      </w:pPr>
+      <w:r>
+        <w:t>02. Explain and model the mechanism</w:t>
+      </w:r>
+    </w:p>
+    <w:p>
+      <w:r>
+        <w:t>Model Methods results and limitations using the supplied case, labelled mechanism and reasoning. Make the scope of each conclusion explicit.</w:t>
+      </w:r>
+    </w:p>
+    <w:p>
+      <w:pPr>
+        <w:spacing w:line="336" w:lineRule="auto" w:after="180"/>
+      </w:pPr>
+      <w:r>
+        <w:rPr>
+          <w:b/>
+        </w:rPr>
+        <w:t>Method</w:t>
+      </w:r>
+      <w:r>
+        <w:rPr>
+          <w:b w:val="0"/>
+        </w:rPr>
+        <w:t xml:space="preserve">s state what was done; </w:t>
+      </w:r>
+      <w:r>
+        <w:rPr>
+          <w:b/>
+        </w:rPr>
+        <w:t>result</w:t>
+      </w:r>
+      <w:r>
+        <w:rPr>
+          <w:b w:val="0"/>
+        </w:rPr>
+        <w:t xml:space="preserve">s state observed outcomes; </w:t>
+      </w:r>
+      <w:r>
+        <w:rPr>
+          <w:b/>
+        </w:rPr>
+        <w:t>limitation</w:t>
+      </w:r>
+      <w:r>
+        <w:rPr>
+          <w:b w:val="0"/>
+        </w:rPr>
+        <w:t xml:space="preserve">s state restrictions on interpretation. Mixing them hides missing </w:t>
+      </w:r>
+      <w:r>
+        <w:rPr>
+          <w:b/>
+        </w:rPr>
+        <w:t>evidence</w:t>
+      </w:r>
+      <w:r>
+        <w:rPr>
+          <w:b w:val="0"/>
+        </w:rPr>
+        <w:t>.</w:t>
+      </w:r>
+    </w:p>
+    <w:p>
+      <w:pPr>
+        <w:pStyle w:val="Heading3"/>
+      </w:pPr>
+      <w:r>
+        <w:t>Explain Methods results and limitations · 1</w:t>
+      </w:r>
+    </w:p>
+    <w:p>
+      <w:pPr>
+        <w:spacing w:line="336" w:lineRule="auto" w:after="180"/>
+      </w:pPr>
+      <w:r>
+        <w:rPr>
+          <w:b w:val="0"/>
+        </w:rPr>
+        <w:t>Begin by writing the question the procedure is intended to answer. Identify the information already supplied, the information it will produce and the information still missing.</w:t>
+      </w:r>
+    </w:p>
+    <w:p>
+      <w:pPr>
+        <w:spacing w:line="336" w:lineRule="auto" w:after="180"/>
+      </w:pPr>
+      <w:r>
+        <w:rPr>
+          <w:b w:val="0"/>
+        </w:rPr>
+        <w:t>These are constructed classroom examples; they do not require live accounts, private records or an external service. Do not treat a plausible explanation as a measured outcome.</w:t>
+      </w:r>
+    </w:p>
+    <w:p>
+      <w:pPr>
+        <w:spacing w:line="336" w:lineRule="auto" w:after="180"/>
+      </w:pPr>
+      <w:r>
+        <w:rPr>
+          <w:b w:val="0"/>
+        </w:rPr>
+        <w:t xml:space="preserve">Classify each statement by role and link </w:t>
+      </w:r>
+      <w:r>
+        <w:rPr>
+          <w:b/>
+        </w:rPr>
+        <w:t>result</w:t>
+      </w:r>
+      <w:r>
+        <w:rPr>
+          <w:b w:val="0"/>
+        </w:rPr>
+        <w:t xml:space="preserve">s to the procedure and denominator. A proposed </w:t>
+      </w:r>
+      <w:r>
+        <w:rPr>
+          <w:b/>
+        </w:rPr>
+        <w:t>mechanism</w:t>
+      </w:r>
+      <w:r>
+        <w:rPr>
+          <w:b w:val="0"/>
+        </w:rPr>
+        <w:t xml:space="preserve"> is an explanation to test, not an extra </w:t>
+      </w:r>
+      <w:r>
+        <w:rPr>
+          <w:b/>
+        </w:rPr>
+        <w:t>observation</w:t>
+      </w:r>
+      <w:r>
+        <w:rPr>
+          <w:b w:val="0"/>
+        </w:rPr>
+        <w:t>.</w:t>
+      </w:r>
+    </w:p>
+    <w:p>
+      <w:pPr>
+        <w:pStyle w:val="Heading3"/>
+      </w:pPr>
+      <w:r>
+        <w:t>Explain Methods results and limitations · 2</w:t>
+      </w:r>
+    </w:p>
+    <w:p>
+      <w:pPr>
+        <w:spacing w:line="336" w:lineRule="auto" w:after="180"/>
+      </w:pPr>
+      <w:r>
+        <w:rPr>
+          <w:b w:val="0"/>
+        </w:rPr>
+        <w:t xml:space="preserve">Before applying the procedure, write its units, denominator or decision boundary where relevant. A partner should be able to repeat each step using the same </w:t>
+      </w:r>
+      <w:r>
+        <w:rPr>
+          <w:b/>
+        </w:rPr>
+        <w:t>input</w:t>
+      </w:r>
+      <w:r>
+        <w:rPr>
+          <w:b w:val="0"/>
+        </w:rPr>
+        <w:t>s.</w:t>
+      </w:r>
+    </w:p>
+    <w:p>
+      <w:pPr>
+        <w:spacing w:line="336" w:lineRule="auto" w:after="180"/>
+      </w:pPr>
+      <w:r>
+        <w:rPr>
+          <w:b w:val="0"/>
+        </w:rPr>
+        <w:t xml:space="preserve">If a required </w:t>
+      </w:r>
+      <w:r>
+        <w:rPr>
+          <w:b/>
+        </w:rPr>
+        <w:t>input</w:t>
+      </w:r>
+      <w:r>
+        <w:rPr>
+          <w:b w:val="0"/>
+        </w:rPr>
+        <w:t xml:space="preserve"> is absent or violates the stated contract, record that condition explicitly instead of quietly replacing it with a convenient value.</w:t>
       </w:r>
     </w:p>
     <w:tbl>
@@ -548,36 +1286,319 @@
       </w:r>
     </w:p>
     <w:p>
-      <w:r>
-        <w:t>Guided: First is method/scope; second result16/20=80%; third limitation. No classroom effectiveness result is supplied. Qualification: A limitation should constrain a claim rather than be hidden in unrelated prose. Exit: accept a concrete variation with its predicted outcome and a stated condition that would challenge the mechanism; reject a claim resting on unmeasured evidence.</w:t>
+      <w:pPr>
+        <w:pStyle w:val="Heading3"/>
+      </w:pPr>
+      <w:r>
+        <w:t>Explain Methods results and limitations · 3</w:t>
       </w:r>
     </w:p>
     <w:p>
       <w:pPr>
-        <w:pStyle w:val="Heading3"/>
-      </w:pPr>
-      <w:r>
-        <w:t>Model the reasoning aloud</w:t>
+        <w:spacing w:line="336" w:lineRule="auto" w:after="180"/>
+      </w:pPr>
+      <w:r>
+        <w:rPr>
+          <w:b w:val="0"/>
+        </w:rPr>
+        <w:t xml:space="preserve">Guided: First is </w:t>
+      </w:r>
+      <w:r>
+        <w:rPr>
+          <w:b/>
+        </w:rPr>
+        <w:t>method</w:t>
+      </w:r>
+      <w:r>
+        <w:rPr>
+          <w:b w:val="0"/>
+        </w:rPr>
+        <w:t xml:space="preserve">/scope; second </w:t>
+      </w:r>
+      <w:r>
+        <w:rPr>
+          <w:b/>
+        </w:rPr>
+        <w:t>result</w:t>
+      </w:r>
+      <w:r>
+        <w:rPr>
+          <w:b w:val="0"/>
+        </w:rPr>
+        <w:t>16/20=</w:t>
+      </w:r>
+      <w:r>
+        <w:rPr>
+          <w:b/>
+        </w:rPr>
+        <w:t>80%</w:t>
+      </w:r>
+      <w:r>
+        <w:rPr>
+          <w:b w:val="0"/>
+        </w:rPr>
+        <w:t xml:space="preserve">; third </w:t>
+      </w:r>
+      <w:r>
+        <w:rPr>
+          <w:b/>
+        </w:rPr>
+        <w:t>limitation</w:t>
+      </w:r>
+      <w:r>
+        <w:rPr>
+          <w:b w:val="0"/>
+        </w:rPr>
+        <w:t xml:space="preserve">. No classroom effectiveness </w:t>
+      </w:r>
+      <w:r>
+        <w:rPr>
+          <w:b/>
+        </w:rPr>
+        <w:t>result</w:t>
+      </w:r>
+      <w:r>
+        <w:rPr>
+          <w:b w:val="0"/>
+        </w:rPr>
+        <w:t xml:space="preserve"> is supplied. Qualification: A </w:t>
+      </w:r>
+      <w:r>
+        <w:rPr>
+          <w:b/>
+        </w:rPr>
+        <w:t>limitation</w:t>
+      </w:r>
+      <w:r>
+        <w:rPr>
+          <w:b w:val="0"/>
+        </w:rPr>
+        <w:t xml:space="preserve"> should constrain a claim rather than be hidden in unrelated prose.</w:t>
       </w:r>
     </w:p>
     <w:p>
-      <w:r>
-        <w:t>Use the complete worked example below before asking learners to complete W2. Reveal a small part, invite a prediction, then explain the deciding step. These teacher notes contain solutions; do not reveal the independent case answer during modelling.</w:t>
+      <w:pPr>
+        <w:spacing w:line="336" w:lineRule="auto" w:after="180"/>
+      </w:pPr>
+      <w:r>
+        <w:rPr>
+          <w:b w:val="0"/>
+        </w:rPr>
+        <w:t xml:space="preserve">Exit: accept a concrete variation with its predicted outcome and a stated condition that would challenge the </w:t>
+      </w:r>
+      <w:r>
+        <w:rPr>
+          <w:b/>
+        </w:rPr>
+        <w:t>mechanism</w:t>
+      </w:r>
+      <w:r>
+        <w:rPr>
+          <w:b w:val="0"/>
+        </w:rPr>
+        <w:t xml:space="preserve">; reject a claim resting on unmeasured </w:t>
+      </w:r>
+      <w:r>
+        <w:rPr>
+          <w:b/>
+        </w:rPr>
+        <w:t>evidence</w:t>
+      </w:r>
+      <w:r>
+        <w:rPr>
+          <w:b w:val="0"/>
+        </w:rPr>
+        <w:t>.</w:t>
       </w:r>
     </w:p>
     <w:p>
-      <w:r>
-        <w:t>Statements:used20 fictional queries; 16 passed; real student use was not studied.</w:t>
+      <w:pPr>
+        <w:pStyle w:val="Heading3"/>
+      </w:pPr>
+      <w:r>
+        <w:t>Model the reasoning aloud</w:t>
       </w:r>
     </w:p>
     <w:p>
-      <w:r>
-        <w:t>First is method/scope; second result16/20=80%; third limitation. No classroom effectiveness result is supplied.</w:t>
+      <w:pPr>
+        <w:spacing w:line="336" w:lineRule="auto" w:after="180"/>
+      </w:pPr>
+      <w:r>
+        <w:rPr>
+          <w:b w:val="0"/>
+        </w:rPr>
+        <w:t xml:space="preserve">Use the complete worked example below before asking learners to complete W2. Reveal a small part, invite a </w:t>
+      </w:r>
+      <w:r>
+        <w:rPr>
+          <w:b/>
+        </w:rPr>
+        <w:t>prediction</w:t>
+      </w:r>
+      <w:r>
+        <w:rPr>
+          <w:b w:val="0"/>
+        </w:rPr>
+        <w:t>, then explain the deciding step.</w:t>
       </w:r>
     </w:p>
     <w:p>
-      <w:r>
-        <w:t>Compare the intermediate evidence with the final statement. Explain why each number or decision follows from the stated inputs. The conclusion belongs to this scenario and procedure; changing the inputs, evaluation population or authority can change what it establishes. Retain the raw record so a later revision can be compared honestly.</w:t>
+      <w:pPr>
+        <w:spacing w:line="336" w:lineRule="auto" w:after="180"/>
+      </w:pPr>
+      <w:r>
+        <w:rPr>
+          <w:b w:val="0"/>
+        </w:rPr>
+        <w:t>These teacher notes contain solutions; do not reveal the independent case answer during modelling.</w:t>
+      </w:r>
+    </w:p>
+    <w:p>
+      <w:pPr>
+        <w:spacing w:line="336" w:lineRule="auto" w:after="180"/>
+      </w:pPr>
+      <w:r>
+        <w:rPr>
+          <w:b w:val="0"/>
+        </w:rPr>
+        <w:t>Statements:used20 fictional queries; 16 passed; real student use was not studied.</w:t>
+      </w:r>
+    </w:p>
+    <w:p>
+      <w:pPr>
+        <w:spacing w:line="336" w:lineRule="auto" w:after="180"/>
+      </w:pPr>
+      <w:r>
+        <w:rPr>
+          <w:b w:val="0"/>
+        </w:rPr>
+        <w:t xml:space="preserve">First is </w:t>
+      </w:r>
+      <w:r>
+        <w:rPr>
+          <w:b/>
+        </w:rPr>
+        <w:t>method</w:t>
+      </w:r>
+      <w:r>
+        <w:rPr>
+          <w:b w:val="0"/>
+        </w:rPr>
+        <w:t xml:space="preserve">/scope; second </w:t>
+      </w:r>
+      <w:r>
+        <w:rPr>
+          <w:b/>
+        </w:rPr>
+        <w:t>result</w:t>
+      </w:r>
+      <w:r>
+        <w:rPr>
+          <w:b w:val="0"/>
+        </w:rPr>
+        <w:t>16/20=</w:t>
+      </w:r>
+      <w:r>
+        <w:rPr>
+          <w:b/>
+        </w:rPr>
+        <w:t>80%</w:t>
+      </w:r>
+      <w:r>
+        <w:rPr>
+          <w:b w:val="0"/>
+        </w:rPr>
+        <w:t xml:space="preserve">; third </w:t>
+      </w:r>
+      <w:r>
+        <w:rPr>
+          <w:b/>
+        </w:rPr>
+        <w:t>limitation</w:t>
+      </w:r>
+      <w:r>
+        <w:rPr>
+          <w:b w:val="0"/>
+        </w:rPr>
+        <w:t xml:space="preserve">. No classroom effectiveness </w:t>
+      </w:r>
+      <w:r>
+        <w:rPr>
+          <w:b/>
+        </w:rPr>
+        <w:t>result</w:t>
+      </w:r>
+      <w:r>
+        <w:rPr>
+          <w:b w:val="0"/>
+        </w:rPr>
+        <w:t xml:space="preserve"> is supplied.</w:t>
+      </w:r>
+    </w:p>
+    <w:p>
+      <w:pPr>
+        <w:pStyle w:val="Heading3"/>
+      </w:pPr>
+      <w:r>
+        <w:t>Model the reasoning aloud · 4</w:t>
+      </w:r>
+    </w:p>
+    <w:p>
+      <w:pPr>
+        <w:spacing w:line="336" w:lineRule="auto" w:after="180"/>
+      </w:pPr>
+      <w:r>
+        <w:rPr>
+          <w:b w:val="0"/>
+        </w:rPr>
+        <w:t xml:space="preserve">Compare the intermediate </w:t>
+      </w:r>
+      <w:r>
+        <w:rPr>
+          <w:b/>
+        </w:rPr>
+        <w:t>evidence</w:t>
+      </w:r>
+      <w:r>
+        <w:rPr>
+          <w:b w:val="0"/>
+        </w:rPr>
+        <w:t xml:space="preserve"> with the final statement. Explain why each number or decision follows from the stated </w:t>
+      </w:r>
+      <w:r>
+        <w:rPr>
+          <w:b/>
+        </w:rPr>
+        <w:t>input</w:t>
+      </w:r>
+      <w:r>
+        <w:rPr>
+          <w:b w:val="0"/>
+        </w:rPr>
+        <w:t>s.</w:t>
+      </w:r>
+    </w:p>
+    <w:p>
+      <w:pPr>
+        <w:spacing w:line="336" w:lineRule="auto" w:after="180"/>
+      </w:pPr>
+      <w:r>
+        <w:rPr>
+          <w:b w:val="0"/>
+        </w:rPr>
+        <w:t xml:space="preserve">The conclusion belongs to this scenario and procedure; changing the </w:t>
+      </w:r>
+      <w:r>
+        <w:rPr>
+          <w:b/>
+        </w:rPr>
+        <w:t>input</w:t>
+      </w:r>
+      <w:r>
+        <w:rPr>
+          <w:b w:val="0"/>
+        </w:rPr>
+        <w:t>s, evaluation population or authority can change what it establishes. Retain the raw record so a later revision can be compared honestly.</w:t>
       </w:r>
     </w:p>
     <w:tbl>
@@ -683,7 +1704,13 @@
       </w:tr>
     </w:tbl>
     <w:p>
-      <w:r>
+      <w:pPr>
+        <w:spacing w:line="336" w:lineRule="auto" w:after="180"/>
+      </w:pPr>
+      <w:r>
+        <w:rPr>
+          <w:b w:val="0"/>
+        </w:rPr>
         <w:t>Use the diagram and verbal explanation together. Ask learners to match a sentence to a specific visual step; do not assign learners fixed visual or auditory learning styles.</w:t>
       </w:r>
     </w:p>
@@ -696,7 +1723,13 @@
       </w:r>
     </w:p>
     <w:p>
-      <w:r>
+      <w:pPr>
+        <w:spacing w:line="336" w:lineRule="auto" w:after="180"/>
+      </w:pPr>
+      <w:r>
+        <w:rPr>
+          <w:b w:val="0"/>
+        </w:rPr>
         <w:t>Separate procedure, finding and limit. A fictional report tests two frozen classifiers on five labelled leaf photos from one camera.</w:t>
       </w:r>
     </w:p>
@@ -709,7 +1742,22 @@
       </w:r>
     </w:p>
     <w:p>
-      <w:r>
+      <w:pPr>
+        <w:pStyle w:val="Heading3"/>
+      </w:pPr>
+      <w:r>
+        <w:t>Supplied facts</w:t>
+      </w:r>
+    </w:p>
+    <w:p>
+      <w:pPr>
+        <w:spacing w:line="336" w:lineRule="auto" w:after="180"/>
+        <w:shd w:fill="F1F6FC"/>
+      </w:pPr>
+      <w:r>
+        <w:rPr>
+          <w:b w:val="0"/>
+        </w:rPr>
         <w:t>A is correct on 3/5; B on 4/5. No outdoor photos appear in the set.</w:t>
       </w:r>
     </w:p>
@@ -909,21 +1957,109 @@
       </w:r>
     </w:p>
     <w:p>
-      <w:r>
-        <w:t>Methods tell how evidence was produced; results state observations; limitations describe what those observations cannot settle. Keeping them distinct prevents a result from becoming an oversized claim.</w:t>
+      <w:pPr>
+        <w:pStyle w:val="Heading3"/>
+      </w:pPr>
+      <w:r>
+        <w:t>Why the result follows</w:t>
       </w:r>
     </w:p>
     <w:p>
       <w:pPr>
-        <w:pStyle w:val="Heading3"/>
-      </w:pPr>
-      <w:r>
-        <w:t>What this example does not establish</w:t>
+        <w:spacing w:line="336" w:lineRule="auto" w:after="180"/>
+        <w:shd w:fill="F1F6FC"/>
+      </w:pPr>
+      <w:r>
+        <w:rPr>
+          <w:b/>
+        </w:rPr>
+        <w:t>Method</w:t>
+      </w:r>
+      <w:r>
+        <w:rPr>
+          <w:b w:val="0"/>
+        </w:rPr>
+        <w:t xml:space="preserve">s tell how </w:t>
+      </w:r>
+      <w:r>
+        <w:rPr>
+          <w:b/>
+        </w:rPr>
+        <w:t>evidence</w:t>
+      </w:r>
+      <w:r>
+        <w:rPr>
+          <w:b w:val="0"/>
+        </w:rPr>
+        <w:t xml:space="preserve"> was produced; </w:t>
+      </w:r>
+      <w:r>
+        <w:rPr>
+          <w:b/>
+        </w:rPr>
+        <w:t>result</w:t>
+      </w:r>
+      <w:r>
+        <w:rPr>
+          <w:b w:val="0"/>
+        </w:rPr>
+        <w:t xml:space="preserve">s state </w:t>
+      </w:r>
+      <w:r>
+        <w:rPr>
+          <w:b/>
+        </w:rPr>
+        <w:t>observation</w:t>
+      </w:r>
+      <w:r>
+        <w:rPr>
+          <w:b w:val="0"/>
+        </w:rPr>
+        <w:t xml:space="preserve">s; </w:t>
+      </w:r>
+      <w:r>
+        <w:rPr>
+          <w:b/>
+        </w:rPr>
+        <w:t>limitation</w:t>
+      </w:r>
+      <w:r>
+        <w:rPr>
+          <w:b w:val="0"/>
+        </w:rPr>
+        <w:t xml:space="preserve">s describe what those </w:t>
+      </w:r>
+      <w:r>
+        <w:rPr>
+          <w:b/>
+        </w:rPr>
+        <w:t>observation</w:t>
+      </w:r>
+      <w:r>
+        <w:rPr>
+          <w:b w:val="0"/>
+        </w:rPr>
+        <w:t xml:space="preserve">s cannot settle. Keeping them distinct prevents a </w:t>
+      </w:r>
+      <w:r>
+        <w:rPr>
+          <w:b/>
+        </w:rPr>
+        <w:t>result</w:t>
+      </w:r>
+      <w:r>
+        <w:rPr>
+          <w:b w:val="0"/>
+        </w:rPr>
+        <w:t xml:space="preserve"> from becoming an oversized claim.</w:t>
       </w:r>
     </w:p>
     <w:p>
-      <w:r>
-        <w:t>Five observations cannot establish a stable ranking or causal mechanism; source and sampling assumptions remain important.</w:t>
+      <w:pPr>
+        <w:pStyle w:val="Heading3"/>
+      </w:pPr>
+      <w:r>
+        <w:t>What this example does not establish</w:t>
       </w:r>
     </w:p>
     <w:p>
@@ -931,43 +2067,216 @@
         <w:pStyle w:val="Heading3"/>
       </w:pPr>
       <w:r>
-        <w:t>Change one thing in the pictured case</w:t>
+        <w:t>Keep the stated limit</w:t>
       </w:r>
     </w:p>
     <w:p>
-      <w:r>
-        <w:t>Change: The conclusion says B is best for outdoor farming.</w:t>
+      <w:pPr>
+        <w:spacing w:line="336" w:lineRule="auto" w:after="180"/>
+        <w:shd w:fill="FFF5E6"/>
+      </w:pPr>
+      <w:r>
+        <w:rPr>
+          <w:b w:val="0"/>
+        </w:rPr>
+        <w:t xml:space="preserve">Five </w:t>
+      </w:r>
+      <w:r>
+        <w:rPr>
+          <w:b/>
+        </w:rPr>
+        <w:t>observation</w:t>
+      </w:r>
+      <w:r>
+        <w:rPr>
+          <w:b w:val="0"/>
+        </w:rPr>
+        <w:t xml:space="preserve">s cannot establish a stable ranking or causal </w:t>
+      </w:r>
+      <w:r>
+        <w:rPr>
+          <w:b/>
+        </w:rPr>
+        <w:t>mechanism</w:t>
+      </w:r>
+      <w:r>
+        <w:rPr>
+          <w:b w:val="0"/>
+        </w:rPr>
+        <w:t>; source and sampling assumptions remain important.</w:t>
       </w:r>
     </w:p>
     <w:p>
-      <w:r>
-        <w:t>Prediction: Reject that extension without outdoor evidence.</w:t>
+      <w:pPr>
+        <w:pStyle w:val="Heading3"/>
+      </w:pPr>
+      <w:r>
+        <w:t>Change one thing in the pictured case</w:t>
       </w:r>
     </w:p>
     <w:p>
-      <w:r>
-        <w:t>Reason: The reported conditions do not include the proposed use population.</w:t>
+      <w:pPr>
+        <w:pStyle w:val="Heading3"/>
+      </w:pPr>
+      <w:r>
+        <w:t>Change one thing</w:t>
       </w:r>
     </w:p>
     <w:p>
       <w:pPr>
-        <w:pStyle w:val="Heading3"/>
-      </w:pPr>
-      <w:r>
-        <w:t>Ask while showing the picture</w:t>
+        <w:spacing w:line="336" w:lineRule="auto" w:after="180"/>
+        <w:shd w:fill="F5F1FB"/>
+      </w:pPr>
+      <w:r>
+        <w:rPr>
+          <w:b w:val="0"/>
+        </w:rPr>
+        <w:t>Change: The conclusion says B is best for outdoor farming.</w:t>
       </w:r>
     </w:p>
     <w:p>
-      <w:r>
-        <w:t>Cover the result. Ask learners to name the inputs and predict the next step. Uncover one step, connect the icon to the actual procedure, and explain its evidence. Then change the supplied condition and compare. The picture is a representation; it does not document execution of a real AI model.</w:t>
+      <w:pPr>
+        <w:pStyle w:val="Heading3"/>
+      </w:pPr>
+      <w:r>
+        <w:t>Predicted result</w:t>
       </w:r>
     </w:p>
     <w:p>
       <w:pPr>
+        <w:spacing w:line="336" w:lineRule="auto" w:after="180"/>
+        <w:shd w:fill="F1F6FC"/>
+      </w:pPr>
+      <w:r>
+        <w:rPr>
+          <w:b/>
+        </w:rPr>
+        <w:t>Prediction</w:t>
+      </w:r>
+      <w:r>
+        <w:rPr>
+          <w:b w:val="0"/>
+        </w:rPr>
+        <w:t xml:space="preserve">: Reject that extension without outdoor </w:t>
+      </w:r>
+      <w:r>
+        <w:rPr>
+          <w:b/>
+        </w:rPr>
+        <w:t>evidence</w:t>
+      </w:r>
+      <w:r>
+        <w:rPr>
+          <w:b w:val="0"/>
+        </w:rPr>
+        <w:t>.</w:t>
+      </w:r>
+    </w:p>
+    <w:p>
+      <w:pPr>
+        <w:pStyle w:val="Heading3"/>
+      </w:pPr>
+      <w:r>
+        <w:t>Why the result follows</w:t>
+      </w:r>
+    </w:p>
+    <w:p>
+      <w:pPr>
+        <w:spacing w:line="336" w:lineRule="auto" w:after="180"/>
+        <w:shd w:fill="F1F6FC"/>
+      </w:pPr>
+      <w:r>
+        <w:rPr>
+          <w:b w:val="0"/>
+        </w:rPr>
+        <w:t>Reason: The reported conditions do not include the proposed use population.</w:t>
+      </w:r>
+    </w:p>
+    <w:p>
+      <w:pPr>
+        <w:pStyle w:val="Heading3"/>
+      </w:pPr>
+      <w:r>
+        <w:t>Ask while showing the picture</w:t>
+      </w:r>
+    </w:p>
+    <w:p>
+      <w:pPr>
+        <w:pStyle w:val="Heading3"/>
+      </w:pPr>
+      <w:r>
+        <w:t>Ask while showing the picture · 5</w:t>
+      </w:r>
+    </w:p>
+    <w:p>
+      <w:pPr>
+        <w:spacing w:line="336" w:lineRule="auto" w:after="180"/>
+      </w:pPr>
+      <w:r>
+        <w:rPr>
+          <w:b w:val="0"/>
+        </w:rPr>
+        <w:t xml:space="preserve">Cover the </w:t>
+      </w:r>
+      <w:r>
+        <w:rPr>
+          <w:b/>
+        </w:rPr>
+        <w:t>result</w:t>
+      </w:r>
+      <w:r>
+        <w:rPr>
+          <w:b w:val="0"/>
+        </w:rPr>
+        <w:t xml:space="preserve">. Ask learners to name the </w:t>
+      </w:r>
+      <w:r>
+        <w:rPr>
+          <w:b/>
+        </w:rPr>
+        <w:t>input</w:t>
+      </w:r>
+      <w:r>
+        <w:rPr>
+          <w:b w:val="0"/>
+        </w:rPr>
+        <w:t xml:space="preserve">s and predict the next step. Uncover one step, connect the icon to the actual procedure, and explain its </w:t>
+      </w:r>
+      <w:r>
+        <w:rPr>
+          <w:b/>
+        </w:rPr>
+        <w:t>evidence</w:t>
+      </w:r>
+      <w:r>
+        <w:rPr>
+          <w:b w:val="0"/>
+        </w:rPr>
+        <w:t>. Then change the supplied condition and compare.</w:t>
+      </w:r>
+    </w:p>
+    <w:p>
+      <w:pPr>
+        <w:spacing w:line="336" w:lineRule="auto" w:after="180"/>
+      </w:pPr>
+      <w:r>
+        <w:rPr>
+          <w:b w:val="0"/>
+        </w:rPr>
+        <w:t>The picture is a representation; it does not document execution of a real AI model.</w:t>
+      </w:r>
+    </w:p>
+    <w:p>
+      <w:pPr>
         <w:pStyle w:val="Heading1"/>
       </w:pPr>
       <w:r>
         <w:t>03. Demonstrate and guide practice</w:t>
+      </w:r>
+    </w:p>
+    <w:p>
+      <w:r>
+        <w:t>Demonstrate Methods results and limitations, reduce support deliberately and check individual reasoning before discussing answers.</w:t>
       </w:r>
     </w:p>
     <w:tbl>
@@ -1183,36 +2492,124 @@
       </w:tr>
     </w:tbl>
     <w:p>
-      <w:r>
-        <w:t>Use the worked example in Sections 3 and 6. Collect a prediction before revealing its result; ask the learner to point to each intermediate fact.</w:t>
+      <w:pPr>
+        <w:spacing w:line="336" w:lineRule="auto" w:after="180"/>
+      </w:pPr>
+      <w:r>
+        <w:rPr>
+          <w:b w:val="0"/>
+        </w:rPr>
+        <w:t xml:space="preserve">Use the worked example in Sections 3 and 6. Collect a </w:t>
+      </w:r>
+      <w:r>
+        <w:rPr>
+          <w:b/>
+        </w:rPr>
+        <w:t>prediction</w:t>
+      </w:r>
+      <w:r>
+        <w:rPr>
+          <w:b w:val="0"/>
+        </w:rPr>
+        <w:t xml:space="preserve"> before revealing its </w:t>
+      </w:r>
+      <w:r>
+        <w:rPr>
+          <w:b/>
+        </w:rPr>
+        <w:t>result</w:t>
+      </w:r>
+      <w:r>
+        <w:rPr>
+          <w:b w:val="0"/>
+        </w:rPr>
+        <w:t>; ask the learner to point to each intermediate fact.</w:t>
       </w:r>
     </w:p>
     <w:p>
-      <w:r>
-        <w:t>Provide an input/procedure/result/limit frame and a calculator when needed. Ask students to identify the first step before completing the whole trace. Extension: compare two concrete variants of this mechanism while holding unrelated conditions fixed; report both successful and unsuccessful outcomes.</w:t>
+      <w:pPr>
+        <w:spacing w:line="336" w:lineRule="auto" w:after="180"/>
+      </w:pPr>
+      <w:r>
+        <w:rPr>
+          <w:b w:val="0"/>
+        </w:rPr>
+        <w:t xml:space="preserve">Provide an </w:t>
+      </w:r>
+      <w:r>
+        <w:rPr>
+          <w:b/>
+        </w:rPr>
+        <w:t>input</w:t>
+      </w:r>
+      <w:r>
+        <w:rPr>
+          <w:b w:val="0"/>
+        </w:rPr>
+        <w:t>/procedure/</w:t>
+      </w:r>
+      <w:r>
+        <w:rPr>
+          <w:b/>
+        </w:rPr>
+        <w:t>result</w:t>
+      </w:r>
+      <w:r>
+        <w:rPr>
+          <w:b w:val="0"/>
+        </w:rPr>
+        <w:t>/limit frame and a calculator when needed. Ask students to identify the first step before completing the whole trace.</w:t>
       </w:r>
     </w:p>
     <w:p>
       <w:pPr>
-        <w:pStyle w:val="Heading3"/>
-      </w:pPr>
-      <w:r>
-        <w:t>Reduce help deliberately</w:t>
+        <w:spacing w:line="336" w:lineRule="auto" w:after="180"/>
+      </w:pPr>
+      <w:r>
+        <w:rPr>
+          <w:b w:val="0"/>
+        </w:rPr>
+        <w:t xml:space="preserve">Extension: compare two concrete variants of this </w:t>
+      </w:r>
+      <w:r>
+        <w:rPr>
+          <w:b/>
+        </w:rPr>
+        <w:t>mechanism</w:t>
+      </w:r>
+      <w:r>
+        <w:rPr>
+          <w:b w:val="0"/>
+        </w:rPr>
+        <w:t xml:space="preserve"> while holding unrelated conditions fixed; report both successful and unsuccessful outcomes.</w:t>
       </w:r>
     </w:p>
     <w:p>
-      <w:r>
-        <w:t>Completion task: Statements:used20 fictional queries; 16 passed; real student use was not studied. Show the intermediate steps and give the conclusion with its scope.</w:t>
+      <w:pPr>
+        <w:pStyle w:val="Heading3"/>
+      </w:pPr>
+      <w:r>
+        <w:t>Reduce help deliberately</w:t>
       </w:r>
     </w:p>
     <w:p>
-      <w:r>
-        <w:t>Teacher check: Teacher explanation: First is method/scope; second result16/20=80%; third limitation. No classroom effectiveness result is supplied.</w:t>
+      <w:pPr>
+        <w:pStyle w:val="Heading3"/>
+      </w:pPr>
+      <w:r>
+        <w:t>Completion practice</w:t>
       </w:r>
     </w:p>
     <w:p>
-      <w:r>
-        <w:t>Start by identifying the given inputs together. Leave the intermediate steps blank. If needed, model one step, then withdraw that help on the next step. Move to a full trace only when the partial trace is understood. For partners, alternate explainer and checker; collect a response from every learner before discussion.</w:t>
+      <w:pPr>
+        <w:spacing w:line="336" w:lineRule="auto" w:after="180"/>
+        <w:shd w:fill="F5F1FB"/>
+      </w:pPr>
+      <w:r>
+        <w:rPr>
+          <w:b w:val="0"/>
+        </w:rPr>
+        <w:t>Completion task: Statements:used20 fictional queries; 16 passed; real student use was not studied. Show the intermediate steps and give the conclusion with its scope.</w:t>
       </w:r>
     </w:p>
     <w:p>
@@ -1220,22 +2617,113 @@
         <w:pStyle w:val="Heading3"/>
       </w:pPr>
       <w:r>
-        <w:t>Individual reasoning check</w:t>
+        <w:t>Reasoning to listen for</w:t>
       </w:r>
     </w:p>
     <w:p>
-      <w:r>
-        <w:t>Use the worked case for Methods results and limitations. Proposed explanation: “The worked result establishes every future case”. Decide whether this explanation is supported. Point to the step or supplied fact that decides; explain your repair if needed.</w:t>
+      <w:pPr>
+        <w:spacing w:line="336" w:lineRule="auto" w:after="180"/>
+        <w:shd w:fill="F1F6FC"/>
+      </w:pPr>
+      <w:r>
+        <w:rPr>
+          <w:b w:val="0"/>
+        </w:rPr>
+        <w:t xml:space="preserve">Teacher check: Teacher explanation: First is </w:t>
+      </w:r>
+      <w:r>
+        <w:rPr>
+          <w:b/>
+        </w:rPr>
+        <w:t>method</w:t>
+      </w:r>
+      <w:r>
+        <w:rPr>
+          <w:b w:val="0"/>
+        </w:rPr>
+        <w:t xml:space="preserve">/scope; second </w:t>
+      </w:r>
+      <w:r>
+        <w:rPr>
+          <w:b/>
+        </w:rPr>
+        <w:t>result</w:t>
+      </w:r>
+      <w:r>
+        <w:rPr>
+          <w:b w:val="0"/>
+        </w:rPr>
+        <w:t>16/20=</w:t>
+      </w:r>
+      <w:r>
+        <w:rPr>
+          <w:b/>
+        </w:rPr>
+        <w:t>80%</w:t>
+      </w:r>
+      <w:r>
+        <w:rPr>
+          <w:b w:val="0"/>
+        </w:rPr>
+        <w:t xml:space="preserve">; third </w:t>
+      </w:r>
+      <w:r>
+        <w:rPr>
+          <w:b/>
+        </w:rPr>
+        <w:t>limitation</w:t>
+      </w:r>
+      <w:r>
+        <w:rPr>
+          <w:b w:val="0"/>
+        </w:rPr>
+        <w:t xml:space="preserve">. No classroom effectiveness </w:t>
+      </w:r>
+      <w:r>
+        <w:rPr>
+          <w:b/>
+        </w:rPr>
+        <w:t>result</w:t>
+      </w:r>
+      <w:r>
+        <w:rPr>
+          <w:b w:val="0"/>
+        </w:rPr>
+        <w:t xml:space="preserve"> is supplied.</w:t>
       </w:r>
     </w:p>
     <w:p>
-      <w:r>
-        <w:t>Expected correction: A limitation should constrain a claim rather than be hidden in unrelated prose.</w:t>
+      <w:pPr>
+        <w:spacing w:line="336" w:lineRule="auto" w:after="180"/>
+      </w:pPr>
+      <w:r>
+        <w:rPr>
+          <w:b w:val="0"/>
+        </w:rPr>
+        <w:t xml:space="preserve">Start by identifying the given </w:t>
+      </w:r>
+      <w:r>
+        <w:rPr>
+          <w:b/>
+        </w:rPr>
+        <w:t>input</w:t>
+      </w:r>
+      <w:r>
+        <w:rPr>
+          <w:b w:val="0"/>
+        </w:rPr>
+        <w:t>s together. Leave the intermediate steps blank. If needed, model one step, then withdraw that help on the next step. Move to a full trace only when the partial trace is understood.</w:t>
       </w:r>
     </w:p>
     <w:p>
-      <w:r>
-        <w:t>Collect explanations, not only yes/no votes. If a misunderstanding is common, re-model the relevant step for the class. If it affects a few learners, give a short targeted group explanation while others solve a more demanding variation.</w:t>
+      <w:pPr>
+        <w:spacing w:line="336" w:lineRule="auto" w:after="180"/>
+      </w:pPr>
+      <w:r>
+        <w:rPr>
+          <w:b w:val="0"/>
+        </w:rPr>
+        <w:t>For partners, alternate explainer and checker; collect a response from every learner before discussion.</w:t>
       </w:r>
     </w:p>
     <w:p>
@@ -1243,63 +2731,464 @@
         <w:pStyle w:val="Heading3"/>
       </w:pPr>
       <w:r>
-        <w:t>Pictorial practice question</w:t>
+        <w:t>Individual reasoning check</w:t>
       </w:r>
     </w:p>
     <w:p>
-      <w:r>
-        <w:t>Place the five-photo procedure, 3/5 versus 4/5 finding and missing outdoor evidence in their proper categories. Why cannot the result establish that B is best for outdoor farming?</w:t>
+      <w:pPr>
+        <w:spacing w:line="336" w:lineRule="auto" w:after="180"/>
+      </w:pPr>
+      <w:r>
+        <w:rPr>
+          <w:b w:val="0"/>
+        </w:rPr>
+        <w:t xml:space="preserve">Use the worked case for </w:t>
+      </w:r>
+      <w:r>
+        <w:rPr>
+          <w:b/>
+        </w:rPr>
+        <w:t>Method</w:t>
+      </w:r>
+      <w:r>
+        <w:rPr>
+          <w:b w:val="0"/>
+        </w:rPr>
+        <w:t xml:space="preserve">s </w:t>
+      </w:r>
+      <w:r>
+        <w:rPr>
+          <w:b/>
+        </w:rPr>
+        <w:t>result</w:t>
+      </w:r>
+      <w:r>
+        <w:rPr>
+          <w:b w:val="0"/>
+        </w:rPr>
+        <w:t xml:space="preserve">s and </w:t>
+      </w:r>
+      <w:r>
+        <w:rPr>
+          <w:b/>
+        </w:rPr>
+        <w:t>limitation</w:t>
+      </w:r>
+      <w:r>
+        <w:rPr>
+          <w:b w:val="0"/>
+        </w:rPr>
+        <w:t xml:space="preserve">s. Proposed explanation: “The worked </w:t>
+      </w:r>
+      <w:r>
+        <w:rPr>
+          <w:b/>
+        </w:rPr>
+        <w:t>result</w:t>
+      </w:r>
+      <w:r>
+        <w:rPr>
+          <w:b w:val="0"/>
+        </w:rPr>
+        <w:t xml:space="preserve"> establishes every future case”. Decide whether this explanation is supported.</w:t>
       </w:r>
     </w:p>
     <w:p>
       <w:pPr>
-        <w:pStyle w:val="Heading3"/>
-      </w:pPr>
-      <w:r>
-        <w:t>Reasoned teacher answer</w:t>
+        <w:spacing w:line="336" w:lineRule="auto" w:after="180"/>
+      </w:pPr>
+      <w:r>
+        <w:rPr>
+          <w:b w:val="0"/>
+        </w:rPr>
+        <w:t>Point to the step or supplied fact that decides; explain your repair if needed.</w:t>
       </w:r>
     </w:p>
     <w:p>
-      <w:r>
-        <w:t>Same five photos, labels and scoring are used for both models. A scores 60%; B scores 80% on this fixed set. The set supplies no outdoor-camera performance evidence. Changed case: Reject that extension without outdoor evidence. The reported conditions do not include the proposed use population.</w:t>
+      <w:pPr>
+        <w:pStyle w:val="Heading3"/>
+      </w:pPr>
+      <w:r>
+        <w:t>Expected repair</w:t>
       </w:r>
     </w:p>
     <w:p>
-      <w:r>
-        <w:t>Changed-case reasoning: Reject that extension without outdoor evidence. The reported conditions do not include the proposed use population.</w:t>
+      <w:pPr>
+        <w:spacing w:line="336" w:lineRule="auto" w:after="180"/>
+        <w:shd w:fill="F1F6FC"/>
+      </w:pPr>
+      <w:r>
+        <w:rPr>
+          <w:b w:val="0"/>
+        </w:rPr>
+        <w:t xml:space="preserve">Expected correction: A </w:t>
+      </w:r>
+      <w:r>
+        <w:rPr>
+          <w:b/>
+        </w:rPr>
+        <w:t>limitation</w:t>
+      </w:r>
+      <w:r>
+        <w:rPr>
+          <w:b w:val="0"/>
+        </w:rPr>
+        <w:t xml:space="preserve"> should constrain a claim rather than be hidden in unrelated prose.</w:t>
       </w:r>
     </w:p>
     <w:p>
-      <w:r>
-        <w:t>Collect each learner’s explanation before discussion. Use the first missing connection between input, deciding step and result to choose support. This question is worked-case practice, not fresh mastery evidence.</w:t>
+      <w:pPr>
+        <w:spacing w:line="336" w:lineRule="auto" w:after="180"/>
+      </w:pPr>
+      <w:r>
+        <w:rPr>
+          <w:b w:val="0"/>
+        </w:rPr>
+        <w:t>Collect explanations, not only yes/no votes. If a misunderstanding is common, re-model the relevant step for the class.</w:t>
       </w:r>
     </w:p>
     <w:p>
       <w:pPr>
-        <w:pStyle w:val="Heading1"/>
-      </w:pPr>
-      <w:r>
-        <w:t>04. Run the investigation and diagnose misconceptions</w:t>
+        <w:spacing w:line="336" w:lineRule="auto" w:after="180"/>
+      </w:pPr>
+      <w:r>
+        <w:rPr>
+          <w:b w:val="0"/>
+        </w:rPr>
+        <w:t>If it affects a few learners, give a short targeted group explanation while others solve a more demanding variation.</w:t>
       </w:r>
     </w:p>
     <w:p>
-      <w:r>
-        <w:t>The worked result establishes every future case: A limitation should constrain a claim rather than be hidden in unrelated prose.</w:t>
+      <w:pPr>
+        <w:pStyle w:val="Heading3"/>
+      </w:pPr>
+      <w:r>
+        <w:t>Pictorial practice question</w:t>
       </w:r>
     </w:p>
     <w:p>
-      <w:r>
-        <w:t>A missing input may be replaced without recording the change: A replacement changes the evidence or contract. Record the change and its justification; do not silently turn unknown into a measured value.</w:t>
+      <w:pPr>
+        <w:spacing w:line="336" w:lineRule="auto" w:after="180"/>
+        <w:shd w:fill="F5F1FB"/>
+      </w:pPr>
+      <w:r>
+        <w:rPr>
+          <w:b w:val="0"/>
+        </w:rPr>
+        <w:t xml:space="preserve">Place the five-photo procedure, 3/5 versus 4/5 finding and missing outdoor </w:t>
+      </w:r>
+      <w:r>
+        <w:rPr>
+          <w:b/>
+        </w:rPr>
+        <w:t>evidence</w:t>
+      </w:r>
+      <w:r>
+        <w:rPr>
+          <w:b w:val="0"/>
+        </w:rPr>
+        <w:t xml:space="preserve"> in their proper categories. Why cannot the </w:t>
+      </w:r>
+      <w:r>
+        <w:rPr>
+          <w:b/>
+        </w:rPr>
+        <w:t>result</w:t>
+      </w:r>
+      <w:r>
+        <w:rPr>
+          <w:b w:val="0"/>
+        </w:rPr>
+        <w:t xml:space="preserve"> establish that B is best for outdoor farming?</w:t>
       </w:r>
     </w:p>
     <w:p>
-      <w:r>
-        <w:t>Repeating an assessed case is new independent evidence: A replay checks consistency. An example used for feedback or revision cannot later be described as untouched final evaluation.</w:t>
+      <w:pPr>
+        <w:pStyle w:val="Heading3"/>
+      </w:pPr>
+      <w:r>
+        <w:t>Reasoned teacher answer</w:t>
       </w:r>
     </w:p>
     <w:p>
-      <w:r>
-        <w:t>Use Section 9 for the evidence ledger. Add a boundary or missing-input case and record the expected response before checking. More successful repeats of one case do not establish wider coverage.</w:t>
+      <w:pPr>
+        <w:spacing w:line="336" w:lineRule="auto" w:after="180"/>
+      </w:pPr>
+      <w:r>
+        <w:rPr>
+          <w:b w:val="0"/>
+        </w:rPr>
+        <w:t xml:space="preserve">Same five photos, labels and scoring are used for both models. A scores </w:t>
+      </w:r>
+      <w:r>
+        <w:rPr>
+          <w:b/>
+        </w:rPr>
+        <w:t>60%</w:t>
+      </w:r>
+      <w:r>
+        <w:rPr>
+          <w:b w:val="0"/>
+        </w:rPr>
+        <w:t xml:space="preserve">; B scores </w:t>
+      </w:r>
+      <w:r>
+        <w:rPr>
+          <w:b/>
+        </w:rPr>
+        <w:t>80%</w:t>
+      </w:r>
+      <w:r>
+        <w:rPr>
+          <w:b w:val="0"/>
+        </w:rPr>
+        <w:t xml:space="preserve"> on this fixed set. The set supplies no outdoor-camera performance </w:t>
+      </w:r>
+      <w:r>
+        <w:rPr>
+          <w:b/>
+        </w:rPr>
+        <w:t>evidence</w:t>
+      </w:r>
+      <w:r>
+        <w:rPr>
+          <w:b w:val="0"/>
+        </w:rPr>
+        <w:t>.</w:t>
+      </w:r>
+    </w:p>
+    <w:p>
+      <w:pPr>
+        <w:spacing w:line="336" w:lineRule="auto" w:after="180"/>
+      </w:pPr>
+      <w:r>
+        <w:rPr>
+          <w:b w:val="0"/>
+        </w:rPr>
+        <w:t xml:space="preserve">Changed case: Reject that extension without outdoor </w:t>
+      </w:r>
+      <w:r>
+        <w:rPr>
+          <w:b/>
+        </w:rPr>
+        <w:t>evidence</w:t>
+      </w:r>
+      <w:r>
+        <w:rPr>
+          <w:b w:val="0"/>
+        </w:rPr>
+        <w:t>. The reported conditions do not include the proposed use population.</w:t>
+      </w:r>
+    </w:p>
+    <w:p>
+      <w:pPr>
+        <w:spacing w:line="336" w:lineRule="auto" w:after="180"/>
+      </w:pPr>
+      <w:r>
+        <w:rPr>
+          <w:b w:val="0"/>
+        </w:rPr>
+        <w:t xml:space="preserve">Changed-case reasoning: Reject that extension without outdoor </w:t>
+      </w:r>
+      <w:r>
+        <w:rPr>
+          <w:b/>
+        </w:rPr>
+        <w:t>evidence</w:t>
+      </w:r>
+      <w:r>
+        <w:rPr>
+          <w:b w:val="0"/>
+        </w:rPr>
+        <w:t>. The reported conditions do not include the proposed use population.</w:t>
+      </w:r>
+    </w:p>
+    <w:p>
+      <w:pPr>
+        <w:spacing w:line="336" w:lineRule="auto" w:after="180"/>
+      </w:pPr>
+      <w:r>
+        <w:rPr>
+          <w:b w:val="0"/>
+        </w:rPr>
+        <w:t xml:space="preserve">Collect each learner’s explanation before discussion. Use the first missing connection between </w:t>
+      </w:r>
+      <w:r>
+        <w:rPr>
+          <w:b/>
+        </w:rPr>
+        <w:t>input</w:t>
+      </w:r>
+      <w:r>
+        <w:rPr>
+          <w:b w:val="0"/>
+        </w:rPr>
+        <w:t xml:space="preserve">, deciding step and </w:t>
+      </w:r>
+      <w:r>
+        <w:rPr>
+          <w:b/>
+        </w:rPr>
+        <w:t>result</w:t>
+      </w:r>
+      <w:r>
+        <w:rPr>
+          <w:b w:val="0"/>
+        </w:rPr>
+        <w:t xml:space="preserve"> to choose support. This question is worked-case practice, not fresh mastery </w:t>
+      </w:r>
+      <w:r>
+        <w:rPr>
+          <w:b/>
+        </w:rPr>
+        <w:t>evidence</w:t>
+      </w:r>
+      <w:r>
+        <w:rPr>
+          <w:b w:val="0"/>
+        </w:rPr>
+        <w:t>.</w:t>
+      </w:r>
+    </w:p>
+    <w:p>
+      <w:pPr>
+        <w:pStyle w:val="Heading1"/>
+      </w:pPr>
+      <w:r>
+        <w:t>04. Run the investigation and diagnose misconceptions</w:t>
+      </w:r>
+    </w:p>
+    <w:p>
+      <w:r>
+        <w:t>Run the Methods results and limitations investigation and use the first unsupported step to choose a teaching response.</w:t>
+      </w:r>
+    </w:p>
+    <w:p>
+      <w:pPr>
+        <w:spacing w:line="336" w:lineRule="auto" w:after="180"/>
+      </w:pPr>
+      <w:r>
+        <w:rPr>
+          <w:b w:val="0"/>
+        </w:rPr>
+        <w:t xml:space="preserve">The worked </w:t>
+      </w:r>
+      <w:r>
+        <w:rPr>
+          <w:b/>
+        </w:rPr>
+        <w:t>result</w:t>
+      </w:r>
+      <w:r>
+        <w:rPr>
+          <w:b w:val="0"/>
+        </w:rPr>
+        <w:t xml:space="preserve"> establishes every future case: A </w:t>
+      </w:r>
+      <w:r>
+        <w:rPr>
+          <w:b/>
+        </w:rPr>
+        <w:t>limitation</w:t>
+      </w:r>
+      <w:r>
+        <w:rPr>
+          <w:b w:val="0"/>
+        </w:rPr>
+        <w:t xml:space="preserve"> should constrain a claim rather than be hidden in unrelated prose.</w:t>
+      </w:r>
+    </w:p>
+    <w:p>
+      <w:pPr>
+        <w:spacing w:line="336" w:lineRule="auto" w:after="180"/>
+      </w:pPr>
+      <w:r>
+        <w:rPr>
+          <w:b w:val="0"/>
+        </w:rPr>
+        <w:t xml:space="preserve">A missing </w:t>
+      </w:r>
+      <w:r>
+        <w:rPr>
+          <w:b/>
+        </w:rPr>
+        <w:t>input</w:t>
+      </w:r>
+      <w:r>
+        <w:rPr>
+          <w:b w:val="0"/>
+        </w:rPr>
+        <w:t xml:space="preserve"> may be replaced without recording the change: A replacement changes the </w:t>
+      </w:r>
+      <w:r>
+        <w:rPr>
+          <w:b/>
+        </w:rPr>
+        <w:t>evidence</w:t>
+      </w:r>
+      <w:r>
+        <w:rPr>
+          <w:b w:val="0"/>
+        </w:rPr>
+        <w:t xml:space="preserve"> or contract. Record the change and its justification; do not silently turn unknown into a measured value.</w:t>
+      </w:r>
+    </w:p>
+    <w:p>
+      <w:pPr>
+        <w:spacing w:line="336" w:lineRule="auto" w:after="180"/>
+      </w:pPr>
+      <w:r>
+        <w:rPr>
+          <w:b w:val="0"/>
+        </w:rPr>
+        <w:t xml:space="preserve">Repeating an assessed case is new independent </w:t>
+      </w:r>
+      <w:r>
+        <w:rPr>
+          <w:b/>
+        </w:rPr>
+        <w:t>evidence</w:t>
+      </w:r>
+      <w:r>
+        <w:rPr>
+          <w:b w:val="0"/>
+        </w:rPr>
+        <w:t>: A replay checks consistency. An example used for feedback or revision cannot later be described as untouched final evaluation.</w:t>
+      </w:r>
+    </w:p>
+    <w:p>
+      <w:pPr>
+        <w:spacing w:line="336" w:lineRule="auto" w:after="180"/>
+      </w:pPr>
+      <w:r>
+        <w:rPr>
+          <w:b w:val="0"/>
+        </w:rPr>
+        <w:t xml:space="preserve">Use Section 9 for the </w:t>
+      </w:r>
+      <w:r>
+        <w:rPr>
+          <w:b/>
+        </w:rPr>
+        <w:t>evidence</w:t>
+      </w:r>
+      <w:r>
+        <w:rPr>
+          <w:b w:val="0"/>
+        </w:rPr>
+        <w:t xml:space="preserve"> ledger. Add a boundary or missing-</w:t>
+      </w:r>
+      <w:r>
+        <w:rPr>
+          <w:b/>
+        </w:rPr>
+        <w:t>input</w:t>
+      </w:r>
+      <w:r>
+        <w:rPr>
+          <w:b w:val="0"/>
+        </w:rPr>
+        <w:t xml:space="preserve"> case and record the expected response before checking. More successful repeats of one case do not establish wider coverage.</w:t>
       </w:r>
     </w:p>
     <w:p>
@@ -1457,29 +3346,38 @@
       </w:tr>
     </w:tbl>
     <w:p>
-      <w:r>
-        <w:t>Offer an oral explanation, drawing, enlarged visual or fewer examples when that removes a reading/writing barrier. Keep the same reasoning goal. Stretch secure learners by changing a boundary or assumption and asking them to defend the effect, not simply by assigning more of the same questions.</w:t>
+      <w:pPr>
+        <w:spacing w:line="336" w:lineRule="auto" w:after="180"/>
+      </w:pPr>
+      <w:r>
+        <w:rPr>
+          <w:b w:val="0"/>
+        </w:rPr>
+        <w:t>Offer an oral explanation, drawing, enlarged visual or fewer examples when that removes a reading/writing barrier. Keep the same reasoning goal.</w:t>
       </w:r>
     </w:p>
     <w:p>
       <w:pPr>
-        <w:pStyle w:val="Heading1"/>
-      </w:pPr>
-      <w:r>
-        <w:t>05. Assess and explain the answers</w:t>
+        <w:spacing w:line="336" w:lineRule="auto" w:after="180"/>
+      </w:pPr>
+      <w:r>
+        <w:rPr>
+          <w:b w:val="0"/>
+        </w:rPr>
+        <w:t>Stretch secure learners by changing a boundary or assumption and asking them to defend the effect, not simply by assigning more of the same questions.</w:t>
       </w:r>
     </w:p>
     <w:p>
       <w:pPr>
-        <w:pStyle w:val="Heading3"/>
-      </w:pPr>
-      <w:r>
-        <w:t>Guided and exit questions</w:t>
+        <w:pStyle w:val="Heading1"/>
+      </w:pPr>
+      <w:r>
+        <w:t>05. Assess and explain the answers</w:t>
       </w:r>
     </w:p>
     <w:p>
       <w:r>
-        <w:t>Guided: First is method/scope; second result16/20=80%; third limitation. No classroom effectiveness result is supplied. Qualification: A limitation should constrain a claim rather than be hidden in unrelated prose. Exit: accept a concrete variation with its predicted outcome and a stated condition that would challenge the mechanism; reject a claim resting on unmeasured evidence.</w:t>
+        <w:t>Use the Methods results and limitations questions, teacher keys and criteria after the relevant attempts. Previously discussed cases are practice; protect the separately selected independent task.</w:t>
       </w:r>
     </w:p>
     <w:p>
@@ -1487,17 +3385,125 @@
         <w:pStyle w:val="Heading3"/>
       </w:pPr>
       <w:r>
-        <w:t>W1 Explain the mechanism</w:t>
+        <w:t>Guided and exit questions</w:t>
       </w:r>
     </w:p>
     <w:p>
-      <w:r>
-        <w:t>Explain the weekly mechanism in your own words. Use the worked scenario to name its input, decision rule and output.</w:t>
+      <w:pPr>
+        <w:spacing w:line="336" w:lineRule="auto" w:after="180"/>
+      </w:pPr>
+      <w:r>
+        <w:rPr>
+          <w:b w:val="0"/>
+        </w:rPr>
+        <w:t xml:space="preserve">Guided: First is </w:t>
+      </w:r>
+      <w:r>
+        <w:rPr>
+          <w:b/>
+        </w:rPr>
+        <w:t>method</w:t>
+      </w:r>
+      <w:r>
+        <w:rPr>
+          <w:b w:val="0"/>
+        </w:rPr>
+        <w:t xml:space="preserve">/scope; second </w:t>
+      </w:r>
+      <w:r>
+        <w:rPr>
+          <w:b/>
+        </w:rPr>
+        <w:t>result</w:t>
+      </w:r>
+      <w:r>
+        <w:rPr>
+          <w:b w:val="0"/>
+        </w:rPr>
+        <w:t>16/20=</w:t>
+      </w:r>
+      <w:r>
+        <w:rPr>
+          <w:b/>
+        </w:rPr>
+        <w:t>80%</w:t>
+      </w:r>
+      <w:r>
+        <w:rPr>
+          <w:b w:val="0"/>
+        </w:rPr>
+        <w:t xml:space="preserve">; third </w:t>
+      </w:r>
+      <w:r>
+        <w:rPr>
+          <w:b/>
+        </w:rPr>
+        <w:t>limitation</w:t>
+      </w:r>
+      <w:r>
+        <w:rPr>
+          <w:b w:val="0"/>
+        </w:rPr>
+        <w:t xml:space="preserve">. No classroom effectiveness </w:t>
+      </w:r>
+      <w:r>
+        <w:rPr>
+          <w:b/>
+        </w:rPr>
+        <w:t>result</w:t>
+      </w:r>
+      <w:r>
+        <w:rPr>
+          <w:b w:val="0"/>
+        </w:rPr>
+        <w:t xml:space="preserve"> is supplied. Qualification: A </w:t>
+      </w:r>
+      <w:r>
+        <w:rPr>
+          <w:b/>
+        </w:rPr>
+        <w:t>limitation</w:t>
+      </w:r>
+      <w:r>
+        <w:rPr>
+          <w:b w:val="0"/>
+        </w:rPr>
+        <w:t xml:space="preserve"> should constrain a claim rather than be hidden in unrelated prose.</w:t>
       </w:r>
     </w:p>
     <w:p>
-      <w:r>
-        <w:t>Teacher explanation: Methods state what was done; results state observed outcomes; limitations state restrictions on interpretation. Mixing them hides missing evidence. Classify each statement by role and link results to the procedure and denominator. A proposed mechanism is an explanation to test, not an extra observation.</w:t>
+      <w:pPr>
+        <w:spacing w:line="336" w:lineRule="auto" w:after="180"/>
+      </w:pPr>
+      <w:r>
+        <w:rPr>
+          <w:b w:val="0"/>
+        </w:rPr>
+        <w:t xml:space="preserve">Exit: accept a concrete variation with its predicted outcome and a stated condition that would challenge the </w:t>
+      </w:r>
+      <w:r>
+        <w:rPr>
+          <w:b/>
+        </w:rPr>
+        <w:t>mechanism</w:t>
+      </w:r>
+      <w:r>
+        <w:rPr>
+          <w:b w:val="0"/>
+        </w:rPr>
+        <w:t xml:space="preserve">; reject a claim resting on unmeasured </w:t>
+      </w:r>
+      <w:r>
+        <w:rPr>
+          <w:b/>
+        </w:rPr>
+        <w:t>evidence</w:t>
+      </w:r>
+      <w:r>
+        <w:rPr>
+          <w:b w:val="0"/>
+        </w:rPr>
+        <w:t>.</w:t>
       </w:r>
     </w:p>
     <w:p>
@@ -1505,17 +3511,63 @@
         <w:pStyle w:val="Heading3"/>
       </w:pPr>
       <w:r>
-        <w:t>W2 Trace the worked case</w:t>
+        <w:t>W1 Explain the mechanism</w:t>
       </w:r>
     </w:p>
     <w:p>
-      <w:r>
-        <w:t>Statements:used20 fictional queries; 16 passed; real student use was not studied. Show the intermediate steps and give the conclusion with its scope.</w:t>
+      <w:pPr>
+        <w:pStyle w:val="Heading3"/>
+      </w:pPr>
+      <w:r>
+        <w:t>Workbook question · W1</w:t>
       </w:r>
     </w:p>
     <w:p>
-      <w:r>
-        <w:t>Teacher explanation: First is method/scope; second result16/20=80%; third limitation. No classroom effectiveness result is supplied.</w:t>
+      <w:pPr>
+        <w:spacing w:line="336" w:lineRule="auto" w:after="180"/>
+        <w:shd w:fill="F5F1FB"/>
+      </w:pPr>
+      <w:r>
+        <w:rPr>
+          <w:b w:val="0"/>
+        </w:rPr>
+        <w:t xml:space="preserve">Explain the weekly </w:t>
+      </w:r>
+      <w:r>
+        <w:rPr>
+          <w:b/>
+        </w:rPr>
+        <w:t>mechanism</w:t>
+      </w:r>
+      <w:r>
+        <w:rPr>
+          <w:b w:val="0"/>
+        </w:rPr>
+        <w:t xml:space="preserve"> in your own words. Use the worked scenario to name its </w:t>
+      </w:r>
+      <w:r>
+        <w:rPr>
+          <w:b/>
+        </w:rPr>
+        <w:t>input</w:t>
+      </w:r>
+      <w:r>
+        <w:rPr>
+          <w:b w:val="0"/>
+        </w:rPr>
+        <w:t xml:space="preserve">, decision rule and </w:t>
+      </w:r>
+      <w:r>
+        <w:rPr>
+          <w:b/>
+        </w:rPr>
+        <w:t>output</w:t>
+      </w:r>
+      <w:r>
+        <w:rPr>
+          <w:b w:val="0"/>
+        </w:rPr>
+        <w:t>.</w:t>
       </w:r>
     </w:p>
     <w:p>
@@ -1523,17 +3575,115 @@
         <w:pStyle w:val="Heading3"/>
       </w:pPr>
       <w:r>
-        <w:t>W3 Audit the limit</w:t>
+        <w:t>Teacher reasoning · W1</w:t>
       </w:r>
     </w:p>
     <w:p>
-      <w:r>
-        <w:t>A report omits this qualification: A limitation should constrain a claim rather than be hidden in unrelated prose. Explain how omitting it could change a reader's interpretation, and write an accurate replacement.</w:t>
+      <w:pPr>
+        <w:spacing w:line="336" w:lineRule="auto" w:after="180"/>
+        <w:shd w:fill="F1F6FC"/>
+      </w:pPr>
+      <w:r>
+        <w:rPr>
+          <w:b w:val="0"/>
+        </w:rPr>
+        <w:t xml:space="preserve">Teacher explanation: </w:t>
+      </w:r>
+      <w:r>
+        <w:rPr>
+          <w:b/>
+        </w:rPr>
+        <w:t>Method</w:t>
+      </w:r>
+      <w:r>
+        <w:rPr>
+          <w:b w:val="0"/>
+        </w:rPr>
+        <w:t xml:space="preserve">s state what was done; </w:t>
+      </w:r>
+      <w:r>
+        <w:rPr>
+          <w:b/>
+        </w:rPr>
+        <w:t>result</w:t>
+      </w:r>
+      <w:r>
+        <w:rPr>
+          <w:b w:val="0"/>
+        </w:rPr>
+        <w:t xml:space="preserve">s state observed outcomes; </w:t>
+      </w:r>
+      <w:r>
+        <w:rPr>
+          <w:b/>
+        </w:rPr>
+        <w:t>limitation</w:t>
+      </w:r>
+      <w:r>
+        <w:rPr>
+          <w:b w:val="0"/>
+        </w:rPr>
+        <w:t xml:space="preserve">s state restrictions on interpretation. Mixing them hides missing </w:t>
+      </w:r>
+      <w:r>
+        <w:rPr>
+          <w:b/>
+        </w:rPr>
+        <w:t>evidence</w:t>
+      </w:r>
+      <w:r>
+        <w:rPr>
+          <w:b w:val="0"/>
+        </w:rPr>
+        <w:t>.</w:t>
       </w:r>
     </w:p>
     <w:p>
-      <w:r>
-        <w:t>Teacher explanation: A limitation should constrain a claim rather than be hidden in unrelated prose. State the observed result separately from the unverified or out-of-scope claim; preserve the original evidence rather than inventing a missing fact.</w:t>
+      <w:pPr>
+        <w:spacing w:line="336" w:lineRule="auto" w:after="180"/>
+        <w:shd w:fill="F1F6FC"/>
+      </w:pPr>
+      <w:r>
+        <w:rPr>
+          <w:b w:val="0"/>
+        </w:rPr>
+        <w:t xml:space="preserve">Classify each statement by role and link </w:t>
+      </w:r>
+      <w:r>
+        <w:rPr>
+          <w:b/>
+        </w:rPr>
+        <w:t>result</w:t>
+      </w:r>
+      <w:r>
+        <w:rPr>
+          <w:b w:val="0"/>
+        </w:rPr>
+        <w:t xml:space="preserve">s to the procedure and denominator. A proposed </w:t>
+      </w:r>
+      <w:r>
+        <w:rPr>
+          <w:b/>
+        </w:rPr>
+        <w:t>mechanism</w:t>
+      </w:r>
+      <w:r>
+        <w:rPr>
+          <w:b w:val="0"/>
+        </w:rPr>
+        <w:t xml:space="preserve"> is an explanation to test, not an extra </w:t>
+      </w:r>
+      <w:r>
+        <w:rPr>
+          <w:b/>
+        </w:rPr>
+        <w:t>observation</w:t>
+      </w:r>
+      <w:r>
+        <w:rPr>
+          <w:b w:val="0"/>
+        </w:rPr>
+        <w:t>.</w:t>
       </w:r>
     </w:p>
     <w:p>
@@ -1541,17 +3691,27 @@
         <w:pStyle w:val="Heading3"/>
       </w:pPr>
       <w:r>
-        <w:t>W4 Apply a new case independently</w:t>
+        <w:t>W2 Trace the worked case</w:t>
       </w:r>
     </w:p>
     <w:p>
-      <w:r>
-        <w:t>Statements:fixed cutoff5; 12/15 relevant returned items; judgments came from one reviewer. Classify.</w:t>
+      <w:pPr>
+        <w:pStyle w:val="Heading3"/>
+      </w:pPr>
+      <w:r>
+        <w:t>Workbook question · W2</w:t>
       </w:r>
     </w:p>
     <w:p>
-      <w:r>
-        <w:t>Teacher explanation: Cutoff is method; 12/15=80% is a measured result; single-reviewer judgment is a limitation and method detail requiring agreement checks.</w:t>
+      <w:pPr>
+        <w:spacing w:line="336" w:lineRule="auto" w:after="180"/>
+        <w:shd w:fill="F5F1FB"/>
+      </w:pPr>
+      <w:r>
+        <w:rPr>
+          <w:b w:val="0"/>
+        </w:rPr>
+        <w:t>Statements:used20 fictional queries; 16 passed; real student use was not studied. Show the intermediate steps and give the conclusion with its scope.</w:t>
       </w:r>
     </w:p>
     <w:p>
@@ -1559,17 +3719,87 @@
         <w:pStyle w:val="Heading3"/>
       </w:pPr>
       <w:r>
-        <w:t>W5 Design a revealing follow-up</w:t>
+        <w:t>Teacher reasoning · W2</w:t>
       </w:r>
     </w:p>
     <w:p>
-      <w:r>
-        <w:t>For the worked scenario, propose one additional case that could reveal a failure, describe its expected outcome before running it, and explain what would need to remain fixed for a fair comparison. Do not reuse W4 as a new final test after receiving feedback.</w:t>
+      <w:pPr>
+        <w:spacing w:line="336" w:lineRule="auto" w:after="180"/>
+        <w:shd w:fill="F1F6FC"/>
+      </w:pPr>
+      <w:r>
+        <w:rPr>
+          <w:b w:val="0"/>
+        </w:rPr>
+        <w:t xml:space="preserve">Teacher explanation: First is </w:t>
+      </w:r>
+      <w:r>
+        <w:rPr>
+          <w:b/>
+        </w:rPr>
+        <w:t>method</w:t>
+      </w:r>
+      <w:r>
+        <w:rPr>
+          <w:b w:val="0"/>
+        </w:rPr>
+        <w:t xml:space="preserve">/scope; second </w:t>
+      </w:r>
+      <w:r>
+        <w:rPr>
+          <w:b/>
+        </w:rPr>
+        <w:t>result</w:t>
+      </w:r>
+      <w:r>
+        <w:rPr>
+          <w:b w:val="0"/>
+        </w:rPr>
+        <w:t>16/20=</w:t>
+      </w:r>
+      <w:r>
+        <w:rPr>
+          <w:b/>
+        </w:rPr>
+        <w:t>80%</w:t>
+      </w:r>
+      <w:r>
+        <w:rPr>
+          <w:b w:val="0"/>
+        </w:rPr>
+        <w:t xml:space="preserve">; third </w:t>
+      </w:r>
+      <w:r>
+        <w:rPr>
+          <w:b/>
+        </w:rPr>
+        <w:t>limitation</w:t>
+      </w:r>
+      <w:r>
+        <w:rPr>
+          <w:b w:val="0"/>
+        </w:rPr>
+        <w:t xml:space="preserve">. No classroom effectiveness </w:t>
+      </w:r>
+      <w:r>
+        <w:rPr>
+          <w:b/>
+        </w:rPr>
+        <w:t>result</w:t>
+      </w:r>
+      <w:r>
+        <w:rPr>
+          <w:b w:val="0"/>
+        </w:rPr>
+        <w:t xml:space="preserve"> is supplied.</w:t>
       </w:r>
     </w:p>
     <w:p>
-      <w:r>
-        <w:t>Teacher explanation: Accept a concrete variant of the worked input or a missing/conflicting/boundary condition, with an expectation derived from the declared procedure. Require preserved settings, original outputs and data roles. A limitation should constrain a claim rather than be hidden in unrelated prose. The new case should test this particular mechanism rather than merely restate the original result.</w:t>
+      <w:pPr>
+        <w:pStyle w:val="Heading3"/>
+      </w:pPr>
+      <w:r>
+        <w:t>W3 Audit the limit</w:t>
       </w:r>
     </w:p>
     <w:p>
@@ -1577,12 +3807,31 @@
         <w:pStyle w:val="Heading3"/>
       </w:pPr>
       <w:r>
-        <w:t>Independent assessment and fresh retry</w:t>
+        <w:t>Workbook question · W3</w:t>
       </w:r>
     </w:p>
     <w:p>
-      <w:r>
-        <w:t>W4: Cutoff is method; 12/15=80% is a measured result; single-reviewer judgment is a limitation and method detail requiring agreement checks. Require intermediate reasoning and the stated scope. Fresh retry: Fixed seed; 7/10 success; no mobile evaluation. Expected reasoning: Method, result70%, limitation respectively. The seed does not remove the mobile evidence gap. If students need support, record it and reassess with another new case rather than awarding independence to a copied answer.</w:t>
+      <w:pPr>
+        <w:spacing w:line="336" w:lineRule="auto" w:after="180"/>
+        <w:shd w:fill="F5F1FB"/>
+      </w:pPr>
+      <w:r>
+        <w:rPr>
+          <w:b w:val="0"/>
+        </w:rPr>
+        <w:t xml:space="preserve">A report omits this qualification: A </w:t>
+      </w:r>
+      <w:r>
+        <w:rPr>
+          <w:b/>
+        </w:rPr>
+        <w:t>limitation</w:t>
+      </w:r>
+      <w:r>
+        <w:rPr>
+          <w:b w:val="0"/>
+        </w:rPr>
+        <w:t xml:space="preserve"> should constrain a claim rather than be hidden in unrelated prose. Explain how omitting it could change a reader's interpretation, and write an accurate replacement.</w:t>
       </w:r>
     </w:p>
     <w:p>
@@ -1590,25 +3839,601 @@
         <w:pStyle w:val="Heading3"/>
       </w:pPr>
       <w:r>
-        <w:t>Assess independent transfer</w:t>
+        <w:t>Teacher reasoning · W3</w:t>
       </w:r>
     </w:p>
     <w:p>
-      <w:r>
-        <w:t>Selected case: Statements:fixed cutoff5; 12/15 relevant returned items; judgments came from one reviewer. Classify.</w:t>
+      <w:pPr>
+        <w:spacing w:line="336" w:lineRule="auto" w:after="180"/>
+        <w:shd w:fill="F1F6FC"/>
+      </w:pPr>
+      <w:r>
+        <w:rPr>
+          <w:b w:val="0"/>
+        </w:rPr>
+        <w:t xml:space="preserve">Teacher explanation: A </w:t>
+      </w:r>
+      <w:r>
+        <w:rPr>
+          <w:b/>
+        </w:rPr>
+        <w:t>limitation</w:t>
+      </w:r>
+      <w:r>
+        <w:rPr>
+          <w:b w:val="0"/>
+        </w:rPr>
+        <w:t xml:space="preserve"> should constrain a claim rather than be hidden in unrelated prose.</w:t>
       </w:r>
     </w:p>
     <w:p>
       <w:pPr>
-        <w:pStyle w:val="Heading3"/>
-      </w:pPr>
-      <w:r>
-        <w:t>Selected case answer</w:t>
+        <w:spacing w:line="336" w:lineRule="auto" w:after="180"/>
+        <w:shd w:fill="F1F6FC"/>
+      </w:pPr>
+      <w:r>
+        <w:rPr>
+          <w:b w:val="0"/>
+        </w:rPr>
+        <w:t xml:space="preserve">State the observed </w:t>
+      </w:r>
+      <w:r>
+        <w:rPr>
+          <w:b/>
+        </w:rPr>
+        <w:t>result</w:t>
+      </w:r>
+      <w:r>
+        <w:rPr>
+          <w:b w:val="0"/>
+        </w:rPr>
+        <w:t xml:space="preserve"> separately from the unverified or out-of-scope claim; preserve the original </w:t>
+      </w:r>
+      <w:r>
+        <w:rPr>
+          <w:b/>
+        </w:rPr>
+        <w:t>evidence</w:t>
+      </w:r>
+      <w:r>
+        <w:rPr>
+          <w:b w:val="0"/>
+        </w:rPr>
+        <w:t xml:space="preserve"> rather than inventing a missing fact.</w:t>
       </w:r>
     </w:p>
     <w:p>
-      <w:r>
-        <w:t>Teacher explanation: Cutoff is method; 12/15=80% is a measured result; single-reviewer judgment is a limitation and method detail requiring agreement checks.</w:t>
+      <w:pPr>
+        <w:pStyle w:val="Heading3"/>
+      </w:pPr>
+      <w:r>
+        <w:t>W4 Apply a new case independently</w:t>
+      </w:r>
+    </w:p>
+    <w:p>
+      <w:pPr>
+        <w:pStyle w:val="Heading3"/>
+      </w:pPr>
+      <w:r>
+        <w:t>Workbook question · W4</w:t>
+      </w:r>
+    </w:p>
+    <w:p>
+      <w:pPr>
+        <w:spacing w:line="336" w:lineRule="auto" w:after="180"/>
+        <w:shd w:fill="F5F1FB"/>
+      </w:pPr>
+      <w:r>
+        <w:rPr>
+          <w:b w:val="0"/>
+        </w:rPr>
+        <w:t>Statements:fixed cutoff5; 12/15 relevant returned items; judgments came from one reviewer. Classify.</w:t>
+      </w:r>
+    </w:p>
+    <w:p>
+      <w:pPr>
+        <w:pStyle w:val="Heading3"/>
+      </w:pPr>
+      <w:r>
+        <w:t>Teacher reasoning · W4</w:t>
+      </w:r>
+    </w:p>
+    <w:p>
+      <w:pPr>
+        <w:spacing w:line="336" w:lineRule="auto" w:after="180"/>
+        <w:shd w:fill="F1F6FC"/>
+      </w:pPr>
+      <w:r>
+        <w:rPr>
+          <w:b w:val="0"/>
+        </w:rPr>
+        <w:t xml:space="preserve">Teacher explanation: Cutoff is </w:t>
+      </w:r>
+      <w:r>
+        <w:rPr>
+          <w:b/>
+        </w:rPr>
+        <w:t>method</w:t>
+      </w:r>
+      <w:r>
+        <w:rPr>
+          <w:b w:val="0"/>
+        </w:rPr>
+        <w:t>; 12/15=</w:t>
+      </w:r>
+      <w:r>
+        <w:rPr>
+          <w:b/>
+        </w:rPr>
+        <w:t>80%</w:t>
+      </w:r>
+      <w:r>
+        <w:rPr>
+          <w:b w:val="0"/>
+        </w:rPr>
+        <w:t xml:space="preserve"> is a measured </w:t>
+      </w:r>
+      <w:r>
+        <w:rPr>
+          <w:b/>
+        </w:rPr>
+        <w:t>result</w:t>
+      </w:r>
+      <w:r>
+        <w:rPr>
+          <w:b w:val="0"/>
+        </w:rPr>
+        <w:t xml:space="preserve">; single-reviewer judgment is a </w:t>
+      </w:r>
+      <w:r>
+        <w:rPr>
+          <w:b/>
+        </w:rPr>
+        <w:t>limitation</w:t>
+      </w:r>
+      <w:r>
+        <w:rPr>
+          <w:b w:val="0"/>
+        </w:rPr>
+        <w:t xml:space="preserve"> and </w:t>
+      </w:r>
+      <w:r>
+        <w:rPr>
+          <w:b/>
+        </w:rPr>
+        <w:t>method</w:t>
+      </w:r>
+      <w:r>
+        <w:rPr>
+          <w:b w:val="0"/>
+        </w:rPr>
+        <w:t xml:space="preserve"> detail requiring agreement checks.</w:t>
+      </w:r>
+    </w:p>
+    <w:p>
+      <w:pPr>
+        <w:pStyle w:val="Heading3"/>
+      </w:pPr>
+      <w:r>
+        <w:t>W5 Design a revealing follow-up</w:t>
+      </w:r>
+    </w:p>
+    <w:p>
+      <w:pPr>
+        <w:pStyle w:val="Heading3"/>
+      </w:pPr>
+      <w:r>
+        <w:t>Workbook question · W5</w:t>
+      </w:r>
+    </w:p>
+    <w:p>
+      <w:pPr>
+        <w:spacing w:line="336" w:lineRule="auto" w:after="180"/>
+        <w:shd w:fill="F5F1FB"/>
+      </w:pPr>
+      <w:r>
+        <w:rPr>
+          <w:b w:val="0"/>
+        </w:rPr>
+        <w:t>For the worked scenario, propose one additional case that could reveal a failure, describe its expected outcome before running it, and explain what would need to remain fixed for a fair comparison.</w:t>
+      </w:r>
+    </w:p>
+    <w:p>
+      <w:pPr>
+        <w:spacing w:line="336" w:lineRule="auto" w:after="180"/>
+        <w:shd w:fill="F5F1FB"/>
+      </w:pPr>
+      <w:r>
+        <w:rPr>
+          <w:b w:val="0"/>
+        </w:rPr>
+        <w:t>Do not reuse W4 as a new final test after receiving feedback.</w:t>
+      </w:r>
+    </w:p>
+    <w:p>
+      <w:pPr>
+        <w:pStyle w:val="Heading3"/>
+      </w:pPr>
+      <w:r>
+        <w:t>Teacher reasoning · W5</w:t>
+      </w:r>
+    </w:p>
+    <w:p>
+      <w:pPr>
+        <w:spacing w:line="336" w:lineRule="auto" w:after="180"/>
+        <w:shd w:fill="F1F6FC"/>
+      </w:pPr>
+      <w:r>
+        <w:rPr>
+          <w:b w:val="0"/>
+        </w:rPr>
+        <w:t xml:space="preserve">Teacher explanation: Accept a concrete variant of the worked </w:t>
+      </w:r>
+      <w:r>
+        <w:rPr>
+          <w:b/>
+        </w:rPr>
+        <w:t>input</w:t>
+      </w:r>
+      <w:r>
+        <w:rPr>
+          <w:b w:val="0"/>
+        </w:rPr>
+        <w:t xml:space="preserve"> or a missing/conflicting/boundary condition, with an expectation derived from the declared procedure.</w:t>
+      </w:r>
+    </w:p>
+    <w:p>
+      <w:pPr>
+        <w:spacing w:line="336" w:lineRule="auto" w:after="180"/>
+        <w:shd w:fill="F1F6FC"/>
+      </w:pPr>
+      <w:r>
+        <w:rPr>
+          <w:b w:val="0"/>
+        </w:rPr>
+        <w:t xml:space="preserve">Require preserved settings, original </w:t>
+      </w:r>
+      <w:r>
+        <w:rPr>
+          <w:b/>
+        </w:rPr>
+        <w:t>output</w:t>
+      </w:r>
+      <w:r>
+        <w:rPr>
+          <w:b w:val="0"/>
+        </w:rPr>
+        <w:t xml:space="preserve">s and data roles. A </w:t>
+      </w:r>
+      <w:r>
+        <w:rPr>
+          <w:b/>
+        </w:rPr>
+        <w:t>limitation</w:t>
+      </w:r>
+      <w:r>
+        <w:rPr>
+          <w:b w:val="0"/>
+        </w:rPr>
+        <w:t xml:space="preserve"> should constrain a claim rather than be hidden in unrelated prose.</w:t>
+      </w:r>
+    </w:p>
+    <w:p>
+      <w:pPr>
+        <w:spacing w:line="336" w:lineRule="auto" w:after="180"/>
+        <w:shd w:fill="F1F6FC"/>
+      </w:pPr>
+      <w:r>
+        <w:rPr>
+          <w:b w:val="0"/>
+        </w:rPr>
+        <w:t xml:space="preserve">The new case should test this particular </w:t>
+      </w:r>
+      <w:r>
+        <w:rPr>
+          <w:b/>
+        </w:rPr>
+        <w:t>mechanism</w:t>
+      </w:r>
+      <w:r>
+        <w:rPr>
+          <w:b w:val="0"/>
+        </w:rPr>
+        <w:t xml:space="preserve"> rather than merely restate the original </w:t>
+      </w:r>
+      <w:r>
+        <w:rPr>
+          <w:b/>
+        </w:rPr>
+        <w:t>result</w:t>
+      </w:r>
+      <w:r>
+        <w:rPr>
+          <w:b w:val="0"/>
+        </w:rPr>
+        <w:t>.</w:t>
+      </w:r>
+    </w:p>
+    <w:p>
+      <w:pPr>
+        <w:pStyle w:val="Heading3"/>
+      </w:pPr>
+      <w:r>
+        <w:t>Independent assessment and fresh retry</w:t>
+      </w:r>
+    </w:p>
+    <w:p>
+      <w:pPr>
+        <w:pStyle w:val="Heading3"/>
+      </w:pPr>
+      <w:r>
+        <w:t>Teacher key · Independent assessment and fresh retry</w:t>
+      </w:r>
+    </w:p>
+    <w:p>
+      <w:pPr>
+        <w:spacing w:line="336" w:lineRule="auto" w:after="180"/>
+        <w:shd w:fill="F1F6FC"/>
+      </w:pPr>
+      <w:r>
+        <w:rPr>
+          <w:b w:val="0"/>
+        </w:rPr>
+        <w:t xml:space="preserve">W4: Cutoff is </w:t>
+      </w:r>
+      <w:r>
+        <w:rPr>
+          <w:b/>
+        </w:rPr>
+        <w:t>method</w:t>
+      </w:r>
+      <w:r>
+        <w:rPr>
+          <w:b w:val="0"/>
+        </w:rPr>
+        <w:t>; 12/15=</w:t>
+      </w:r>
+      <w:r>
+        <w:rPr>
+          <w:b/>
+        </w:rPr>
+        <w:t>80%</w:t>
+      </w:r>
+      <w:r>
+        <w:rPr>
+          <w:b w:val="0"/>
+        </w:rPr>
+        <w:t xml:space="preserve"> is a measured </w:t>
+      </w:r>
+      <w:r>
+        <w:rPr>
+          <w:b/>
+        </w:rPr>
+        <w:t>result</w:t>
+      </w:r>
+      <w:r>
+        <w:rPr>
+          <w:b w:val="0"/>
+        </w:rPr>
+        <w:t xml:space="preserve">; single-reviewer judgment is a </w:t>
+      </w:r>
+      <w:r>
+        <w:rPr>
+          <w:b/>
+        </w:rPr>
+        <w:t>limitation</w:t>
+      </w:r>
+      <w:r>
+        <w:rPr>
+          <w:b w:val="0"/>
+        </w:rPr>
+        <w:t xml:space="preserve"> and </w:t>
+      </w:r>
+      <w:r>
+        <w:rPr>
+          <w:b/>
+        </w:rPr>
+        <w:t>method</w:t>
+      </w:r>
+      <w:r>
+        <w:rPr>
+          <w:b w:val="0"/>
+        </w:rPr>
+        <w:t xml:space="preserve"> detail requiring agreement checks. Require intermediate reasoning and the stated scope.</w:t>
+      </w:r>
+    </w:p>
+    <w:p>
+      <w:pPr>
+        <w:spacing w:line="336" w:lineRule="auto" w:after="180"/>
+        <w:shd w:fill="F1F6FC"/>
+      </w:pPr>
+      <w:r>
+        <w:rPr>
+          <w:b w:val="0"/>
+        </w:rPr>
+        <w:t xml:space="preserve">Fresh retry: Fixed seed; 7/10 success; no mobile evaluation. Expected reasoning: </w:t>
+      </w:r>
+      <w:r>
+        <w:rPr>
+          <w:b/>
+        </w:rPr>
+        <w:t>Method</w:t>
+      </w:r>
+      <w:r>
+        <w:rPr>
+          <w:b w:val="0"/>
+        </w:rPr>
+        <w:t xml:space="preserve">, </w:t>
+      </w:r>
+      <w:r>
+        <w:rPr>
+          <w:b/>
+        </w:rPr>
+        <w:t>result</w:t>
+      </w:r>
+      <w:r>
+        <w:rPr>
+          <w:b/>
+        </w:rPr>
+        <w:t>70%</w:t>
+      </w:r>
+      <w:r>
+        <w:rPr>
+          <w:b w:val="0"/>
+        </w:rPr>
+        <w:t xml:space="preserve">, </w:t>
+      </w:r>
+      <w:r>
+        <w:rPr>
+          <w:b/>
+        </w:rPr>
+        <w:t>limitation</w:t>
+      </w:r>
+      <w:r>
+        <w:rPr>
+          <w:b w:val="0"/>
+        </w:rPr>
+        <w:t xml:space="preserve"> respectively. The seed does not remove the mobile </w:t>
+      </w:r>
+      <w:r>
+        <w:rPr>
+          <w:b/>
+        </w:rPr>
+        <w:t>evidence</w:t>
+      </w:r>
+      <w:r>
+        <w:rPr>
+          <w:b w:val="0"/>
+        </w:rPr>
+        <w:t xml:space="preserve"> gap.</w:t>
+      </w:r>
+    </w:p>
+    <w:p>
+      <w:pPr>
+        <w:spacing w:line="336" w:lineRule="auto" w:after="180"/>
+        <w:shd w:fill="F1F6FC"/>
+      </w:pPr>
+      <w:r>
+        <w:rPr>
+          <w:b w:val="0"/>
+        </w:rPr>
+        <w:t>If students need support, record it and reassess with another new case rather than awarding independence to a copied answer.</w:t>
+      </w:r>
+    </w:p>
+    <w:p>
+      <w:pPr>
+        <w:pStyle w:val="Heading3"/>
+      </w:pPr>
+      <w:r>
+        <w:t>Assess independent transfer</w:t>
+      </w:r>
+    </w:p>
+    <w:p>
+      <w:pPr>
+        <w:pStyle w:val="Heading3"/>
+      </w:pPr>
+      <w:r>
+        <w:t>Independent question · withhold the key</w:t>
+      </w:r>
+    </w:p>
+    <w:p>
+      <w:pPr>
+        <w:spacing w:line="336" w:lineRule="auto" w:after="180"/>
+        <w:shd w:fill="F5F1FB"/>
+      </w:pPr>
+      <w:r>
+        <w:rPr>
+          <w:b w:val="0"/>
+        </w:rPr>
+        <w:t>Selected case: Statements:fixed cutoff5; 12/15 relevant returned items; judgments came from one reviewer. Classify.</w:t>
+      </w:r>
+    </w:p>
+    <w:p>
+      <w:pPr>
+        <w:pStyle w:val="Heading3"/>
+      </w:pPr>
+      <w:r>
+        <w:t>Selected case answer</w:t>
+      </w:r>
+    </w:p>
+    <w:p>
+      <w:pPr>
+        <w:pStyle w:val="Heading3"/>
+      </w:pPr>
+      <w:r>
+        <w:t>Teacher key · Selected case answer</w:t>
+      </w:r>
+    </w:p>
+    <w:p>
+      <w:pPr>
+        <w:spacing w:line="336" w:lineRule="auto" w:after="180"/>
+        <w:shd w:fill="F1F6FC"/>
+      </w:pPr>
+      <w:r>
+        <w:rPr>
+          <w:b w:val="0"/>
+        </w:rPr>
+        <w:t xml:space="preserve">Teacher explanation: Cutoff is </w:t>
+      </w:r>
+      <w:r>
+        <w:rPr>
+          <w:b/>
+        </w:rPr>
+        <w:t>method</w:t>
+      </w:r>
+      <w:r>
+        <w:rPr>
+          <w:b w:val="0"/>
+        </w:rPr>
+        <w:t>; 12/15=</w:t>
+      </w:r>
+      <w:r>
+        <w:rPr>
+          <w:b/>
+        </w:rPr>
+        <w:t>80%</w:t>
+      </w:r>
+      <w:r>
+        <w:rPr>
+          <w:b w:val="0"/>
+        </w:rPr>
+        <w:t xml:space="preserve"> is a measured </w:t>
+      </w:r>
+      <w:r>
+        <w:rPr>
+          <w:b/>
+        </w:rPr>
+        <w:t>result</w:t>
+      </w:r>
+      <w:r>
+        <w:rPr>
+          <w:b w:val="0"/>
+        </w:rPr>
+        <w:t xml:space="preserve">; single-reviewer judgment is a </w:t>
+      </w:r>
+      <w:r>
+        <w:rPr>
+          <w:b/>
+        </w:rPr>
+        <w:t>limitation</w:t>
+      </w:r>
+      <w:r>
+        <w:rPr>
+          <w:b w:val="0"/>
+        </w:rPr>
+        <w:t xml:space="preserve"> and </w:t>
+      </w:r>
+      <w:r>
+        <w:rPr>
+          <w:b/>
+        </w:rPr>
+        <w:t>method</w:t>
+      </w:r>
+      <w:r>
+        <w:rPr>
+          <w:b w:val="0"/>
+        </w:rPr>
+        <w:t xml:space="preserve"> detail requiring agreement checks.</w:t>
       </w:r>
     </w:p>
     <w:tbl>
@@ -1714,67 +4539,377 @@
       </w:tr>
     </w:tbl>
     <w:p>
-      <w:r>
-        <w:t>Record each dimension as not yet, with support, or independent. Accept a valid alternative procedure with a defensible trace. Do not penalise an honestly recorded model failure if the learner correctly explains its evidence and limits.</w:t>
+      <w:pPr>
+        <w:pStyle w:val="Heading3"/>
+      </w:pPr>
+      <w:r>
+        <w:t>Teacher key · Selected case answer</w:t>
       </w:r>
     </w:p>
     <w:p>
       <w:pPr>
-        <w:pStyle w:val="Heading3"/>
-      </w:pPr>
-      <w:r>
-        <w:t>Feedback that the learner uses</w:t>
+        <w:spacing w:line="336" w:lineRule="auto" w:after="180"/>
+        <w:shd w:fill="F1F6FC"/>
+      </w:pPr>
+      <w:r>
+        <w:rPr>
+          <w:b w:val="0"/>
+        </w:rPr>
+        <w:t>Record each dimension as not yet, with support, or independent. Accept a valid alternative procedure with a defensible trace.</w:t>
       </w:r>
     </w:p>
     <w:p>
-      <w:r>
-        <w:t>Name the earliest unsupported step and give one action to repair it. Have the learner make that repair now and explain why. Then assess the relevant skill on a fresh, fully specified case. Confirm it was not previously practised with feedback; solve and check the new case before assigning it. A follow-up design prompt is a starting brief, not automatically an equivalent test.</w:t>
+      <w:pPr>
+        <w:spacing w:line="336" w:lineRule="auto" w:after="180"/>
+        <w:shd w:fill="F1F6FC"/>
+      </w:pPr>
+      <w:r>
+        <w:rPr>
+          <w:b w:val="0"/>
+        </w:rPr>
+        <w:t xml:space="preserve">Do not penalise an honestly recorded model failure if the learner correctly explains its </w:t>
+      </w:r>
+      <w:r>
+        <w:rPr>
+          <w:b/>
+        </w:rPr>
+        <w:t>evidence</w:t>
+      </w:r>
+      <w:r>
+        <w:rPr>
+          <w:b w:val="0"/>
+        </w:rPr>
+        <w:t xml:space="preserve"> and limits.</w:t>
       </w:r>
     </w:p>
     <w:p>
       <w:pPr>
-        <w:pStyle w:val="Heading1"/>
-      </w:pPr>
-      <w:r>
-        <w:t>06. Connect the project, support and next lesson</w:t>
+        <w:pStyle w:val="Heading3"/>
+      </w:pPr>
+      <w:r>
+        <w:t>Feedback that the learner uses</w:t>
       </w:r>
     </w:p>
     <w:p>
-      <w:r>
-        <w:t>Add a labelled methods results and limitations evidence sheet to Reproducible AI Research Study. Show how you can explain the mechanism and terminology of methods results and limitations. Use the supplied fictional case and keep its inputs, intermediate steps, calculation or prediction, and limitation. Connect this record to last week’s record; a matching answer without a trace is insufficient.</w:t>
+      <w:pPr>
+        <w:spacing w:line="336" w:lineRule="auto" w:after="180"/>
+      </w:pPr>
+      <w:r>
+        <w:rPr>
+          <w:b w:val="0"/>
+        </w:rPr>
+        <w:t>Name the earliest unsupported step and give one action to repair it. Have the learner make that repair now and explain why. Then assess the relevant skill on a fresh, fully specified case.</w:t>
       </w:r>
     </w:p>
     <w:p>
-      <w:r>
-        <w:t>Provide an input/procedure/result/limit frame and a calculator when needed. Ask students to identify the first step before completing the whole trace. Extension: compare two concrete variants of this mechanism while holding unrelated conditions fixed; report both successful and unsuccessful outcomes.</w:t>
+      <w:pPr>
+        <w:spacing w:line="336" w:lineRule="auto" w:after="180"/>
+      </w:pPr>
+      <w:r>
+        <w:rPr>
+          <w:b w:val="0"/>
+        </w:rPr>
+        <w:t>Confirm it was not previously practised with feedback; solve and check the new case before assigning it. A follow-up design prompt is a starting brief, not automatically an equivalent test.</w:t>
       </w:r>
     </w:p>
     <w:p>
-      <w:r>
-        <w:t>Next connection: Replication and reproduction. Preserve the current case record and retrieve its evidence boundary before moving on.</w:t>
+      <w:pPr>
+        <w:pStyle w:val="Heading1"/>
+      </w:pPr>
+      <w:r>
+        <w:t>06. Connect the project, support and next lesson</w:t>
       </w:r>
     </w:p>
     <w:p>
       <w:r>
-        <w:t>Retain the project ledger and assess a changed case after support. Check the relevant prerequisite before carrying this component forward.</w:t>
+        <w:t>Connect Methods results and limitations to Reproducible AI Research Study, adapt support and plan a later changed-case check.</w:t>
       </w:r>
     </w:p>
     <w:p>
       <w:pPr>
-        <w:pStyle w:val="Heading3"/>
-      </w:pPr>
-      <w:r>
-        <w:t>Plan the delayed return</w:t>
+        <w:spacing w:line="336" w:lineRule="auto" w:after="180"/>
+      </w:pPr>
+      <w:r>
+        <w:rPr>
+          <w:b w:val="0"/>
+        </w:rPr>
+        <w:t xml:space="preserve">Add a labelled </w:t>
+      </w:r>
+      <w:r>
+        <w:rPr>
+          <w:b/>
+        </w:rPr>
+        <w:t>method</w:t>
+      </w:r>
+      <w:r>
+        <w:rPr>
+          <w:b w:val="0"/>
+        </w:rPr>
+        <w:t xml:space="preserve">s </w:t>
+      </w:r>
+      <w:r>
+        <w:rPr>
+          <w:b/>
+        </w:rPr>
+        <w:t>result</w:t>
+      </w:r>
+      <w:r>
+        <w:rPr>
+          <w:b w:val="0"/>
+        </w:rPr>
+        <w:t xml:space="preserve">s and </w:t>
+      </w:r>
+      <w:r>
+        <w:rPr>
+          <w:b/>
+        </w:rPr>
+        <w:t>limitation</w:t>
+      </w:r>
+      <w:r>
+        <w:rPr>
+          <w:b w:val="0"/>
+        </w:rPr>
+        <w:t xml:space="preserve">s </w:t>
+      </w:r>
+      <w:r>
+        <w:rPr>
+          <w:b/>
+        </w:rPr>
+        <w:t>evidence</w:t>
+      </w:r>
+      <w:r>
+        <w:rPr>
+          <w:b w:val="0"/>
+        </w:rPr>
+        <w:t xml:space="preserve"> sheet to Reproducible AI Research Study. Show how you can explain the </w:t>
+      </w:r>
+      <w:r>
+        <w:rPr>
+          <w:b/>
+        </w:rPr>
+        <w:t>mechanism</w:t>
+      </w:r>
+      <w:r>
+        <w:rPr>
+          <w:b w:val="0"/>
+        </w:rPr>
+        <w:t xml:space="preserve"> and terminology of </w:t>
+      </w:r>
+      <w:r>
+        <w:rPr>
+          <w:b/>
+        </w:rPr>
+        <w:t>method</w:t>
+      </w:r>
+      <w:r>
+        <w:rPr>
+          <w:b w:val="0"/>
+        </w:rPr>
+        <w:t xml:space="preserve">s </w:t>
+      </w:r>
+      <w:r>
+        <w:rPr>
+          <w:b/>
+        </w:rPr>
+        <w:t>result</w:t>
+      </w:r>
+      <w:r>
+        <w:rPr>
+          <w:b w:val="0"/>
+        </w:rPr>
+        <w:t xml:space="preserve">s and </w:t>
+      </w:r>
+      <w:r>
+        <w:rPr>
+          <w:b/>
+        </w:rPr>
+        <w:t>limitation</w:t>
+      </w:r>
+      <w:r>
+        <w:rPr>
+          <w:b w:val="0"/>
+        </w:rPr>
+        <w:t>s.</w:t>
       </w:r>
     </w:p>
     <w:p>
-      <w:r>
-        <w:t>Suggested return points in this level: ai-7/5, ai-7/7, ai-7/10. Use actual classroom dates, adjusting for holidays and gaps. One, three and six teaching weeks are scheduling choices, not a claimed optimal spacing.</w:t>
+      <w:pPr>
+        <w:spacing w:line="336" w:lineRule="auto" w:after="180"/>
+      </w:pPr>
+      <w:r>
+        <w:rPr>
+          <w:b w:val="0"/>
+        </w:rPr>
+        <w:t xml:space="preserve">Use the supplied fictional case and keep its </w:t>
+      </w:r>
+      <w:r>
+        <w:rPr>
+          <w:b/>
+        </w:rPr>
+        <w:t>input</w:t>
+      </w:r>
+      <w:r>
+        <w:rPr>
+          <w:b w:val="0"/>
+        </w:rPr>
+        <w:t xml:space="preserve">s, intermediate steps, calculation or </w:t>
+      </w:r>
+      <w:r>
+        <w:rPr>
+          <w:b/>
+        </w:rPr>
+        <w:t>prediction</w:t>
+      </w:r>
+      <w:r>
+        <w:rPr>
+          <w:b w:val="0"/>
+        </w:rPr>
+        <w:t xml:space="preserve">, and </w:t>
+      </w:r>
+      <w:r>
+        <w:rPr>
+          <w:b/>
+        </w:rPr>
+        <w:t>limitation</w:t>
+      </w:r>
+      <w:r>
+        <w:rPr>
+          <w:b w:val="0"/>
+        </w:rPr>
+        <w:t>. Connect this record to last week’s record; a matching answer without a trace is insufficient.</w:t>
       </w:r>
     </w:p>
     <w:p>
-      <w:r>
-        <w:t>At a delayed check, ask for the idea from memory and a changed application. Compare with the earlier independent response and record support used. For a new level, revisit the previous capstone before checking the new prerequisites.</w:t>
+      <w:pPr>
+        <w:spacing w:line="336" w:lineRule="auto" w:after="180"/>
+      </w:pPr>
+      <w:r>
+        <w:rPr>
+          <w:b w:val="0"/>
+        </w:rPr>
+        <w:t xml:space="preserve">Provide an </w:t>
+      </w:r>
+      <w:r>
+        <w:rPr>
+          <w:b/>
+        </w:rPr>
+        <w:t>input</w:t>
+      </w:r>
+      <w:r>
+        <w:rPr>
+          <w:b w:val="0"/>
+        </w:rPr>
+        <w:t>/procedure/</w:t>
+      </w:r>
+      <w:r>
+        <w:rPr>
+          <w:b/>
+        </w:rPr>
+        <w:t>result</w:t>
+      </w:r>
+      <w:r>
+        <w:rPr>
+          <w:b w:val="0"/>
+        </w:rPr>
+        <w:t>/limit frame and a calculator when needed. Ask students to identify the first step before completing the whole trace.</w:t>
+      </w:r>
+    </w:p>
+    <w:p>
+      <w:pPr>
+        <w:spacing w:line="336" w:lineRule="auto" w:after="180"/>
+      </w:pPr>
+      <w:r>
+        <w:rPr>
+          <w:b w:val="0"/>
+        </w:rPr>
+        <w:t xml:space="preserve">Extension: compare two concrete variants of this </w:t>
+      </w:r>
+      <w:r>
+        <w:rPr>
+          <w:b/>
+        </w:rPr>
+        <w:t>mechanism</w:t>
+      </w:r>
+      <w:r>
+        <w:rPr>
+          <w:b w:val="0"/>
+        </w:rPr>
+        <w:t xml:space="preserve"> while holding unrelated conditions fixed; report both successful and unsuccessful outcomes.</w:t>
+      </w:r>
+    </w:p>
+    <w:p>
+      <w:pPr>
+        <w:spacing w:line="336" w:lineRule="auto" w:after="180"/>
+      </w:pPr>
+      <w:r>
+        <w:rPr>
+          <w:b w:val="0"/>
+        </w:rPr>
+        <w:t xml:space="preserve">Next connection: Replication and reproduction. Preserve the current case record and retrieve its </w:t>
+      </w:r>
+      <w:r>
+        <w:rPr>
+          <w:b/>
+        </w:rPr>
+        <w:t>evidence</w:t>
+      </w:r>
+      <w:r>
+        <w:rPr>
+          <w:b w:val="0"/>
+        </w:rPr>
+        <w:t xml:space="preserve"> boundary before moving on.</w:t>
+      </w:r>
+    </w:p>
+    <w:p>
+      <w:pPr>
+        <w:spacing w:line="336" w:lineRule="auto" w:after="180"/>
+      </w:pPr>
+      <w:r>
+        <w:rPr>
+          <w:b w:val="0"/>
+        </w:rPr>
+        <w:t>Retain the project ledger and assess a changed case after support. Check the relevant prerequisite before carrying this component forward.</w:t>
+      </w:r>
+    </w:p>
+    <w:p>
+      <w:pPr>
+        <w:pStyle w:val="Heading3"/>
+      </w:pPr>
+      <w:r>
+        <w:t>Plan the delayed return</w:t>
+      </w:r>
+    </w:p>
+    <w:p>
+      <w:pPr>
+        <w:spacing w:line="336" w:lineRule="auto" w:after="180"/>
+      </w:pPr>
+      <w:r>
+        <w:rPr>
+          <w:b w:val="0"/>
+        </w:rPr>
+        <w:t>Suggested return points in this level: ai-7/5, ai-7/7, ai-7/10. Use actual classroom dates, adjusting for holidays and gaps. One, three and six teaching weeks are scheduling choices, not a claimed optimal spacing.</w:t>
+      </w:r>
+    </w:p>
+    <w:p>
+      <w:pPr>
+        <w:spacing w:line="336" w:lineRule="auto" w:after="180"/>
+      </w:pPr>
+      <w:r>
+        <w:rPr>
+          <w:b w:val="0"/>
+        </w:rPr>
+        <w:t>At a delayed check, ask for the idea from memory and a changed application. Compare with the earlier independent response and record support used.</w:t>
+      </w:r>
+    </w:p>
+    <w:p>
+      <w:pPr>
+        <w:spacing w:line="336" w:lineRule="auto" w:after="180"/>
+      </w:pPr>
+      <w:r>
+        <w:rPr>
+          <w:b w:val="0"/>
+        </w:rPr>
+        <w:t>For a new level, revisit the previous capstone before checking the new prerequisites.</w:t>
       </w:r>
     </w:p>
     <w:tbl>
@@ -1934,8 +5069,26 @@
       </w:tr>
     </w:tbl>
     <w:p>
-      <w:r>
-        <w:t>Use the evidence to choose reteaching or the next step. A completed page, confidence rating or attractive project does not by itself demonstrate understanding.</w:t>
+      <w:pPr>
+        <w:spacing w:line="336" w:lineRule="auto" w:after="180"/>
+      </w:pPr>
+      <w:r>
+        <w:rPr>
+          <w:b w:val="0"/>
+        </w:rPr>
+        <w:t xml:space="preserve">Use the </w:t>
+      </w:r>
+      <w:r>
+        <w:rPr>
+          <w:b/>
+        </w:rPr>
+        <w:t>evidence</w:t>
+      </w:r>
+      <w:r>
+        <w:rPr>
+          <w:b w:val="0"/>
+        </w:rPr>
+        <w:t xml:space="preserve"> to choose reteaching or the next step. A completed page, confidence rating or attractive project does not by itself demonstrate understanding.</w:t>
       </w:r>
     </w:p>
     <w:p>
@@ -1947,7 +5100,13 @@
       </w:r>
     </w:p>
     <w:p>
-      <w:r>
+      <w:pPr>
+        <w:spacing w:line="336" w:lineRule="auto" w:after="180"/>
+      </w:pPr>
+      <w:r>
+        <w:rPr>
+          <w:b w:val="0"/>
+        </w:rPr>
         <w:t>For the Reproducible AI Research Study, retain an annotated worked trace and the changed-case reasoning. Connect the claim to its records, units and assumptions so another investigator can challenge or reproduce it.</w:t>
       </w:r>
     </w:p>
@@ -1961,12 +5120,98 @@
     </w:p>
     <w:p>
       <w:r>
-        <w:t>Teaching target: Explain the mechanism and terminology of methods results and limitations</w:t>
+        <w:t>Use this preparation summary alongside the detailed Methods results and limitations lesson; it is a checklist rather than a replacement for the full sequence.</w:t>
       </w:r>
     </w:p>
     <w:p>
-      <w:r>
-        <w:t>Prepare the labelled worked-case picture, the matching workbook, fictional input cards and a place for individual responses. Check a local Python 3 environment before class; have a paper-trace version ready.</w:t>
+      <w:pPr>
+        <w:pStyle w:val="Heading3"/>
+      </w:pPr>
+      <w:r>
+        <w:t>Teaching target</w:t>
+      </w:r>
+    </w:p>
+    <w:p>
+      <w:pPr>
+        <w:spacing w:line="336" w:lineRule="auto" w:after="180"/>
+        <w:shd w:fill="EDF7F3"/>
+      </w:pPr>
+      <w:r>
+        <w:rPr>
+          <w:b w:val="0"/>
+        </w:rPr>
+        <w:t xml:space="preserve">Teaching target: Explain the </w:t>
+      </w:r>
+      <w:r>
+        <w:rPr>
+          <w:b/>
+        </w:rPr>
+        <w:t>mechanism</w:t>
+      </w:r>
+      <w:r>
+        <w:rPr>
+          <w:b w:val="0"/>
+        </w:rPr>
+        <w:t xml:space="preserve"> and terminology of </w:t>
+      </w:r>
+      <w:r>
+        <w:rPr>
+          <w:b/>
+        </w:rPr>
+        <w:t>method</w:t>
+      </w:r>
+      <w:r>
+        <w:rPr>
+          <w:b w:val="0"/>
+        </w:rPr>
+        <w:t xml:space="preserve">s </w:t>
+      </w:r>
+      <w:r>
+        <w:rPr>
+          <w:b/>
+        </w:rPr>
+        <w:t>result</w:t>
+      </w:r>
+      <w:r>
+        <w:rPr>
+          <w:b w:val="0"/>
+        </w:rPr>
+        <w:t xml:space="preserve">s and </w:t>
+      </w:r>
+      <w:r>
+        <w:rPr>
+          <w:b/>
+        </w:rPr>
+        <w:t>limitation</w:t>
+      </w:r>
+      <w:r>
+        <w:rPr>
+          <w:b w:val="0"/>
+        </w:rPr>
+        <w:t>s</w:t>
+      </w:r>
+    </w:p>
+    <w:p>
+      <w:pPr>
+        <w:spacing w:line="336" w:lineRule="auto" w:after="180"/>
+      </w:pPr>
+      <w:r>
+        <w:rPr>
+          <w:b w:val="0"/>
+        </w:rPr>
+        <w:t xml:space="preserve">Prepare the labelled worked-case picture, the matching workbook, fictional </w:t>
+      </w:r>
+      <w:r>
+        <w:rPr>
+          <w:b/>
+        </w:rPr>
+        <w:t>input</w:t>
+      </w:r>
+      <w:r>
+        <w:rPr>
+          <w:b w:val="0"/>
+        </w:rPr>
+        <w:t xml:space="preserve"> cards and a place for individual responses. Check a local Python 3 environment before class; have a paper-trace version ready.</w:t>
       </w:r>
     </w:p>
     <w:tbl>
@@ -2113,37 +5358,315 @@
       </w:tr>
     </w:tbl>
     <w:p>
-      <w:r>
+      <w:pPr>
+        <w:spacing w:line="336" w:lineRule="auto" w:after="180"/>
+      </w:pPr>
+      <w:r>
+        <w:rPr>
+          <w:b w:val="0"/>
+        </w:rPr>
         <w:t>Before class, solve the supported practice: Statements:used20 fictional queries; 16 passed; real student use was not studied. Show the intermediate steps and give the conclusion with its scope.</w:t>
       </w:r>
     </w:p>
     <w:p>
-      <w:r>
-        <w:t>Reasoned practice answer: Teacher explanation: First is method/scope; second result16/20=80%; third limitation. No classroom effectiveness result is supplied.</w:t>
+      <w:pPr>
+        <w:pStyle w:val="Heading3"/>
+      </w:pPr>
+      <w:r>
+        <w:t>Supported practice answer</w:t>
       </w:r>
     </w:p>
     <w:p>
-      <w:r>
-        <w:t>Check every learner before discussion: Use the worked case for Methods results and limitations. Proposed explanation: “The worked result establishes every future case”. Decide whether this explanation is supported. Point to the step or supplied fact that decides; explain your repair if needed.</w:t>
+      <w:pPr>
+        <w:spacing w:line="336" w:lineRule="auto" w:after="180"/>
+        <w:shd w:fill="F1F6FC"/>
+      </w:pPr>
+      <w:r>
+        <w:rPr>
+          <w:b w:val="0"/>
+        </w:rPr>
+        <w:t xml:space="preserve">Reasoned practice answer: Teacher explanation: First is </w:t>
+      </w:r>
+      <w:r>
+        <w:rPr>
+          <w:b/>
+        </w:rPr>
+        <w:t>method</w:t>
+      </w:r>
+      <w:r>
+        <w:rPr>
+          <w:b w:val="0"/>
+        </w:rPr>
+        <w:t xml:space="preserve">/scope; second </w:t>
+      </w:r>
+      <w:r>
+        <w:rPr>
+          <w:b/>
+        </w:rPr>
+        <w:t>result</w:t>
+      </w:r>
+      <w:r>
+        <w:rPr>
+          <w:b w:val="0"/>
+        </w:rPr>
+        <w:t>16/20=</w:t>
+      </w:r>
+      <w:r>
+        <w:rPr>
+          <w:b/>
+        </w:rPr>
+        <w:t>80%</w:t>
+      </w:r>
+      <w:r>
+        <w:rPr>
+          <w:b w:val="0"/>
+        </w:rPr>
+        <w:t xml:space="preserve">; third </w:t>
+      </w:r>
+      <w:r>
+        <w:rPr>
+          <w:b/>
+        </w:rPr>
+        <w:t>limitation</w:t>
+      </w:r>
+      <w:r>
+        <w:rPr>
+          <w:b w:val="0"/>
+        </w:rPr>
+        <w:t xml:space="preserve">. No classroom effectiveness </w:t>
+      </w:r>
+      <w:r>
+        <w:rPr>
+          <w:b/>
+        </w:rPr>
+        <w:t>result</w:t>
+      </w:r>
+      <w:r>
+        <w:rPr>
+          <w:b w:val="0"/>
+        </w:rPr>
+        <w:t xml:space="preserve"> is supplied.</w:t>
       </w:r>
     </w:p>
     <w:p>
-      <w:r>
-        <w:t>Misconception repair: A limitation should constrain a claim rather than be hidden in unrelated prose.</w:t>
+      <w:pPr>
+        <w:spacing w:line="336" w:lineRule="auto" w:after="180"/>
+      </w:pPr>
+      <w:r>
+        <w:rPr>
+          <w:b w:val="0"/>
+        </w:rPr>
+        <w:t xml:space="preserve">Check every learner before discussion: Use the worked case for </w:t>
+      </w:r>
+      <w:r>
+        <w:rPr>
+          <w:b/>
+        </w:rPr>
+        <w:t>Method</w:t>
+      </w:r>
+      <w:r>
+        <w:rPr>
+          <w:b w:val="0"/>
+        </w:rPr>
+        <w:t xml:space="preserve">s </w:t>
+      </w:r>
+      <w:r>
+        <w:rPr>
+          <w:b/>
+        </w:rPr>
+        <w:t>result</w:t>
+      </w:r>
+      <w:r>
+        <w:rPr>
+          <w:b w:val="0"/>
+        </w:rPr>
+        <w:t xml:space="preserve">s and </w:t>
+      </w:r>
+      <w:r>
+        <w:rPr>
+          <w:b/>
+        </w:rPr>
+        <w:t>limitation</w:t>
+      </w:r>
+      <w:r>
+        <w:rPr>
+          <w:b w:val="0"/>
+        </w:rPr>
+        <w:t xml:space="preserve">s. Proposed explanation: “The worked </w:t>
+      </w:r>
+      <w:r>
+        <w:rPr>
+          <w:b/>
+        </w:rPr>
+        <w:t>result</w:t>
+      </w:r>
+      <w:r>
+        <w:rPr>
+          <w:b w:val="0"/>
+        </w:rPr>
+        <w:t xml:space="preserve"> establishes every future case”. Decide whether this explanation is supported.</w:t>
       </w:r>
     </w:p>
     <w:p>
-      <w:r>
-        <w:t>Support: read the exact case aloud, enlarge the labelled picture, supply input cards and model only the first deciding step. Accept a spoken explanation or drawing; retain the reasoning goal.</w:t>
+      <w:pPr>
+        <w:spacing w:line="336" w:lineRule="auto" w:after="180"/>
+      </w:pPr>
+      <w:r>
+        <w:rPr>
+          <w:b w:val="0"/>
+        </w:rPr>
+        <w:t>Point to the step or supplied fact that decides; explain your repair if needed.</w:t>
       </w:r>
     </w:p>
     <w:p>
-      <w:r>
-        <w:t>Extension: The conclusion says B is best for outdoor farming. Require a prediction and a reason before comparing. Expected result: Reject that extension without outdoor evidence. Reason: The reported conditions do not include the proposed use population.</w:t>
+      <w:pPr>
+        <w:pStyle w:val="Heading3"/>
+      </w:pPr>
+      <w:r>
+        <w:t>Repair the misconception</w:t>
       </w:r>
     </w:p>
     <w:p>
-      <w:r>
+      <w:pPr>
+        <w:spacing w:line="336" w:lineRule="auto" w:after="180"/>
+        <w:shd w:fill="FFF5E6"/>
+      </w:pPr>
+      <w:r>
+        <w:rPr>
+          <w:b w:val="0"/>
+        </w:rPr>
+        <w:t xml:space="preserve">Misconception repair: A </w:t>
+      </w:r>
+      <w:r>
+        <w:rPr>
+          <w:b/>
+        </w:rPr>
+        <w:t>limitation</w:t>
+      </w:r>
+      <w:r>
+        <w:rPr>
+          <w:b w:val="0"/>
+        </w:rPr>
+        <w:t xml:space="preserve"> should constrain a claim rather than be hidden in unrelated prose.</w:t>
+      </w:r>
+    </w:p>
+    <w:p>
+      <w:pPr>
+        <w:pStyle w:val="Heading3"/>
+      </w:pPr>
+      <w:r>
+        <w:t>Support without giving away the answer</w:t>
+      </w:r>
+    </w:p>
+    <w:p>
+      <w:pPr>
+        <w:spacing w:line="336" w:lineRule="auto" w:after="180"/>
+        <w:shd w:fill="F1F6F8"/>
+      </w:pPr>
+      <w:r>
+        <w:rPr>
+          <w:b w:val="0"/>
+        </w:rPr>
+        <w:t xml:space="preserve">Support: read the exact case aloud, enlarge the labelled picture, supply </w:t>
+      </w:r>
+      <w:r>
+        <w:rPr>
+          <w:b/>
+        </w:rPr>
+        <w:t>input</w:t>
+      </w:r>
+      <w:r>
+        <w:rPr>
+          <w:b w:val="0"/>
+        </w:rPr>
+        <w:t xml:space="preserve"> cards and model only the first deciding step. Accept a spoken explanation or drawing; retain the reasoning goal.</w:t>
+      </w:r>
+    </w:p>
+    <w:p>
+      <w:pPr>
+        <w:pStyle w:val="Heading3"/>
+      </w:pPr>
+      <w:r>
+        <w:t>Extend the reasoning</w:t>
+      </w:r>
+    </w:p>
+    <w:p>
+      <w:pPr>
+        <w:spacing w:line="336" w:lineRule="auto" w:after="180"/>
+        <w:shd w:fill="F5F1FB"/>
+      </w:pPr>
+      <w:r>
+        <w:rPr>
+          <w:b w:val="0"/>
+        </w:rPr>
+        <w:t xml:space="preserve">Extension: The conclusion says B is best for outdoor farming. Require a </w:t>
+      </w:r>
+      <w:r>
+        <w:rPr>
+          <w:b/>
+        </w:rPr>
+        <w:t>prediction</w:t>
+      </w:r>
+      <w:r>
+        <w:rPr>
+          <w:b w:val="0"/>
+        </w:rPr>
+        <w:t xml:space="preserve"> and a reason before comparing. Expected </w:t>
+      </w:r>
+      <w:r>
+        <w:rPr>
+          <w:b/>
+        </w:rPr>
+        <w:t>result</w:t>
+      </w:r>
+      <w:r>
+        <w:rPr>
+          <w:b w:val="0"/>
+        </w:rPr>
+        <w:t xml:space="preserve">: Reject that extension without outdoor </w:t>
+      </w:r>
+      <w:r>
+        <w:rPr>
+          <w:b/>
+        </w:rPr>
+        <w:t>evidence</w:t>
+      </w:r>
+      <w:r>
+        <w:rPr>
+          <w:b w:val="0"/>
+        </w:rPr>
+        <w:t>.</w:t>
+      </w:r>
+    </w:p>
+    <w:p>
+      <w:pPr>
+        <w:spacing w:line="336" w:lineRule="auto" w:after="180"/>
+        <w:shd w:fill="F5F1FB"/>
+      </w:pPr>
+      <w:r>
+        <w:rPr>
+          <w:b w:val="0"/>
+        </w:rPr>
+        <w:t>Reason: The reported conditions do not include the proposed use population.</w:t>
+      </w:r>
+    </w:p>
+    <w:p>
+      <w:pPr>
+        <w:pStyle w:val="Heading3"/>
+      </w:pPr>
+      <w:r>
+        <w:t>Protect the independent attempt</w:t>
+      </w:r>
+    </w:p>
+    <w:p>
+      <w:pPr>
+        <w:spacing w:line="336" w:lineRule="auto" w:after="180"/>
+        <w:shd w:fill="FFF5E6"/>
+      </w:pPr>
+      <w:r>
+        <w:rPr>
+          <w:b w:val="0"/>
+        </w:rPr>
         <w:t>Independent assessment: withhold the reserved answer until the learner has attempted the new case. Record support separately from correctness.</w:t>
       </w:r>
     </w:p>
@@ -2332,46 +5855,1276 @@
       </w:tr>
     </w:tbl>
     <w:p>
-      <w:r>
-        <w:t>Project checkpoint: Frame the need. Name the user, the problem, allowed inputs and a safe simple starting method.</w:t>
+      <w:pPr>
+        <w:pStyle w:val="Heading3"/>
+      </w:pPr>
+      <w:r>
+        <w:t>Project checkpoint</w:t>
       </w:r>
     </w:p>
     <w:p>
-      <w:r>
-        <w:t>Use the weekly teacher answer for topic-specific reasoning. A saved progress tick is an activity record; judge mastery from the learner’s explanation and evidence.</w:t>
+      <w:pPr>
+        <w:spacing w:line="336" w:lineRule="auto" w:after="180"/>
+        <w:shd w:fill="EDF7F3"/>
+      </w:pPr>
+      <w:r>
+        <w:rPr>
+          <w:b w:val="0"/>
+        </w:rPr>
+        <w:t xml:space="preserve">Project checkpoint: Frame the need. Name the user, the problem, allowed </w:t>
+      </w:r>
+      <w:r>
+        <w:rPr>
+          <w:b/>
+        </w:rPr>
+        <w:t>input</w:t>
+      </w:r>
+      <w:r>
+        <w:rPr>
+          <w:b w:val="0"/>
+        </w:rPr>
+        <w:t xml:space="preserve">s and a safe simple starting </w:t>
+      </w:r>
+      <w:r>
+        <w:rPr>
+          <w:b/>
+        </w:rPr>
+        <w:t>method</w:t>
+      </w:r>
+      <w:r>
+        <w:rPr>
+          <w:b w:val="0"/>
+        </w:rPr>
+        <w:t>.</w:t>
       </w:r>
     </w:p>
     <w:p>
       <w:pPr>
-        <w:pStyle w:val="Heading1"/>
-      </w:pPr>
-      <w:r>
-        <w:t>08. Use feedback, labs and repair paths</w:t>
+        <w:spacing w:line="336" w:lineRule="auto" w:after="180"/>
+      </w:pPr>
+      <w:r>
+        <w:rPr>
+          <w:b w:val="0"/>
+        </w:rPr>
+        <w:t xml:space="preserve">Use the weekly teacher answer for topic-specific reasoning. A saved progress tick is an activity record; judge mastery from the learner’s explanation and </w:t>
+      </w:r>
+      <w:r>
+        <w:rPr>
+          <w:b/>
+        </w:rPr>
+        <w:t>evidence</w:t>
+      </w:r>
+      <w:r>
+        <w:rPr>
+          <w:b w:val="0"/>
+        </w:rPr>
+        <w:t>.</w:t>
       </w:r>
     </w:p>
     <w:p>
-      <w:r>
-        <w:t>Use the two formative questions as supported practice, not as independent mastery scores. Discuss the deciding evidence rather than accepting a guessed selection.</w:t>
+      <w:pPr>
+        <w:pStyle w:val="Heading1"/>
+      </w:pPr>
+      <w:r>
+        <w:t>08. Use feedback, labs and repair paths</w:t>
       </w:r>
     </w:p>
     <w:p>
       <w:r>
-        <w:t>The feedback comes from the reviewed public worked case. Do not reveal the separately reserved independent teacher answer until the learner has attempted that case.</w:t>
+        <w:t>Use feedback, earlier review and portfolios purposefully. Apply the coding routine only when this lesson has an executable lab.</w:t>
       </w:r>
     </w:p>
     <w:p>
-      <w:r>
-        <w:t>Ask students to predict before running code. Preserve errors and actual outputs; collect a changed test and an explanation. The branch-boundary and indexing lessons deliberately include failure cases.</w:t>
+      <w:pPr>
+        <w:spacing w:line="336" w:lineRule="auto" w:after="180"/>
+      </w:pPr>
+      <w:r>
+        <w:rPr>
+          <w:b w:val="0"/>
+        </w:rPr>
+        <w:t xml:space="preserve">Use the two formative questions as supported practice, not as independent mastery scores. Discuss the deciding </w:t>
+      </w:r>
+      <w:r>
+        <w:rPr>
+          <w:b/>
+        </w:rPr>
+        <w:t>evidence</w:t>
+      </w:r>
+      <w:r>
+        <w:rPr>
+          <w:b w:val="0"/>
+        </w:rPr>
+        <w:t xml:space="preserve"> rather than accepting a guessed selection.</w:t>
       </w:r>
     </w:p>
     <w:p>
-      <w:r>
-        <w:t>Use the earlier worked-explanation links to address a specific missing building block, then return to the current question. Adapt this suggestion after observing the learner; it is not an automatic diagnosis.</w:t>
+      <w:pPr>
+        <w:spacing w:line="336" w:lineRule="auto" w:after="180"/>
+      </w:pPr>
+      <w:r>
+        <w:rPr>
+          <w:b w:val="0"/>
+        </w:rPr>
+        <w:t>The feedback comes from the reviewed public worked case. Do not reveal the separately reserved independent teacher answer until the learner has attempted that case.</w:t>
       </w:r>
     </w:p>
     <w:p>
-      <w:r>
-        <w:t>Collect the completed-work portfolio as evidence. Record support separately from correctness, and assess explanation, trace/test and limitations. Progress ticks and quiz selections alone do not establish mastery.</w:t>
+      <w:pPr>
+        <w:pStyle w:val="Heading3"/>
+      </w:pPr>
+      <w:r>
+        <w:t>For later coding lessons</w:t>
+      </w:r>
+    </w:p>
+    <w:p>
+      <w:r>
+        <w:t>This week has no code block. Use this routine when a later lesson includes an executable lab.</w:t>
+      </w:r>
+    </w:p>
+    <w:p>
+      <w:pPr>
+        <w:spacing w:line="336" w:lineRule="auto" w:after="180"/>
+        <w:shd w:fill="F1F6F8"/>
+      </w:pPr>
+      <w:r>
+        <w:rPr>
+          <w:b w:val="0"/>
+        </w:rPr>
+        <w:t xml:space="preserve">Ask students to predict before running code. Preserve errors and actual </w:t>
+      </w:r>
+      <w:r>
+        <w:rPr>
+          <w:b/>
+        </w:rPr>
+        <w:t>output</w:t>
+      </w:r>
+      <w:r>
+        <w:rPr>
+          <w:b w:val="0"/>
+        </w:rPr>
+        <w:t>s; collect a changed test and an explanation. The branch-boundary and indexing lessons deliberately include failure cases.</w:t>
+      </w:r>
+    </w:p>
+    <w:p>
+      <w:pPr>
+        <w:spacing w:line="336" w:lineRule="auto" w:after="180"/>
+      </w:pPr>
+      <w:r>
+        <w:rPr>
+          <w:b w:val="0"/>
+        </w:rPr>
+        <w:t>Use the earlier worked-explanation links to address a specific missing building block, then return to the current question. Adapt this suggestion after observing the learner; it is not an automatic diagnosis.</w:t>
+      </w:r>
+    </w:p>
+    <w:p>
+      <w:pPr>
+        <w:spacing w:line="336" w:lineRule="auto" w:after="180"/>
+      </w:pPr>
+      <w:r>
+        <w:rPr>
+          <w:b w:val="0"/>
+        </w:rPr>
+        <w:t xml:space="preserve">Collect the completed-work portfolio as </w:t>
+      </w:r>
+      <w:r>
+        <w:rPr>
+          <w:b/>
+        </w:rPr>
+        <w:t>evidence</w:t>
+      </w:r>
+      <w:r>
+        <w:rPr>
+          <w:b w:val="0"/>
+        </w:rPr>
+        <w:t xml:space="preserve">. Record support separately from correctness, and assess explanation, trace/test and </w:t>
+      </w:r>
+      <w:r>
+        <w:rPr>
+          <w:b/>
+        </w:rPr>
+        <w:t>limitation</w:t>
+      </w:r>
+      <w:r>
+        <w:rPr>
+          <w:b w:val="0"/>
+        </w:rPr>
+        <w:t>s. Progress ticks and quiz selections alone do not establish mastery.</w:t>
+      </w:r>
+    </w:p>
+    <w:p>
+      <w:pPr>
+        <w:pStyle w:val="Heading1"/>
+      </w:pPr>
+      <w:r>
+        <w:t>09. Visual concept journey</w:t>
+      </w:r>
+    </w:p>
+    <w:p>
+      <w:r>
+        <w:t>Show one Methods results and limitations graphic at a time, request a prediction and discuss its trace before the independent assessment.</w:t>
+      </w:r>
+    </w:p>
+    <w:p>
+      <w:pPr>
+        <w:spacing w:line="336" w:lineRule="auto" w:after="180"/>
+      </w:pPr>
+      <w:r>
+        <w:rPr>
+          <w:b w:val="0"/>
+        </w:rPr>
+        <w:t xml:space="preserve">Use one picture at a time. Hide a worked </w:t>
+      </w:r>
+      <w:r>
+        <w:rPr>
+          <w:b/>
+        </w:rPr>
+        <w:t>result</w:t>
+      </w:r>
+      <w:r>
+        <w:rPr>
+          <w:b w:val="0"/>
+        </w:rPr>
+        <w:t xml:space="preserve"> before asking for a </w:t>
+      </w:r>
+      <w:r>
+        <w:rPr>
+          <w:b/>
+        </w:rPr>
+        <w:t>prediction</w:t>
+      </w:r>
+      <w:r>
+        <w:rPr>
+          <w:b w:val="0"/>
+        </w:rPr>
+        <w:t>, then reveal it for feedback. These are supported teaching cases; retain the separate independent assessment for a fresh first attempt.</w:t>
+      </w:r>
+    </w:p>
+    <w:p>
+      <w:pPr>
+        <w:pStyle w:val="Heading3"/>
+      </w:pPr>
+      <w:r>
+        <w:t>01. Methods results and limitations: the case</w:t>
+      </w:r>
+    </w:p>
+    <w:p>
+      <w:r>
+        <w:drawing>
+          <wp:inline xmlns:a="http://schemas.openxmlformats.org/drawingml/2006/main" xmlns:pic="http://schemas.openxmlformats.org/drawingml/2006/picture">
+            <wp:extent cx="5486400" cy="2834640"/>
+            <wp:docPr id="3" name="Picture 3" descr="Separate procedure, finding and limit. A fictional report tests two frozen classifiers on five labelled leaf photos from one camera. Supplied facts: A is correct on 3/5; B on 4/5. No outdoor photos appear in the set."/>
+            <wp:cNvGraphicFramePr>
+              <a:graphicFrameLocks noChangeAspect="1"/>
+            </wp:cNvGraphicFramePr>
+            <a:graphic>
+              <a:graphicData uri="http://schemas.openxmlformats.org/drawingml/2006/picture">
+                <pic:pic>
+                  <pic:nvPicPr>
+                    <pic:cNvPr id="0" name="academy-story-ai-7-4-01.png"/>
+                    <pic:cNvPicPr/>
+                  </pic:nvPicPr>
+                  <pic:blipFill>
+                    <a:blip r:embed="rId11"/>
+                    <a:stretch>
+                      <a:fillRect/>
+                    </a:stretch>
+                  </pic:blipFill>
+                  <pic:spPr>
+                    <a:xfrm>
+                      <a:off x="0" y="0"/>
+                      <a:ext cx="5486400" cy="2834640"/>
+                    </a:xfrm>
+                    <a:prstGeom prst="rect"/>
+                  </pic:spPr>
+                </pic:pic>
+              </a:graphicData>
+            </a:graphic>
+          </wp:inline>
+        </w:drawing>
+      </w:r>
+    </w:p>
+    <w:p>
+      <w:pPr>
+        <w:spacing w:line="336" w:lineRule="auto" w:after="180"/>
+      </w:pPr>
+      <w:r>
+        <w:rPr>
+          <w:b w:val="0"/>
+        </w:rPr>
+        <w:t>Separate procedure, finding and limit. A fictional report tests two frozen classifiers on five labelled leaf photos from one camera. Supplied facts: A is correct on 3/5; B on 4/5. No outdoor photos appear in the set.</w:t>
+      </w:r>
+    </w:p>
+    <w:p>
+      <w:pPr>
+        <w:spacing w:line="336" w:lineRule="auto" w:after="180"/>
+        <w:shd w:fill="F5F1FB"/>
+      </w:pPr>
+      <w:r>
+        <w:rPr>
+          <w:b w:val="0"/>
+        </w:rPr>
+        <w:t>Point to the given fact that matters most. Explain why it matters.</w:t>
+      </w:r>
+    </w:p>
+    <w:p>
+      <w:pPr>
+        <w:pStyle w:val="Heading3"/>
+      </w:pPr>
+      <w:r>
+        <w:t>Discuss while showing the picture</w:t>
+      </w:r>
+    </w:p>
+    <w:p>
+      <w:pPr>
+        <w:spacing w:line="336" w:lineRule="auto" w:after="180"/>
+        <w:shd w:fill="F1F6F8"/>
+      </w:pPr>
+      <w:r>
+        <w:rPr>
+          <w:b w:val="0"/>
+        </w:rPr>
+        <w:t>Teacher prompt: Point to the given fact that matters most. Explain why it matters. Ask learners to describe one label or arrow in ordinary words. Use the adjacent transcript if the image is difficult to see.</w:t>
+      </w:r>
+    </w:p>
+    <w:p>
+      <w:pPr>
+        <w:pStyle w:val="Heading3"/>
+      </w:pPr>
+      <w:r>
+        <w:t>02. Follow the deciding steps</w:t>
+      </w:r>
+    </w:p>
+    <w:p>
+      <w:r>
+        <w:drawing>
+          <wp:inline xmlns:a="http://schemas.openxmlformats.org/drawingml/2006/main" xmlns:pic="http://schemas.openxmlformats.org/drawingml/2006/picture">
+            <wp:extent cx="5486400" cy="3182112"/>
+            <wp:docPr id="4" name="Picture 4" descr="Identify the method: Same five photos, labels and scoring are used for both models. → State the result: A scores 60%; B scores 80% on this fixed set. → State the limit: The set supplies no outdoor-camera performance evidence."/>
+            <wp:cNvGraphicFramePr>
+              <a:graphicFrameLocks noChangeAspect="1"/>
+            </wp:cNvGraphicFramePr>
+            <a:graphic>
+              <a:graphicData uri="http://schemas.openxmlformats.org/drawingml/2006/picture">
+                <pic:pic>
+                  <pic:nvPicPr>
+                    <pic:cNvPr id="0" name="academy-story-ai-7-4-02.png"/>
+                    <pic:cNvPicPr/>
+                  </pic:nvPicPr>
+                  <pic:blipFill>
+                    <a:blip r:embed="rId12"/>
+                    <a:stretch>
+                      <a:fillRect/>
+                    </a:stretch>
+                  </pic:blipFill>
+                  <pic:spPr>
+                    <a:xfrm>
+                      <a:off x="0" y="0"/>
+                      <a:ext cx="5486400" cy="3182112"/>
+                    </a:xfrm>
+                    <a:prstGeom prst="rect"/>
+                  </pic:spPr>
+                </pic:pic>
+              </a:graphicData>
+            </a:graphic>
+          </wp:inline>
+        </w:drawing>
+      </w:r>
+    </w:p>
+    <w:p>
+      <w:pPr>
+        <w:spacing w:line="336" w:lineRule="auto" w:after="180"/>
+      </w:pPr>
+      <w:r>
+        <w:rPr>
+          <w:b w:val="0"/>
+        </w:rPr>
+        <w:t xml:space="preserve">Identify the </w:t>
+      </w:r>
+      <w:r>
+        <w:rPr>
+          <w:b/>
+        </w:rPr>
+        <w:t>method</w:t>
+      </w:r>
+      <w:r>
+        <w:rPr>
+          <w:b w:val="0"/>
+        </w:rPr>
+        <w:t xml:space="preserve">: Same five photos, labels and scoring are used for both models. → State the </w:t>
+      </w:r>
+      <w:r>
+        <w:rPr>
+          <w:b/>
+        </w:rPr>
+        <w:t>result</w:t>
+      </w:r>
+      <w:r>
+        <w:rPr>
+          <w:b w:val="0"/>
+        </w:rPr>
+        <w:t xml:space="preserve">: A scores </w:t>
+      </w:r>
+      <w:r>
+        <w:rPr>
+          <w:b/>
+        </w:rPr>
+        <w:t>60%</w:t>
+      </w:r>
+      <w:r>
+        <w:rPr>
+          <w:b w:val="0"/>
+        </w:rPr>
+        <w:t xml:space="preserve">; B scores </w:t>
+      </w:r>
+      <w:r>
+        <w:rPr>
+          <w:b/>
+        </w:rPr>
+        <w:t>80%</w:t>
+      </w:r>
+      <w:r>
+        <w:rPr>
+          <w:b w:val="0"/>
+        </w:rPr>
+        <w:t xml:space="preserve"> on this fixed set. → State the limit: The set supplies no outdoor-camera performance </w:t>
+      </w:r>
+      <w:r>
+        <w:rPr>
+          <w:b/>
+        </w:rPr>
+        <w:t>evidence</w:t>
+      </w:r>
+      <w:r>
+        <w:rPr>
+          <w:b w:val="0"/>
+        </w:rPr>
+        <w:t>.</w:t>
+      </w:r>
+    </w:p>
+    <w:p>
+      <w:pPr>
+        <w:spacing w:line="336" w:lineRule="auto" w:after="180"/>
+        <w:shd w:fill="F5F1FB"/>
+      </w:pPr>
+      <w:r>
+        <w:rPr>
+          <w:b w:val="0"/>
+        </w:rPr>
+        <w:t xml:space="preserve">Point to each numbered stage and explain which recorded </w:t>
+      </w:r>
+      <w:r>
+        <w:rPr>
+          <w:b/>
+        </w:rPr>
+        <w:t>input</w:t>
+      </w:r>
+      <w:r>
+        <w:rPr>
+          <w:b w:val="0"/>
+        </w:rPr>
+        <w:t xml:space="preserve"> it uses.</w:t>
+      </w:r>
+    </w:p>
+    <w:p>
+      <w:pPr>
+        <w:pStyle w:val="Heading3"/>
+      </w:pPr>
+      <w:r>
+        <w:t>Discuss while showing the picture</w:t>
+      </w:r>
+    </w:p>
+    <w:p>
+      <w:pPr>
+        <w:spacing w:line="336" w:lineRule="auto" w:after="180"/>
+        <w:shd w:fill="F1F6F8"/>
+      </w:pPr>
+      <w:r>
+        <w:rPr>
+          <w:b w:val="0"/>
+        </w:rPr>
+        <w:t xml:space="preserve">Teacher prompt: Point to each numbered stage and explain which recorded </w:t>
+      </w:r>
+      <w:r>
+        <w:rPr>
+          <w:b/>
+        </w:rPr>
+        <w:t>input</w:t>
+      </w:r>
+      <w:r>
+        <w:rPr>
+          <w:b w:val="0"/>
+        </w:rPr>
+        <w:t xml:space="preserve"> it uses. Ask learners to describe one label or arrow in ordinary words. Use the adjacent transcript if the image is difficult to see.</w:t>
+      </w:r>
+    </w:p>
+    <w:p>
+      <w:pPr>
+        <w:pStyle w:val="Heading3"/>
+      </w:pPr>
+      <w:r>
+        <w:t>03. Two models on five shared photos</w:t>
+      </w:r>
+    </w:p>
+    <w:p>
+      <w:r>
+        <w:drawing>
+          <wp:inline xmlns:a="http://schemas.openxmlformats.org/drawingml/2006/main" xmlns:pic="http://schemas.openxmlformats.org/drawingml/2006/picture">
+            <wp:extent cx="5486400" cy="2834640"/>
+            <wp:docPr id="5" name="Picture 5" descr="Two models on five shared photos. Units: correct photos out of 5. A: 3. B: 4."/>
+            <wp:cNvGraphicFramePr>
+              <a:graphicFrameLocks noChangeAspect="1"/>
+            </wp:cNvGraphicFramePr>
+            <a:graphic>
+              <a:graphicData uri="http://schemas.openxmlformats.org/drawingml/2006/picture">
+                <pic:pic>
+                  <pic:nvPicPr>
+                    <pic:cNvPr id="0" name="academy-story-ai-7-4-03.png"/>
+                    <pic:cNvPicPr/>
+                  </pic:nvPicPr>
+                  <pic:blipFill>
+                    <a:blip r:embed="rId13"/>
+                    <a:stretch>
+                      <a:fillRect/>
+                    </a:stretch>
+                  </pic:blipFill>
+                  <pic:spPr>
+                    <a:xfrm>
+                      <a:off x="0" y="0"/>
+                      <a:ext cx="5486400" cy="2834640"/>
+                    </a:xfrm>
+                    <a:prstGeom prst="rect"/>
+                  </pic:spPr>
+                </pic:pic>
+              </a:graphicData>
+            </a:graphic>
+          </wp:inline>
+        </w:drawing>
+      </w:r>
+    </w:p>
+    <w:p>
+      <w:pPr>
+        <w:spacing w:line="336" w:lineRule="auto" w:after="180"/>
+      </w:pPr>
+      <w:r>
+        <w:rPr>
+          <w:b w:val="0"/>
+        </w:rPr>
+        <w:t>Two models on five shared photos. Units: correct photos out of 5. A: 3. B: 4.</w:t>
+      </w:r>
+    </w:p>
+    <w:p>
+      <w:pPr>
+        <w:spacing w:line="336" w:lineRule="auto" w:after="180"/>
+        <w:shd w:fill="F5F1FB"/>
+      </w:pPr>
+      <w:r>
+        <w:rPr>
+          <w:b w:val="0"/>
+        </w:rPr>
+        <w:t>Read the labels and values. Explain the relationship the model shows.</w:t>
+      </w:r>
+    </w:p>
+    <w:p>
+      <w:pPr>
+        <w:pStyle w:val="Heading3"/>
+      </w:pPr>
+      <w:r>
+        <w:t>Discuss while showing the picture</w:t>
+      </w:r>
+    </w:p>
+    <w:p>
+      <w:pPr>
+        <w:spacing w:line="336" w:lineRule="auto" w:after="180"/>
+        <w:shd w:fill="F1F6F8"/>
+      </w:pPr>
+      <w:r>
+        <w:rPr>
+          <w:b w:val="0"/>
+        </w:rPr>
+        <w:t>Teacher prompt: Read the labels and values. Explain the relationship the model shows. Ask learners to describe one label or arrow in ordinary words. Use the adjacent transcript if the image is difficult to see.</w:t>
+      </w:r>
+    </w:p>
+    <w:p>
+      <w:pPr>
+        <w:spacing w:line="336" w:lineRule="auto" w:after="180"/>
+        <w:shd w:fill="F1F6F8"/>
+      </w:pPr>
+      <w:r>
+        <w:rPr>
+          <w:b w:val="0"/>
+        </w:rPr>
+        <w:t xml:space="preserve">Check row/column meanings, units and denominators before discussing a difference. Supplied toy values are not real class or model </w:t>
+      </w:r>
+      <w:r>
+        <w:rPr>
+          <w:b/>
+        </w:rPr>
+        <w:t>result</w:t>
+      </w:r>
+      <w:r>
+        <w:rPr>
+          <w:b w:val="0"/>
+        </w:rPr>
+        <w:t>s.</w:t>
+      </w:r>
+    </w:p>
+    <w:p>
+      <w:pPr>
+        <w:pStyle w:val="Heading3"/>
+      </w:pPr>
+      <w:r>
+        <w:t>04. Change one thing. Trace what follows.</w:t>
+      </w:r>
+    </w:p>
+    <w:p>
+      <w:r>
+        <w:drawing>
+          <wp:inline xmlns:a="http://schemas.openxmlformats.org/drawingml/2006/main" xmlns:pic="http://schemas.openxmlformats.org/drawingml/2006/picture">
+            <wp:extent cx="5486400" cy="3026664"/>
+            <wp:docPr id="6" name="Picture 6" descr="Original case: The set supplies no outdoor-camera performance evidence. Changed condition: The conclusion says B is best for outdoor farming. Expected result: Reject that extension without outdoor evidence. Reason: The reported conditions do not include the proposed use population."/>
+            <wp:cNvGraphicFramePr>
+              <a:graphicFrameLocks noChangeAspect="1"/>
+            </wp:cNvGraphicFramePr>
+            <a:graphic>
+              <a:graphicData uri="http://schemas.openxmlformats.org/drawingml/2006/picture">
+                <pic:pic>
+                  <pic:nvPicPr>
+                    <pic:cNvPr id="0" name="academy-story-ai-7-4-04.png"/>
+                    <pic:cNvPicPr/>
+                  </pic:nvPicPr>
+                  <pic:blipFill>
+                    <a:blip r:embed="rId14"/>
+                    <a:stretch>
+                      <a:fillRect/>
+                    </a:stretch>
+                  </pic:blipFill>
+                  <pic:spPr>
+                    <a:xfrm>
+                      <a:off x="0" y="0"/>
+                      <a:ext cx="5486400" cy="3026664"/>
+                    </a:xfrm>
+                    <a:prstGeom prst="rect"/>
+                  </pic:spPr>
+                </pic:pic>
+              </a:graphicData>
+            </a:graphic>
+          </wp:inline>
+        </w:drawing>
+      </w:r>
+    </w:p>
+    <w:p>
+      <w:pPr>
+        <w:spacing w:line="336" w:lineRule="auto" w:after="180"/>
+      </w:pPr>
+      <w:r>
+        <w:rPr>
+          <w:b w:val="0"/>
+        </w:rPr>
+        <w:t xml:space="preserve">Original case: The set supplies no outdoor-camera performance </w:t>
+      </w:r>
+      <w:r>
+        <w:rPr>
+          <w:b/>
+        </w:rPr>
+        <w:t>evidence</w:t>
+      </w:r>
+      <w:r>
+        <w:rPr>
+          <w:b w:val="0"/>
+        </w:rPr>
+        <w:t xml:space="preserve">. Changed condition: The conclusion says B is best for outdoor farming. Expected </w:t>
+      </w:r>
+      <w:r>
+        <w:rPr>
+          <w:b/>
+        </w:rPr>
+        <w:t>result</w:t>
+      </w:r>
+      <w:r>
+        <w:rPr>
+          <w:b w:val="0"/>
+        </w:rPr>
+        <w:t xml:space="preserve">: Reject that extension without outdoor </w:t>
+      </w:r>
+      <w:r>
+        <w:rPr>
+          <w:b/>
+        </w:rPr>
+        <w:t>evidence</w:t>
+      </w:r>
+      <w:r>
+        <w:rPr>
+          <w:b w:val="0"/>
+        </w:rPr>
+        <w:t>.</w:t>
+      </w:r>
+    </w:p>
+    <w:p>
+      <w:pPr>
+        <w:spacing w:line="336" w:lineRule="auto" w:after="180"/>
+      </w:pPr>
+      <w:r>
+        <w:rPr>
+          <w:b w:val="0"/>
+        </w:rPr>
+        <w:t>Reason: The reported conditions do not include the proposed use population.</w:t>
+      </w:r>
+    </w:p>
+    <w:p>
+      <w:pPr>
+        <w:spacing w:line="336" w:lineRule="auto" w:after="180"/>
+        <w:shd w:fill="F5F1FB"/>
+      </w:pPr>
+      <w:r>
+        <w:rPr>
+          <w:b w:val="0"/>
+        </w:rPr>
+        <w:t xml:space="preserve">Predict before checking the worked changed-case </w:t>
+      </w:r>
+      <w:r>
+        <w:rPr>
+          <w:b/>
+        </w:rPr>
+        <w:t>result</w:t>
+      </w:r>
+      <w:r>
+        <w:rPr>
+          <w:b w:val="0"/>
+        </w:rPr>
+        <w:t>. Name what changed and what the supplied facts allow you to conclude.</w:t>
+      </w:r>
+    </w:p>
+    <w:p>
+      <w:pPr>
+        <w:pStyle w:val="Heading3"/>
+      </w:pPr>
+      <w:r>
+        <w:t>Discuss while showing the picture</w:t>
+      </w:r>
+    </w:p>
+    <w:p>
+      <w:pPr>
+        <w:spacing w:line="336" w:lineRule="auto" w:after="180"/>
+        <w:shd w:fill="F1F6F8"/>
+      </w:pPr>
+      <w:r>
+        <w:rPr>
+          <w:b w:val="0"/>
+        </w:rPr>
+        <w:t xml:space="preserve">Teacher prompt: Predict before checking the worked changed-case </w:t>
+      </w:r>
+      <w:r>
+        <w:rPr>
+          <w:b/>
+        </w:rPr>
+        <w:t>result</w:t>
+      </w:r>
+      <w:r>
+        <w:rPr>
+          <w:b w:val="0"/>
+        </w:rPr>
+        <w:t>. Name what changed and what the supplied facts allow you to conclude. Ask learners to describe one label or arrow in ordinary words.</w:t>
+      </w:r>
+    </w:p>
+    <w:p>
+      <w:pPr>
+        <w:spacing w:line="336" w:lineRule="auto" w:after="180"/>
+        <w:shd w:fill="F1F6F8"/>
+      </w:pPr>
+      <w:r>
+        <w:rPr>
+          <w:b w:val="0"/>
+        </w:rPr>
+        <w:t>Use the adjacent transcript if the image is difficult to see. Changed-case reasoning: The reported conditions do not include the proposed use population.</w:t>
+      </w:r>
+    </w:p>
+    <w:p>
+      <w:pPr>
+        <w:pStyle w:val="Heading3"/>
+      </w:pPr>
+      <w:r>
+        <w:t>05. Connect the explanation to its limit</w:t>
+      </w:r>
+    </w:p>
+    <w:p>
+      <w:r>
+        <w:drawing>
+          <wp:inline xmlns:a="http://schemas.openxmlformats.org/drawingml/2006/main" xmlns:pic="http://schemas.openxmlformats.org/drawingml/2006/picture">
+            <wp:extent cx="5486400" cy="2834640"/>
+            <wp:docPr id="7" name="Picture 7" descr="Methods tell how evidence was produced; results state observations; limitations describe what those observations cannot settle. Keeping them distinct prevents a result from becoming an oversized claim. Limit: Five observations cannot establish a stable ranking or causal mechanism; source and sampling assumptions remain important."/>
+            <wp:cNvGraphicFramePr>
+              <a:graphicFrameLocks noChangeAspect="1"/>
+            </wp:cNvGraphicFramePr>
+            <a:graphic>
+              <a:graphicData uri="http://schemas.openxmlformats.org/drawingml/2006/picture">
+                <pic:pic>
+                  <pic:nvPicPr>
+                    <pic:cNvPr id="0" name="academy-story-ai-7-4-05.png"/>
+                    <pic:cNvPicPr/>
+                  </pic:nvPicPr>
+                  <pic:blipFill>
+                    <a:blip r:embed="rId15"/>
+                    <a:stretch>
+                      <a:fillRect/>
+                    </a:stretch>
+                  </pic:blipFill>
+                  <pic:spPr>
+                    <a:xfrm>
+                      <a:off x="0" y="0"/>
+                      <a:ext cx="5486400" cy="2834640"/>
+                    </a:xfrm>
+                    <a:prstGeom prst="rect"/>
+                  </pic:spPr>
+                </pic:pic>
+              </a:graphicData>
+            </a:graphic>
+          </wp:inline>
+        </w:drawing>
+      </w:r>
+    </w:p>
+    <w:p>
+      <w:pPr>
+        <w:spacing w:line="336" w:lineRule="auto" w:after="180"/>
+      </w:pPr>
+      <w:r>
+        <w:rPr>
+          <w:b/>
+        </w:rPr>
+        <w:t>Method</w:t>
+      </w:r>
+      <w:r>
+        <w:rPr>
+          <w:b w:val="0"/>
+        </w:rPr>
+        <w:t xml:space="preserve">s tell how </w:t>
+      </w:r>
+      <w:r>
+        <w:rPr>
+          <w:b/>
+        </w:rPr>
+        <w:t>evidence</w:t>
+      </w:r>
+      <w:r>
+        <w:rPr>
+          <w:b w:val="0"/>
+        </w:rPr>
+        <w:t xml:space="preserve"> was produced; </w:t>
+      </w:r>
+      <w:r>
+        <w:rPr>
+          <w:b/>
+        </w:rPr>
+        <w:t>result</w:t>
+      </w:r>
+      <w:r>
+        <w:rPr>
+          <w:b w:val="0"/>
+        </w:rPr>
+        <w:t xml:space="preserve">s state </w:t>
+      </w:r>
+      <w:r>
+        <w:rPr>
+          <w:b/>
+        </w:rPr>
+        <w:t>observation</w:t>
+      </w:r>
+      <w:r>
+        <w:rPr>
+          <w:b w:val="0"/>
+        </w:rPr>
+        <w:t xml:space="preserve">s; </w:t>
+      </w:r>
+      <w:r>
+        <w:rPr>
+          <w:b/>
+        </w:rPr>
+        <w:t>limitation</w:t>
+      </w:r>
+      <w:r>
+        <w:rPr>
+          <w:b w:val="0"/>
+        </w:rPr>
+        <w:t xml:space="preserve">s describe what those </w:t>
+      </w:r>
+      <w:r>
+        <w:rPr>
+          <w:b/>
+        </w:rPr>
+        <w:t>observation</w:t>
+      </w:r>
+      <w:r>
+        <w:rPr>
+          <w:b w:val="0"/>
+        </w:rPr>
+        <w:t xml:space="preserve">s cannot settle. Keeping them distinct prevents a </w:t>
+      </w:r>
+      <w:r>
+        <w:rPr>
+          <w:b/>
+        </w:rPr>
+        <w:t>result</w:t>
+      </w:r>
+      <w:r>
+        <w:rPr>
+          <w:b w:val="0"/>
+        </w:rPr>
+        <w:t xml:space="preserve"> from becoming an oversized claim.</w:t>
+      </w:r>
+    </w:p>
+    <w:p>
+      <w:pPr>
+        <w:spacing w:line="336" w:lineRule="auto" w:after="180"/>
+      </w:pPr>
+      <w:r>
+        <w:rPr>
+          <w:b w:val="0"/>
+        </w:rPr>
+        <w:t xml:space="preserve">Limit: Five </w:t>
+      </w:r>
+      <w:r>
+        <w:rPr>
+          <w:b/>
+        </w:rPr>
+        <w:t>observation</w:t>
+      </w:r>
+      <w:r>
+        <w:rPr>
+          <w:b w:val="0"/>
+        </w:rPr>
+        <w:t xml:space="preserve">s cannot establish a stable ranking or causal </w:t>
+      </w:r>
+      <w:r>
+        <w:rPr>
+          <w:b/>
+        </w:rPr>
+        <w:t>mechanism</w:t>
+      </w:r>
+      <w:r>
+        <w:rPr>
+          <w:b w:val="0"/>
+        </w:rPr>
+        <w:t>; source and sampling assumptions remain important.</w:t>
+      </w:r>
+    </w:p>
+    <w:p>
+      <w:pPr>
+        <w:spacing w:line="336" w:lineRule="auto" w:after="180"/>
+        <w:shd w:fill="F5F1FB"/>
+      </w:pPr>
+      <w:r>
+        <w:rPr>
+          <w:b w:val="0"/>
+        </w:rPr>
+        <w:t>Explain the case, then point to a limit on the claim.</w:t>
+      </w:r>
+    </w:p>
+    <w:p>
+      <w:pPr>
+        <w:pStyle w:val="Heading3"/>
+      </w:pPr>
+      <w:r>
+        <w:t>Discuss while showing the picture</w:t>
+      </w:r>
+    </w:p>
+    <w:p>
+      <w:pPr>
+        <w:spacing w:line="336" w:lineRule="auto" w:after="180"/>
+        <w:shd w:fill="F1F6F8"/>
+      </w:pPr>
+      <w:r>
+        <w:rPr>
+          <w:b w:val="0"/>
+        </w:rPr>
+        <w:t>Teacher prompt: Explain the case, then point to a limit on the claim. Ask learners to describe one label or arrow in ordinary words. Use the adjacent transcript if the image is difficult to see.</w:t>
+      </w:r>
+    </w:p>
+    <w:p>
+      <w:pPr>
+        <w:spacing w:line="336" w:lineRule="auto" w:after="180"/>
+        <w:shd w:fill="F1F6F8"/>
+      </w:pPr>
+      <w:r>
+        <w:rPr>
+          <w:b w:val="0"/>
+        </w:rPr>
+        <w:t xml:space="preserve">Keep the stated scope: Five </w:t>
+      </w:r>
+      <w:r>
+        <w:rPr>
+          <w:b/>
+        </w:rPr>
+        <w:t>observation</w:t>
+      </w:r>
+      <w:r>
+        <w:rPr>
+          <w:b w:val="0"/>
+        </w:rPr>
+        <w:t xml:space="preserve">s cannot establish a stable ranking or causal </w:t>
+      </w:r>
+      <w:r>
+        <w:rPr>
+          <w:b/>
+        </w:rPr>
+        <w:t>mechanism</w:t>
+      </w:r>
+      <w:r>
+        <w:rPr>
+          <w:b w:val="0"/>
+        </w:rPr>
+        <w:t>; source and sampling assumptions remain important.</w:t>
+      </w:r>
+    </w:p>
+    <w:p>
+      <w:pPr>
+        <w:pStyle w:val="Heading3"/>
+      </w:pPr>
+      <w:r>
+        <w:t>06. Make the idea visible in your project</w:t>
+      </w:r>
+    </w:p>
+    <w:p>
+      <w:r>
+        <w:drawing>
+          <wp:inline xmlns:a="http://schemas.openxmlformats.org/drawingml/2006/main" xmlns:pic="http://schemas.openxmlformats.org/drawingml/2006/picture">
+            <wp:extent cx="5486400" cy="3681984"/>
+            <wp:docPr id="8" name="Picture 8" descr="For the Reproducible AI Research Study, retain an annotated worked trace and the changed-case reasoning. Connect the claim to its records, units and assumptions so another investigator can challenge or reproduce it. Draw your input, deciding step, result and limit. Supported question: Place the five-photo procedure, 3/5 versus 4/5 finding and missing outdoor evidence in their proper categories. Why cannot the result establish that B is best for outdoor farming?"/>
+            <wp:cNvGraphicFramePr>
+              <a:graphicFrameLocks noChangeAspect="1"/>
+            </wp:cNvGraphicFramePr>
+            <a:graphic>
+              <a:graphicData uri="http://schemas.openxmlformats.org/drawingml/2006/picture">
+                <pic:pic>
+                  <pic:nvPicPr>
+                    <pic:cNvPr id="0" name="academy-story-ai-7-4-06.png"/>
+                    <pic:cNvPicPr/>
+                  </pic:nvPicPr>
+                  <pic:blipFill>
+                    <a:blip r:embed="rId16"/>
+                    <a:stretch>
+                      <a:fillRect/>
+                    </a:stretch>
+                  </pic:blipFill>
+                  <pic:spPr>
+                    <a:xfrm>
+                      <a:off x="0" y="0"/>
+                      <a:ext cx="5486400" cy="3681984"/>
+                    </a:xfrm>
+                    <a:prstGeom prst="rect"/>
+                  </pic:spPr>
+                </pic:pic>
+              </a:graphicData>
+            </a:graphic>
+          </wp:inline>
+        </w:drawing>
+      </w:r>
+    </w:p>
+    <w:p>
+      <w:pPr>
+        <w:spacing w:line="336" w:lineRule="auto" w:after="180"/>
+      </w:pPr>
+      <w:r>
+        <w:rPr>
+          <w:b w:val="0"/>
+        </w:rPr>
+        <w:t>For the Reproducible AI Research Study, retain an annotated worked trace and the changed-case reasoning. Connect the claim to its records, units and assumptions so another investigator can challenge or reproduce it.</w:t>
+      </w:r>
+    </w:p>
+    <w:p>
+      <w:pPr>
+        <w:spacing w:line="336" w:lineRule="auto" w:after="180"/>
+      </w:pPr>
+      <w:r>
+        <w:rPr>
+          <w:b w:val="0"/>
+        </w:rPr>
+        <w:t xml:space="preserve">Draw your </w:t>
+      </w:r>
+      <w:r>
+        <w:rPr>
+          <w:b/>
+        </w:rPr>
+        <w:t>input</w:t>
+      </w:r>
+      <w:r>
+        <w:rPr>
+          <w:b w:val="0"/>
+        </w:rPr>
+        <w:t xml:space="preserve">, deciding step, </w:t>
+      </w:r>
+      <w:r>
+        <w:rPr>
+          <w:b/>
+        </w:rPr>
+        <w:t>result</w:t>
+      </w:r>
+      <w:r>
+        <w:rPr>
+          <w:b w:val="0"/>
+        </w:rPr>
+        <w:t xml:space="preserve"> and limit. Supported question: Place the five-photo procedure, 3/5 versus 4/5 finding and missing outdoor </w:t>
+      </w:r>
+      <w:r>
+        <w:rPr>
+          <w:b/>
+        </w:rPr>
+        <w:t>evidence</w:t>
+      </w:r>
+      <w:r>
+        <w:rPr>
+          <w:b w:val="0"/>
+        </w:rPr>
+        <w:t xml:space="preserve"> in their proper categories.</w:t>
+      </w:r>
+    </w:p>
+    <w:p>
+      <w:pPr>
+        <w:spacing w:line="336" w:lineRule="auto" w:after="180"/>
+      </w:pPr>
+      <w:r>
+        <w:rPr>
+          <w:b w:val="0"/>
+        </w:rPr>
+        <w:t xml:space="preserve">Why cannot the </w:t>
+      </w:r>
+      <w:r>
+        <w:rPr>
+          <w:b/>
+        </w:rPr>
+        <w:t>result</w:t>
+      </w:r>
+      <w:r>
+        <w:rPr>
+          <w:b w:val="0"/>
+        </w:rPr>
+        <w:t xml:space="preserve"> establish that B is best for outdoor farming?</w:t>
+      </w:r>
+    </w:p>
+    <w:p>
+      <w:pPr>
+        <w:spacing w:line="336" w:lineRule="auto" w:after="180"/>
+        <w:shd w:fill="F5F1FB"/>
+      </w:pPr>
+      <w:r>
+        <w:rPr>
+          <w:b w:val="0"/>
+        </w:rPr>
+        <w:t xml:space="preserve">Draw your project trace and justify the deciding step using </w:t>
+      </w:r>
+      <w:r>
+        <w:rPr>
+          <w:b/>
+        </w:rPr>
+        <w:t>evidence</w:t>
+      </w:r>
+      <w:r>
+        <w:rPr>
+          <w:b w:val="0"/>
+        </w:rPr>
+        <w:t>.</w:t>
+      </w:r>
+    </w:p>
+    <w:p>
+      <w:pPr>
+        <w:pStyle w:val="Heading3"/>
+      </w:pPr>
+      <w:r>
+        <w:t>Discuss while showing the picture</w:t>
+      </w:r>
+    </w:p>
+    <w:p>
+      <w:pPr>
+        <w:spacing w:line="336" w:lineRule="auto" w:after="180"/>
+        <w:shd w:fill="F1F6F8"/>
+      </w:pPr>
+      <w:r>
+        <w:rPr>
+          <w:b w:val="0"/>
+        </w:rPr>
+        <w:t xml:space="preserve">Teacher prompt: Draw your project trace and justify the deciding step using </w:t>
+      </w:r>
+      <w:r>
+        <w:rPr>
+          <w:b/>
+        </w:rPr>
+        <w:t>evidence</w:t>
+      </w:r>
+      <w:r>
+        <w:rPr>
+          <w:b w:val="0"/>
+        </w:rPr>
+        <w:t>. Ask learners to describe one label or arrow in ordinary words. Use the adjacent transcript if the image is difficult to see.</w:t>
+      </w:r>
+    </w:p>
+    <w:p>
+      <w:pPr>
+        <w:spacing w:line="336" w:lineRule="auto" w:after="180"/>
+        <w:shd w:fill="F1F6F8"/>
+      </w:pPr>
+      <w:r>
+        <w:rPr>
+          <w:b w:val="0"/>
+        </w:rPr>
+        <w:t xml:space="preserve">Supported practice key: Same five photos, labels and scoring are used for both models. A scores </w:t>
+      </w:r>
+      <w:r>
+        <w:rPr>
+          <w:b/>
+        </w:rPr>
+        <w:t>60%</w:t>
+      </w:r>
+      <w:r>
+        <w:rPr>
+          <w:b w:val="0"/>
+        </w:rPr>
+        <w:t xml:space="preserve">; B scores </w:t>
+      </w:r>
+      <w:r>
+        <w:rPr>
+          <w:b/>
+        </w:rPr>
+        <w:t>80%</w:t>
+      </w:r>
+      <w:r>
+        <w:rPr>
+          <w:b w:val="0"/>
+        </w:rPr>
+        <w:t xml:space="preserve"> on this fixed set. The set supplies no outdoor-camera performance </w:t>
+      </w:r>
+      <w:r>
+        <w:rPr>
+          <w:b/>
+        </w:rPr>
+        <w:t>evidence</w:t>
+      </w:r>
+      <w:r>
+        <w:rPr>
+          <w:b w:val="0"/>
+        </w:rPr>
+        <w:t>.</w:t>
+      </w:r>
+    </w:p>
+    <w:p>
+      <w:pPr>
+        <w:spacing w:line="336" w:lineRule="auto" w:after="180"/>
+        <w:shd w:fill="F1F6F8"/>
+      </w:pPr>
+      <w:r>
+        <w:rPr>
+          <w:b w:val="0"/>
+        </w:rPr>
+        <w:t xml:space="preserve">Changed case: Reject that extension without outdoor </w:t>
+      </w:r>
+      <w:r>
+        <w:rPr>
+          <w:b/>
+        </w:rPr>
+        <w:t>evidence</w:t>
+      </w:r>
+      <w:r>
+        <w:rPr>
+          <w:b w:val="0"/>
+        </w:rPr>
+        <w:t>. The reported conditions do not include the proposed use population.</w:t>
       </w:r>
     </w:p>
     <w:sectPr>

--- a/downloads/teacher/ai-7-week-04.docx
+++ b/downloads/teacher/ai-7-week-04.docx
@@ -173,7 +173,7 @@
           </w:tcPr>
           <w:p>
             <w:r>
-              <w:t>Sections 1–6; record the brief recall in the workbook.</w:t>
+              <w:t>Use Your mission, Notice the evidence, See how it works, Words that unlock the idea and Follow a worked example; record the brief recall in the workbook.</w:t>
             </w:r>
           </w:p>
         </w:tc>
@@ -205,7 +205,7 @@
           </w:tcPr>
           <w:p>
             <w:r>
-              <w:t>Sections 7–10; use the matching workbook W2 and misconception check.</w:t>
+              <w:t>Use Find and repair a mistake, Practise together and Run the investigation, with workbook W2 and Individual reasoning check.</w:t>
             </w:r>
           </w:p>
         </w:tc>
@@ -237,7 +237,7 @@
           </w:tcPr>
           <w:p>
             <w:r>
-              <w:t>Sections 9 and 11–14. Give extra time to finish the full task set; use Section 15 when the week includes a coding lab.</w:t>
+              <w:t>Use Run the investigation, Build your understanding, Connect your project and Show what you know. Reserve further time for the full task set. Use a code example only where one is actually supplied.</w:t>
             </w:r>
           </w:p>
         </w:tc>
@@ -505,7 +505,7 @@
         <w:rPr>
           <w:b w:val="0"/>
         </w:rPr>
-        <w:t xml:space="preserve">Two 45-minute sessions. </w:t>
+        <w:t xml:space="preserve">Compact alternative: two 45-minute sessions for the core explanation and W1–W5 only. The main plan uses three sessions; schedule further time for the complete investigation, project, visual journey and any code examples. </w:t>
       </w:r>
       <w:r>
         <w:rPr>
@@ -2353,7 +2353,7 @@
           </w:tcPr>
           <w:p>
             <w:r>
-              <w:t>Explain section 1 and vocabulary. Complete W1 with a mechanism-based explanation.</w:t>
+              <w:t>Explain See how it works and Words that unlock the idea. Complete W1 with a mechanism-based explanation.</w:t>
             </w:r>
           </w:p>
         </w:tc>
@@ -5287,7 +5287,7 @@
           </w:tcPr>
           <w:p>
             <w:r>
-              <w:t>Sections 1–6; record the brief recall in the workbook.</w:t>
+              <w:t>Use Your mission, Notice the evidence, See how it works, Words that unlock the idea and Follow a worked example; record the brief recall in the workbook.</w:t>
             </w:r>
           </w:p>
         </w:tc>
@@ -5319,7 +5319,7 @@
           </w:tcPr>
           <w:p>
             <w:r>
-              <w:t>Sections 7–10; use the matching workbook W2 and misconception check.</w:t>
+              <w:t>Use Find and repair a mistake, Practise together and Run the investigation, with workbook W2 and Individual reasoning check.</w:t>
             </w:r>
           </w:p>
         </w:tc>
@@ -5351,7 +5351,7 @@
           </w:tcPr>
           <w:p>
             <w:r>
-              <w:t>Sections 9 and 11–14. Give extra time to finish the full task set; use Section 15 when the week includes a coding lab.</w:t>
+              <w:t>Use Run the investigation, Build your understanding, Connect your project and Show what you know. Reserve further time for the full task set. Use a code example only where one is actually supplied.</w:t>
             </w:r>
           </w:p>
         </w:tc>

--- a/downloads/teacher/ai-7-week-04.docx
+++ b/downloads/teacher/ai-7-week-04.docx
@@ -25,20 +25,38 @@
         <w:pStyle w:val="Heading1"/>
       </w:pPr>
       <w:r>
-        <w:t>01. Prepare the purpose, prerequisites and materials</w:t>
+        <w:t>Ask which evidence makes this a procedure, finding, limitation or proposed explanation.</w:t>
       </w:r>
     </w:p>
     <w:p>
       <w:r>
-        <w:t>Prepare Methods results and limitations: check the target, prerequisites, resources and adaptable teaching schedule.</w:t>
+        <w:t>Teach faithful interpretation without treating unstudied conditions as negative results.</w:t>
       </w:r>
     </w:p>
     <w:p>
-      <w:pPr>
-        <w:pStyle w:val="Heading3"/>
-      </w:pPr>
-      <w:r>
-        <w:t>Teach the learning cycle</w:t>
+      <w:r>
+        <w:t>Model main roles → compute supplied denominators → inspect outdoor overclaim → assess reviewer overlap → preserve missing methods/evidence.</w:t>
+      </w:r>
+    </w:p>
+    <w:p>
+      <w:pPr>
+        <w:pStyle w:val="Heading1"/>
+      </w:pPr>
+      <w:r>
+        <w:t>01. Prepare the connected research investigation</w:t>
+      </w:r>
+    </w:p>
+    <w:p>
+      <w:r>
+        <w:t>Keep modelling, shared practice and independent evidence distinct.</w:t>
+      </w:r>
+    </w:p>
+    <w:p>
+      <w:pPr>
+        <w:pStyle w:val="Heading2"/>
+      </w:pPr>
+      <w:r>
+        <w:t>Target and main teaching plan</w:t>
       </w:r>
     </w:p>
     <w:p>
@@ -279,18 +297,21 @@
     </w:p>
     <w:p>
       <w:pPr>
-        <w:pStyle w:val="Heading3"/>
-      </w:pPr>
-      <w:r>
-        <w:t>Retrieval answer guidance</w:t>
+        <w:pStyle w:val="Heading2"/>
+      </w:pPr>
+      <w:r>
+        <w:t>Preparation and prerequisite</w:t>
       </w:r>
     </w:p>
     <w:p>
       <w:pPr>
-        <w:pStyle w:val="Heading3"/>
-      </w:pPr>
-      <w:r>
-        <w:t>Finding primary research</w:t>
+        <w:spacing w:line="336" w:lineRule="auto" w:after="180"/>
+      </w:pPr>
+      <w:r>
+        <w:rPr>
+          <w:b w:val="0"/>
+        </w:rPr>
+        <w:t>Lesson and workbook; paper and pencil</w:t>
       </w:r>
     </w:p>
     <w:p>
@@ -301,7 +322,7 @@
         <w:rPr>
           <w:b w:val="0"/>
         </w:rPr>
-        <w:t>Without opening the old lesson, explain one key idea from Finding primary research. Give an example and a mistake that the idea helps you avoid.</w:t>
+        <w:t>Calculator and optional local Python 3 for arithmetic; no live API or private data</w:t>
       </w:r>
     </w:p>
     <w:p>
@@ -312,19 +333,7 @@
         <w:rPr>
           <w:b w:val="0"/>
         </w:rPr>
-        <w:t xml:space="preserve">Look for: Explain the </w:t>
-      </w:r>
-      <w:r>
-        <w:rPr>
-          <w:b/>
-        </w:rPr>
-        <w:t>mechanism</w:t>
-      </w:r>
-      <w:r>
-        <w:rPr>
-          <w:b w:val="0"/>
-        </w:rPr>
-        <w:t xml:space="preserve"> and terminology of finding primary research</w:t>
+        <w:t>Prepare the fresh retry separately and withhold its solution until after collection</w:t>
       </w:r>
     </w:p>
     <w:p>
@@ -335,43 +344,43 @@
         <w:rPr>
           <w:b w:val="0"/>
         </w:rPr>
-        <w:t xml:space="preserve">Reference example, not the only acceptable wording: Teacher explanation: Primary research presents a study's own </w:t>
+        <w:t xml:space="preserve">A </w:t>
       </w:r>
       <w:r>
         <w:rPr>
           <w:b/>
         </w:rPr>
-        <w:t>method</w:t>
-      </w:r>
-      <w:r>
-        <w:rPr>
-          <w:b w:val="0"/>
-        </w:rPr>
-        <w:t xml:space="preserve">s and </w:t>
+        <w:t>result</w:t>
+      </w:r>
+      <w:r>
+        <w:rPr>
+          <w:b w:val="0"/>
+        </w:rPr>
+        <w:t xml:space="preserve"> depends on the </w:t>
       </w:r>
       <w:r>
         <w:rPr>
           <w:b/>
         </w:rPr>
-        <w:t>result</w:t>
-      </w:r>
-      <w:r>
-        <w:rPr>
-          <w:b w:val="0"/>
-        </w:rPr>
-        <w:t xml:space="preserve">s. A summary can help discovery but should not replace inspection of the original </w:t>
+        <w:t>input</w:t>
+      </w:r>
+      <w:r>
+        <w:rPr>
+          <w:b w:val="0"/>
+        </w:rPr>
+        <w:t xml:space="preserve">s, procedure and conditions that produced it. Preserve data roles and distinguish observed outcomes from </w:t>
       </w:r>
       <w:r>
         <w:rPr>
           <w:b/>
         </w:rPr>
-        <w:t>evidence</w:t>
-      </w:r>
-      <w:r>
-        <w:rPr>
-          <w:b w:val="0"/>
-        </w:rPr>
-        <w:t>.</w:t>
+        <w:t>prediction</w:t>
+      </w:r>
+      <w:r>
+        <w:rPr>
+          <w:b w:val="0"/>
+        </w:rPr>
+        <w:t>s or unmeasured conditions.</w:t>
       </w:r>
     </w:p>
     <w:p>
@@ -382,15 +391,15 @@
         <w:rPr>
           <w:b w:val="0"/>
         </w:rPr>
-        <w:t>Record title, authors, version, date, identifier and access location. Distinguish paper, code, data and commentary. Verify that a quoted claim belongs to the cited version.</w:t>
+        <w:t>If the prior concept cannot be explained, use a short retrieval activity before this chapter.</w:t>
       </w:r>
     </w:p>
     <w:p>
       <w:pPr>
-        <w:pStyle w:val="Heading3"/>
-      </w:pPr>
-      <w:r>
-        <w:t>A question that evidence can answer</w:t>
+        <w:pStyle w:val="Heading2"/>
+      </w:pPr>
+      <w:r>
+        <w:t>Opening retrieval</w:t>
       </w:r>
     </w:p>
     <w:p>
@@ -401,19 +410,7 @@
         <w:rPr>
           <w:b w:val="0"/>
         </w:rPr>
-        <w:t xml:space="preserve">Without opening the old lesson, explain one key idea from A question that </w:t>
-      </w:r>
-      <w:r>
-        <w:rPr>
-          <w:b/>
-        </w:rPr>
-        <w:t>evidence</w:t>
-      </w:r>
-      <w:r>
-        <w:rPr>
-          <w:b w:val="0"/>
-        </w:rPr>
-        <w:t xml:space="preserve"> can answer. Give an example and a mistake that the idea helps you avoid.</w:t>
+        <w:t>Without opening the old lesson, explain one key idea from Finding primary research. Give an example and a mistake that the idea helps you avoid.</w:t>
       </w:r>
     </w:p>
     <w:p>
@@ -436,19 +433,7 @@
         <w:rPr>
           <w:b w:val="0"/>
         </w:rPr>
-        <w:t xml:space="preserve"> and terminology of a question that </w:t>
-      </w:r>
-      <w:r>
-        <w:rPr>
-          <w:b/>
-        </w:rPr>
-        <w:t>evidence</w:t>
-      </w:r>
-      <w:r>
-        <w:rPr>
-          <w:b w:val="0"/>
-        </w:rPr>
-        <w:t xml:space="preserve"> can answer</w:t>
+        <w:t xml:space="preserve"> and terminology of finding primary research</w:t>
       </w:r>
     </w:p>
     <w:p>
@@ -459,19 +444,43 @@
         <w:rPr>
           <w:b w:val="0"/>
         </w:rPr>
-        <w:t xml:space="preserve">Reference example, not the only acceptable wording: Teacher explanation: A research question identifies an outcome, comparison and conditions that </w:t>
+        <w:t xml:space="preserve">Reference example, not the only acceptable wording: Teacher explanation: Primary research presents a study's own </w:t>
       </w:r>
       <w:r>
         <w:rPr>
           <w:b/>
         </w:rPr>
+        <w:t>method</w:t>
+      </w:r>
+      <w:r>
+        <w:rPr>
+          <w:b w:val="0"/>
+        </w:rPr>
+        <w:t xml:space="preserve">s and </w:t>
+      </w:r>
+      <w:r>
+        <w:rPr>
+          <w:b/>
+        </w:rPr>
+        <w:t>result</w:t>
+      </w:r>
+      <w:r>
+        <w:rPr>
+          <w:b w:val="0"/>
+        </w:rPr>
+        <w:t xml:space="preserve">s. A summary can help discovery but should not replace inspection of the original </w:t>
+      </w:r>
+      <w:r>
+        <w:rPr>
+          <w:b/>
+        </w:rPr>
         <w:t>evidence</w:t>
       </w:r>
       <w:r>
         <w:rPr>
           <w:b w:val="0"/>
         </w:rPr>
-        <w:t xml:space="preserve"> could answer. A broad aspiration needs narrowing before a study.</w:t>
+        <w:t>.</w:t>
       </w:r>
     </w:p>
     <w:p>
@@ -482,19 +491,7 @@
         <w:rPr>
           <w:b w:val="0"/>
         </w:rPr>
-        <w:t xml:space="preserve">For fictional classroom retrieval, ask whether </w:t>
-      </w:r>
-      <w:r>
-        <w:rPr>
-          <w:b/>
-        </w:rPr>
-        <w:t>method</w:t>
-      </w:r>
-      <w:r>
-        <w:rPr>
-          <w:b w:val="0"/>
-        </w:rPr>
-        <w:t xml:space="preserve"> B returns more relevant records than lexical baseline A on a reserved judged query set at cutoff3. Define eligible corpus and relevance rules before running.</w:t>
+        <w:t>Record title, authors, version, date, identifier and access location. Distinguish paper, code, data and commentary. Verify that a quoted claim belongs to the cited version.</w:t>
       </w:r>
     </w:p>
     <w:p>
@@ -505,55 +502,19 @@
         <w:rPr>
           <w:b w:val="0"/>
         </w:rPr>
-        <w:t xml:space="preserve">Compact alternative: two 45-minute sessions for the core explanation and W1–W5 only. The main plan uses three sessions; schedule further time for the complete investigation, project, visual journey and any code examples. </w:t>
+        <w:t xml:space="preserve">Without opening the old lesson, explain one key idea from A question that </w:t>
       </w:r>
       <w:r>
         <w:rPr>
           <w:b/>
         </w:rPr>
-        <w:t>Method</w:t>
-      </w:r>
-      <w:r>
-        <w:rPr>
-          <w:b w:val="0"/>
-        </w:rPr>
-        <w:t xml:space="preserve">s state what was done; </w:t>
-      </w:r>
-      <w:r>
-        <w:rPr>
-          <w:b/>
-        </w:rPr>
-        <w:t>result</w:t>
-      </w:r>
-      <w:r>
-        <w:rPr>
-          <w:b w:val="0"/>
-        </w:rPr>
-        <w:t xml:space="preserve">s state observed outcomes; </w:t>
-      </w:r>
-      <w:r>
-        <w:rPr>
-          <w:b/>
-        </w:rPr>
-        <w:t>limitation</w:t>
-      </w:r>
-      <w:r>
-        <w:rPr>
-          <w:b w:val="0"/>
-        </w:rPr>
-        <w:t xml:space="preserve">s state restrictions on interpretation. Mixing them hides missing </w:t>
-      </w:r>
-      <w:r>
-        <w:rPr>
-          <w:b/>
-        </w:rPr>
         <w:t>evidence</w:t>
       </w:r>
       <w:r>
         <w:rPr>
           <w:b w:val="0"/>
         </w:rPr>
-        <w:t>.</w:t>
+        <w:t xml:space="preserve"> can answer. Give an example and a mistake that the idea helps you avoid.</w:t>
       </w:r>
     </w:p>
     <w:p>
@@ -564,7 +525,7 @@
         <w:rPr>
           <w:b w:val="0"/>
         </w:rPr>
-        <w:t xml:space="preserve">Use the supplied constructed scenarios to make the </w:t>
+        <w:t xml:space="preserve">Look for: Explain the </w:t>
       </w:r>
       <w:r>
         <w:rPr>
@@ -576,7 +537,19 @@
         <w:rPr>
           <w:b w:val="0"/>
         </w:rPr>
-        <w:t xml:space="preserve"> inspectable. Collect W4 before sharing solutions.</w:t>
+        <w:t xml:space="preserve"> and terminology of a question that </w:t>
+      </w:r>
+      <w:r>
+        <w:rPr>
+          <w:b/>
+        </w:rPr>
+        <w:t>evidence</w:t>
+      </w:r>
+      <w:r>
+        <w:rPr>
+          <w:b w:val="0"/>
+        </w:rPr>
+        <w:t xml:space="preserve"> can answer</w:t>
       </w:r>
     </w:p>
     <w:p>
@@ -587,7 +560,7 @@
         <w:rPr>
           <w:b w:val="0"/>
         </w:rPr>
-        <w:t xml:space="preserve">Students should name intermediate </w:t>
+        <w:t xml:space="preserve">Reference example, not the only acceptable wording: Teacher explanation: A research question identifies an outcome, comparison and conditions that </w:t>
       </w:r>
       <w:r>
         <w:rPr>
@@ -599,86 +572,38 @@
         <w:rPr>
           <w:b w:val="0"/>
         </w:rPr>
-        <w:t xml:space="preserve"> and </w:t>
-      </w:r>
-      <w:r>
-        <w:rPr>
-          <w:b/>
-        </w:rPr>
-        <w:t>limitation</w:t>
-      </w:r>
-      <w:r>
-        <w:rPr>
-          <w:b w:val="0"/>
-        </w:rPr>
-        <w:t>s; classroom pacing and learning effectiveness remain unvalidated.</w:t>
+        <w:t xml:space="preserve"> could answer. A broad aspiration needs narrowing before a study.</w:t>
       </w:r>
     </w:p>
     <w:p>
       <w:pPr>
-        <w:pStyle w:val="Heading3"/>
-      </w:pPr>
-      <w:r>
-        <w:t>Outcomes</w:t>
+        <w:spacing w:line="336" w:lineRule="auto" w:after="180"/>
+      </w:pPr>
+      <w:r>
+        <w:rPr>
+          <w:b w:val="0"/>
+        </w:rPr>
+        <w:t xml:space="preserve">For fictional classroom retrieval, ask whether </w:t>
+      </w:r>
+      <w:r>
+        <w:rPr>
+          <w:b/>
+        </w:rPr>
+        <w:t>method</w:t>
+      </w:r>
+      <w:r>
+        <w:rPr>
+          <w:b w:val="0"/>
+        </w:rPr>
+        <w:t xml:space="preserve"> B returns more relevant records than lexical baseline A on a reserved judged query set at cutoff3. Define eligible corpus and relevance rules before running.</w:t>
       </w:r>
     </w:p>
     <w:p>
       <w:pPr>
-        <w:spacing w:line="336" w:lineRule="auto" w:after="180"/>
-      </w:pPr>
-      <w:r>
-        <w:rPr>
-          <w:b w:val="0"/>
-        </w:rPr>
-        <w:t xml:space="preserve">Explain the </w:t>
-      </w:r>
-      <w:r>
-        <w:rPr>
-          <w:b/>
-        </w:rPr>
-        <w:t>mechanism</w:t>
-      </w:r>
-      <w:r>
-        <w:rPr>
-          <w:b w:val="0"/>
-        </w:rPr>
-        <w:t xml:space="preserve"> and terminology of </w:t>
-      </w:r>
-      <w:r>
-        <w:rPr>
-          <w:b/>
-        </w:rPr>
-        <w:t>method</w:t>
-      </w:r>
-      <w:r>
-        <w:rPr>
-          <w:b w:val="0"/>
-        </w:rPr>
-        <w:t xml:space="preserve">s </w:t>
-      </w:r>
-      <w:r>
-        <w:rPr>
-          <w:b/>
-        </w:rPr>
-        <w:t>result</w:t>
-      </w:r>
-      <w:r>
-        <w:rPr>
-          <w:b w:val="0"/>
-        </w:rPr>
-        <w:t xml:space="preserve">s and </w:t>
-      </w:r>
-      <w:r>
-        <w:rPr>
-          <w:b/>
-        </w:rPr>
-        <w:t>limitation</w:t>
-      </w:r>
-      <w:r>
-        <w:rPr>
-          <w:b w:val="0"/>
-        </w:rPr>
-        <w:t>s</w:t>
+        <w:pStyle w:val="Heading2"/>
+      </w:pPr>
+      <w:r>
+        <w:t>Pictured end goal</w:t>
       </w:r>
     </w:p>
     <w:p>
@@ -689,36 +614,51 @@
         <w:rPr>
           <w:b w:val="0"/>
         </w:rPr>
-        <w:t xml:space="preserve">Apply the stated procedure to a new case with a traceable </w:t>
+        <w:t xml:space="preserve">Explain </w:t>
       </w:r>
       <w:r>
         <w:rPr>
           <w:b/>
         </w:rPr>
+        <w:t>method</w:t>
+      </w:r>
+      <w:r>
+        <w:rPr>
+          <w:b w:val="0"/>
+        </w:rPr>
+        <w:t xml:space="preserve">s </w:t>
+      </w:r>
+      <w:r>
+        <w:rPr>
+          <w:b/>
+        </w:rPr>
         <w:t>result</w:t>
+      </w:r>
+      <w:r>
+        <w:rPr>
+          <w:b w:val="0"/>
+        </w:rPr>
+        <w:t xml:space="preserve">s and </w:t>
+      </w:r>
+      <w:r>
+        <w:rPr>
+          <w:b/>
+        </w:rPr>
+        <w:t>limitation</w:t>
+      </w:r>
+      <w:r>
+        <w:rPr>
+          <w:b w:val="0"/>
+        </w:rPr>
+        <w:t>s using the records and boundaries of this fictional investigation.</w:t>
       </w:r>
     </w:p>
     <w:p>
       <w:pPr>
-        <w:spacing w:line="336" w:lineRule="auto" w:after="180"/>
-      </w:pPr>
-      <w:r>
-        <w:rPr>
-          <w:b w:val="0"/>
-        </w:rPr>
-        <w:t xml:space="preserve">Identify an assumption or </w:t>
-      </w:r>
-      <w:r>
-        <w:rPr>
-          <w:b/>
-        </w:rPr>
-        <w:t>limitation</w:t>
-      </w:r>
-      <w:r>
-        <w:rPr>
-          <w:b w:val="0"/>
-        </w:rPr>
-        <w:t xml:space="preserve"> and design a revealing follow-up</w:t>
+        <w:pStyle w:val="Heading2"/>
+      </w:pPr>
+      <w:r>
+        <w:t>Earlier wording, alternatives and picture transcripts · reference / check after trying</w:t>
       </w:r>
     </w:p>
     <w:p>
@@ -726,48 +666,90 @@
         <w:pStyle w:val="Heading3"/>
       </w:pPr>
       <w:r>
-        <w:t>Preparation</w:t>
+        <w:t>Teach the learning cycle</w:t>
       </w:r>
     </w:p>
     <w:p>
       <w:pPr>
-        <w:spacing w:line="336" w:lineRule="auto" w:after="180"/>
-      </w:pPr>
-      <w:r>
-        <w:rPr>
-          <w:b w:val="0"/>
-        </w:rPr>
-        <w:t>Lesson and workbook; paper and pencil</w:t>
+        <w:pStyle w:val="Heading3"/>
+      </w:pPr>
+      <w:r>
+        <w:t>Retrieval answer guidance</w:t>
       </w:r>
     </w:p>
     <w:p>
       <w:pPr>
-        <w:spacing w:line="336" w:lineRule="auto" w:after="180"/>
-      </w:pPr>
-      <w:r>
-        <w:rPr>
-          <w:b w:val="0"/>
-        </w:rPr>
-        <w:t>Calculator and optional local Python 3 for arithmetic; no live API or private data</w:t>
+        <w:pStyle w:val="Heading3"/>
+      </w:pPr>
+      <w:r>
+        <w:t>Finding primary research</w:t>
       </w:r>
     </w:p>
     <w:p>
       <w:pPr>
-        <w:spacing w:line="336" w:lineRule="auto" w:after="180"/>
-      </w:pPr>
-      <w:r>
-        <w:rPr>
-          <w:b w:val="0"/>
-        </w:rPr>
-        <w:t>Prepare the fresh retry separately and withhold its solution until after collection</w:t>
+        <w:pStyle w:val="Heading3"/>
+      </w:pPr>
+      <w:r>
+        <w:t>A question that evidence can answer</w:t>
       </w:r>
     </w:p>
     <w:p>
       <w:pPr>
-        <w:pStyle w:val="Heading3"/>
-      </w:pPr>
-      <w:r>
-        <w:t>Prerequisite answer</w:t>
+        <w:spacing w:line="336" w:lineRule="auto" w:after="180"/>
+      </w:pPr>
+      <w:r>
+        <w:rPr>
+          <w:b w:val="0"/>
+        </w:rPr>
+        <w:t xml:space="preserve">Compact alternative: two 45-minute sessions for the core explanation and W1–W5 only. The main plan uses three sessions; schedule further time for the complete investigation, project, visual journey and any code examples. </w:t>
+      </w:r>
+      <w:r>
+        <w:rPr>
+          <w:b/>
+        </w:rPr>
+        <w:t>Method</w:t>
+      </w:r>
+      <w:r>
+        <w:rPr>
+          <w:b w:val="0"/>
+        </w:rPr>
+        <w:t xml:space="preserve">s state what was done; </w:t>
+      </w:r>
+      <w:r>
+        <w:rPr>
+          <w:b/>
+        </w:rPr>
+        <w:t>result</w:t>
+      </w:r>
+      <w:r>
+        <w:rPr>
+          <w:b w:val="0"/>
+        </w:rPr>
+        <w:t xml:space="preserve">s state observed outcomes; </w:t>
+      </w:r>
+      <w:r>
+        <w:rPr>
+          <w:b/>
+        </w:rPr>
+        <w:t>limitation</w:t>
+      </w:r>
+      <w:r>
+        <w:rPr>
+          <w:b w:val="0"/>
+        </w:rPr>
+        <w:t xml:space="preserve">s state restrictions on interpretation. Mixing them hides missing </w:t>
+      </w:r>
+      <w:r>
+        <w:rPr>
+          <w:b/>
+        </w:rPr>
+        <w:t>evidence</w:t>
+      </w:r>
+      <w:r>
+        <w:rPr>
+          <w:b w:val="0"/>
+        </w:rPr>
+        <w:t>.</w:t>
       </w:r>
     </w:p>
     <w:p>
@@ -778,43 +760,19 @@
         <w:rPr>
           <w:b w:val="0"/>
         </w:rPr>
-        <w:t xml:space="preserve">A </w:t>
+        <w:t xml:space="preserve">Use the supplied constructed scenarios to make the </w:t>
       </w:r>
       <w:r>
         <w:rPr>
           <w:b/>
         </w:rPr>
-        <w:t>result</w:t>
-      </w:r>
-      <w:r>
-        <w:rPr>
-          <w:b w:val="0"/>
-        </w:rPr>
-        <w:t xml:space="preserve"> depends on the </w:t>
-      </w:r>
-      <w:r>
-        <w:rPr>
-          <w:b/>
-        </w:rPr>
-        <w:t>input</w:t>
-      </w:r>
-      <w:r>
-        <w:rPr>
-          <w:b w:val="0"/>
-        </w:rPr>
-        <w:t xml:space="preserve">s, procedure and conditions that produced it. Preserve data roles and distinguish observed outcomes from </w:t>
-      </w:r>
-      <w:r>
-        <w:rPr>
-          <w:b/>
-        </w:rPr>
-        <w:t>prediction</w:t>
-      </w:r>
-      <w:r>
-        <w:rPr>
-          <w:b w:val="0"/>
-        </w:rPr>
-        <w:t>s or unmeasured conditions.</w:t>
+        <w:t>mechanism</w:t>
+      </w:r>
+      <w:r>
+        <w:rPr>
+          <w:b w:val="0"/>
+        </w:rPr>
+        <w:t xml:space="preserve"> inspectable. Collect W4 before sharing solutions.</w:t>
       </w:r>
     </w:p>
     <w:p>
@@ -825,7 +783,31 @@
         <w:rPr>
           <w:b w:val="0"/>
         </w:rPr>
-        <w:t>If the prior concept cannot be explained, use a short retrieval activity before this chapter.</w:t>
+        <w:t xml:space="preserve">Students should name intermediate </w:t>
+      </w:r>
+      <w:r>
+        <w:rPr>
+          <w:b/>
+        </w:rPr>
+        <w:t>evidence</w:t>
+      </w:r>
+      <w:r>
+        <w:rPr>
+          <w:b w:val="0"/>
+        </w:rPr>
+        <w:t xml:space="preserve"> and </w:t>
+      </w:r>
+      <w:r>
+        <w:rPr>
+          <w:b/>
+        </w:rPr>
+        <w:t>limitation</w:t>
+      </w:r>
+      <w:r>
+        <w:rPr>
+          <w:b w:val="0"/>
+        </w:rPr>
+        <w:t>s; classroom pacing and learning effectiveness remain unvalidated.</w:t>
       </w:r>
     </w:p>
     <w:p>
@@ -833,7 +815,7 @@
         <w:pStyle w:val="Heading3"/>
       </w:pPr>
       <w:r>
-        <w:t>End goal for the pictorial case</w:t>
+        <w:t>Outcomes</w:t>
       </w:r>
     </w:p>
     <w:p>
@@ -844,12 +826,24 @@
         <w:rPr>
           <w:b w:val="0"/>
         </w:rPr>
-        <w:t xml:space="preserve">Explain </w:t>
+        <w:t xml:space="preserve">Explain the </w:t>
       </w:r>
       <w:r>
         <w:rPr>
           <w:b/>
         </w:rPr>
+        <w:t>mechanism</w:t>
+      </w:r>
+      <w:r>
+        <w:rPr>
+          <w:b w:val="0"/>
+        </w:rPr>
+        <w:t xml:space="preserve"> and terminology of </w:t>
+      </w:r>
+      <w:r>
+        <w:rPr>
+          <w:b/>
+        </w:rPr>
         <w:t>method</w:t>
       </w:r>
       <w:r>
@@ -880,7 +874,7 @@
         <w:rPr>
           <w:b w:val="0"/>
         </w:rPr>
-        <w:t>s using the records and boundaries of this fictional investigation.</w:t>
+        <w:t>s</w:t>
       </w:r>
     </w:p>
     <w:p>
@@ -891,73 +885,52 @@
         <w:rPr>
           <w:b w:val="0"/>
         </w:rPr>
-        <w:t>This added worked case illustrates the week’s main idea. Retain all original and connected topics; schedule its practice within the teaching cycle.</w:t>
+        <w:t xml:space="preserve">Apply the stated procedure to a new case with a traceable </w:t>
+      </w:r>
+      <w:r>
+        <w:rPr>
+          <w:b/>
+        </w:rPr>
+        <w:t>result</w:t>
       </w:r>
     </w:p>
     <w:p>
       <w:pPr>
-        <w:pStyle w:val="Heading1"/>
-      </w:pPr>
-      <w:r>
-        <w:t>02. Explain and model the mechanism</w:t>
+        <w:spacing w:line="336" w:lineRule="auto" w:after="180"/>
+      </w:pPr>
+      <w:r>
+        <w:rPr>
+          <w:b w:val="0"/>
+        </w:rPr>
+        <w:t xml:space="preserve">Identify an assumption or </w:t>
+      </w:r>
+      <w:r>
+        <w:rPr>
+          <w:b/>
+        </w:rPr>
+        <w:t>limitation</w:t>
+      </w:r>
+      <w:r>
+        <w:rPr>
+          <w:b w:val="0"/>
+        </w:rPr>
+        <w:t xml:space="preserve"> and design a revealing follow-up</w:t>
       </w:r>
     </w:p>
     <w:p>
-      <w:r>
-        <w:t>Model Methods results and limitations using the supplied case, labelled mechanism and reasoning. Make the scope of each conclusion explicit.</w:t>
+      <w:pPr>
+        <w:pStyle w:val="Heading3"/>
+      </w:pPr>
+      <w:r>
+        <w:t>Preparation</w:t>
       </w:r>
     </w:p>
     <w:p>
       <w:pPr>
-        <w:spacing w:line="336" w:lineRule="auto" w:after="180"/>
-      </w:pPr>
-      <w:r>
-        <w:rPr>
-          <w:b/>
-        </w:rPr>
-        <w:t>Method</w:t>
-      </w:r>
-      <w:r>
-        <w:rPr>
-          <w:b w:val="0"/>
-        </w:rPr>
-        <w:t xml:space="preserve">s state what was done; </w:t>
-      </w:r>
-      <w:r>
-        <w:rPr>
-          <w:b/>
-        </w:rPr>
-        <w:t>result</w:t>
-      </w:r>
-      <w:r>
-        <w:rPr>
-          <w:b w:val="0"/>
-        </w:rPr>
-        <w:t xml:space="preserve">s state observed outcomes; </w:t>
-      </w:r>
-      <w:r>
-        <w:rPr>
-          <w:b/>
-        </w:rPr>
-        <w:t>limitation</w:t>
-      </w:r>
-      <w:r>
-        <w:rPr>
-          <w:b w:val="0"/>
-        </w:rPr>
-        <w:t xml:space="preserve">s state restrictions on interpretation. Mixing them hides missing </w:t>
-      </w:r>
-      <w:r>
-        <w:rPr>
-          <w:b/>
-        </w:rPr>
-        <w:t>evidence</w:t>
-      </w:r>
-      <w:r>
-        <w:rPr>
-          <w:b w:val="0"/>
-        </w:rPr>
-        <w:t>.</w:t>
+        <w:pStyle w:val="Heading3"/>
+      </w:pPr>
+      <w:r>
+        <w:t>Prerequisite answer</w:t>
       </w:r>
     </w:p>
     <w:p>
@@ -965,7 +938,7 @@
         <w:pStyle w:val="Heading3"/>
       </w:pPr>
       <w:r>
-        <w:t>Explain Methods results and limitations · 1</w:t>
+        <w:t>End goal for the pictorial case</w:t>
       </w:r>
     </w:p>
     <w:p>
@@ -976,73 +949,1793 @@
         <w:rPr>
           <w:b w:val="0"/>
         </w:rPr>
-        <w:t>Begin by writing the question the procedure is intended to answer. Identify the information already supplied, the information it will produce and the information still missing.</w:t>
+        <w:t>This added worked case illustrates the week’s main idea. Retain all original and connected topics; schedule its practice within the teaching cycle.</w:t>
       </w:r>
     </w:p>
     <w:p>
       <w:pPr>
-        <w:spacing w:line="336" w:lineRule="auto" w:after="180"/>
-      </w:pPr>
-      <w:r>
-        <w:rPr>
-          <w:b w:val="0"/>
-        </w:rPr>
-        <w:t>These are constructed classroom examples; they do not require live accounts, private records or an external service. Do not treat a plausible explanation as a measured outcome.</w:t>
+        <w:pStyle w:val="Heading1"/>
+      </w:pPr>
+      <w:r>
+        <w:t>02. Teach role distinctions with reasons and legitimate overlap</w:t>
       </w:r>
     </w:p>
     <w:p>
-      <w:pPr>
-        <w:spacing w:line="336" w:lineRule="auto" w:after="180"/>
-      </w:pPr>
-      <w:r>
-        <w:rPr>
-          <w:b w:val="0"/>
-        </w:rPr>
-        <w:t xml:space="preserve">Classify each statement by role and link </w:t>
-      </w:r>
-      <w:r>
-        <w:rPr>
-          <w:b/>
-        </w:rPr>
-        <w:t>result</w:t>
-      </w:r>
-      <w:r>
-        <w:rPr>
-          <w:b w:val="0"/>
-        </w:rPr>
-        <w:t xml:space="preserve">s to the procedure and denominator. A proposed </w:t>
-      </w:r>
-      <w:r>
-        <w:rPr>
-          <w:b/>
-        </w:rPr>
-        <w:t>mechanism</w:t>
-      </w:r>
-      <w:r>
-        <w:rPr>
-          <w:b w:val="0"/>
-        </w:rPr>
-        <w:t xml:space="preserve"> is an explanation to test, not an extra </w:t>
-      </w:r>
-      <w:r>
-        <w:rPr>
-          <w:b/>
-        </w:rPr>
-        <w:t>observation</w:t>
-      </w:r>
-      <w:r>
-        <w:rPr>
-          <w:b w:val="0"/>
-        </w:rPr>
-        <w:t>.</w:t>
+      <w:r>
+        <w:t>A plausible explanation must remain separate from observed results.</w:t>
       </w:r>
     </w:p>
     <w:p>
       <w:pPr>
+        <w:pStyle w:val="Heading2"/>
+      </w:pPr>
+      <w:r>
+        <w:t>Definitions and complete passage contract</w:t>
+      </w:r>
+    </w:p>
+    <w:p>
+      <w:pPr>
+        <w:spacing w:line="336" w:lineRule="auto" w:after="180"/>
+      </w:pPr>
+      <w:r>
+        <w:rPr>
+          <w:b/>
+        </w:rPr>
+        <w:t>Method</w:t>
+      </w:r>
+      <w:r>
+        <w:rPr>
+          <w:b w:val="0"/>
+        </w:rPr>
+        <w:t xml:space="preserve">s state what was done; </w:t>
+      </w:r>
+      <w:r>
+        <w:rPr>
+          <w:b/>
+        </w:rPr>
+        <w:t>result</w:t>
+      </w:r>
+      <w:r>
+        <w:rPr>
+          <w:b w:val="0"/>
+        </w:rPr>
+        <w:t xml:space="preserve">s state observed outcomes; </w:t>
+      </w:r>
+      <w:r>
+        <w:rPr>
+          <w:b/>
+        </w:rPr>
+        <w:t>limitation</w:t>
+      </w:r>
+      <w:r>
+        <w:rPr>
+          <w:b w:val="0"/>
+        </w:rPr>
+        <w:t xml:space="preserve">s state restrictions on interpretation. Mixing them hides missing </w:t>
+      </w:r>
+      <w:r>
+        <w:rPr>
+          <w:b/>
+        </w:rPr>
+        <w:t>evidence</w:t>
+      </w:r>
+      <w:r>
+        <w:rPr>
+          <w:b w:val="0"/>
+        </w:rPr>
+        <w:t>.</w:t>
+      </w:r>
+    </w:p>
+    <w:p>
+      <w:pPr>
+        <w:spacing w:line="336" w:lineRule="auto" w:after="180"/>
+      </w:pPr>
+      <w:r>
+        <w:rPr>
+          <w:b w:val="0"/>
+        </w:rPr>
+        <w:t xml:space="preserve">Classify each statement by role and link </w:t>
+      </w:r>
+      <w:r>
+        <w:rPr>
+          <w:b/>
+        </w:rPr>
+        <w:t>result</w:t>
+      </w:r>
+      <w:r>
+        <w:rPr>
+          <w:b w:val="0"/>
+        </w:rPr>
+        <w:t xml:space="preserve">s to the procedure and denominator. A proposed </w:t>
+      </w:r>
+      <w:r>
+        <w:rPr>
+          <w:b/>
+        </w:rPr>
+        <w:t>mechanism</w:t>
+      </w:r>
+      <w:r>
+        <w:rPr>
+          <w:b w:val="0"/>
+        </w:rPr>
+        <w:t xml:space="preserve"> is an explanation to test, not an extra </w:t>
+      </w:r>
+      <w:r>
+        <w:rPr>
+          <w:b/>
+        </w:rPr>
+        <w:t>observation</w:t>
+      </w:r>
+      <w:r>
+        <w:rPr>
+          <w:b w:val="0"/>
+        </w:rPr>
+        <w:t>.</w:t>
+      </w:r>
+    </w:p>
+    <w:tbl>
+      <w:tblPr>
+        <w:tblStyle w:val="LightShading-Accent1"/>
+        <w:tblW w:type="auto" w:w="0"/>
+        <w:tblLook w:firstColumn="1" w:firstRow="1" w:lastColumn="0" w:lastRow="0" w:noHBand="0" w:noVBand="1" w:val="04A0"/>
+      </w:tblPr>
+      <w:tblGrid>
+        <w:gridCol w:w="5112"/>
+        <w:gridCol w:w="5112"/>
+      </w:tblGrid>
+      <w:tr>
+        <w:trPr>
+          <w:tblHeader/>
+        </w:trPr>
+        <w:tc>
+          <w:tcPr>
+            <w:tcW w:type="dxa" w:w="5112"/>
+          </w:tcPr>
+          <w:p>
+            <w:r>
+              <w:t>Statement role</w:t>
+            </w:r>
+          </w:p>
+        </w:tc>
+        <w:tc>
+          <w:tcPr>
+            <w:tcW w:type="dxa" w:w="5112"/>
+          </w:tcPr>
+          <w:p>
+            <w:r>
+              <w:t>Complete classroom distinction</w:t>
+            </w:r>
+          </w:p>
+        </w:tc>
+      </w:tr>
+      <w:tr>
+        <w:tc>
+          <w:tcPr>
+            <w:tcW w:type="dxa" w:w="5112"/>
+          </w:tcPr>
+          <w:p>
+            <w:r>
+              <w:t>Method</w:t>
+            </w:r>
+          </w:p>
+        </w:tc>
+        <w:tc>
+          <w:tcPr>
+            <w:tcW w:type="dxa" w:w="5112"/>
+          </w:tcPr>
+          <w:p>
+            <w:r>
+              <w:t>What was done: cases, versions, scoring, conditions and data collection</w:t>
+            </w:r>
+          </w:p>
+        </w:tc>
+      </w:tr>
+      <w:tr>
+        <w:tc>
+          <w:tcPr>
+            <w:tcW w:type="dxa" w:w="5112"/>
+          </w:tcPr>
+          <w:p>
+            <w:r>
+              <w:t>Result</w:t>
+            </w:r>
+          </w:p>
+        </w:tc>
+        <w:tc>
+          <w:tcPr>
+            <w:tcW w:type="dxa" w:w="5112"/>
+          </w:tcPr>
+          <w:p>
+            <w:r>
+              <w:t>What the supplied record reports, with its metric and denominator</w:t>
+            </w:r>
+          </w:p>
+        </w:tc>
+      </w:tr>
+      <w:tr>
+        <w:tc>
+          <w:tcPr>
+            <w:tcW w:type="dxa" w:w="5112"/>
+          </w:tcPr>
+          <w:p>
+            <w:r>
+              <w:t>Limitation</w:t>
+            </w:r>
+          </w:p>
+        </w:tc>
+        <w:tc>
+          <w:tcPr>
+            <w:tcW w:type="dxa" w:w="5112"/>
+          </w:tcPr>
+          <w:p>
+            <w:r>
+              <w:t>What that procedure/evidence does not establish or what uncertainty remains</w:t>
+            </w:r>
+          </w:p>
+        </w:tc>
+      </w:tr>
+      <w:tr>
+        <w:tc>
+          <w:tcPr>
+            <w:tcW w:type="dxa" w:w="5112"/>
+          </w:tcPr>
+          <w:p>
+            <w:r>
+              <w:t>Proposed explanation</w:t>
+            </w:r>
+          </w:p>
+        </w:tc>
+        <w:tc>
+          <w:tcPr>
+            <w:tcW w:type="dxa" w:w="5112"/>
+          </w:tcPr>
+          <w:p>
+            <w:r>
+              <w:t>A candidate mechanism to test; not an additional observed result</w:t>
+            </w:r>
+          </w:p>
+        </w:tc>
+      </w:tr>
+      <w:tr>
+        <w:tc>
+          <w:tcPr>
+            <w:tcW w:type="dxa" w:w="5112"/>
+          </w:tcPr>
+          <w:p>
+            <w:r>
+              <w:t>Main supplied passage</w:t>
+            </w:r>
+          </w:p>
+        </w:tc>
+        <w:tc>
+          <w:tcPr>
+            <w:tcW w:type="dxa" w:w="5112"/>
+          </w:tcPr>
+          <w:p>
+            <w:r>
+              <w:t>Used 20 fictional queries; 16 passed; real student use not studied</w:t>
+            </w:r>
+          </w:p>
+        </w:tc>
+      </w:tr>
+      <w:tr>
+        <w:tc>
+          <w:tcPr>
+            <w:tcW w:type="dxa" w:w="5112"/>
+          </w:tcPr>
+          <w:p>
+            <w:r>
+              <w:t>Main arithmetic</w:t>
+            </w:r>
+          </w:p>
+        </w:tc>
+        <w:tc>
+          <w:tcPr>
+            <w:tcW w:type="dxa" w:w="5112"/>
+          </w:tcPr>
+          <w:p>
+            <w:r>
+              <w:t>16/20 = 80% on those fictional queries</w:t>
+            </w:r>
+          </w:p>
+        </w:tc>
+      </w:tr>
+      <w:tr>
+        <w:tc>
+          <w:tcPr>
+            <w:tcW w:type="dxa" w:w="5112"/>
+          </w:tcPr>
+          <w:p>
+            <w:r>
+              <w:t>Missing details</w:t>
+            </w:r>
+          </w:p>
+        </w:tc>
+        <w:tc>
+          <w:tcPr>
+            <w:tcW w:type="dxa" w:w="5112"/>
+          </w:tcPr>
+          <w:p>
+            <w:r>
+              <w:t>Full pass rubric, case records and sampling protocol are not supplied by the short passage</w:t>
+            </w:r>
+          </w:p>
+        </w:tc>
+      </w:tr>
+      <w:tr>
+        <w:tc>
+          <w:tcPr>
+            <w:tcW w:type="dxa" w:w="5112"/>
+          </w:tcPr>
+          <w:p>
+            <w:r>
+              <w:t>Separate picture</w:t>
+            </w:r>
+          </w:p>
+        </w:tc>
+        <w:tc>
+          <w:tcPr>
+            <w:tcW w:type="dxa" w:w="5112"/>
+          </w:tcPr>
+          <w:p>
+            <w:r>
+              <w:t>Two frozen classifiers, same five labelled leaf photos, one camera, no outdoor photos</w:t>
+            </w:r>
+          </w:p>
+        </w:tc>
+      </w:tr>
+      <w:tr>
+        <w:tc>
+          <w:tcPr>
+            <w:tcW w:type="dxa" w:w="5112"/>
+          </w:tcPr>
+          <w:p>
+            <w:r>
+              <w:t>Picture result</w:t>
+            </w:r>
+          </w:p>
+        </w:tc>
+        <w:tc>
+          <w:tcPr>
+            <w:tcW w:type="dxa" w:w="5112"/>
+          </w:tcPr>
+          <w:p>
+            <w:r>
+              <w:t>A 3/5 = 60%; B 4/5 = 80%, difference 20 percentage points</w:t>
+            </w:r>
+          </w:p>
+        </w:tc>
+      </w:tr>
+      <w:tr>
+        <w:tc>
+          <w:tcPr>
+            <w:tcW w:type="dxa" w:w="5112"/>
+          </w:tcPr>
+          <w:p>
+            <w:r>
+              <w:t>Scope</w:t>
+            </w:r>
+          </w:p>
+        </w:tc>
+        <w:tc>
+          <w:tcPr>
+            <w:tcW w:type="dxa" w:w="5112"/>
+          </w:tcPr>
+          <w:p>
+            <w:r>
+              <w:t>Fictional reported evidence, not a new model experiment, classroom-learning study or outdoor deployment evaluation</w:t>
+            </w:r>
+          </w:p>
+        </w:tc>
+      </w:tr>
+    </w:tbl>
+    <w:p>
+      <w:pPr>
+        <w:pStyle w:val="Heading2"/>
+      </w:pPr>
+      <w:r>
+        <w:t>Main classification ledger and checked reasoning</w:t>
+      </w:r>
+    </w:p>
+    <w:tbl>
+      <w:tblPr>
+        <w:tblStyle w:val="LightShading-Accent1"/>
+        <w:tblW w:type="auto" w:w="0"/>
+        <w:tblLook w:firstColumn="1" w:firstRow="1" w:lastColumn="0" w:lastRow="0" w:noHBand="0" w:noVBand="1" w:val="04A0"/>
+      </w:tblPr>
+      <w:tblGrid>
+        <w:gridCol w:w="3408"/>
+        <w:gridCol w:w="3408"/>
+        <w:gridCol w:w="3408"/>
+      </w:tblGrid>
+      <w:tr>
+        <w:trPr>
+          <w:tblHeader/>
+        </w:trPr>
+        <w:tc>
+          <w:tcPr>
+            <w:tcW w:type="dxa" w:w="3408"/>
+          </w:tcPr>
+          <w:p>
+            <w:r>
+              <w:t>Main supplied statement</w:t>
+            </w:r>
+          </w:p>
+        </w:tc>
+        <w:tc>
+          <w:tcPr>
+            <w:tcW w:type="dxa" w:w="3408"/>
+          </w:tcPr>
+          <w:p>
+            <w:r>
+              <w:t>Role and reason</w:t>
+            </w:r>
+          </w:p>
+        </w:tc>
+        <w:tc>
+          <w:tcPr>
+            <w:tcW w:type="dxa" w:w="3408"/>
+          </w:tcPr>
+          <w:p>
+            <w:r>
+              <w:t>Faithful use</w:t>
+            </w:r>
+          </w:p>
+        </w:tc>
+      </w:tr>
+      <w:tr>
+        <w:tc>
+          <w:tcPr>
+            <w:tcW w:type="dxa" w:w="3408"/>
+          </w:tcPr>
+          <w:p>
+            <w:r>
+              <w:t>Used twenty fictional queries</w:t>
+            </w:r>
+          </w:p>
+        </w:tc>
+        <w:tc>
+          <w:tcPr>
+            <w:tcW w:type="dxa" w:w="3408"/>
+          </w:tcPr>
+          <w:p>
+            <w:r>
+              <w:t>Method and scope: defines what was evaluated</w:t>
+            </w:r>
+          </w:p>
+        </w:tc>
+        <w:tc>
+          <w:tcPr>
+            <w:tcW w:type="dxa" w:w="3408"/>
+          </w:tcPr>
+          <w:p>
+            <w:r>
+              <w:t>Describe those query cases, not real learners</w:t>
+            </w:r>
+          </w:p>
+        </w:tc>
+      </w:tr>
+      <w:tr>
+        <w:tc>
+          <w:tcPr>
+            <w:tcW w:type="dxa" w:w="3408"/>
+          </w:tcPr>
+          <w:p>
+            <w:r>
+              <w:t>Sixteen passed</w:t>
+            </w:r>
+          </w:p>
+        </w:tc>
+        <w:tc>
+          <w:tcPr>
+            <w:tcW w:type="dxa" w:w="3408"/>
+          </w:tcPr>
+          <w:p>
+            <w:r>
+              <w:t>Reported result; needs total and pass rule</w:t>
+            </w:r>
+          </w:p>
+        </w:tc>
+        <w:tc>
+          <w:tcPr>
+            <w:tcW w:type="dxa" w:w="3408"/>
+          </w:tcPr>
+          <w:p>
+            <w:r>
+              <w:t>16/20 = 80% on the supplied cases</w:t>
+            </w:r>
+          </w:p>
+        </w:tc>
+      </w:tr>
+      <w:tr>
+        <w:tc>
+          <w:tcPr>
+            <w:tcW w:type="dxa" w:w="3408"/>
+          </w:tcPr>
+          <w:p>
+            <w:r>
+              <w:t>Real student use was not studied</w:t>
+            </w:r>
+          </w:p>
+        </w:tc>
+        <w:tc>
+          <w:tcPr>
+            <w:tcW w:type="dxa" w:w="3408"/>
+          </w:tcPr>
+          <w:p>
+            <w:r>
+              <w:t>Limitation and study-scope detail</w:t>
+            </w:r>
+          </w:p>
+        </w:tc>
+        <w:tc>
+          <w:tcPr>
+            <w:tcW w:type="dxa" w:w="3408"/>
+          </w:tcPr>
+          <w:p>
+            <w:r>
+              <w:t>No classroom effectiveness result supplied</w:t>
+            </w:r>
+          </w:p>
+        </w:tc>
+      </w:tr>
+      <w:tr>
+        <w:tc>
+          <w:tcPr>
+            <w:tcW w:type="dxa" w:w="3408"/>
+          </w:tcPr>
+          <w:p>
+            <w:r>
+              <w:t>“It worked because students learned faster”</w:t>
+            </w:r>
+          </w:p>
+        </w:tc>
+        <w:tc>
+          <w:tcPr>
+            <w:tcW w:type="dxa" w:w="3408"/>
+          </w:tcPr>
+          <w:p>
+            <w:r>
+              <w:t>Unsupported proposed explanation/outcome</w:t>
+            </w:r>
+          </w:p>
+        </w:tc>
+        <w:tc>
+          <w:tcPr>
+            <w:tcW w:type="dxa" w:w="3408"/>
+          </w:tcPr>
+          <w:p>
+            <w:r>
+              <w:t>Neither student use nor learning speed was measured</w:t>
+            </w:r>
+          </w:p>
+        </w:tc>
+      </w:tr>
+      <w:tr>
+        <w:tc>
+          <w:tcPr>
+            <w:tcW w:type="dxa" w:w="3408"/>
+          </w:tcPr>
+          <w:p>
+            <w:r>
+              <w:t>Full rubric and raw case identities absent</w:t>
+            </w:r>
+          </w:p>
+        </w:tc>
+        <w:tc>
+          <w:tcPr>
+            <w:tcW w:type="dxa" w:w="3408"/>
+          </w:tcPr>
+          <w:p>
+            <w:r>
+              <w:t>Evidence gap in the short summary</w:t>
+            </w:r>
+          </w:p>
+        </w:tc>
+        <w:tc>
+          <w:tcPr>
+            <w:tcW w:type="dxa" w:w="3408"/>
+          </w:tcPr>
+          <w:p>
+            <w:r>
+              <w:t>Ask for them; do not invent reproducibility details</w:t>
+            </w:r>
+          </w:p>
+        </w:tc>
+      </w:tr>
+    </w:tbl>
+    <w:p>
+      <w:pPr>
+        <w:spacing w:line="336" w:lineRule="auto" w:after="180"/>
+      </w:pPr>
+      <w:r>
+        <w:rPr>
+          <w:b w:val="0"/>
+        </w:rPr>
+        <w:t>Main twenty fictional queries is method/scope, sixteen passes yields 16/20 = 80% reported result, real student use absent is limitation; no learning result or mechanism supplied. Picture same five photos/labels and frozen classifiers is method; A 3/5=60%, B 4/5=80% is result; no outdoor cases limits generalization, not proof of outdoor failure.</w:t>
+      </w:r>
+    </w:p>
+    <w:p>
+      <w:pPr>
+        <w:spacing w:line="336" w:lineRule="auto" w:after="180"/>
+      </w:pPr>
+      <w:r>
+        <w:rPr>
+          <w:b w:val="0"/>
+        </w:rPr>
+        <w:t>Selected cutoff 5 is method; 12/15 relevant returned items=80% is reported result; one reviewer is a method detail with unassessed cross-reviewer agreement as a limitation. Additional independent review could assess agreement; do not claim labels are wrong or agreement measured. All passages are fictional and no model/learner experiment is run.</w:t>
+      </w:r>
+    </w:p>
+    <w:p>
+      <w:pPr>
         <w:pStyle w:val="Heading3"/>
       </w:pPr>
       <w:r>
-        <w:t>Explain Methods results and limitations · 2</w:t>
+        <w:t>Methods results and limitations — evidence trace</w:t>
+      </w:r>
+    </w:p>
+    <w:tbl>
+      <w:tblPr>
+        <w:tblStyle w:val="LightShading-Accent1"/>
+        <w:tblW w:type="auto" w:w="0"/>
+        <w:tblLook w:firstColumn="1" w:firstRow="1" w:lastColumn="0" w:lastRow="0" w:noHBand="0" w:noVBand="1" w:val="04A0"/>
+      </w:tblPr>
+      <w:tblGrid>
+        <w:gridCol w:w="3408"/>
+        <w:gridCol w:w="3408"/>
+        <w:gridCol w:w="3408"/>
+      </w:tblGrid>
+      <w:tr>
+        <w:trPr>
+          <w:tblHeader/>
+        </w:trPr>
+        <w:tc>
+          <w:tcPr>
+            <w:tcW w:type="dxa" w:w="3408"/>
+          </w:tcPr>
+          <w:p>
+            <w:r>
+              <w:t>Input and scope</w:t>
+            </w:r>
+          </w:p>
+        </w:tc>
+        <w:tc>
+          <w:tcPr>
+            <w:tcW w:type="dxa" w:w="3408"/>
+          </w:tcPr>
+          <w:p>
+            <w:r>
+              <w:t>Check or calculation</w:t>
+            </w:r>
+          </w:p>
+        </w:tc>
+        <w:tc>
+          <w:tcPr>
+            <w:tcW w:type="dxa" w:w="3408"/>
+          </w:tcPr>
+          <w:p>
+            <w:r>
+              <w:t>Conclusion and limit</w:t>
+            </w:r>
+          </w:p>
+        </w:tc>
+      </w:tr>
+      <w:tr>
+        <w:tc>
+          <w:tcPr>
+            <w:tcW w:type="dxa" w:w="3408"/>
+          </w:tcPr>
+          <w:p>
+            <w:r>
+              <w:t>Statements: used 20 fictional queries; 16 passed; real student use was not studied.</w:t>
+            </w:r>
+          </w:p>
+        </w:tc>
+        <w:tc>
+          <w:tcPr>
+            <w:tcW w:type="dxa" w:w="3408"/>
+          </w:tcPr>
+          <w:p>
+            <w:r>
+              <w:t>Classify each statement by role and link results to the procedure and denominator. A proposed mechanism is an explanation to test, not an extra observation.</w:t>
+            </w:r>
+          </w:p>
+        </w:tc>
+        <w:tc>
+          <w:tcPr>
+            <w:tcW w:type="dxa" w:w="3408"/>
+          </w:tcPr>
+          <w:p>
+            <w:r>
+              <w:t>First is method/scope; second result 16/20 = 80%; third limitation. No classroom effectiveness result is supplied.</w:t>
+            </w:r>
+          </w:p>
+        </w:tc>
+      </w:tr>
+    </w:tbl>
+    <w:p>
+      <w:r>
+        <w:t>The figure connects this chapter's worked input, declared procedure and result. Read the complete worked reasoning for qualifiers and intermediate steps; the abbreviated labels do not replace that reasoning.</w:t>
+      </w:r>
+    </w:p>
+    <w:p>
+      <w:pPr>
+        <w:spacing w:line="336" w:lineRule="auto" w:after="180"/>
+      </w:pPr>
+      <w:r>
+        <w:rPr>
+          <w:b w:val="0"/>
+        </w:rPr>
+        <w:t xml:space="preserve">Guided: First is </w:t>
+      </w:r>
+      <w:r>
+        <w:rPr>
+          <w:b/>
+        </w:rPr>
+        <w:t>method</w:t>
+      </w:r>
+      <w:r>
+        <w:rPr>
+          <w:b w:val="0"/>
+        </w:rPr>
+        <w:t xml:space="preserve">/scope; second </w:t>
+      </w:r>
+      <w:r>
+        <w:rPr>
+          <w:b/>
+        </w:rPr>
+        <w:t>result</w:t>
+      </w:r>
+      <w:r>
+        <w:rPr>
+          <w:b w:val="0"/>
+        </w:rPr>
+        <w:t xml:space="preserve"> 16/20 = </w:t>
+      </w:r>
+      <w:r>
+        <w:rPr>
+          <w:b/>
+        </w:rPr>
+        <w:t>80%</w:t>
+      </w:r>
+      <w:r>
+        <w:rPr>
+          <w:b w:val="0"/>
+        </w:rPr>
+        <w:t xml:space="preserve">; third </w:t>
+      </w:r>
+      <w:r>
+        <w:rPr>
+          <w:b/>
+        </w:rPr>
+        <w:t>limitation</w:t>
+      </w:r>
+      <w:r>
+        <w:rPr>
+          <w:b w:val="0"/>
+        </w:rPr>
+        <w:t xml:space="preserve">. No classroom effectiveness </w:t>
+      </w:r>
+      <w:r>
+        <w:rPr>
+          <w:b/>
+        </w:rPr>
+        <w:t>result</w:t>
+      </w:r>
+      <w:r>
+        <w:rPr>
+          <w:b w:val="0"/>
+        </w:rPr>
+        <w:t xml:space="preserve"> is supplied. Qualification: A </w:t>
+      </w:r>
+      <w:r>
+        <w:rPr>
+          <w:b/>
+        </w:rPr>
+        <w:t>limitation</w:t>
+      </w:r>
+      <w:r>
+        <w:rPr>
+          <w:b w:val="0"/>
+        </w:rPr>
+        <w:t xml:space="preserve"> should constrain a claim rather than be hidden in unrelated prose. Exit: accept a concrete variation with its predicted outcome and a stated condition that would challenge the </w:t>
+      </w:r>
+      <w:r>
+        <w:rPr>
+          <w:b/>
+        </w:rPr>
+        <w:t>mechanism</w:t>
+      </w:r>
+      <w:r>
+        <w:rPr>
+          <w:b w:val="0"/>
+        </w:rPr>
+        <w:t xml:space="preserve">; reject a claim resting on unmeasured </w:t>
+      </w:r>
+      <w:r>
+        <w:rPr>
+          <w:b/>
+        </w:rPr>
+        <w:t>evidence</w:t>
+      </w:r>
+      <w:r>
+        <w:rPr>
+          <w:b w:val="0"/>
+        </w:rPr>
+        <w:t>.</w:t>
+      </w:r>
+    </w:p>
+    <w:p>
+      <w:pPr>
+        <w:spacing w:line="336" w:lineRule="auto" w:after="180"/>
+      </w:pPr>
+      <w:r>
+        <w:rPr>
+          <w:b w:val="0"/>
+        </w:rPr>
+        <w:t>Statements: used 20 fictional queries; 16 passed; real student use was not studied.</w:t>
+      </w:r>
+    </w:p>
+    <w:p>
+      <w:pPr>
+        <w:spacing w:line="336" w:lineRule="auto" w:after="180"/>
+      </w:pPr>
+      <w:r>
+        <w:rPr>
+          <w:b w:val="0"/>
+        </w:rPr>
+        <w:t xml:space="preserve">First is </w:t>
+      </w:r>
+      <w:r>
+        <w:rPr>
+          <w:b/>
+        </w:rPr>
+        <w:t>method</w:t>
+      </w:r>
+      <w:r>
+        <w:rPr>
+          <w:b w:val="0"/>
+        </w:rPr>
+        <w:t xml:space="preserve">/scope; second </w:t>
+      </w:r>
+      <w:r>
+        <w:rPr>
+          <w:b/>
+        </w:rPr>
+        <w:t>result</w:t>
+      </w:r>
+      <w:r>
+        <w:rPr>
+          <w:b w:val="0"/>
+        </w:rPr>
+        <w:t xml:space="preserve"> 16/20 = </w:t>
+      </w:r>
+      <w:r>
+        <w:rPr>
+          <w:b/>
+        </w:rPr>
+        <w:t>80%</w:t>
+      </w:r>
+      <w:r>
+        <w:rPr>
+          <w:b w:val="0"/>
+        </w:rPr>
+        <w:t xml:space="preserve">; third </w:t>
+      </w:r>
+      <w:r>
+        <w:rPr>
+          <w:b/>
+        </w:rPr>
+        <w:t>limitation</w:t>
+      </w:r>
+      <w:r>
+        <w:rPr>
+          <w:b w:val="0"/>
+        </w:rPr>
+        <w:t xml:space="preserve">. No classroom effectiveness </w:t>
+      </w:r>
+      <w:r>
+        <w:rPr>
+          <w:b/>
+        </w:rPr>
+        <w:t>result</w:t>
+      </w:r>
+      <w:r>
+        <w:rPr>
+          <w:b w:val="0"/>
+        </w:rPr>
+        <w:t xml:space="preserve"> is supplied.</w:t>
+      </w:r>
+    </w:p>
+    <w:p>
+      <w:pPr>
+        <w:spacing w:line="336" w:lineRule="auto" w:after="180"/>
+      </w:pPr>
+      <w:r>
+        <w:rPr>
+          <w:b w:val="0"/>
+        </w:rPr>
+        <w:t xml:space="preserve">Compare the intermediate </w:t>
+      </w:r>
+      <w:r>
+        <w:rPr>
+          <w:b/>
+        </w:rPr>
+        <w:t>evidence</w:t>
+      </w:r>
+      <w:r>
+        <w:rPr>
+          <w:b w:val="0"/>
+        </w:rPr>
+        <w:t xml:space="preserve"> with the final statement. Explain why each number or decision follows from the stated </w:t>
+      </w:r>
+      <w:r>
+        <w:rPr>
+          <w:b/>
+        </w:rPr>
+        <w:t>input</w:t>
+      </w:r>
+      <w:r>
+        <w:rPr>
+          <w:b w:val="0"/>
+        </w:rPr>
+        <w:t>s.</w:t>
+      </w:r>
+    </w:p>
+    <w:p>
+      <w:pPr>
+        <w:spacing w:line="336" w:lineRule="auto" w:after="180"/>
+      </w:pPr>
+      <w:r>
+        <w:rPr>
+          <w:b w:val="0"/>
+        </w:rPr>
+        <w:t xml:space="preserve">The conclusion belongs to this scenario and procedure; changing the </w:t>
+      </w:r>
+      <w:r>
+        <w:rPr>
+          <w:b/>
+        </w:rPr>
+        <w:t>input</w:t>
+      </w:r>
+      <w:r>
+        <w:rPr>
+          <w:b w:val="0"/>
+        </w:rPr>
+        <w:t>s, evaluation population or authority can change what it establishes. Retain the raw record so a later revision can be compared honestly.</w:t>
+      </w:r>
+    </w:p>
+    <w:p>
+      <w:pPr>
+        <w:pStyle w:val="Heading2"/>
+      </w:pPr>
+      <w:r>
+        <w:t>Role overlap, reviewer and scope probes</w:t>
+      </w:r>
+    </w:p>
+    <w:tbl>
+      <w:tblPr>
+        <w:tblStyle w:val="LightShading-Accent1"/>
+        <w:tblW w:type="auto" w:w="0"/>
+        <w:tblLook w:firstColumn="1" w:firstRow="1" w:lastColumn="0" w:lastRow="0" w:noHBand="0" w:noVBand="1" w:val="04A0"/>
+      </w:tblPr>
+      <w:tblGrid>
+        <w:gridCol w:w="5112"/>
+        <w:gridCol w:w="5112"/>
+      </w:tblGrid>
+      <w:tr>
+        <w:trPr>
+          <w:tblHeader/>
+        </w:trPr>
+        <w:tc>
+          <w:tcPr>
+            <w:tcW w:type="dxa" w:w="5112"/>
+          </w:tcPr>
+          <w:p>
+            <w:r>
+              <w:t>Role-reading probe</w:t>
+            </w:r>
+          </w:p>
+        </w:tc>
+        <w:tc>
+          <w:tcPr>
+            <w:tcW w:type="dxa" w:w="5112"/>
+          </w:tcPr>
+          <w:p>
+            <w:r>
+              <w:t>Expected interpretation</w:t>
+            </w:r>
+          </w:p>
+        </w:tc>
+      </w:tr>
+      <w:tr>
+        <w:tc>
+          <w:tcPr>
+            <w:tcW w:type="dxa" w:w="5112"/>
+          </w:tcPr>
+          <w:p>
+            <w:r>
+              <w:t>Count with no denominator</w:t>
+            </w:r>
+          </w:p>
+        </w:tc>
+        <w:tc>
+          <w:tcPr>
+            <w:tcW w:type="dxa" w:w="5112"/>
+          </w:tcPr>
+          <w:p>
+            <w:r>
+              <w:t>Incomplete result statement; locate total and scoring</w:t>
+            </w:r>
+          </w:p>
+        </w:tc>
+      </w:tr>
+      <w:tr>
+        <w:tc>
+          <w:tcPr>
+            <w:tcW w:type="dxa" w:w="5112"/>
+          </w:tcPr>
+          <w:p>
+            <w:r>
+              <w:t>Same cases and labels</w:t>
+            </w:r>
+          </w:p>
+        </w:tc>
+        <w:tc>
+          <w:tcPr>
+            <w:tcW w:type="dxa" w:w="5112"/>
+          </w:tcPr>
+          <w:p>
+            <w:r>
+              <w:t>Method comparison condition, not the result itself</w:t>
+            </w:r>
+          </w:p>
+        </w:tc>
+      </w:tr>
+      <w:tr>
+        <w:tc>
+          <w:tcPr>
+            <w:tcW w:type="dxa" w:w="5112"/>
+          </w:tcPr>
+          <w:p>
+            <w:r>
+              <w:t>One reviewer assigned all labels</w:t>
+            </w:r>
+          </w:p>
+        </w:tc>
+        <w:tc>
+          <w:tcPr>
+            <w:tcW w:type="dxa" w:w="5112"/>
+          </w:tcPr>
+          <w:p>
+            <w:r>
+              <w:t>Method detail; agreement across reviewers not assessed</w:t>
+            </w:r>
+          </w:p>
+        </w:tc>
+      </w:tr>
+      <w:tr>
+        <w:tc>
+          <w:tcPr>
+            <w:tcW w:type="dxa" w:w="5112"/>
+          </w:tcPr>
+          <w:p>
+            <w:r>
+              <w:t>Single reviewer means labels must be wrong</w:t>
+            </w:r>
+          </w:p>
+        </w:tc>
+        <w:tc>
+          <w:tcPr>
+            <w:tcW w:type="dxa" w:w="5112"/>
+          </w:tcPr>
+          <w:p>
+            <w:r>
+              <w:t>Unsupported; limitation is not proof of error</w:t>
+            </w:r>
+          </w:p>
+        </w:tc>
+      </w:tr>
+      <w:tr>
+        <w:tc>
+          <w:tcPr>
+            <w:tcW w:type="dxa" w:w="5112"/>
+          </w:tcPr>
+          <w:p>
+            <w:r>
+              <w:t>No outdoor cases tested</w:t>
+            </w:r>
+          </w:p>
+        </w:tc>
+        <w:tc>
+          <w:tcPr>
+            <w:tcW w:type="dxa" w:w="5112"/>
+          </w:tcPr>
+          <w:p>
+            <w:r>
+              <w:t>Bounds interpretation; does not establish outdoor failure</w:t>
+            </w:r>
+          </w:p>
+        </w:tc>
+      </w:tr>
+      <w:tr>
+        <w:tc>
+          <w:tcPr>
+            <w:tcW w:type="dxa" w:w="5112"/>
+          </w:tcPr>
+          <w:p>
+            <w:r>
+              <w:t>A plausible mechanism explains a difference</w:t>
+            </w:r>
+          </w:p>
+        </w:tc>
+        <w:tc>
+          <w:tcPr>
+            <w:tcW w:type="dxa" w:w="5112"/>
+          </w:tcPr>
+          <w:p>
+            <w:r>
+              <w:t>Hypothesis, not an extra observation</w:t>
+            </w:r>
+          </w:p>
+        </w:tc>
+      </w:tr>
+      <w:tr>
+        <w:tc>
+          <w:tcPr>
+            <w:tcW w:type="dxa" w:w="5112"/>
+          </w:tcPr>
+          <w:p>
+            <w:r>
+              <w:t>One statement serves two roles</w:t>
+            </w:r>
+          </w:p>
+        </w:tc>
+        <w:tc>
+          <w:tcPr>
+            <w:tcW w:type="dxa" w:w="5112"/>
+          </w:tcPr>
+          <w:p>
+            <w:r>
+              <w:t>Name both with reasons rather than forcing a single label</w:t>
+            </w:r>
+          </w:p>
+        </w:tc>
+      </w:tr>
+      <w:tr>
+        <w:tc>
+          <w:tcPr>
+            <w:tcW w:type="dxa" w:w="5112"/>
+          </w:tcPr>
+          <w:p>
+            <w:r>
+              <w:t>Methods paragraph too brief to reproduce</w:t>
+            </w:r>
+          </w:p>
+        </w:tc>
+        <w:tc>
+          <w:tcPr>
+            <w:tcW w:type="dxa" w:w="5112"/>
+          </w:tcPr>
+          <w:p>
+            <w:r>
+              <w:t>Request missing details; do not invent settings</w:t>
+            </w:r>
+          </w:p>
+        </w:tc>
+      </w:tr>
+      <w:tr>
+        <w:tc>
+          <w:tcPr>
+            <w:tcW w:type="dxa" w:w="5112"/>
+          </w:tcPr>
+          <w:p>
+            <w:r>
+              <w:t>80% on fictional queries</w:t>
+            </w:r>
+          </w:p>
+        </w:tc>
+        <w:tc>
+          <w:tcPr>
+            <w:tcW w:type="dxa" w:w="5112"/>
+          </w:tcPr>
+          <w:p>
+            <w:r>
+              <w:t>No measured real-student learning effect follows</w:t>
+            </w:r>
+          </w:p>
+        </w:tc>
+      </w:tr>
+    </w:tbl>
+    <w:p>
+      <w:pPr>
+        <w:pStyle w:val="Heading2"/>
+      </w:pPr>
+      <w:r>
+        <w:t>Separate five-photo classification and outdoor-evidence gap</w:t>
+      </w:r>
+    </w:p>
+    <w:p>
+      <w:pPr>
+        <w:spacing w:line="336" w:lineRule="auto" w:after="180"/>
+      </w:pPr>
+      <w:r>
+        <w:rPr>
+          <w:b w:val="0"/>
+        </w:rPr>
+        <w:t>Separate procedure, finding and limit. A fictional report tests two frozen classifiers on five labelled leaf photos from one camera.</w:t>
+      </w:r>
+    </w:p>
+    <w:p>
+      <w:pPr>
+        <w:spacing w:line="336" w:lineRule="auto" w:after="180"/>
+      </w:pPr>
+      <w:r>
+        <w:rPr>
+          <w:b w:val="0"/>
+        </w:rPr>
+        <w:t>A is correct on 3/5; B on 4/5. No outdoor photos appear in the set.</w:t>
+      </w:r>
+    </w:p>
+    <w:p>
+      <w:pPr>
+        <w:spacing w:line="336" w:lineRule="auto" w:after="180"/>
+      </w:pPr>
+      <w:r>
+        <w:rPr>
+          <w:b w:val="0"/>
+        </w:rPr>
+        <w:t>The picture is a separate five-photo evaluation. Method: two frozen classifiers use the same five labelled leaf photos and scoring, from one camera, with no outdoor photos. Result: A is correct on 3/5 = 60%, B on 4/5 = 80%, so B is higher by 20 percentage points on this fixed set. Limitation: outdoor conditions, other cameras and broader sampling are not evaluated.</w:t>
+      </w:r>
+    </w:p>
+    <w:p>
+      <w:pPr>
+        <w:spacing w:line="336" w:lineRule="auto" w:after="180"/>
+      </w:pPr>
+      <w:r>
+        <w:rPr>
+          <w:b w:val="0"/>
+        </w:rPr>
+        <w:t>“B is best for outdoor farming” goes beyond the available comparison. The five-photo result neither proves that B will generalize nor proves it will fail outdoors. It also does not identify an internal causal mechanism.</w:t>
+      </w:r>
+    </w:p>
+    <w:tbl>
+      <w:tblPr>
+        <w:tblStyle w:val="LightShading-Accent1"/>
+        <w:tblW w:type="auto" w:w="0"/>
+        <w:tblLook w:firstColumn="1" w:firstRow="1" w:lastColumn="0" w:lastRow="0" w:noHBand="0" w:noVBand="1" w:val="04A0"/>
+      </w:tblPr>
+      <w:tblGrid>
+        <w:gridCol w:w="3408"/>
+        <w:gridCol w:w="3408"/>
+        <w:gridCol w:w="3408"/>
+      </w:tblGrid>
+      <w:tr>
+        <w:trPr>
+          <w:tblHeader/>
+        </w:trPr>
+        <w:tc>
+          <w:tcPr>
+            <w:tcW w:type="dxa" w:w="3408"/>
+          </w:tcPr>
+          <w:p>
+            <w:r>
+              <w:t>Separate picture statement</w:t>
+            </w:r>
+          </w:p>
+        </w:tc>
+        <w:tc>
+          <w:tcPr>
+            <w:tcW w:type="dxa" w:w="3408"/>
+          </w:tcPr>
+          <w:p>
+            <w:r>
+              <w:t>Role</w:t>
+            </w:r>
+          </w:p>
+        </w:tc>
+        <w:tc>
+          <w:tcPr>
+            <w:tcW w:type="dxa" w:w="3408"/>
+          </w:tcPr>
+          <w:p>
+            <w:r>
+              <w:t>Evidence-faithful wording</w:t>
+            </w:r>
+          </w:p>
+        </w:tc>
+      </w:tr>
+      <w:tr>
+        <w:tc>
+          <w:tcPr>
+            <w:tcW w:type="dxa" w:w="3408"/>
+          </w:tcPr>
+          <w:p>
+            <w:r>
+              <w:t>Two frozen classifiers; same five labelled photos, one camera</w:t>
+            </w:r>
+          </w:p>
+        </w:tc>
+        <w:tc>
+          <w:tcPr>
+            <w:tcW w:type="dxa" w:w="3408"/>
+          </w:tcPr>
+          <w:p>
+            <w:r>
+              <w:t>Method</w:t>
+            </w:r>
+          </w:p>
+        </w:tc>
+        <w:tc>
+          <w:tcPr>
+            <w:tcW w:type="dxa" w:w="3408"/>
+          </w:tcPr>
+          <w:p>
+            <w:r>
+              <w:t>State versions, same photos, labels and scoring conditions</w:t>
+            </w:r>
+          </w:p>
+        </w:tc>
+      </w:tr>
+      <w:tr>
+        <w:tc>
+          <w:tcPr>
+            <w:tcW w:type="dxa" w:w="3408"/>
+          </w:tcPr>
+          <w:p>
+            <w:r>
+              <w:t>A 3/5 and B 4/5</w:t>
+            </w:r>
+          </w:p>
+        </w:tc>
+        <w:tc>
+          <w:tcPr>
+            <w:tcW w:type="dxa" w:w="3408"/>
+          </w:tcPr>
+          <w:p>
+            <w:r>
+              <w:t>Reported result</w:t>
+            </w:r>
+          </w:p>
+        </w:tc>
+        <w:tc>
+          <w:tcPr>
+            <w:tcW w:type="dxa" w:w="3408"/>
+          </w:tcPr>
+          <w:p>
+            <w:r>
+              <w:t>A 60%, B 80%; B higher on these five cases</w:t>
+            </w:r>
+          </w:p>
+        </w:tc>
+      </w:tr>
+      <w:tr>
+        <w:tc>
+          <w:tcPr>
+            <w:tcW w:type="dxa" w:w="3408"/>
+          </w:tcPr>
+          <w:p>
+            <w:r>
+              <w:t>No outdoor photos</w:t>
+            </w:r>
+          </w:p>
+        </w:tc>
+        <w:tc>
+          <w:tcPr>
+            <w:tcW w:type="dxa" w:w="3408"/>
+          </w:tcPr>
+          <w:p>
+            <w:r>
+              <w:t>Method/scope detail and limitation</w:t>
+            </w:r>
+          </w:p>
+        </w:tc>
+        <w:tc>
+          <w:tcPr>
+            <w:tcW w:type="dxa" w:w="3408"/>
+          </w:tcPr>
+          <w:p>
+            <w:r>
+              <w:t>Outdoor performance unassessed</w:t>
+            </w:r>
+          </w:p>
+        </w:tc>
+      </w:tr>
+      <w:tr>
+        <w:tc>
+          <w:tcPr>
+            <w:tcW w:type="dxa" w:w="3408"/>
+          </w:tcPr>
+          <w:p>
+            <w:r>
+              <w:t>B best for all outdoor farming</w:t>
+            </w:r>
+          </w:p>
+        </w:tc>
+        <w:tc>
+          <w:tcPr>
+            <w:tcW w:type="dxa" w:w="3408"/>
+          </w:tcPr>
+          <w:p>
+            <w:r>
+              <w:t>Unsupported conclusion</w:t>
+            </w:r>
+          </w:p>
+        </w:tc>
+        <w:tc>
+          <w:tcPr>
+            <w:tcW w:type="dxa" w:w="3408"/>
+          </w:tcPr>
+          <w:p>
+            <w:r>
+              <w:t>Replace with the fixed-set comparison and explicit missing outdoor evidence</w:t>
+            </w:r>
+          </w:p>
+        </w:tc>
+      </w:tr>
+    </w:tbl>
+    <w:p>
+      <w:pPr>
+        <w:pStyle w:val="Heading2"/>
+      </w:pPr>
+      <w:r>
+        <w:t>Picture trace and oversized-conclusion key</w:t>
+      </w:r>
+    </w:p>
+    <w:p>
+      <w:r>
+        <w:drawing>
+          <wp:inline xmlns:a="http://schemas.openxmlformats.org/drawingml/2006/main" xmlns:pic="http://schemas.openxmlformats.org/drawingml/2006/picture">
+            <wp:extent cx="5486400" cy="3182112"/>
+            <wp:docPr id="1" name="Picture 1" descr="Identify the method: Same five photos, labels and scoring are used for both models. → State the result: A scores 60%; B scores 80% on this fixed set. → State the limit: The set supplies no outdoor-camera performance evidence."/>
+            <wp:cNvGraphicFramePr>
+              <a:graphicFrameLocks noChangeAspect="1"/>
+            </wp:cNvGraphicFramePr>
+            <a:graphic>
+              <a:graphicData uri="http://schemas.openxmlformats.org/drawingml/2006/picture">
+                <pic:pic>
+                  <pic:nvPicPr>
+                    <pic:cNvPr id="0" name="academy-story-ai-7-4-02.png"/>
+                    <pic:cNvPicPr/>
+                  </pic:nvPicPr>
+                  <pic:blipFill>
+                    <a:blip r:embed="rId9"/>
+                    <a:stretch>
+                      <a:fillRect/>
+                    </a:stretch>
+                  </pic:blipFill>
+                  <pic:spPr>
+                    <a:xfrm>
+                      <a:off x="0" y="0"/>
+                      <a:ext cx="5486400" cy="3182112"/>
+                    </a:xfrm>
+                    <a:prstGeom prst="rect"/>
+                  </pic:spPr>
+                </pic:pic>
+              </a:graphicData>
+            </a:graphic>
+          </wp:inline>
+        </w:drawing>
+      </w:r>
+    </w:p>
+    <w:p>
+      <w:pPr>
+        <w:pStyle w:val="Heading3"/>
+      </w:pPr>
+      <w:r>
+        <w:t>Read the picture one step at a time</w:t>
+      </w:r>
+    </w:p>
+    <w:tbl>
+      <w:tblPr>
+        <w:tblStyle w:val="LightShading-Accent1"/>
+        <w:tblW w:type="auto" w:w="0"/>
+        <w:tblLook w:firstColumn="1" w:firstRow="1" w:lastColumn="0" w:lastRow="0" w:noHBand="0" w:noVBand="1" w:val="04A0"/>
+      </w:tblPr>
+      <w:tblGrid>
+        <w:gridCol w:w="5112"/>
+        <w:gridCol w:w="5112"/>
+      </w:tblGrid>
+      <w:tr>
+        <w:trPr>
+          <w:tblHeader/>
+        </w:trPr>
+        <w:tc>
+          <w:tcPr>
+            <w:tcW w:type="dxa" w:w="5112"/>
+          </w:tcPr>
+          <w:p>
+            <w:r>
+              <w:t>Step</w:t>
+            </w:r>
+          </w:p>
+        </w:tc>
+        <w:tc>
+          <w:tcPr>
+            <w:tcW w:type="dxa" w:w="5112"/>
+          </w:tcPr>
+          <w:p>
+            <w:r>
+              <w:t>What happens and why</w:t>
+            </w:r>
+          </w:p>
+        </w:tc>
+      </w:tr>
+      <w:tr>
+        <w:tc>
+          <w:tcPr>
+            <w:tcW w:type="dxa" w:w="5112"/>
+          </w:tcPr>
+          <w:p>
+            <w:r>
+              <w:t>1. Identify the method</w:t>
+            </w:r>
+          </w:p>
+        </w:tc>
+        <w:tc>
+          <w:tcPr>
+            <w:tcW w:type="dxa" w:w="5112"/>
+          </w:tcPr>
+          <w:p>
+            <w:r>
+              <w:t>Same five photos, labels and scoring are used for both models.</w:t>
+            </w:r>
+          </w:p>
+        </w:tc>
+      </w:tr>
+      <w:tr>
+        <w:tc>
+          <w:tcPr>
+            <w:tcW w:type="dxa" w:w="5112"/>
+          </w:tcPr>
+          <w:p>
+            <w:r>
+              <w:t>2. State the result</w:t>
+            </w:r>
+          </w:p>
+        </w:tc>
+        <w:tc>
+          <w:tcPr>
+            <w:tcW w:type="dxa" w:w="5112"/>
+          </w:tcPr>
+          <w:p>
+            <w:r>
+              <w:t>A scores 60%; B scores 80% on this fixed set.</w:t>
+            </w:r>
+          </w:p>
+        </w:tc>
+      </w:tr>
+      <w:tr>
+        <w:tc>
+          <w:tcPr>
+            <w:tcW w:type="dxa" w:w="5112"/>
+          </w:tcPr>
+          <w:p>
+            <w:r>
+              <w:t>3. State the limit</w:t>
+            </w:r>
+          </w:p>
+        </w:tc>
+        <w:tc>
+          <w:tcPr>
+            <w:tcW w:type="dxa" w:w="5112"/>
+          </w:tcPr>
+          <w:p>
+            <w:r>
+              <w:t>The set supplies no outdoor-camera performance evidence.</w:t>
+            </w:r>
+          </w:p>
+        </w:tc>
+      </w:tr>
+    </w:tbl>
+    <w:p>
+      <w:r>
+        <w:t>Match each pictured step to the supplied facts. This is a worked teaching case, not an independent assessment.</w:t>
+      </w:r>
+    </w:p>
+    <w:p>
+      <w:pPr>
+        <w:spacing w:line="336" w:lineRule="auto" w:after="180"/>
+      </w:pPr>
+      <w:r>
+        <w:rPr>
+          <w:b/>
+        </w:rPr>
+        <w:t>Method</w:t>
+      </w:r>
+      <w:r>
+        <w:rPr>
+          <w:b w:val="0"/>
+        </w:rPr>
+        <w:t xml:space="preserve">s tell how </w:t>
+      </w:r>
+      <w:r>
+        <w:rPr>
+          <w:b/>
+        </w:rPr>
+        <w:t>evidence</w:t>
+      </w:r>
+      <w:r>
+        <w:rPr>
+          <w:b w:val="0"/>
+        </w:rPr>
+        <w:t xml:space="preserve"> was produced; </w:t>
+      </w:r>
+      <w:r>
+        <w:rPr>
+          <w:b/>
+        </w:rPr>
+        <w:t>result</w:t>
+      </w:r>
+      <w:r>
+        <w:rPr>
+          <w:b w:val="0"/>
+        </w:rPr>
+        <w:t xml:space="preserve">s state </w:t>
+      </w:r>
+      <w:r>
+        <w:rPr>
+          <w:b/>
+        </w:rPr>
+        <w:t>observation</w:t>
+      </w:r>
+      <w:r>
+        <w:rPr>
+          <w:b w:val="0"/>
+        </w:rPr>
+        <w:t xml:space="preserve">s; </w:t>
+      </w:r>
+      <w:r>
+        <w:rPr>
+          <w:b/>
+        </w:rPr>
+        <w:t>limitation</w:t>
+      </w:r>
+      <w:r>
+        <w:rPr>
+          <w:b w:val="0"/>
+        </w:rPr>
+        <w:t xml:space="preserve">s describe what those </w:t>
+      </w:r>
+      <w:r>
+        <w:rPr>
+          <w:b/>
+        </w:rPr>
+        <w:t>observation</w:t>
+      </w:r>
+      <w:r>
+        <w:rPr>
+          <w:b w:val="0"/>
+        </w:rPr>
+        <w:t xml:space="preserve">s cannot settle. Keeping them distinct prevents a </w:t>
+      </w:r>
+      <w:r>
+        <w:rPr>
+          <w:b/>
+        </w:rPr>
+        <w:t>result</w:t>
+      </w:r>
+      <w:r>
+        <w:rPr>
+          <w:b w:val="0"/>
+        </w:rPr>
+        <w:t xml:space="preserve"> from becoming an oversized claim.</w:t>
+      </w:r>
+    </w:p>
+    <w:p>
+      <w:pPr>
+        <w:spacing w:line="336" w:lineRule="auto" w:after="180"/>
+      </w:pPr>
+      <w:r>
+        <w:rPr>
+          <w:b w:val="0"/>
+        </w:rPr>
+        <w:t xml:space="preserve">Five </w:t>
+      </w:r>
+      <w:r>
+        <w:rPr>
+          <w:b/>
+        </w:rPr>
+        <w:t>observation</w:t>
+      </w:r>
+      <w:r>
+        <w:rPr>
+          <w:b w:val="0"/>
+        </w:rPr>
+        <w:t xml:space="preserve">s cannot establish a stable ranking or causal </w:t>
+      </w:r>
+      <w:r>
+        <w:rPr>
+          <w:b/>
+        </w:rPr>
+        <w:t>mechanism</w:t>
+      </w:r>
+      <w:r>
+        <w:rPr>
+          <w:b w:val="0"/>
+        </w:rPr>
+        <w:t>; source and sampling assumptions remain important.</w:t>
+      </w:r>
+    </w:p>
+    <w:p>
+      <w:pPr>
+        <w:spacing w:line="336" w:lineRule="auto" w:after="180"/>
+      </w:pPr>
+      <w:r>
+        <w:rPr>
+          <w:b w:val="0"/>
+        </w:rPr>
+        <w:t>Change: The conclusion says B is best for outdoor farming.</w:t>
+      </w:r>
+    </w:p>
+    <w:p>
+      <w:pPr>
+        <w:spacing w:line="336" w:lineRule="auto" w:after="180"/>
+      </w:pPr>
+      <w:r>
+        <w:rPr>
+          <w:b/>
+        </w:rPr>
+        <w:t>Prediction</w:t>
+      </w:r>
+      <w:r>
+        <w:rPr>
+          <w:b w:val="0"/>
+        </w:rPr>
+        <w:t xml:space="preserve">: Reject that extension without outdoor </w:t>
+      </w:r>
+      <w:r>
+        <w:rPr>
+          <w:b/>
+        </w:rPr>
+        <w:t>evidence</w:t>
+      </w:r>
+      <w:r>
+        <w:rPr>
+          <w:b w:val="0"/>
+        </w:rPr>
+        <w:t>.</w:t>
+      </w:r>
+    </w:p>
+    <w:p>
+      <w:pPr>
+        <w:spacing w:line="336" w:lineRule="auto" w:after="180"/>
+      </w:pPr>
+      <w:r>
+        <w:rPr>
+          <w:b w:val="0"/>
+        </w:rPr>
+        <w:t>Reason: The reported conditions do not include the proposed use population.</w:t>
+      </w:r>
+    </w:p>
+    <w:p>
+      <w:pPr>
+        <w:pStyle w:val="Heading2"/>
+      </w:pPr>
+      <w:r>
+        <w:t>Earlier wording, alternatives and picture transcripts · reference / check after trying</w:t>
+      </w:r>
+    </w:p>
+    <w:p>
+      <w:pPr>
+        <w:spacing w:line="336" w:lineRule="auto" w:after="180"/>
+      </w:pPr>
+      <w:r>
+        <w:rPr>
+          <w:b w:val="0"/>
+        </w:rPr>
+        <w:t>Begin by writing the question the procedure is intended to answer. Identify the information already supplied, the information it will produce and the information still missing.</w:t>
+      </w:r>
+    </w:p>
+    <w:p>
+      <w:pPr>
+        <w:spacing w:line="336" w:lineRule="auto" w:after="180"/>
+      </w:pPr>
+      <w:r>
+        <w:rPr>
+          <w:b w:val="0"/>
+        </w:rPr>
+        <w:t>These are constructed classroom examples; they do not require live accounts, private records or an external service. Do not treat a plausible explanation as a measured outcome.</w:t>
       </w:r>
     </w:p>
     <w:p>
@@ -1198,99 +2891,30 @@
         <w:pStyle w:val="Heading3"/>
       </w:pPr>
       <w:r>
-        <w:t>Methods results and limitations — evidence trace</w:t>
-      </w:r>
-    </w:p>
-    <w:tbl>
-      <w:tblPr>
-        <w:tblStyle w:val="LightShading-Accent1"/>
-        <w:tblW w:type="auto" w:w="0"/>
-        <w:tblLook w:firstColumn="1" w:firstRow="1" w:lastColumn="0" w:lastRow="0" w:noHBand="0" w:noVBand="1" w:val="04A0"/>
-      </w:tblPr>
-      <w:tblGrid>
-        <w:gridCol w:w="3408"/>
-        <w:gridCol w:w="3408"/>
-        <w:gridCol w:w="3408"/>
-      </w:tblGrid>
-      <w:tr>
-        <w:trPr>
-          <w:tblHeader/>
-        </w:trPr>
-        <w:tc>
-          <w:tcPr>
-            <w:tcW w:type="dxa" w:w="3408"/>
-          </w:tcPr>
-          <w:p>
-            <w:r>
-              <w:t>Input and scope</w:t>
-            </w:r>
-          </w:p>
-        </w:tc>
-        <w:tc>
-          <w:tcPr>
-            <w:tcW w:type="dxa" w:w="3408"/>
-          </w:tcPr>
-          <w:p>
-            <w:r>
-              <w:t>Check or calculation</w:t>
-            </w:r>
-          </w:p>
-        </w:tc>
-        <w:tc>
-          <w:tcPr>
-            <w:tcW w:type="dxa" w:w="3408"/>
-          </w:tcPr>
-          <w:p>
-            <w:r>
-              <w:t>Conclusion and limit</w:t>
-            </w:r>
-          </w:p>
-        </w:tc>
-      </w:tr>
-      <w:tr>
-        <w:tc>
-          <w:tcPr>
-            <w:tcW w:type="dxa" w:w="3408"/>
-          </w:tcPr>
-          <w:p>
-            <w:r>
-              <w:t>Statements:used20 fictional queries; 16 passed; real student use was not studied.</w:t>
-            </w:r>
-          </w:p>
-        </w:tc>
-        <w:tc>
-          <w:tcPr>
-            <w:tcW w:type="dxa" w:w="3408"/>
-          </w:tcPr>
-          <w:p>
-            <w:r>
-              <w:t>Classify each statement by role and link results to the procedure and denominator. A proposed mechanism is an explanation to test, not an extra observation.</w:t>
-            </w:r>
-          </w:p>
-        </w:tc>
-        <w:tc>
-          <w:tcPr>
-            <w:tcW w:type="dxa" w:w="3408"/>
-          </w:tcPr>
-          <w:p>
-            <w:r>
-              <w:t>First is method/scope; second result16/20=80%; third limitation. No classroom effectiveness result is supplied.</w:t>
-            </w:r>
-          </w:p>
-        </w:tc>
-      </w:tr>
-    </w:tbl>
-    <w:p>
-      <w:r>
-        <w:t>The figure connects this chapter's worked input, declared procedure and result. Read the complete worked reasoning for qualifiers and intermediate steps; the abbreviated labels do not replace that reasoning.</w:t>
+        <w:t>Model the reasoning aloud</w:t>
       </w:r>
     </w:p>
     <w:p>
       <w:pPr>
-        <w:pStyle w:val="Heading3"/>
-      </w:pPr>
-      <w:r>
-        <w:t>Explain Methods results and limitations · 3</w:t>
+        <w:spacing w:line="336" w:lineRule="auto" w:after="180"/>
+      </w:pPr>
+      <w:r>
+        <w:rPr>
+          <w:b w:val="0"/>
+        </w:rPr>
+        <w:t xml:space="preserve">Use the complete worked example below before asking learners to complete W2. Reveal a small part, invite a </w:t>
+      </w:r>
+      <w:r>
+        <w:rPr>
+          <w:b/>
+        </w:rPr>
+        <w:t>prediction</w:t>
+      </w:r>
+      <w:r>
+        <w:rPr>
+          <w:b w:val="0"/>
+        </w:rPr>
+        <w:t>, then explain the deciding step.</w:t>
       </w:r>
     </w:p>
     <w:p>
@@ -1301,304 +2925,7 @@
         <w:rPr>
           <w:b w:val="0"/>
         </w:rPr>
-        <w:t xml:space="preserve">Guided: First is </w:t>
-      </w:r>
-      <w:r>
-        <w:rPr>
-          <w:b/>
-        </w:rPr>
-        <w:t>method</w:t>
-      </w:r>
-      <w:r>
-        <w:rPr>
-          <w:b w:val="0"/>
-        </w:rPr>
-        <w:t xml:space="preserve">/scope; second </w:t>
-      </w:r>
-      <w:r>
-        <w:rPr>
-          <w:b/>
-        </w:rPr>
-        <w:t>result</w:t>
-      </w:r>
-      <w:r>
-        <w:rPr>
-          <w:b w:val="0"/>
-        </w:rPr>
-        <w:t>16/20=</w:t>
-      </w:r>
-      <w:r>
-        <w:rPr>
-          <w:b/>
-        </w:rPr>
-        <w:t>80%</w:t>
-      </w:r>
-      <w:r>
-        <w:rPr>
-          <w:b w:val="0"/>
-        </w:rPr>
-        <w:t xml:space="preserve">; third </w:t>
-      </w:r>
-      <w:r>
-        <w:rPr>
-          <w:b/>
-        </w:rPr>
-        <w:t>limitation</w:t>
-      </w:r>
-      <w:r>
-        <w:rPr>
-          <w:b w:val="0"/>
-        </w:rPr>
-        <w:t xml:space="preserve">. No classroom effectiveness </w:t>
-      </w:r>
-      <w:r>
-        <w:rPr>
-          <w:b/>
-        </w:rPr>
-        <w:t>result</w:t>
-      </w:r>
-      <w:r>
-        <w:rPr>
-          <w:b w:val="0"/>
-        </w:rPr>
-        <w:t xml:space="preserve"> is supplied. Qualification: A </w:t>
-      </w:r>
-      <w:r>
-        <w:rPr>
-          <w:b/>
-        </w:rPr>
-        <w:t>limitation</w:t>
-      </w:r>
-      <w:r>
-        <w:rPr>
-          <w:b w:val="0"/>
-        </w:rPr>
-        <w:t xml:space="preserve"> should constrain a claim rather than be hidden in unrelated prose.</w:t>
-      </w:r>
-    </w:p>
-    <w:p>
-      <w:pPr>
-        <w:spacing w:line="336" w:lineRule="auto" w:after="180"/>
-      </w:pPr>
-      <w:r>
-        <w:rPr>
-          <w:b w:val="0"/>
-        </w:rPr>
-        <w:t xml:space="preserve">Exit: accept a concrete variation with its predicted outcome and a stated condition that would challenge the </w:t>
-      </w:r>
-      <w:r>
-        <w:rPr>
-          <w:b/>
-        </w:rPr>
-        <w:t>mechanism</w:t>
-      </w:r>
-      <w:r>
-        <w:rPr>
-          <w:b w:val="0"/>
-        </w:rPr>
-        <w:t xml:space="preserve">; reject a claim resting on unmeasured </w:t>
-      </w:r>
-      <w:r>
-        <w:rPr>
-          <w:b/>
-        </w:rPr>
-        <w:t>evidence</w:t>
-      </w:r>
-      <w:r>
-        <w:rPr>
-          <w:b w:val="0"/>
-        </w:rPr>
-        <w:t>.</w:t>
-      </w:r>
-    </w:p>
-    <w:p>
-      <w:pPr>
-        <w:pStyle w:val="Heading3"/>
-      </w:pPr>
-      <w:r>
-        <w:t>Model the reasoning aloud</w:t>
-      </w:r>
-    </w:p>
-    <w:p>
-      <w:pPr>
-        <w:spacing w:line="336" w:lineRule="auto" w:after="180"/>
-      </w:pPr>
-      <w:r>
-        <w:rPr>
-          <w:b w:val="0"/>
-        </w:rPr>
-        <w:t xml:space="preserve">Use the complete worked example below before asking learners to complete W2. Reveal a small part, invite a </w:t>
-      </w:r>
-      <w:r>
-        <w:rPr>
-          <w:b/>
-        </w:rPr>
-        <w:t>prediction</w:t>
-      </w:r>
-      <w:r>
-        <w:rPr>
-          <w:b w:val="0"/>
-        </w:rPr>
-        <w:t>, then explain the deciding step.</w:t>
-      </w:r>
-    </w:p>
-    <w:p>
-      <w:pPr>
-        <w:spacing w:line="336" w:lineRule="auto" w:after="180"/>
-      </w:pPr>
-      <w:r>
-        <w:rPr>
-          <w:b w:val="0"/>
-        </w:rPr>
         <w:t>These teacher notes contain solutions; do not reveal the independent case answer during modelling.</w:t>
-      </w:r>
-    </w:p>
-    <w:p>
-      <w:pPr>
-        <w:spacing w:line="336" w:lineRule="auto" w:after="180"/>
-      </w:pPr>
-      <w:r>
-        <w:rPr>
-          <w:b w:val="0"/>
-        </w:rPr>
-        <w:t>Statements:used20 fictional queries; 16 passed; real student use was not studied.</w:t>
-      </w:r>
-    </w:p>
-    <w:p>
-      <w:pPr>
-        <w:spacing w:line="336" w:lineRule="auto" w:after="180"/>
-      </w:pPr>
-      <w:r>
-        <w:rPr>
-          <w:b w:val="0"/>
-        </w:rPr>
-        <w:t xml:space="preserve">First is </w:t>
-      </w:r>
-      <w:r>
-        <w:rPr>
-          <w:b/>
-        </w:rPr>
-        <w:t>method</w:t>
-      </w:r>
-      <w:r>
-        <w:rPr>
-          <w:b w:val="0"/>
-        </w:rPr>
-        <w:t xml:space="preserve">/scope; second </w:t>
-      </w:r>
-      <w:r>
-        <w:rPr>
-          <w:b/>
-        </w:rPr>
-        <w:t>result</w:t>
-      </w:r>
-      <w:r>
-        <w:rPr>
-          <w:b w:val="0"/>
-        </w:rPr>
-        <w:t>16/20=</w:t>
-      </w:r>
-      <w:r>
-        <w:rPr>
-          <w:b/>
-        </w:rPr>
-        <w:t>80%</w:t>
-      </w:r>
-      <w:r>
-        <w:rPr>
-          <w:b w:val="0"/>
-        </w:rPr>
-        <w:t xml:space="preserve">; third </w:t>
-      </w:r>
-      <w:r>
-        <w:rPr>
-          <w:b/>
-        </w:rPr>
-        <w:t>limitation</w:t>
-      </w:r>
-      <w:r>
-        <w:rPr>
-          <w:b w:val="0"/>
-        </w:rPr>
-        <w:t xml:space="preserve">. No classroom effectiveness </w:t>
-      </w:r>
-      <w:r>
-        <w:rPr>
-          <w:b/>
-        </w:rPr>
-        <w:t>result</w:t>
-      </w:r>
-      <w:r>
-        <w:rPr>
-          <w:b w:val="0"/>
-        </w:rPr>
-        <w:t xml:space="preserve"> is supplied.</w:t>
-      </w:r>
-    </w:p>
-    <w:p>
-      <w:pPr>
-        <w:pStyle w:val="Heading3"/>
-      </w:pPr>
-      <w:r>
-        <w:t>Model the reasoning aloud · 4</w:t>
-      </w:r>
-    </w:p>
-    <w:p>
-      <w:pPr>
-        <w:spacing w:line="336" w:lineRule="auto" w:after="180"/>
-      </w:pPr>
-      <w:r>
-        <w:rPr>
-          <w:b w:val="0"/>
-        </w:rPr>
-        <w:t xml:space="preserve">Compare the intermediate </w:t>
-      </w:r>
-      <w:r>
-        <w:rPr>
-          <w:b/>
-        </w:rPr>
-        <w:t>evidence</w:t>
-      </w:r>
-      <w:r>
-        <w:rPr>
-          <w:b w:val="0"/>
-        </w:rPr>
-        <w:t xml:space="preserve"> with the final statement. Explain why each number or decision follows from the stated </w:t>
-      </w:r>
-      <w:r>
-        <w:rPr>
-          <w:b/>
-        </w:rPr>
-        <w:t>input</w:t>
-      </w:r>
-      <w:r>
-        <w:rPr>
-          <w:b w:val="0"/>
-        </w:rPr>
-        <w:t>s.</w:t>
-      </w:r>
-    </w:p>
-    <w:p>
-      <w:pPr>
-        <w:spacing w:line="336" w:lineRule="auto" w:after="180"/>
-      </w:pPr>
-      <w:r>
-        <w:rPr>
-          <w:b w:val="0"/>
-        </w:rPr>
-        <w:t xml:space="preserve">The conclusion belongs to this scenario and procedure; changing the </w:t>
-      </w:r>
-      <w:r>
-        <w:rPr>
-          <w:b/>
-        </w:rPr>
-        <w:t>input</w:t>
-      </w:r>
-      <w:r>
-        <w:rPr>
-          <w:b w:val="0"/>
-        </w:rPr>
-        <w:t>s, evaluation population or authority can change what it establishes. Retain the raw record so a later revision can be compared honestly.</w:t>
       </w:r>
     </w:p>
     <w:tbl>
@@ -1724,41 +3051,10 @@
     </w:p>
     <w:p>
       <w:pPr>
-        <w:spacing w:line="336" w:lineRule="auto" w:after="180"/>
-      </w:pPr>
-      <w:r>
-        <w:rPr>
-          <w:b w:val="0"/>
-        </w:rPr>
-        <w:t>Separate procedure, finding and limit. A fictional report tests two frozen classifiers on five labelled leaf photos from one camera.</w:t>
-      </w:r>
-    </w:p>
-    <w:p>
-      <w:pPr>
         <w:pStyle w:val="Heading3"/>
       </w:pPr>
       <w:r>
         <w:t>The facts we will use</w:t>
-      </w:r>
-    </w:p>
-    <w:p>
-      <w:pPr>
-        <w:pStyle w:val="Heading3"/>
-      </w:pPr>
-      <w:r>
-        <w:t>Supplied facts</w:t>
-      </w:r>
-    </w:p>
-    <w:p>
-      <w:pPr>
-        <w:spacing w:line="336" w:lineRule="auto" w:after="180"/>
-        <w:shd w:fill="F1F6FC"/>
-      </w:pPr>
-      <w:r>
-        <w:rPr>
-          <w:b w:val="0"/>
-        </w:rPr>
-        <w:t>A is correct on 3/5; B on 4/5. No outdoor photos appear in the set.</w:t>
       </w:r>
     </w:p>
     <w:p>
@@ -1766,7 +3062,7 @@
         <w:drawing>
           <wp:inline xmlns:a="http://schemas.openxmlformats.org/drawingml/2006/main" xmlns:pic="http://schemas.openxmlformats.org/drawingml/2006/picture">
             <wp:extent cx="5486400" cy="2641600"/>
-            <wp:docPr id="1" name="Picture 1" descr="Two models on five shared photos"/>
+            <wp:docPr id="2" name="Picture 2" descr="Two models on five shared photos"/>
             <wp:cNvGraphicFramePr>
               <a:graphicFrameLocks noChangeAspect="1"/>
             </wp:cNvGraphicFramePr>
@@ -1778,7 +3074,7 @@
                     <pic:cNvPicPr/>
                   </pic:nvPicPr>
                   <pic:blipFill>
-                    <a:blip r:embed="rId9"/>
+                    <a:blip r:embed="rId10"/>
                     <a:stretch>
                       <a:fillRect/>
                     </a:stretch>
@@ -1802,7 +3098,7 @@
         <w:drawing>
           <wp:inline xmlns:a="http://schemas.openxmlformats.org/drawingml/2006/main" xmlns:pic="http://schemas.openxmlformats.org/drawingml/2006/picture">
             <wp:extent cx="5486400" cy="5225143"/>
-            <wp:docPr id="2" name="Picture 2" descr="Methods results and limitations. Identify the method: Same five photos, labels and scoring are used for both models.. State the result: A scores 60%; B scores 80% on this fixed set.. State the limit: The set supplies no outdoor-camera performance evidence."/>
+            <wp:docPr id="3" name="Picture 3" descr="Methods results and limitations. Identify the method: Same five photos, labels and scoring are used for both models.. State the result: A scores 60%; B scores 80% on this fixed set.. State the limit: The set supplies no outdoor-camera performance evidence."/>
             <wp:cNvGraphicFramePr>
               <a:graphicFrameLocks noChangeAspect="1"/>
             </wp:cNvGraphicFramePr>
@@ -1814,7 +3110,7 @@
                     <pic:cNvPicPr/>
                   </pic:nvPicPr>
                   <pic:blipFill>
-                    <a:blip r:embed="rId10"/>
+                    <a:blip r:embed="rId11"/>
                     <a:stretch>
                       <a:fillRect/>
                     </a:stretch>
@@ -1838,114 +3134,7 @@
         <w:pStyle w:val="Heading3"/>
       </w:pPr>
       <w:r>
-        <w:t>Read the picture one step at a time</w:t>
-      </w:r>
-    </w:p>
-    <w:tbl>
-      <w:tblPr>
-        <w:tblStyle w:val="LightShading-Accent1"/>
-        <w:tblW w:type="auto" w:w="0"/>
-        <w:tblLook w:firstColumn="1" w:firstRow="1" w:lastColumn="0" w:lastRow="0" w:noHBand="0" w:noVBand="1" w:val="04A0"/>
-      </w:tblPr>
-      <w:tblGrid>
-        <w:gridCol w:w="5112"/>
-        <w:gridCol w:w="5112"/>
-      </w:tblGrid>
-      <w:tr>
-        <w:trPr>
-          <w:tblHeader/>
-        </w:trPr>
-        <w:tc>
-          <w:tcPr>
-            <w:tcW w:type="dxa" w:w="5112"/>
-          </w:tcPr>
-          <w:p>
-            <w:r>
-              <w:t>Step</w:t>
-            </w:r>
-          </w:p>
-        </w:tc>
-        <w:tc>
-          <w:tcPr>
-            <w:tcW w:type="dxa" w:w="5112"/>
-          </w:tcPr>
-          <w:p>
-            <w:r>
-              <w:t>What happens and why</w:t>
-            </w:r>
-          </w:p>
-        </w:tc>
-      </w:tr>
-      <w:tr>
-        <w:tc>
-          <w:tcPr>
-            <w:tcW w:type="dxa" w:w="5112"/>
-          </w:tcPr>
-          <w:p>
-            <w:r>
-              <w:t>1. Identify the method</w:t>
-            </w:r>
-          </w:p>
-        </w:tc>
-        <w:tc>
-          <w:tcPr>
-            <w:tcW w:type="dxa" w:w="5112"/>
-          </w:tcPr>
-          <w:p>
-            <w:r>
-              <w:t>Same five photos, labels and scoring are used for both models.</w:t>
-            </w:r>
-          </w:p>
-        </w:tc>
-      </w:tr>
-      <w:tr>
-        <w:tc>
-          <w:tcPr>
-            <w:tcW w:type="dxa" w:w="5112"/>
-          </w:tcPr>
-          <w:p>
-            <w:r>
-              <w:t>2. State the result</w:t>
-            </w:r>
-          </w:p>
-        </w:tc>
-        <w:tc>
-          <w:tcPr>
-            <w:tcW w:type="dxa" w:w="5112"/>
-          </w:tcPr>
-          <w:p>
-            <w:r>
-              <w:t>A scores 60%; B scores 80% on this fixed set.</w:t>
-            </w:r>
-          </w:p>
-        </w:tc>
-      </w:tr>
-      <w:tr>
-        <w:tc>
-          <w:tcPr>
-            <w:tcW w:type="dxa" w:w="5112"/>
-          </w:tcPr>
-          <w:p>
-            <w:r>
-              <w:t>3. State the limit</w:t>
-            </w:r>
-          </w:p>
-        </w:tc>
-        <w:tc>
-          <w:tcPr>
-            <w:tcW w:type="dxa" w:w="5112"/>
-          </w:tcPr>
-          <w:p>
-            <w:r>
-              <w:t>The set supplies no outdoor-camera performance evidence.</w:t>
-            </w:r>
-          </w:p>
-        </w:tc>
-      </w:tr>
-    </w:tbl>
-    <w:p>
-      <w:r>
-        <w:t>Match each pictured step to the supplied facts. This is a worked teaching case, not an independent assessment.</w:t>
+        <w:t>Why this result follows</w:t>
       </w:r>
     </w:p>
     <w:p>
@@ -1953,7 +3142,7 @@
         <w:pStyle w:val="Heading3"/>
       </w:pPr>
       <w:r>
-        <w:t>Why this result follows</w:t>
+        <w:t>What this example does not establish</w:t>
       </w:r>
     </w:p>
     <w:p>
@@ -1961,251 +3150,288 @@
         <w:pStyle w:val="Heading3"/>
       </w:pPr>
       <w:r>
-        <w:t>Why the result follows</w:t>
+        <w:t>Change one thing in the pictured case</w:t>
       </w:r>
     </w:p>
     <w:p>
       <w:pPr>
-        <w:spacing w:line="336" w:lineRule="auto" w:after="180"/>
-        <w:shd w:fill="F1F6FC"/>
-      </w:pPr>
-      <w:r>
-        <w:rPr>
-          <w:b/>
-        </w:rPr>
-        <w:t>Method</w:t>
-      </w:r>
-      <w:r>
-        <w:rPr>
-          <w:b w:val="0"/>
-        </w:rPr>
-        <w:t xml:space="preserve">s tell how </w:t>
-      </w:r>
-      <w:r>
-        <w:rPr>
-          <w:b/>
-        </w:rPr>
-        <w:t>evidence</w:t>
-      </w:r>
-      <w:r>
-        <w:rPr>
-          <w:b w:val="0"/>
-        </w:rPr>
-        <w:t xml:space="preserve"> was produced; </w:t>
-      </w:r>
-      <w:r>
-        <w:rPr>
-          <w:b/>
-        </w:rPr>
-        <w:t>result</w:t>
-      </w:r>
-      <w:r>
-        <w:rPr>
-          <w:b w:val="0"/>
-        </w:rPr>
-        <w:t xml:space="preserve">s state </w:t>
-      </w:r>
-      <w:r>
-        <w:rPr>
-          <w:b/>
-        </w:rPr>
-        <w:t>observation</w:t>
-      </w:r>
-      <w:r>
-        <w:rPr>
-          <w:b w:val="0"/>
-        </w:rPr>
-        <w:t xml:space="preserve">s; </w:t>
-      </w:r>
-      <w:r>
-        <w:rPr>
-          <w:b/>
-        </w:rPr>
-        <w:t>limitation</w:t>
-      </w:r>
-      <w:r>
-        <w:rPr>
-          <w:b w:val="0"/>
-        </w:rPr>
-        <w:t xml:space="preserve">s describe what those </w:t>
-      </w:r>
-      <w:r>
-        <w:rPr>
-          <w:b/>
-        </w:rPr>
-        <w:t>observation</w:t>
-      </w:r>
-      <w:r>
-        <w:rPr>
-          <w:b w:val="0"/>
-        </w:rPr>
-        <w:t xml:space="preserve">s cannot settle. Keeping them distinct prevents a </w:t>
-      </w:r>
-      <w:r>
-        <w:rPr>
-          <w:b/>
-        </w:rPr>
-        <w:t>result</w:t>
-      </w:r>
-      <w:r>
-        <w:rPr>
-          <w:b w:val="0"/>
-        </w:rPr>
-        <w:t xml:space="preserve"> from becoming an oversized claim.</w:t>
+        <w:pStyle w:val="Heading3"/>
+      </w:pPr>
+      <w:r>
+        <w:t>Ask while showing the picture</w:t>
       </w:r>
     </w:p>
     <w:p>
       <w:pPr>
-        <w:pStyle w:val="Heading3"/>
-      </w:pPr>
-      <w:r>
-        <w:t>What this example does not establish</w:t>
+        <w:spacing w:line="336" w:lineRule="auto" w:after="180"/>
+      </w:pPr>
+      <w:r>
+        <w:rPr>
+          <w:b w:val="0"/>
+        </w:rPr>
+        <w:t xml:space="preserve">Cover the </w:t>
+      </w:r>
+      <w:r>
+        <w:rPr>
+          <w:b/>
+        </w:rPr>
+        <w:t>result</w:t>
+      </w:r>
+      <w:r>
+        <w:rPr>
+          <w:b w:val="0"/>
+        </w:rPr>
+        <w:t xml:space="preserve">. Ask learners to name the </w:t>
+      </w:r>
+      <w:r>
+        <w:rPr>
+          <w:b/>
+        </w:rPr>
+        <w:t>input</w:t>
+      </w:r>
+      <w:r>
+        <w:rPr>
+          <w:b w:val="0"/>
+        </w:rPr>
+        <w:t xml:space="preserve">s and predict the next step. Uncover one step, connect the icon to the actual procedure, and explain its </w:t>
+      </w:r>
+      <w:r>
+        <w:rPr>
+          <w:b/>
+        </w:rPr>
+        <w:t>evidence</w:t>
+      </w:r>
+      <w:r>
+        <w:rPr>
+          <w:b w:val="0"/>
+        </w:rPr>
+        <w:t>. Then change the supplied condition and compare.</w:t>
       </w:r>
     </w:p>
     <w:p>
       <w:pPr>
-        <w:pStyle w:val="Heading3"/>
-      </w:pPr>
-      <w:r>
-        <w:t>Keep the stated limit</w:t>
+        <w:spacing w:line="336" w:lineRule="auto" w:after="180"/>
+      </w:pPr>
+      <w:r>
+        <w:rPr>
+          <w:b w:val="0"/>
+        </w:rPr>
+        <w:t>The picture is a representation; it does not document execution of a real AI model.</w:t>
       </w:r>
     </w:p>
     <w:p>
       <w:pPr>
-        <w:spacing w:line="336" w:lineRule="auto" w:after="180"/>
-        <w:shd w:fill="FFF5E6"/>
-      </w:pPr>
-      <w:r>
-        <w:rPr>
-          <w:b w:val="0"/>
-        </w:rPr>
-        <w:t xml:space="preserve">Five </w:t>
-      </w:r>
-      <w:r>
-        <w:rPr>
-          <w:b/>
-        </w:rPr>
-        <w:t>observation</w:t>
-      </w:r>
-      <w:r>
-        <w:rPr>
-          <w:b w:val="0"/>
-        </w:rPr>
-        <w:t xml:space="preserve">s cannot establish a stable ranking or causal </w:t>
-      </w:r>
-      <w:r>
-        <w:rPr>
-          <w:b/>
-        </w:rPr>
-        <w:t>mechanism</w:t>
-      </w:r>
-      <w:r>
-        <w:rPr>
-          <w:b w:val="0"/>
-        </w:rPr>
-        <w:t>; source and sampling assumptions remain important.</w:t>
+        <w:pStyle w:val="Heading1"/>
+      </w:pPr>
+      <w:r>
+        <w:t>03. Model a step,then remove help</w:t>
       </w:r>
     </w:p>
     <w:p>
-      <w:pPr>
-        <w:pStyle w:val="Heading3"/>
-      </w:pPr>
-      <w:r>
-        <w:t>Change one thing in the pictured case</w:t>
+      <w:r>
+        <w:t>Collect each learner’s reasoning before showing a key.</w:t>
       </w:r>
     </w:p>
     <w:p>
       <w:pPr>
-        <w:pStyle w:val="Heading3"/>
-      </w:pPr>
-      <w:r>
-        <w:t>Change one thing</w:t>
+        <w:pStyle w:val="Heading2"/>
+      </w:pPr>
+      <w:r>
+        <w:t>Current completion task and checked reasoning</w:t>
       </w:r>
     </w:p>
     <w:p>
       <w:pPr>
         <w:spacing w:line="336" w:lineRule="auto" w:after="180"/>
-        <w:shd w:fill="F5F1FB"/>
-      </w:pPr>
-      <w:r>
-        <w:rPr>
-          <w:b w:val="0"/>
-        </w:rPr>
-        <w:t>Change: The conclusion says B is best for outdoor farming.</w:t>
+      </w:pPr>
+      <w:r>
+        <w:rPr>
+          <w:b w:val="0"/>
+        </w:rPr>
+        <w:t>Completion task: Statements: used 20 fictional queries; 16 passed; real student use was not studied. Show the intermediate steps and give the conclusion with its scope.</w:t>
       </w:r>
     </w:p>
     <w:p>
       <w:pPr>
-        <w:pStyle w:val="Heading3"/>
-      </w:pPr>
-      <w:r>
-        <w:t>Predicted result</w:t>
+        <w:spacing w:line="336" w:lineRule="auto" w:after="180"/>
+      </w:pPr>
+      <w:r>
+        <w:rPr>
+          <w:b w:val="0"/>
+        </w:rPr>
+        <w:t xml:space="preserve">Teacher check: Teacher explanation: First is </w:t>
+      </w:r>
+      <w:r>
+        <w:rPr>
+          <w:b/>
+        </w:rPr>
+        <w:t>method</w:t>
+      </w:r>
+      <w:r>
+        <w:rPr>
+          <w:b w:val="0"/>
+        </w:rPr>
+        <w:t xml:space="preserve">/scope; second </w:t>
+      </w:r>
+      <w:r>
+        <w:rPr>
+          <w:b/>
+        </w:rPr>
+        <w:t>result</w:t>
+      </w:r>
+      <w:r>
+        <w:rPr>
+          <w:b w:val="0"/>
+        </w:rPr>
+        <w:t xml:space="preserve"> 16/20 = </w:t>
+      </w:r>
+      <w:r>
+        <w:rPr>
+          <w:b/>
+        </w:rPr>
+        <w:t>80%</w:t>
+      </w:r>
+      <w:r>
+        <w:rPr>
+          <w:b w:val="0"/>
+        </w:rPr>
+        <w:t xml:space="preserve">; third </w:t>
+      </w:r>
+      <w:r>
+        <w:rPr>
+          <w:b/>
+        </w:rPr>
+        <w:t>limitation</w:t>
+      </w:r>
+      <w:r>
+        <w:rPr>
+          <w:b w:val="0"/>
+        </w:rPr>
+        <w:t xml:space="preserve">. No classroom effectiveness </w:t>
+      </w:r>
+      <w:r>
+        <w:rPr>
+          <w:b/>
+        </w:rPr>
+        <w:t>result</w:t>
+      </w:r>
+      <w:r>
+        <w:rPr>
+          <w:b w:val="0"/>
+        </w:rPr>
+        <w:t xml:space="preserve"> is supplied.</w:t>
       </w:r>
     </w:p>
     <w:p>
       <w:pPr>
         <w:spacing w:line="336" w:lineRule="auto" w:after="180"/>
-        <w:shd w:fill="F1F6FC"/>
-      </w:pPr>
+      </w:pPr>
+      <w:r>
+        <w:rPr>
+          <w:b w:val="0"/>
+        </w:rPr>
+        <w:t xml:space="preserve">Start by identifying the given </w:t>
+      </w:r>
       <w:r>
         <w:rPr>
           <w:b/>
         </w:rPr>
-        <w:t>Prediction</w:t>
-      </w:r>
-      <w:r>
-        <w:rPr>
-          <w:b w:val="0"/>
-        </w:rPr>
-        <w:t xml:space="preserve">: Reject that extension without outdoor </w:t>
-      </w:r>
-      <w:r>
-        <w:rPr>
-          <w:b/>
-        </w:rPr>
-        <w:t>evidence</w:t>
-      </w:r>
-      <w:r>
-        <w:rPr>
-          <w:b w:val="0"/>
-        </w:rPr>
-        <w:t>.</w:t>
+        <w:t>input</w:t>
+      </w:r>
+      <w:r>
+        <w:rPr>
+          <w:b w:val="0"/>
+        </w:rPr>
+        <w:t>s together. Leave the intermediate steps blank. If needed, model one step, then withdraw that help on the next step. Move to a full trace only when the partial trace is understood.</w:t>
       </w:r>
     </w:p>
     <w:p>
       <w:pPr>
-        <w:pStyle w:val="Heading3"/>
-      </w:pPr>
-      <w:r>
-        <w:t>Why the result follows</w:t>
+        <w:spacing w:line="336" w:lineRule="auto" w:after="180"/>
+      </w:pPr>
+      <w:r>
+        <w:rPr>
+          <w:b w:val="0"/>
+        </w:rPr>
+        <w:t>For partners, alternate explainer and checker; collect a response from every learner before discussion.</w:t>
       </w:r>
     </w:p>
     <w:p>
       <w:pPr>
-        <w:spacing w:line="336" w:lineRule="auto" w:after="180"/>
-        <w:shd w:fill="F1F6FC"/>
-      </w:pPr>
-      <w:r>
-        <w:rPr>
-          <w:b w:val="0"/>
-        </w:rPr>
-        <w:t>Reason: The reported conditions do not include the proposed use population.</w:t>
+        <w:pStyle w:val="Heading2"/>
+      </w:pPr>
+      <w:r>
+        <w:t>Individual misconception check</w:t>
       </w:r>
     </w:p>
     <w:p>
       <w:pPr>
-        <w:pStyle w:val="Heading3"/>
-      </w:pPr>
-      <w:r>
-        <w:t>Ask while showing the picture</w:t>
+        <w:spacing w:line="336" w:lineRule="auto" w:after="180"/>
+      </w:pPr>
+      <w:r>
+        <w:rPr>
+          <w:b w:val="0"/>
+        </w:rPr>
+        <w:t xml:space="preserve">Use the worked case for </w:t>
+      </w:r>
+      <w:r>
+        <w:rPr>
+          <w:b/>
+        </w:rPr>
+        <w:t>Method</w:t>
+      </w:r>
+      <w:r>
+        <w:rPr>
+          <w:b w:val="0"/>
+        </w:rPr>
+        <w:t xml:space="preserve">s </w:t>
+      </w:r>
+      <w:r>
+        <w:rPr>
+          <w:b/>
+        </w:rPr>
+        <w:t>result</w:t>
+      </w:r>
+      <w:r>
+        <w:rPr>
+          <w:b w:val="0"/>
+        </w:rPr>
+        <w:t xml:space="preserve">s and </w:t>
+      </w:r>
+      <w:r>
+        <w:rPr>
+          <w:b/>
+        </w:rPr>
+        <w:t>limitation</w:t>
+      </w:r>
+      <w:r>
+        <w:rPr>
+          <w:b w:val="0"/>
+        </w:rPr>
+        <w:t xml:space="preserve">s. Proposed explanation: “The worked </w:t>
+      </w:r>
+      <w:r>
+        <w:rPr>
+          <w:b/>
+        </w:rPr>
+        <w:t>result</w:t>
+      </w:r>
+      <w:r>
+        <w:rPr>
+          <w:b w:val="0"/>
+        </w:rPr>
+        <w:t xml:space="preserve"> establishes every future case”. Decide whether this explanation is supported.</w:t>
       </w:r>
     </w:p>
     <w:p>
       <w:pPr>
-        <w:pStyle w:val="Heading3"/>
-      </w:pPr>
-      <w:r>
-        <w:t>Ask while showing the picture · 5</w:t>
+        <w:spacing w:line="336" w:lineRule="auto" w:after="180"/>
+      </w:pPr>
+      <w:r>
+        <w:rPr>
+          <w:b w:val="0"/>
+        </w:rPr>
+        <w:t>Point to the step or supplied fact that decides; explain your repair if needed.</w:t>
       </w:r>
     </w:p>
     <w:p>
@@ -2216,43 +3442,19 @@
         <w:rPr>
           <w:b w:val="0"/>
         </w:rPr>
-        <w:t xml:space="preserve">Cover the </w:t>
+        <w:t xml:space="preserve">Expected correction: A </w:t>
       </w:r>
       <w:r>
         <w:rPr>
           <w:b/>
         </w:rPr>
-        <w:t>result</w:t>
-      </w:r>
-      <w:r>
-        <w:rPr>
-          <w:b w:val="0"/>
-        </w:rPr>
-        <w:t xml:space="preserve">. Ask learners to name the </w:t>
-      </w:r>
-      <w:r>
-        <w:rPr>
-          <w:b/>
-        </w:rPr>
-        <w:t>input</w:t>
-      </w:r>
-      <w:r>
-        <w:rPr>
-          <w:b w:val="0"/>
-        </w:rPr>
-        <w:t xml:space="preserve">s and predict the next step. Uncover one step, connect the icon to the actual procedure, and explain its </w:t>
-      </w:r>
-      <w:r>
-        <w:rPr>
-          <w:b/>
-        </w:rPr>
-        <w:t>evidence</w:t>
-      </w:r>
-      <w:r>
-        <w:rPr>
-          <w:b w:val="0"/>
-        </w:rPr>
-        <w:t>. Then change the supplied condition and compare.</w:t>
+        <w:t>limitation</w:t>
+      </w:r>
+      <w:r>
+        <w:rPr>
+          <w:b w:val="0"/>
+        </w:rPr>
+        <w:t xml:space="preserve"> should constrain a claim rather than be hidden in unrelated prose.</w:t>
       </w:r>
     </w:p>
     <w:p>
@@ -2263,20 +3465,310 @@
         <w:rPr>
           <w:b w:val="0"/>
         </w:rPr>
-        <w:t>The picture is a representation; it does not document execution of a real AI model.</w:t>
+        <w:t>Collect explanations, not only yes/no votes. If a misunderstanding is common, re-model the relevant step for the class.</w:t>
       </w:r>
     </w:p>
     <w:p>
       <w:pPr>
-        <w:pStyle w:val="Heading1"/>
-      </w:pPr>
-      <w:r>
-        <w:t>03. Demonstrate and guide practice</w:t>
+        <w:spacing w:line="336" w:lineRule="auto" w:after="180"/>
+      </w:pPr>
+      <w:r>
+        <w:rPr>
+          <w:b w:val="0"/>
+        </w:rPr>
+        <w:t>If it affects a few learners, give a short targeted group explanation while others solve a more demanding variation.</w:t>
       </w:r>
     </w:p>
     <w:p>
-      <w:r>
-        <w:t>Demonstrate Methods results and limitations, reduce support deliberately and check individual reasoning before discussing answers.</w:t>
+      <w:pPr>
+        <w:pStyle w:val="Heading2"/>
+      </w:pPr>
+      <w:r>
+        <w:t>Pictured reasoning and changed case</w:t>
+      </w:r>
+    </w:p>
+    <w:p>
+      <w:pPr>
+        <w:spacing w:line="336" w:lineRule="auto" w:after="180"/>
+      </w:pPr>
+      <w:r>
+        <w:rPr>
+          <w:b w:val="0"/>
+        </w:rPr>
+        <w:t xml:space="preserve">Place the five-photo procedure, 3/5 versus 4/5 finding and missing outdoor </w:t>
+      </w:r>
+      <w:r>
+        <w:rPr>
+          <w:b/>
+        </w:rPr>
+        <w:t>evidence</w:t>
+      </w:r>
+      <w:r>
+        <w:rPr>
+          <w:b w:val="0"/>
+        </w:rPr>
+        <w:t xml:space="preserve"> in their proper categories. Why cannot the </w:t>
+      </w:r>
+      <w:r>
+        <w:rPr>
+          <w:b/>
+        </w:rPr>
+        <w:t>result</w:t>
+      </w:r>
+      <w:r>
+        <w:rPr>
+          <w:b w:val="0"/>
+        </w:rPr>
+        <w:t xml:space="preserve"> establish that B is best for outdoor farming?</w:t>
+      </w:r>
+    </w:p>
+    <w:p>
+      <w:pPr>
+        <w:spacing w:line="336" w:lineRule="auto" w:after="180"/>
+      </w:pPr>
+      <w:r>
+        <w:rPr>
+          <w:b w:val="0"/>
+        </w:rPr>
+        <w:t xml:space="preserve">Same five photos, labels and scoring are used for both models. A scores </w:t>
+      </w:r>
+      <w:r>
+        <w:rPr>
+          <w:b/>
+        </w:rPr>
+        <w:t>60%</w:t>
+      </w:r>
+      <w:r>
+        <w:rPr>
+          <w:b w:val="0"/>
+        </w:rPr>
+        <w:t xml:space="preserve">; B scores </w:t>
+      </w:r>
+      <w:r>
+        <w:rPr>
+          <w:b/>
+        </w:rPr>
+        <w:t>80%</w:t>
+      </w:r>
+      <w:r>
+        <w:rPr>
+          <w:b w:val="0"/>
+        </w:rPr>
+        <w:t xml:space="preserve"> on this fixed set. The set supplies no outdoor-camera performance </w:t>
+      </w:r>
+      <w:r>
+        <w:rPr>
+          <w:b/>
+        </w:rPr>
+        <w:t>evidence</w:t>
+      </w:r>
+      <w:r>
+        <w:rPr>
+          <w:b w:val="0"/>
+        </w:rPr>
+        <w:t>.</w:t>
+      </w:r>
+    </w:p>
+    <w:p>
+      <w:pPr>
+        <w:spacing w:line="336" w:lineRule="auto" w:after="180"/>
+      </w:pPr>
+      <w:r>
+        <w:rPr>
+          <w:b w:val="0"/>
+        </w:rPr>
+        <w:t xml:space="preserve">Changed case: Reject that extension without outdoor </w:t>
+      </w:r>
+      <w:r>
+        <w:rPr>
+          <w:b/>
+        </w:rPr>
+        <w:t>evidence</w:t>
+      </w:r>
+      <w:r>
+        <w:rPr>
+          <w:b w:val="0"/>
+        </w:rPr>
+        <w:t>. The reported conditions do not include the proposed use population.</w:t>
+      </w:r>
+    </w:p>
+    <w:p>
+      <w:pPr>
+        <w:spacing w:line="336" w:lineRule="auto" w:after="180"/>
+      </w:pPr>
+      <w:r>
+        <w:rPr>
+          <w:b w:val="0"/>
+        </w:rPr>
+        <w:t xml:space="preserve">Changed-case reasoning: Reject that extension without outdoor </w:t>
+      </w:r>
+      <w:r>
+        <w:rPr>
+          <w:b/>
+        </w:rPr>
+        <w:t>evidence</w:t>
+      </w:r>
+      <w:r>
+        <w:rPr>
+          <w:b w:val="0"/>
+        </w:rPr>
+        <w:t>. The reported conditions do not include the proposed use population.</w:t>
+      </w:r>
+    </w:p>
+    <w:p>
+      <w:pPr>
+        <w:spacing w:line="336" w:lineRule="auto" w:after="180"/>
+      </w:pPr>
+      <w:r>
+        <w:rPr>
+          <w:b w:val="0"/>
+        </w:rPr>
+        <w:t xml:space="preserve">Collect each learner’s explanation before discussion. Use the first missing connection between </w:t>
+      </w:r>
+      <w:r>
+        <w:rPr>
+          <w:b/>
+        </w:rPr>
+        <w:t>input</w:t>
+      </w:r>
+      <w:r>
+        <w:rPr>
+          <w:b w:val="0"/>
+        </w:rPr>
+        <w:t xml:space="preserve">, deciding step and </w:t>
+      </w:r>
+      <w:r>
+        <w:rPr>
+          <w:b/>
+        </w:rPr>
+        <w:t>result</w:t>
+      </w:r>
+      <w:r>
+        <w:rPr>
+          <w:b w:val="0"/>
+        </w:rPr>
+        <w:t xml:space="preserve"> to choose support. This question is worked-case practice, not fresh mastery </w:t>
+      </w:r>
+      <w:r>
+        <w:rPr>
+          <w:b/>
+        </w:rPr>
+        <w:t>evidence</w:t>
+      </w:r>
+      <w:r>
+        <w:rPr>
+          <w:b w:val="0"/>
+        </w:rPr>
+        <w:t>.</w:t>
+      </w:r>
+    </w:p>
+    <w:p>
+      <w:pPr>
+        <w:pStyle w:val="Heading2"/>
+      </w:pPr>
+      <w:r>
+        <w:t>Accessible support and extension</w:t>
+      </w:r>
+    </w:p>
+    <w:p>
+      <w:pPr>
+        <w:spacing w:line="336" w:lineRule="auto" w:after="180"/>
+      </w:pPr>
+      <w:r>
+        <w:rPr>
+          <w:b w:val="0"/>
+        </w:rPr>
+        <w:t xml:space="preserve">Use the worked example in Sections 3 and 6. Collect a </w:t>
+      </w:r>
+      <w:r>
+        <w:rPr>
+          <w:b/>
+        </w:rPr>
+        <w:t>prediction</w:t>
+      </w:r>
+      <w:r>
+        <w:rPr>
+          <w:b w:val="0"/>
+        </w:rPr>
+        <w:t xml:space="preserve"> before revealing its </w:t>
+      </w:r>
+      <w:r>
+        <w:rPr>
+          <w:b/>
+        </w:rPr>
+        <w:t>result</w:t>
+      </w:r>
+      <w:r>
+        <w:rPr>
+          <w:b w:val="0"/>
+        </w:rPr>
+        <w:t>; ask the learner to point to each intermediate fact.</w:t>
+      </w:r>
+    </w:p>
+    <w:p>
+      <w:pPr>
+        <w:spacing w:line="336" w:lineRule="auto" w:after="180"/>
+      </w:pPr>
+      <w:r>
+        <w:rPr>
+          <w:b w:val="0"/>
+        </w:rPr>
+        <w:t xml:space="preserve">Provide an </w:t>
+      </w:r>
+      <w:r>
+        <w:rPr>
+          <w:b/>
+        </w:rPr>
+        <w:t>input</w:t>
+      </w:r>
+      <w:r>
+        <w:rPr>
+          <w:b w:val="0"/>
+        </w:rPr>
+        <w:t>/procedure/</w:t>
+      </w:r>
+      <w:r>
+        <w:rPr>
+          <w:b/>
+        </w:rPr>
+        <w:t>result</w:t>
+      </w:r>
+      <w:r>
+        <w:rPr>
+          <w:b w:val="0"/>
+        </w:rPr>
+        <w:t>/limit frame and a calculator when needed. Ask students to identify the first step before completing the whole trace.</w:t>
+      </w:r>
+    </w:p>
+    <w:p>
+      <w:pPr>
+        <w:spacing w:line="336" w:lineRule="auto" w:after="180"/>
+      </w:pPr>
+      <w:r>
+        <w:rPr>
+          <w:b w:val="0"/>
+        </w:rPr>
+        <w:t xml:space="preserve">Extension: compare two concrete variants of this </w:t>
+      </w:r>
+      <w:r>
+        <w:rPr>
+          <w:b/>
+        </w:rPr>
+        <w:t>mechanism</w:t>
+      </w:r>
+      <w:r>
+        <w:rPr>
+          <w:b w:val="0"/>
+        </w:rPr>
+        <w:t xml:space="preserve"> while holding unrelated conditions fixed; report both successful and unsuccessful outcomes.</w:t>
+      </w:r>
+    </w:p>
+    <w:p>
+      <w:pPr>
+        <w:pStyle w:val="Heading2"/>
+      </w:pPr>
+      <w:r>
+        <w:t>Earlier wording, alternatives and picture transcripts · reference / check after trying</w:t>
       </w:r>
     </w:p>
     <w:tbl>
@@ -2493,95 +3985,26 @@
     </w:tbl>
     <w:p>
       <w:pPr>
-        <w:spacing w:line="336" w:lineRule="auto" w:after="180"/>
-      </w:pPr>
-      <w:r>
-        <w:rPr>
-          <w:b w:val="0"/>
-        </w:rPr>
-        <w:t xml:space="preserve">Use the worked example in Sections 3 and 6. Collect a </w:t>
-      </w:r>
-      <w:r>
-        <w:rPr>
-          <w:b/>
-        </w:rPr>
-        <w:t>prediction</w:t>
-      </w:r>
-      <w:r>
-        <w:rPr>
-          <w:b w:val="0"/>
-        </w:rPr>
-        <w:t xml:space="preserve"> before revealing its </w:t>
-      </w:r>
-      <w:r>
-        <w:rPr>
-          <w:b/>
-        </w:rPr>
-        <w:t>result</w:t>
-      </w:r>
-      <w:r>
-        <w:rPr>
-          <w:b w:val="0"/>
-        </w:rPr>
-        <w:t>; ask the learner to point to each intermediate fact.</w:t>
+        <w:pStyle w:val="Heading3"/>
+      </w:pPr>
+      <w:r>
+        <w:t>Reduce help deliberately</w:t>
       </w:r>
     </w:p>
     <w:p>
       <w:pPr>
-        <w:spacing w:line="336" w:lineRule="auto" w:after="180"/>
-      </w:pPr>
-      <w:r>
-        <w:rPr>
-          <w:b w:val="0"/>
-        </w:rPr>
-        <w:t xml:space="preserve">Provide an </w:t>
-      </w:r>
-      <w:r>
-        <w:rPr>
-          <w:b/>
-        </w:rPr>
-        <w:t>input</w:t>
-      </w:r>
-      <w:r>
-        <w:rPr>
-          <w:b w:val="0"/>
-        </w:rPr>
-        <w:t>/procedure/</w:t>
-      </w:r>
-      <w:r>
-        <w:rPr>
-          <w:b/>
-        </w:rPr>
-        <w:t>result</w:t>
-      </w:r>
-      <w:r>
-        <w:rPr>
-          <w:b w:val="0"/>
-        </w:rPr>
-        <w:t>/limit frame and a calculator when needed. Ask students to identify the first step before completing the whole trace.</w:t>
+        <w:pStyle w:val="Heading3"/>
+      </w:pPr>
+      <w:r>
+        <w:t>Individual reasoning check</w:t>
       </w:r>
     </w:p>
     <w:p>
       <w:pPr>
-        <w:spacing w:line="336" w:lineRule="auto" w:after="180"/>
-      </w:pPr>
-      <w:r>
-        <w:rPr>
-          <w:b w:val="0"/>
-        </w:rPr>
-        <w:t xml:space="preserve">Extension: compare two concrete variants of this </w:t>
-      </w:r>
-      <w:r>
-        <w:rPr>
-          <w:b/>
-        </w:rPr>
-        <w:t>mechanism</w:t>
-      </w:r>
-      <w:r>
-        <w:rPr>
-          <w:b w:val="0"/>
-        </w:rPr>
-        <w:t xml:space="preserve"> while holding unrelated conditions fixed; report both successful and unsuccessful outcomes.</w:t>
+        <w:pStyle w:val="Heading3"/>
+      </w:pPr>
+      <w:r>
+        <w:t>Pictorial practice question</w:t>
       </w:r>
     </w:p>
     <w:p>
@@ -2589,107 +4012,39 @@
         <w:pStyle w:val="Heading3"/>
       </w:pPr>
       <w:r>
-        <w:t>Reduce help deliberately</w:t>
+        <w:t>Reasoned teacher answer</w:t>
       </w:r>
     </w:p>
     <w:p>
       <w:pPr>
-        <w:pStyle w:val="Heading3"/>
-      </w:pPr>
-      <w:r>
-        <w:t>Completion practice</w:t>
+        <w:pStyle w:val="Heading1"/>
+      </w:pPr>
+      <w:r>
+        <w:t>04. Run the complete supplied investigation</w:t>
       </w:r>
     </w:p>
     <w:p>
-      <w:pPr>
-        <w:spacing w:line="336" w:lineRule="auto" w:after="180"/>
-        <w:shd w:fill="F5F1FB"/>
-      </w:pPr>
-      <w:r>
-        <w:rPr>
-          <w:b w:val="0"/>
-        </w:rPr>
-        <w:t>Completion task: Statements:used20 fictional queries; 16 passed; real student use was not studied. Show the intermediate steps and give the conclusion with its scope.</w:t>
+      <w:r>
+        <w:t>Separate predictions,actual runs and paper traces.</w:t>
       </w:r>
     </w:p>
     <w:p>
       <w:pPr>
-        <w:pStyle w:val="Heading3"/>
-      </w:pPr>
-      <w:r>
-        <w:t>Reasoning to listen for</w:t>
+        <w:pStyle w:val="Heading2"/>
+      </w:pPr>
+      <w:r>
+        <w:t>Complete inputs,expected results and limits</w:t>
       </w:r>
     </w:p>
     <w:p>
       <w:pPr>
         <w:spacing w:line="336" w:lineRule="auto" w:after="180"/>
-        <w:shd w:fill="F1F6FC"/>
-      </w:pPr>
-      <w:r>
-        <w:rPr>
-          <w:b w:val="0"/>
-        </w:rPr>
-        <w:t xml:space="preserve">Teacher check: Teacher explanation: First is </w:t>
-      </w:r>
-      <w:r>
-        <w:rPr>
-          <w:b/>
-        </w:rPr>
-        <w:t>method</w:t>
-      </w:r>
-      <w:r>
-        <w:rPr>
-          <w:b w:val="0"/>
-        </w:rPr>
-        <w:t xml:space="preserve">/scope; second </w:t>
-      </w:r>
-      <w:r>
-        <w:rPr>
-          <w:b/>
-        </w:rPr>
-        <w:t>result</w:t>
-      </w:r>
-      <w:r>
-        <w:rPr>
-          <w:b w:val="0"/>
-        </w:rPr>
-        <w:t>16/20=</w:t>
-      </w:r>
-      <w:r>
-        <w:rPr>
-          <w:b/>
-        </w:rPr>
-        <w:t>80%</w:t>
-      </w:r>
-      <w:r>
-        <w:rPr>
-          <w:b w:val="0"/>
-        </w:rPr>
-        <w:t xml:space="preserve">; third </w:t>
-      </w:r>
-      <w:r>
-        <w:rPr>
-          <w:b/>
-        </w:rPr>
-        <w:t>limitation</w:t>
-      </w:r>
-      <w:r>
-        <w:rPr>
-          <w:b w:val="0"/>
-        </w:rPr>
-        <w:t xml:space="preserve">. No classroom effectiveness </w:t>
-      </w:r>
-      <w:r>
-        <w:rPr>
-          <w:b/>
-        </w:rPr>
-        <w:t>result</w:t>
-      </w:r>
-      <w:r>
-        <w:rPr>
-          <w:b w:val="0"/>
-        </w:rPr>
-        <w:t xml:space="preserve"> is supplied.</w:t>
+      </w:pPr>
+      <w:r>
+        <w:rPr>
+          <w:b w:val="0"/>
+        </w:rPr>
+        <w:t>Main20-query procedure, 16/20 = 80% result and no-real-student limitation must stay connected. Picture fixed five-photo A 60/B 80 result does not establish outdoor best or a causal mechanism. Selected cutoff 5 is method; 12/15 = 80% is reported result; one reviewer is both a method detail and limitation because cross-reviewer agreement is unassessed.</w:t>
       </w:r>
     </w:p>
     <w:p>
@@ -2700,38 +4055,50 @@
         <w:rPr>
           <w:b w:val="0"/>
         </w:rPr>
-        <w:t xml:space="preserve">Start by identifying the given </w:t>
-      </w:r>
-      <w:r>
-        <w:rPr>
-          <w:b/>
-        </w:rPr>
-        <w:t>input</w:t>
-      </w:r>
-      <w:r>
-        <w:rPr>
-          <w:b w:val="0"/>
-        </w:rPr>
-        <w:t>s together. Leave the intermediate steps blank. If needed, model one step, then withdraw that help on the next step. Move to a full trace only when the partial trace is understood.</w:t>
+        <w:t>Suggest an appropriate agreement check without inventing a measured value or declaring the labels wrong.</w:t>
       </w:r>
     </w:p>
     <w:p>
       <w:pPr>
-        <w:spacing w:line="336" w:lineRule="auto" w:after="180"/>
-      </w:pPr>
-      <w:r>
-        <w:rPr>
-          <w:b w:val="0"/>
-        </w:rPr>
-        <w:t>For partners, alternate explainer and checker; collect a response from every learner before discussion.</w:t>
+        <w:pStyle w:val="Heading2"/>
+      </w:pPr>
+      <w:r>
+        <w:t>Diagnose the current misconceptions</w:t>
       </w:r>
     </w:p>
     <w:p>
       <w:pPr>
-        <w:pStyle w:val="Heading3"/>
-      </w:pPr>
-      <w:r>
-        <w:t>Individual reasoning check</w:t>
+        <w:spacing w:line="336" w:lineRule="auto" w:after="180"/>
+      </w:pPr>
+      <w:r>
+        <w:rPr>
+          <w:b w:val="0"/>
+        </w:rPr>
+        <w:t xml:space="preserve">The worked </w:t>
+      </w:r>
+      <w:r>
+        <w:rPr>
+          <w:b/>
+        </w:rPr>
+        <w:t>result</w:t>
+      </w:r>
+      <w:r>
+        <w:rPr>
+          <w:b w:val="0"/>
+        </w:rPr>
+        <w:t xml:space="preserve"> establishes every future case: A </w:t>
+      </w:r>
+      <w:r>
+        <w:rPr>
+          <w:b/>
+        </w:rPr>
+        <w:t>limitation</w:t>
+      </w:r>
+      <w:r>
+        <w:rPr>
+          <w:b w:val="0"/>
+        </w:rPr>
+        <w:t xml:space="preserve"> should constrain a claim rather than be hidden in unrelated prose.</w:t>
       </w:r>
     </w:p>
     <w:p>
@@ -2742,55 +4109,31 @@
         <w:rPr>
           <w:b w:val="0"/>
         </w:rPr>
-        <w:t xml:space="preserve">Use the worked case for </w:t>
+        <w:t xml:space="preserve">A missing </w:t>
       </w:r>
       <w:r>
         <w:rPr>
           <w:b/>
         </w:rPr>
-        <w:t>Method</w:t>
-      </w:r>
-      <w:r>
-        <w:rPr>
-          <w:b w:val="0"/>
-        </w:rPr>
-        <w:t xml:space="preserve">s </w:t>
+        <w:t>input</w:t>
+      </w:r>
+      <w:r>
+        <w:rPr>
+          <w:b w:val="0"/>
+        </w:rPr>
+        <w:t xml:space="preserve"> may be replaced without recording the change: A replacement changes the </w:t>
       </w:r>
       <w:r>
         <w:rPr>
           <w:b/>
         </w:rPr>
-        <w:t>result</w:t>
-      </w:r>
-      <w:r>
-        <w:rPr>
-          <w:b w:val="0"/>
-        </w:rPr>
-        <w:t xml:space="preserve">s and </w:t>
-      </w:r>
-      <w:r>
-        <w:rPr>
-          <w:b/>
-        </w:rPr>
-        <w:t>limitation</w:t>
-      </w:r>
-      <w:r>
-        <w:rPr>
-          <w:b w:val="0"/>
-        </w:rPr>
-        <w:t xml:space="preserve">s. Proposed explanation: “The worked </w:t>
-      </w:r>
-      <w:r>
-        <w:rPr>
-          <w:b/>
-        </w:rPr>
-        <w:t>result</w:t>
-      </w:r>
-      <w:r>
-        <w:rPr>
-          <w:b w:val="0"/>
-        </w:rPr>
-        <w:t xml:space="preserve"> establishes every future case”. Decide whether this explanation is supported.</w:t>
+        <w:t>evidence</w:t>
+      </w:r>
+      <w:r>
+        <w:rPr>
+          <w:b w:val="0"/>
+        </w:rPr>
+        <w:t xml:space="preserve"> or contract. Record the change and its justification; do not silently turn unknown into a measured value.</w:t>
       </w:r>
     </w:p>
     <w:p>
@@ -2801,402 +4144,62 @@
         <w:rPr>
           <w:b w:val="0"/>
         </w:rPr>
-        <w:t>Point to the step or supplied fact that decides; explain your repair if needed.</w:t>
+        <w:t xml:space="preserve">Repeating an assessed case is new independent </w:t>
+      </w:r>
+      <w:r>
+        <w:rPr>
+          <w:b/>
+        </w:rPr>
+        <w:t>evidence</w:t>
+      </w:r>
+      <w:r>
+        <w:rPr>
+          <w:b w:val="0"/>
+        </w:rPr>
+        <w:t>: A replay checks consistency. An example used for feedback or revision cannot later be described as untouched final evaluation.</w:t>
       </w:r>
     </w:p>
     <w:p>
       <w:pPr>
-        <w:pStyle w:val="Heading3"/>
-      </w:pPr>
-      <w:r>
-        <w:t>Expected repair</w:t>
+        <w:spacing w:line="336" w:lineRule="auto" w:after="180"/>
+      </w:pPr>
+      <w:r>
+        <w:rPr>
+          <w:b w:val="0"/>
+        </w:rPr>
+        <w:t xml:space="preserve">Use Section 9 for the </w:t>
+      </w:r>
+      <w:r>
+        <w:rPr>
+          <w:b/>
+        </w:rPr>
+        <w:t>evidence</w:t>
+      </w:r>
+      <w:r>
+        <w:rPr>
+          <w:b w:val="0"/>
+        </w:rPr>
+        <w:t xml:space="preserve"> ledger. Add a boundary or missing-</w:t>
+      </w:r>
+      <w:r>
+        <w:rPr>
+          <w:b/>
+        </w:rPr>
+        <w:t>input</w:t>
+      </w:r>
+      <w:r>
+        <w:rPr>
+          <w:b w:val="0"/>
+        </w:rPr>
+        <w:t xml:space="preserve"> case and record the expected response before checking. More successful repeats of one case do not establish wider coverage.</w:t>
       </w:r>
     </w:p>
     <w:p>
       <w:pPr>
-        <w:spacing w:line="336" w:lineRule="auto" w:after="180"/>
-        <w:shd w:fill="F1F6FC"/>
-      </w:pPr>
-      <w:r>
-        <w:rPr>
-          <w:b w:val="0"/>
-        </w:rPr>
-        <w:t xml:space="preserve">Expected correction: A </w:t>
-      </w:r>
-      <w:r>
-        <w:rPr>
-          <w:b/>
-        </w:rPr>
-        <w:t>limitation</w:t>
-      </w:r>
-      <w:r>
-        <w:rPr>
-          <w:b w:val="0"/>
-        </w:rPr>
-        <w:t xml:space="preserve"> should constrain a claim rather than be hidden in unrelated prose.</w:t>
-      </w:r>
-    </w:p>
-    <w:p>
-      <w:pPr>
-        <w:spacing w:line="336" w:lineRule="auto" w:after="180"/>
-      </w:pPr>
-      <w:r>
-        <w:rPr>
-          <w:b w:val="0"/>
-        </w:rPr>
-        <w:t>Collect explanations, not only yes/no votes. If a misunderstanding is common, re-model the relevant step for the class.</w:t>
-      </w:r>
-    </w:p>
-    <w:p>
-      <w:pPr>
-        <w:spacing w:line="336" w:lineRule="auto" w:after="180"/>
-      </w:pPr>
-      <w:r>
-        <w:rPr>
-          <w:b w:val="0"/>
-        </w:rPr>
-        <w:t>If it affects a few learners, give a short targeted group explanation while others solve a more demanding variation.</w:t>
-      </w:r>
-    </w:p>
-    <w:p>
-      <w:pPr>
-        <w:pStyle w:val="Heading3"/>
-      </w:pPr>
-      <w:r>
-        <w:t>Pictorial practice question</w:t>
-      </w:r>
-    </w:p>
-    <w:p>
-      <w:pPr>
-        <w:spacing w:line="336" w:lineRule="auto" w:after="180"/>
-        <w:shd w:fill="F5F1FB"/>
-      </w:pPr>
-      <w:r>
-        <w:rPr>
-          <w:b w:val="0"/>
-        </w:rPr>
-        <w:t xml:space="preserve">Place the five-photo procedure, 3/5 versus 4/5 finding and missing outdoor </w:t>
-      </w:r>
-      <w:r>
-        <w:rPr>
-          <w:b/>
-        </w:rPr>
-        <w:t>evidence</w:t>
-      </w:r>
-      <w:r>
-        <w:rPr>
-          <w:b w:val="0"/>
-        </w:rPr>
-        <w:t xml:space="preserve"> in their proper categories. Why cannot the </w:t>
-      </w:r>
-      <w:r>
-        <w:rPr>
-          <w:b/>
-        </w:rPr>
-        <w:t>result</w:t>
-      </w:r>
-      <w:r>
-        <w:rPr>
-          <w:b w:val="0"/>
-        </w:rPr>
-        <w:t xml:space="preserve"> establish that B is best for outdoor farming?</w:t>
-      </w:r>
-    </w:p>
-    <w:p>
-      <w:pPr>
-        <w:pStyle w:val="Heading3"/>
-      </w:pPr>
-      <w:r>
-        <w:t>Reasoned teacher answer</w:t>
-      </w:r>
-    </w:p>
-    <w:p>
-      <w:pPr>
-        <w:spacing w:line="336" w:lineRule="auto" w:after="180"/>
-      </w:pPr>
-      <w:r>
-        <w:rPr>
-          <w:b w:val="0"/>
-        </w:rPr>
-        <w:t xml:space="preserve">Same five photos, labels and scoring are used for both models. A scores </w:t>
-      </w:r>
-      <w:r>
-        <w:rPr>
-          <w:b/>
-        </w:rPr>
-        <w:t>60%</w:t>
-      </w:r>
-      <w:r>
-        <w:rPr>
-          <w:b w:val="0"/>
-        </w:rPr>
-        <w:t xml:space="preserve">; B scores </w:t>
-      </w:r>
-      <w:r>
-        <w:rPr>
-          <w:b/>
-        </w:rPr>
-        <w:t>80%</w:t>
-      </w:r>
-      <w:r>
-        <w:rPr>
-          <w:b w:val="0"/>
-        </w:rPr>
-        <w:t xml:space="preserve"> on this fixed set. The set supplies no outdoor-camera performance </w:t>
-      </w:r>
-      <w:r>
-        <w:rPr>
-          <w:b/>
-        </w:rPr>
-        <w:t>evidence</w:t>
-      </w:r>
-      <w:r>
-        <w:rPr>
-          <w:b w:val="0"/>
-        </w:rPr>
-        <w:t>.</w:t>
-      </w:r>
-    </w:p>
-    <w:p>
-      <w:pPr>
-        <w:spacing w:line="336" w:lineRule="auto" w:after="180"/>
-      </w:pPr>
-      <w:r>
-        <w:rPr>
-          <w:b w:val="0"/>
-        </w:rPr>
-        <w:t xml:space="preserve">Changed case: Reject that extension without outdoor </w:t>
-      </w:r>
-      <w:r>
-        <w:rPr>
-          <w:b/>
-        </w:rPr>
-        <w:t>evidence</w:t>
-      </w:r>
-      <w:r>
-        <w:rPr>
-          <w:b w:val="0"/>
-        </w:rPr>
-        <w:t>. The reported conditions do not include the proposed use population.</w:t>
-      </w:r>
-    </w:p>
-    <w:p>
-      <w:pPr>
-        <w:spacing w:line="336" w:lineRule="auto" w:after="180"/>
-      </w:pPr>
-      <w:r>
-        <w:rPr>
-          <w:b w:val="0"/>
-        </w:rPr>
-        <w:t xml:space="preserve">Changed-case reasoning: Reject that extension without outdoor </w:t>
-      </w:r>
-      <w:r>
-        <w:rPr>
-          <w:b/>
-        </w:rPr>
-        <w:t>evidence</w:t>
-      </w:r>
-      <w:r>
-        <w:rPr>
-          <w:b w:val="0"/>
-        </w:rPr>
-        <w:t>. The reported conditions do not include the proposed use population.</w:t>
-      </w:r>
-    </w:p>
-    <w:p>
-      <w:pPr>
-        <w:spacing w:line="336" w:lineRule="auto" w:after="180"/>
-      </w:pPr>
-      <w:r>
-        <w:rPr>
-          <w:b w:val="0"/>
-        </w:rPr>
-        <w:t xml:space="preserve">Collect each learner’s explanation before discussion. Use the first missing connection between </w:t>
-      </w:r>
-      <w:r>
-        <w:rPr>
-          <w:b/>
-        </w:rPr>
-        <w:t>input</w:t>
-      </w:r>
-      <w:r>
-        <w:rPr>
-          <w:b w:val="0"/>
-        </w:rPr>
-        <w:t xml:space="preserve">, deciding step and </w:t>
-      </w:r>
-      <w:r>
-        <w:rPr>
-          <w:b/>
-        </w:rPr>
-        <w:t>result</w:t>
-      </w:r>
-      <w:r>
-        <w:rPr>
-          <w:b w:val="0"/>
-        </w:rPr>
-        <w:t xml:space="preserve"> to choose support. This question is worked-case practice, not fresh mastery </w:t>
-      </w:r>
-      <w:r>
-        <w:rPr>
-          <w:b/>
-        </w:rPr>
-        <w:t>evidence</w:t>
-      </w:r>
-      <w:r>
-        <w:rPr>
-          <w:b w:val="0"/>
-        </w:rPr>
-        <w:t>.</w:t>
-      </w:r>
-    </w:p>
-    <w:p>
-      <w:pPr>
-        <w:pStyle w:val="Heading1"/>
-      </w:pPr>
-      <w:r>
-        <w:t>04. Run the investigation and diagnose misconceptions</w:t>
-      </w:r>
-    </w:p>
-    <w:p>
-      <w:r>
-        <w:t>Run the Methods results and limitations investigation and use the first unsupported step to choose a teaching response.</w:t>
-      </w:r>
-    </w:p>
-    <w:p>
-      <w:pPr>
-        <w:spacing w:line="336" w:lineRule="auto" w:after="180"/>
-      </w:pPr>
-      <w:r>
-        <w:rPr>
-          <w:b w:val="0"/>
-        </w:rPr>
-        <w:t xml:space="preserve">The worked </w:t>
-      </w:r>
-      <w:r>
-        <w:rPr>
-          <w:b/>
-        </w:rPr>
-        <w:t>result</w:t>
-      </w:r>
-      <w:r>
-        <w:rPr>
-          <w:b w:val="0"/>
-        </w:rPr>
-        <w:t xml:space="preserve"> establishes every future case: A </w:t>
-      </w:r>
-      <w:r>
-        <w:rPr>
-          <w:b/>
-        </w:rPr>
-        <w:t>limitation</w:t>
-      </w:r>
-      <w:r>
-        <w:rPr>
-          <w:b w:val="0"/>
-        </w:rPr>
-        <w:t xml:space="preserve"> should constrain a claim rather than be hidden in unrelated prose.</w:t>
-      </w:r>
-    </w:p>
-    <w:p>
-      <w:pPr>
-        <w:spacing w:line="336" w:lineRule="auto" w:after="180"/>
-      </w:pPr>
-      <w:r>
-        <w:rPr>
-          <w:b w:val="0"/>
-        </w:rPr>
-        <w:t xml:space="preserve">A missing </w:t>
-      </w:r>
-      <w:r>
-        <w:rPr>
-          <w:b/>
-        </w:rPr>
-        <w:t>input</w:t>
-      </w:r>
-      <w:r>
-        <w:rPr>
-          <w:b w:val="0"/>
-        </w:rPr>
-        <w:t xml:space="preserve"> may be replaced without recording the change: A replacement changes the </w:t>
-      </w:r>
-      <w:r>
-        <w:rPr>
-          <w:b/>
-        </w:rPr>
-        <w:t>evidence</w:t>
-      </w:r>
-      <w:r>
-        <w:rPr>
-          <w:b w:val="0"/>
-        </w:rPr>
-        <w:t xml:space="preserve"> or contract. Record the change and its justification; do not silently turn unknown into a measured value.</w:t>
-      </w:r>
-    </w:p>
-    <w:p>
-      <w:pPr>
-        <w:spacing w:line="336" w:lineRule="auto" w:after="180"/>
-      </w:pPr>
-      <w:r>
-        <w:rPr>
-          <w:b w:val="0"/>
-        </w:rPr>
-        <w:t xml:space="preserve">Repeating an assessed case is new independent </w:t>
-      </w:r>
-      <w:r>
-        <w:rPr>
-          <w:b/>
-        </w:rPr>
-        <w:t>evidence</w:t>
-      </w:r>
-      <w:r>
-        <w:rPr>
-          <w:b w:val="0"/>
-        </w:rPr>
-        <w:t>: A replay checks consistency. An example used for feedback or revision cannot later be described as untouched final evaluation.</w:t>
-      </w:r>
-    </w:p>
-    <w:p>
-      <w:pPr>
-        <w:spacing w:line="336" w:lineRule="auto" w:after="180"/>
-      </w:pPr>
-      <w:r>
-        <w:rPr>
-          <w:b w:val="0"/>
-        </w:rPr>
-        <w:t xml:space="preserve">Use Section 9 for the </w:t>
-      </w:r>
-      <w:r>
-        <w:rPr>
-          <w:b/>
-        </w:rPr>
-        <w:t>evidence</w:t>
-      </w:r>
-      <w:r>
-        <w:rPr>
-          <w:b w:val="0"/>
-        </w:rPr>
-        <w:t xml:space="preserve"> ledger. Add a boundary or missing-</w:t>
-      </w:r>
-      <w:r>
-        <w:rPr>
-          <w:b/>
-        </w:rPr>
-        <w:t>input</w:t>
-      </w:r>
-      <w:r>
-        <w:rPr>
-          <w:b w:val="0"/>
-        </w:rPr>
-        <w:t xml:space="preserve"> case and record the expected response before checking. More successful repeats of one case do not establish wider coverage.</w:t>
-      </w:r>
-    </w:p>
-    <w:p>
-      <w:pPr>
-        <w:pStyle w:val="Heading3"/>
-      </w:pPr>
-      <w:r>
-        <w:t>Match the support to the first error</w:t>
+        <w:pStyle w:val="Heading2"/>
+      </w:pPr>
+      <w:r>
+        <w:t>Choose accessible support</w:t>
       </w:r>
     </w:p>
     <w:tbl>
@@ -3369,1071 +4372,129 @@
     </w:p>
     <w:p>
       <w:pPr>
-        <w:pStyle w:val="Heading1"/>
-      </w:pPr>
-      <w:r>
-        <w:t>05. Assess and explain the answers</w:t>
+        <w:pStyle w:val="Heading2"/>
+      </w:pPr>
+      <w:r>
+        <w:t>Earlier wording, alternatives and picture transcripts · reference / check after trying</w:t>
       </w:r>
     </w:p>
     <w:p>
-      <w:r>
-        <w:t>Use the Methods results and limitations questions, teacher keys and criteria after the relevant attempts. Previously discussed cases are practice; protect the separately selected independent task.</w:t>
+      <w:pPr>
+        <w:pStyle w:val="Heading3"/>
+      </w:pPr>
+      <w:r>
+        <w:t>Match the support to the first error</w:t>
       </w:r>
     </w:p>
     <w:p>
       <w:pPr>
-        <w:pStyle w:val="Heading3"/>
-      </w:pPr>
-      <w:r>
-        <w:t>Guided and exit questions</w:t>
+        <w:pStyle w:val="Heading1"/>
+      </w:pPr>
+      <w:r>
+        <w:t>05. Assess the new research scenario</w:t>
       </w:r>
     </w:p>
     <w:p>
-      <w:pPr>
-        <w:spacing w:line="336" w:lineRule="auto" w:after="180"/>
-      </w:pPr>
-      <w:r>
-        <w:rPr>
-          <w:b w:val="0"/>
-        </w:rPr>
-        <w:t xml:space="preserve">Guided: First is </w:t>
-      </w:r>
-      <w:r>
-        <w:rPr>
-          <w:b/>
-        </w:rPr>
-        <w:t>method</w:t>
-      </w:r>
-      <w:r>
-        <w:rPr>
-          <w:b w:val="0"/>
-        </w:rPr>
-        <w:t xml:space="preserve">/scope; second </w:t>
-      </w:r>
-      <w:r>
-        <w:rPr>
-          <w:b/>
-        </w:rPr>
-        <w:t>result</w:t>
-      </w:r>
-      <w:r>
-        <w:rPr>
-          <w:b w:val="0"/>
-        </w:rPr>
-        <w:t>16/20=</w:t>
-      </w:r>
-      <w:r>
-        <w:rPr>
-          <w:b/>
-        </w:rPr>
-        <w:t>80%</w:t>
-      </w:r>
-      <w:r>
-        <w:rPr>
-          <w:b w:val="0"/>
-        </w:rPr>
-        <w:t xml:space="preserve">; third </w:t>
-      </w:r>
-      <w:r>
-        <w:rPr>
-          <w:b/>
-        </w:rPr>
-        <w:t>limitation</w:t>
-      </w:r>
-      <w:r>
-        <w:rPr>
-          <w:b w:val="0"/>
-        </w:rPr>
-        <w:t xml:space="preserve">. No classroom effectiveness </w:t>
-      </w:r>
-      <w:r>
-        <w:rPr>
-          <w:b/>
-        </w:rPr>
-        <w:t>result</w:t>
-      </w:r>
-      <w:r>
-        <w:rPr>
-          <w:b w:val="0"/>
-        </w:rPr>
-        <w:t xml:space="preserve"> is supplied. Qualification: A </w:t>
-      </w:r>
-      <w:r>
-        <w:rPr>
-          <w:b/>
-        </w:rPr>
-        <w:t>limitation</w:t>
-      </w:r>
-      <w:r>
-        <w:rPr>
-          <w:b w:val="0"/>
-        </w:rPr>
-        <w:t xml:space="preserve"> should constrain a claim rather than be hidden in unrelated prose.</w:t>
+      <w:r>
+        <w:t>Keep the selected answer private until after a first attempt.</w:t>
       </w:r>
     </w:p>
     <w:p>
       <w:pPr>
-        <w:spacing w:line="336" w:lineRule="auto" w:after="180"/>
-      </w:pPr>
-      <w:r>
-        <w:rPr>
-          <w:b w:val="0"/>
-        </w:rPr>
-        <w:t xml:space="preserve">Exit: accept a concrete variation with its predicted outcome and a stated condition that would challenge the </w:t>
-      </w:r>
-      <w:r>
-        <w:rPr>
-          <w:b/>
-        </w:rPr>
-        <w:t>mechanism</w:t>
-      </w:r>
-      <w:r>
-        <w:rPr>
-          <w:b w:val="0"/>
-        </w:rPr>
-        <w:t xml:space="preserve">; reject a claim resting on unmeasured </w:t>
-      </w:r>
-      <w:r>
-        <w:rPr>
-          <w:b/>
-        </w:rPr>
-        <w:t>evidence</w:t>
-      </w:r>
-      <w:r>
-        <w:rPr>
-          <w:b w:val="0"/>
-        </w:rPr>
-        <w:t>.</w:t>
+        <w:pStyle w:val="Heading2"/>
+      </w:pPr>
+      <w:r>
+        <w:t>Selected independent task and checked answer</w:t>
       </w:r>
     </w:p>
     <w:p>
       <w:pPr>
-        <w:pStyle w:val="Heading3"/>
-      </w:pPr>
-      <w:r>
-        <w:t>W1 Explain the mechanism</w:t>
+        <w:spacing w:line="336" w:lineRule="auto" w:after="180"/>
+      </w:pPr>
+      <w:r>
+        <w:rPr>
+          <w:b w:val="0"/>
+        </w:rPr>
+        <w:t>Selected case: Statements: fixed cutoff 5; 12/15 relevant returned items; judgments came from one reviewer. Classify.</w:t>
       </w:r>
     </w:p>
     <w:p>
       <w:pPr>
-        <w:pStyle w:val="Heading3"/>
-      </w:pPr>
-      <w:r>
-        <w:t>Workbook question · W1</w:t>
+        <w:spacing w:line="336" w:lineRule="auto" w:after="180"/>
+      </w:pPr>
+      <w:r>
+        <w:rPr>
+          <w:b w:val="0"/>
+        </w:rPr>
+        <w:t xml:space="preserve">Teacher explanation: Cutoff is </w:t>
+      </w:r>
+      <w:r>
+        <w:rPr>
+          <w:b/>
+        </w:rPr>
+        <w:t>method</w:t>
+      </w:r>
+      <w:r>
+        <w:rPr>
+          <w:b w:val="0"/>
+        </w:rPr>
+        <w:t>; 12/15=</w:t>
+      </w:r>
+      <w:r>
+        <w:rPr>
+          <w:b/>
+        </w:rPr>
+        <w:t>80%</w:t>
+      </w:r>
+      <w:r>
+        <w:rPr>
+          <w:b w:val="0"/>
+        </w:rPr>
+        <w:t xml:space="preserve"> is a measured </w:t>
+      </w:r>
+      <w:r>
+        <w:rPr>
+          <w:b/>
+        </w:rPr>
+        <w:t>result</w:t>
+      </w:r>
+      <w:r>
+        <w:rPr>
+          <w:b w:val="0"/>
+        </w:rPr>
+        <w:t xml:space="preserve">; single-reviewer judgment is a </w:t>
+      </w:r>
+      <w:r>
+        <w:rPr>
+          <w:b/>
+        </w:rPr>
+        <w:t>limitation</w:t>
+      </w:r>
+      <w:r>
+        <w:rPr>
+          <w:b w:val="0"/>
+        </w:rPr>
+        <w:t xml:space="preserve"> and </w:t>
+      </w:r>
+      <w:r>
+        <w:rPr>
+          <w:b/>
+        </w:rPr>
+        <w:t>method</w:t>
+      </w:r>
+      <w:r>
+        <w:rPr>
+          <w:b w:val="0"/>
+        </w:rPr>
+        <w:t xml:space="preserve"> detail requiring agreement checks.</w:t>
       </w:r>
     </w:p>
     <w:p>
       <w:pPr>
-        <w:spacing w:line="336" w:lineRule="auto" w:after="180"/>
-        <w:shd w:fill="F5F1FB"/>
-      </w:pPr>
-      <w:r>
-        <w:rPr>
-          <w:b w:val="0"/>
-        </w:rPr>
-        <w:t xml:space="preserve">Explain the weekly </w:t>
-      </w:r>
-      <w:r>
-        <w:rPr>
-          <w:b/>
-        </w:rPr>
-        <w:t>mechanism</w:t>
-      </w:r>
-      <w:r>
-        <w:rPr>
-          <w:b w:val="0"/>
-        </w:rPr>
-        <w:t xml:space="preserve"> in your own words. Use the worked scenario to name its </w:t>
-      </w:r>
-      <w:r>
-        <w:rPr>
-          <w:b/>
-        </w:rPr>
-        <w:t>input</w:t>
-      </w:r>
-      <w:r>
-        <w:rPr>
-          <w:b w:val="0"/>
-        </w:rPr>
-        <w:t xml:space="preserve">, decision rule and </w:t>
-      </w:r>
-      <w:r>
-        <w:rPr>
-          <w:b/>
-        </w:rPr>
-        <w:t>output</w:t>
-      </w:r>
-      <w:r>
-        <w:rPr>
-          <w:b w:val="0"/>
-        </w:rPr>
-        <w:t>.</w:t>
-      </w:r>
-    </w:p>
-    <w:p>
-      <w:pPr>
-        <w:pStyle w:val="Heading3"/>
-      </w:pPr>
-      <w:r>
-        <w:t>Teacher reasoning · W1</w:t>
-      </w:r>
-    </w:p>
-    <w:p>
-      <w:pPr>
-        <w:spacing w:line="336" w:lineRule="auto" w:after="180"/>
-        <w:shd w:fill="F1F6FC"/>
-      </w:pPr>
-      <w:r>
-        <w:rPr>
-          <w:b w:val="0"/>
-        </w:rPr>
-        <w:t xml:space="preserve">Teacher explanation: </w:t>
-      </w:r>
-      <w:r>
-        <w:rPr>
-          <w:b/>
-        </w:rPr>
-        <w:t>Method</w:t>
-      </w:r>
-      <w:r>
-        <w:rPr>
-          <w:b w:val="0"/>
-        </w:rPr>
-        <w:t xml:space="preserve">s state what was done; </w:t>
-      </w:r>
-      <w:r>
-        <w:rPr>
-          <w:b/>
-        </w:rPr>
-        <w:t>result</w:t>
-      </w:r>
-      <w:r>
-        <w:rPr>
-          <w:b w:val="0"/>
-        </w:rPr>
-        <w:t xml:space="preserve">s state observed outcomes; </w:t>
-      </w:r>
-      <w:r>
-        <w:rPr>
-          <w:b/>
-        </w:rPr>
-        <w:t>limitation</w:t>
-      </w:r>
-      <w:r>
-        <w:rPr>
-          <w:b w:val="0"/>
-        </w:rPr>
-        <w:t xml:space="preserve">s state restrictions on interpretation. Mixing them hides missing </w:t>
-      </w:r>
-      <w:r>
-        <w:rPr>
-          <w:b/>
-        </w:rPr>
-        <w:t>evidence</w:t>
-      </w:r>
-      <w:r>
-        <w:rPr>
-          <w:b w:val="0"/>
-        </w:rPr>
-        <w:t>.</w:t>
-      </w:r>
-    </w:p>
-    <w:p>
-      <w:pPr>
-        <w:spacing w:line="336" w:lineRule="auto" w:after="180"/>
-        <w:shd w:fill="F1F6FC"/>
-      </w:pPr>
-      <w:r>
-        <w:rPr>
-          <w:b w:val="0"/>
-        </w:rPr>
-        <w:t xml:space="preserve">Classify each statement by role and link </w:t>
-      </w:r>
-      <w:r>
-        <w:rPr>
-          <w:b/>
-        </w:rPr>
-        <w:t>result</w:t>
-      </w:r>
-      <w:r>
-        <w:rPr>
-          <w:b w:val="0"/>
-        </w:rPr>
-        <w:t xml:space="preserve">s to the procedure and denominator. A proposed </w:t>
-      </w:r>
-      <w:r>
-        <w:rPr>
-          <w:b/>
-        </w:rPr>
-        <w:t>mechanism</w:t>
-      </w:r>
-      <w:r>
-        <w:rPr>
-          <w:b w:val="0"/>
-        </w:rPr>
-        <w:t xml:space="preserve"> is an explanation to test, not an extra </w:t>
-      </w:r>
-      <w:r>
-        <w:rPr>
-          <w:b/>
-        </w:rPr>
-        <w:t>observation</w:t>
-      </w:r>
-      <w:r>
-        <w:rPr>
-          <w:b w:val="0"/>
-        </w:rPr>
-        <w:t>.</w:t>
-      </w:r>
-    </w:p>
-    <w:p>
-      <w:pPr>
-        <w:pStyle w:val="Heading3"/>
-      </w:pPr>
-      <w:r>
-        <w:t>W2 Trace the worked case</w:t>
-      </w:r>
-    </w:p>
-    <w:p>
-      <w:pPr>
-        <w:pStyle w:val="Heading3"/>
-      </w:pPr>
-      <w:r>
-        <w:t>Workbook question · W2</w:t>
-      </w:r>
-    </w:p>
-    <w:p>
-      <w:pPr>
-        <w:spacing w:line="336" w:lineRule="auto" w:after="180"/>
-        <w:shd w:fill="F5F1FB"/>
-      </w:pPr>
-      <w:r>
-        <w:rPr>
-          <w:b w:val="0"/>
-        </w:rPr>
-        <w:t>Statements:used20 fictional queries; 16 passed; real student use was not studied. Show the intermediate steps and give the conclusion with its scope.</w:t>
-      </w:r>
-    </w:p>
-    <w:p>
-      <w:pPr>
-        <w:pStyle w:val="Heading3"/>
-      </w:pPr>
-      <w:r>
-        <w:t>Teacher reasoning · W2</w:t>
-      </w:r>
-    </w:p>
-    <w:p>
-      <w:pPr>
-        <w:spacing w:line="336" w:lineRule="auto" w:after="180"/>
-        <w:shd w:fill="F1F6FC"/>
-      </w:pPr>
-      <w:r>
-        <w:rPr>
-          <w:b w:val="0"/>
-        </w:rPr>
-        <w:t xml:space="preserve">Teacher explanation: First is </w:t>
-      </w:r>
-      <w:r>
-        <w:rPr>
-          <w:b/>
-        </w:rPr>
-        <w:t>method</w:t>
-      </w:r>
-      <w:r>
-        <w:rPr>
-          <w:b w:val="0"/>
-        </w:rPr>
-        <w:t xml:space="preserve">/scope; second </w:t>
-      </w:r>
-      <w:r>
-        <w:rPr>
-          <w:b/>
-        </w:rPr>
-        <w:t>result</w:t>
-      </w:r>
-      <w:r>
-        <w:rPr>
-          <w:b w:val="0"/>
-        </w:rPr>
-        <w:t>16/20=</w:t>
-      </w:r>
-      <w:r>
-        <w:rPr>
-          <w:b/>
-        </w:rPr>
-        <w:t>80%</w:t>
-      </w:r>
-      <w:r>
-        <w:rPr>
-          <w:b w:val="0"/>
-        </w:rPr>
-        <w:t xml:space="preserve">; third </w:t>
-      </w:r>
-      <w:r>
-        <w:rPr>
-          <w:b/>
-        </w:rPr>
-        <w:t>limitation</w:t>
-      </w:r>
-      <w:r>
-        <w:rPr>
-          <w:b w:val="0"/>
-        </w:rPr>
-        <w:t xml:space="preserve">. No classroom effectiveness </w:t>
-      </w:r>
-      <w:r>
-        <w:rPr>
-          <w:b/>
-        </w:rPr>
-        <w:t>result</w:t>
-      </w:r>
-      <w:r>
-        <w:rPr>
-          <w:b w:val="0"/>
-        </w:rPr>
-        <w:t xml:space="preserve"> is supplied.</w:t>
-      </w:r>
-    </w:p>
-    <w:p>
-      <w:pPr>
-        <w:pStyle w:val="Heading3"/>
-      </w:pPr>
-      <w:r>
-        <w:t>W3 Audit the limit</w:t>
-      </w:r>
-    </w:p>
-    <w:p>
-      <w:pPr>
-        <w:pStyle w:val="Heading3"/>
-      </w:pPr>
-      <w:r>
-        <w:t>Workbook question · W3</w:t>
-      </w:r>
-    </w:p>
-    <w:p>
-      <w:pPr>
-        <w:spacing w:line="336" w:lineRule="auto" w:after="180"/>
-        <w:shd w:fill="F5F1FB"/>
-      </w:pPr>
-      <w:r>
-        <w:rPr>
-          <w:b w:val="0"/>
-        </w:rPr>
-        <w:t xml:space="preserve">A report omits this qualification: A </w:t>
-      </w:r>
-      <w:r>
-        <w:rPr>
-          <w:b/>
-        </w:rPr>
-        <w:t>limitation</w:t>
-      </w:r>
-      <w:r>
-        <w:rPr>
-          <w:b w:val="0"/>
-        </w:rPr>
-        <w:t xml:space="preserve"> should constrain a claim rather than be hidden in unrelated prose. Explain how omitting it could change a reader's interpretation, and write an accurate replacement.</w:t>
-      </w:r>
-    </w:p>
-    <w:p>
-      <w:pPr>
-        <w:pStyle w:val="Heading3"/>
-      </w:pPr>
-      <w:r>
-        <w:t>Teacher reasoning · W3</w:t>
-      </w:r>
-    </w:p>
-    <w:p>
-      <w:pPr>
-        <w:spacing w:line="336" w:lineRule="auto" w:after="180"/>
-        <w:shd w:fill="F1F6FC"/>
-      </w:pPr>
-      <w:r>
-        <w:rPr>
-          <w:b w:val="0"/>
-        </w:rPr>
-        <w:t xml:space="preserve">Teacher explanation: A </w:t>
-      </w:r>
-      <w:r>
-        <w:rPr>
-          <w:b/>
-        </w:rPr>
-        <w:t>limitation</w:t>
-      </w:r>
-      <w:r>
-        <w:rPr>
-          <w:b w:val="0"/>
-        </w:rPr>
-        <w:t xml:space="preserve"> should constrain a claim rather than be hidden in unrelated prose.</w:t>
-      </w:r>
-    </w:p>
-    <w:p>
-      <w:pPr>
-        <w:spacing w:line="336" w:lineRule="auto" w:after="180"/>
-        <w:shd w:fill="F1F6FC"/>
-      </w:pPr>
-      <w:r>
-        <w:rPr>
-          <w:b w:val="0"/>
-        </w:rPr>
-        <w:t xml:space="preserve">State the observed </w:t>
-      </w:r>
-      <w:r>
-        <w:rPr>
-          <w:b/>
-        </w:rPr>
-        <w:t>result</w:t>
-      </w:r>
-      <w:r>
-        <w:rPr>
-          <w:b w:val="0"/>
-        </w:rPr>
-        <w:t xml:space="preserve"> separately from the unverified or out-of-scope claim; preserve the original </w:t>
-      </w:r>
-      <w:r>
-        <w:rPr>
-          <w:b/>
-        </w:rPr>
-        <w:t>evidence</w:t>
-      </w:r>
-      <w:r>
-        <w:rPr>
-          <w:b w:val="0"/>
-        </w:rPr>
-        <w:t xml:space="preserve"> rather than inventing a missing fact.</w:t>
-      </w:r>
-    </w:p>
-    <w:p>
-      <w:pPr>
-        <w:pStyle w:val="Heading3"/>
-      </w:pPr>
-      <w:r>
-        <w:t>W4 Apply a new case independently</w:t>
-      </w:r>
-    </w:p>
-    <w:p>
-      <w:pPr>
-        <w:pStyle w:val="Heading3"/>
-      </w:pPr>
-      <w:r>
-        <w:t>Workbook question · W4</w:t>
-      </w:r>
-    </w:p>
-    <w:p>
-      <w:pPr>
-        <w:spacing w:line="336" w:lineRule="auto" w:after="180"/>
-        <w:shd w:fill="F5F1FB"/>
-      </w:pPr>
-      <w:r>
-        <w:rPr>
-          <w:b w:val="0"/>
-        </w:rPr>
-        <w:t>Statements:fixed cutoff5; 12/15 relevant returned items; judgments came from one reviewer. Classify.</w:t>
-      </w:r>
-    </w:p>
-    <w:p>
-      <w:pPr>
-        <w:pStyle w:val="Heading3"/>
-      </w:pPr>
-      <w:r>
-        <w:t>Teacher reasoning · W4</w:t>
-      </w:r>
-    </w:p>
-    <w:p>
-      <w:pPr>
-        <w:spacing w:line="336" w:lineRule="auto" w:after="180"/>
-        <w:shd w:fill="F1F6FC"/>
-      </w:pPr>
-      <w:r>
-        <w:rPr>
-          <w:b w:val="0"/>
-        </w:rPr>
-        <w:t xml:space="preserve">Teacher explanation: Cutoff is </w:t>
-      </w:r>
-      <w:r>
-        <w:rPr>
-          <w:b/>
-        </w:rPr>
-        <w:t>method</w:t>
-      </w:r>
-      <w:r>
-        <w:rPr>
-          <w:b w:val="0"/>
-        </w:rPr>
-        <w:t>; 12/15=</w:t>
-      </w:r>
-      <w:r>
-        <w:rPr>
-          <w:b/>
-        </w:rPr>
-        <w:t>80%</w:t>
-      </w:r>
-      <w:r>
-        <w:rPr>
-          <w:b w:val="0"/>
-        </w:rPr>
-        <w:t xml:space="preserve"> is a measured </w:t>
-      </w:r>
-      <w:r>
-        <w:rPr>
-          <w:b/>
-        </w:rPr>
-        <w:t>result</w:t>
-      </w:r>
-      <w:r>
-        <w:rPr>
-          <w:b w:val="0"/>
-        </w:rPr>
-        <w:t xml:space="preserve">; single-reviewer judgment is a </w:t>
-      </w:r>
-      <w:r>
-        <w:rPr>
-          <w:b/>
-        </w:rPr>
-        <w:t>limitation</w:t>
-      </w:r>
-      <w:r>
-        <w:rPr>
-          <w:b w:val="0"/>
-        </w:rPr>
-        <w:t xml:space="preserve"> and </w:t>
-      </w:r>
-      <w:r>
-        <w:rPr>
-          <w:b/>
-        </w:rPr>
-        <w:t>method</w:t>
-      </w:r>
-      <w:r>
-        <w:rPr>
-          <w:b w:val="0"/>
-        </w:rPr>
-        <w:t xml:space="preserve"> detail requiring agreement checks.</w:t>
-      </w:r>
-    </w:p>
-    <w:p>
-      <w:pPr>
-        <w:pStyle w:val="Heading3"/>
-      </w:pPr>
-      <w:r>
-        <w:t>W5 Design a revealing follow-up</w:t>
-      </w:r>
-    </w:p>
-    <w:p>
-      <w:pPr>
-        <w:pStyle w:val="Heading3"/>
-      </w:pPr>
-      <w:r>
-        <w:t>Workbook question · W5</w:t>
-      </w:r>
-    </w:p>
-    <w:p>
-      <w:pPr>
-        <w:spacing w:line="336" w:lineRule="auto" w:after="180"/>
-        <w:shd w:fill="F5F1FB"/>
-      </w:pPr>
-      <w:r>
-        <w:rPr>
-          <w:b w:val="0"/>
-        </w:rPr>
-        <w:t>For the worked scenario, propose one additional case that could reveal a failure, describe its expected outcome before running it, and explain what would need to remain fixed for a fair comparison.</w:t>
-      </w:r>
-    </w:p>
-    <w:p>
-      <w:pPr>
-        <w:spacing w:line="336" w:lineRule="auto" w:after="180"/>
-        <w:shd w:fill="F5F1FB"/>
-      </w:pPr>
-      <w:r>
-        <w:rPr>
-          <w:b w:val="0"/>
-        </w:rPr>
-        <w:t>Do not reuse W4 as a new final test after receiving feedback.</w:t>
-      </w:r>
-    </w:p>
-    <w:p>
-      <w:pPr>
-        <w:pStyle w:val="Heading3"/>
-      </w:pPr>
-      <w:r>
-        <w:t>Teacher reasoning · W5</w:t>
-      </w:r>
-    </w:p>
-    <w:p>
-      <w:pPr>
-        <w:spacing w:line="336" w:lineRule="auto" w:after="180"/>
-        <w:shd w:fill="F1F6FC"/>
-      </w:pPr>
-      <w:r>
-        <w:rPr>
-          <w:b w:val="0"/>
-        </w:rPr>
-        <w:t xml:space="preserve">Teacher explanation: Accept a concrete variant of the worked </w:t>
-      </w:r>
-      <w:r>
-        <w:rPr>
-          <w:b/>
-        </w:rPr>
-        <w:t>input</w:t>
-      </w:r>
-      <w:r>
-        <w:rPr>
-          <w:b w:val="0"/>
-        </w:rPr>
-        <w:t xml:space="preserve"> or a missing/conflicting/boundary condition, with an expectation derived from the declared procedure.</w:t>
-      </w:r>
-    </w:p>
-    <w:p>
-      <w:pPr>
-        <w:spacing w:line="336" w:lineRule="auto" w:after="180"/>
-        <w:shd w:fill="F1F6FC"/>
-      </w:pPr>
-      <w:r>
-        <w:rPr>
-          <w:b w:val="0"/>
-        </w:rPr>
-        <w:t xml:space="preserve">Require preserved settings, original </w:t>
-      </w:r>
-      <w:r>
-        <w:rPr>
-          <w:b/>
-        </w:rPr>
-        <w:t>output</w:t>
-      </w:r>
-      <w:r>
-        <w:rPr>
-          <w:b w:val="0"/>
-        </w:rPr>
-        <w:t xml:space="preserve">s and data roles. A </w:t>
-      </w:r>
-      <w:r>
-        <w:rPr>
-          <w:b/>
-        </w:rPr>
-        <w:t>limitation</w:t>
-      </w:r>
-      <w:r>
-        <w:rPr>
-          <w:b w:val="0"/>
-        </w:rPr>
-        <w:t xml:space="preserve"> should constrain a claim rather than be hidden in unrelated prose.</w:t>
-      </w:r>
-    </w:p>
-    <w:p>
-      <w:pPr>
-        <w:spacing w:line="336" w:lineRule="auto" w:after="180"/>
-        <w:shd w:fill="F1F6FC"/>
-      </w:pPr>
-      <w:r>
-        <w:rPr>
-          <w:b w:val="0"/>
-        </w:rPr>
-        <w:t xml:space="preserve">The new case should test this particular </w:t>
-      </w:r>
-      <w:r>
-        <w:rPr>
-          <w:b/>
-        </w:rPr>
-        <w:t>mechanism</w:t>
-      </w:r>
-      <w:r>
-        <w:rPr>
-          <w:b w:val="0"/>
-        </w:rPr>
-        <w:t xml:space="preserve"> rather than merely restate the original </w:t>
-      </w:r>
-      <w:r>
-        <w:rPr>
-          <w:b/>
-        </w:rPr>
-        <w:t>result</w:t>
-      </w:r>
-      <w:r>
-        <w:rPr>
-          <w:b w:val="0"/>
-        </w:rPr>
-        <w:t>.</w:t>
-      </w:r>
-    </w:p>
-    <w:p>
-      <w:pPr>
-        <w:pStyle w:val="Heading3"/>
-      </w:pPr>
-      <w:r>
-        <w:t>Independent assessment and fresh retry</w:t>
-      </w:r>
-    </w:p>
-    <w:p>
-      <w:pPr>
-        <w:pStyle w:val="Heading3"/>
-      </w:pPr>
-      <w:r>
-        <w:t>Teacher key · Independent assessment and fresh retry</w:t>
-      </w:r>
-    </w:p>
-    <w:p>
-      <w:pPr>
-        <w:spacing w:line="336" w:lineRule="auto" w:after="180"/>
-        <w:shd w:fill="F1F6FC"/>
-      </w:pPr>
-      <w:r>
-        <w:rPr>
-          <w:b w:val="0"/>
-        </w:rPr>
-        <w:t xml:space="preserve">W4: Cutoff is </w:t>
-      </w:r>
-      <w:r>
-        <w:rPr>
-          <w:b/>
-        </w:rPr>
-        <w:t>method</w:t>
-      </w:r>
-      <w:r>
-        <w:rPr>
-          <w:b w:val="0"/>
-        </w:rPr>
-        <w:t>; 12/15=</w:t>
-      </w:r>
-      <w:r>
-        <w:rPr>
-          <w:b/>
-        </w:rPr>
-        <w:t>80%</w:t>
-      </w:r>
-      <w:r>
-        <w:rPr>
-          <w:b w:val="0"/>
-        </w:rPr>
-        <w:t xml:space="preserve"> is a measured </w:t>
-      </w:r>
-      <w:r>
-        <w:rPr>
-          <w:b/>
-        </w:rPr>
-        <w:t>result</w:t>
-      </w:r>
-      <w:r>
-        <w:rPr>
-          <w:b w:val="0"/>
-        </w:rPr>
-        <w:t xml:space="preserve">; single-reviewer judgment is a </w:t>
-      </w:r>
-      <w:r>
-        <w:rPr>
-          <w:b/>
-        </w:rPr>
-        <w:t>limitation</w:t>
-      </w:r>
-      <w:r>
-        <w:rPr>
-          <w:b w:val="0"/>
-        </w:rPr>
-        <w:t xml:space="preserve"> and </w:t>
-      </w:r>
-      <w:r>
-        <w:rPr>
-          <w:b/>
-        </w:rPr>
-        <w:t>method</w:t>
-      </w:r>
-      <w:r>
-        <w:rPr>
-          <w:b w:val="0"/>
-        </w:rPr>
-        <w:t xml:space="preserve"> detail requiring agreement checks. Require intermediate reasoning and the stated scope.</w:t>
-      </w:r>
-    </w:p>
-    <w:p>
-      <w:pPr>
-        <w:spacing w:line="336" w:lineRule="auto" w:after="180"/>
-        <w:shd w:fill="F1F6FC"/>
-      </w:pPr>
-      <w:r>
-        <w:rPr>
-          <w:b w:val="0"/>
-        </w:rPr>
-        <w:t xml:space="preserve">Fresh retry: Fixed seed; 7/10 success; no mobile evaluation. Expected reasoning: </w:t>
-      </w:r>
-      <w:r>
-        <w:rPr>
-          <w:b/>
-        </w:rPr>
-        <w:t>Method</w:t>
-      </w:r>
-      <w:r>
-        <w:rPr>
-          <w:b w:val="0"/>
-        </w:rPr>
-        <w:t xml:space="preserve">, </w:t>
-      </w:r>
-      <w:r>
-        <w:rPr>
-          <w:b/>
-        </w:rPr>
-        <w:t>result</w:t>
-      </w:r>
-      <w:r>
-        <w:rPr>
-          <w:b/>
-        </w:rPr>
-        <w:t>70%</w:t>
-      </w:r>
-      <w:r>
-        <w:rPr>
-          <w:b w:val="0"/>
-        </w:rPr>
-        <w:t xml:space="preserve">, </w:t>
-      </w:r>
-      <w:r>
-        <w:rPr>
-          <w:b/>
-        </w:rPr>
-        <w:t>limitation</w:t>
-      </w:r>
-      <w:r>
-        <w:rPr>
-          <w:b w:val="0"/>
-        </w:rPr>
-        <w:t xml:space="preserve"> respectively. The seed does not remove the mobile </w:t>
-      </w:r>
-      <w:r>
-        <w:rPr>
-          <w:b/>
-        </w:rPr>
-        <w:t>evidence</w:t>
-      </w:r>
-      <w:r>
-        <w:rPr>
-          <w:b w:val="0"/>
-        </w:rPr>
-        <w:t xml:space="preserve"> gap.</w:t>
-      </w:r>
-    </w:p>
-    <w:p>
-      <w:pPr>
-        <w:spacing w:line="336" w:lineRule="auto" w:after="180"/>
-        <w:shd w:fill="F1F6FC"/>
-      </w:pPr>
-      <w:r>
-        <w:rPr>
-          <w:b w:val="0"/>
-        </w:rPr>
-        <w:t>If students need support, record it and reassess with another new case rather than awarding independence to a copied answer.</w:t>
-      </w:r>
-    </w:p>
-    <w:p>
-      <w:pPr>
-        <w:pStyle w:val="Heading3"/>
-      </w:pPr>
-      <w:r>
-        <w:t>Assess independent transfer</w:t>
-      </w:r>
-    </w:p>
-    <w:p>
-      <w:pPr>
-        <w:pStyle w:val="Heading3"/>
-      </w:pPr>
-      <w:r>
-        <w:t>Independent question · withhold the key</w:t>
-      </w:r>
-    </w:p>
-    <w:p>
-      <w:pPr>
-        <w:spacing w:line="336" w:lineRule="auto" w:after="180"/>
-        <w:shd w:fill="F5F1FB"/>
-      </w:pPr>
-      <w:r>
-        <w:rPr>
-          <w:b w:val="0"/>
-        </w:rPr>
-        <w:t>Selected case: Statements:fixed cutoff5; 12/15 relevant returned items; judgments came from one reviewer. Classify.</w:t>
-      </w:r>
-    </w:p>
-    <w:p>
-      <w:pPr>
-        <w:pStyle w:val="Heading3"/>
-      </w:pPr>
-      <w:r>
-        <w:t>Selected case answer</w:t>
-      </w:r>
-    </w:p>
-    <w:p>
-      <w:pPr>
-        <w:pStyle w:val="Heading3"/>
-      </w:pPr>
-      <w:r>
-        <w:t>Teacher key · Selected case answer</w:t>
-      </w:r>
-    </w:p>
-    <w:p>
-      <w:pPr>
-        <w:spacing w:line="336" w:lineRule="auto" w:after="180"/>
-        <w:shd w:fill="F1F6FC"/>
-      </w:pPr>
-      <w:r>
-        <w:rPr>
-          <w:b w:val="0"/>
-        </w:rPr>
-        <w:t xml:space="preserve">Teacher explanation: Cutoff is </w:t>
-      </w:r>
-      <w:r>
-        <w:rPr>
-          <w:b/>
-        </w:rPr>
-        <w:t>method</w:t>
-      </w:r>
-      <w:r>
-        <w:rPr>
-          <w:b w:val="0"/>
-        </w:rPr>
-        <w:t>; 12/15=</w:t>
-      </w:r>
-      <w:r>
-        <w:rPr>
-          <w:b/>
-        </w:rPr>
-        <w:t>80%</w:t>
-      </w:r>
-      <w:r>
-        <w:rPr>
-          <w:b w:val="0"/>
-        </w:rPr>
-        <w:t xml:space="preserve"> is a measured </w:t>
-      </w:r>
-      <w:r>
-        <w:rPr>
-          <w:b/>
-        </w:rPr>
-        <w:t>result</w:t>
-      </w:r>
-      <w:r>
-        <w:rPr>
-          <w:b w:val="0"/>
-        </w:rPr>
-        <w:t xml:space="preserve">; single-reviewer judgment is a </w:t>
-      </w:r>
-      <w:r>
-        <w:rPr>
-          <w:b/>
-        </w:rPr>
-        <w:t>limitation</w:t>
-      </w:r>
-      <w:r>
-        <w:rPr>
-          <w:b w:val="0"/>
-        </w:rPr>
-        <w:t xml:space="preserve"> and </w:t>
-      </w:r>
-      <w:r>
-        <w:rPr>
-          <w:b/>
-        </w:rPr>
-        <w:t>method</w:t>
-      </w:r>
-      <w:r>
-        <w:rPr>
-          <w:b w:val="0"/>
-        </w:rPr>
-        <w:t xml:space="preserve"> detail requiring agreement checks.</w:t>
+        <w:pStyle w:val="Heading2"/>
+      </w:pPr>
+      <w:r>
+        <w:t>Judge explanation,trace and limits</w:t>
       </w:r>
     </w:p>
     <w:tbl>
@@ -4540,54 +4601,55 @@
     </w:tbl>
     <w:p>
       <w:pPr>
-        <w:pStyle w:val="Heading3"/>
-      </w:pPr>
-      <w:r>
-        <w:t>Teacher key · Selected case answer</w:t>
+        <w:spacing w:line="336" w:lineRule="auto" w:after="180"/>
+      </w:pPr>
+      <w:r>
+        <w:rPr>
+          <w:b w:val="0"/>
+        </w:rPr>
+        <w:t>Record each dimension as not yet, with support, or independent. Accept a valid alternative procedure with a defensible trace.</w:t>
       </w:r>
     </w:p>
     <w:p>
       <w:pPr>
         <w:spacing w:line="336" w:lineRule="auto" w:after="180"/>
-        <w:shd w:fill="F1F6FC"/>
-      </w:pPr>
-      <w:r>
-        <w:rPr>
-          <w:b w:val="0"/>
-        </w:rPr>
-        <w:t>Record each dimension as not yet, with support, or independent. Accept a valid alternative procedure with a defensible trace.</w:t>
+      </w:pPr>
+      <w:r>
+        <w:rPr>
+          <w:b w:val="0"/>
+        </w:rPr>
+        <w:t xml:space="preserve">Do not penalise an honestly recorded model failure if the learner correctly explains its </w:t>
+      </w:r>
+      <w:r>
+        <w:rPr>
+          <w:b/>
+        </w:rPr>
+        <w:t>evidence</w:t>
+      </w:r>
+      <w:r>
+        <w:rPr>
+          <w:b w:val="0"/>
+        </w:rPr>
+        <w:t xml:space="preserve"> and limits.</w:t>
       </w:r>
     </w:p>
     <w:p>
       <w:pPr>
-        <w:spacing w:line="336" w:lineRule="auto" w:after="180"/>
-        <w:shd w:fill="F1F6FC"/>
-      </w:pPr>
-      <w:r>
-        <w:rPr>
-          <w:b w:val="0"/>
-        </w:rPr>
-        <w:t xml:space="preserve">Do not penalise an honestly recorded model failure if the learner correctly explains its </w:t>
-      </w:r>
-      <w:r>
-        <w:rPr>
-          <w:b/>
-        </w:rPr>
-        <w:t>evidence</w:t>
-      </w:r>
-      <w:r>
-        <w:rPr>
-          <w:b w:val="0"/>
-        </w:rPr>
-        <w:t xml:space="preserve"> and limits.</w:t>
+        <w:pStyle w:val="Heading2"/>
+      </w:pPr>
+      <w:r>
+        <w:t>Give one usable repair</w:t>
       </w:r>
     </w:p>
     <w:p>
       <w:pPr>
-        <w:pStyle w:val="Heading3"/>
-      </w:pPr>
-      <w:r>
-        <w:t>Feedback that the learner uses</w:t>
+        <w:spacing w:line="336" w:lineRule="auto" w:after="180"/>
+      </w:pPr>
+      <w:r>
+        <w:rPr>
+          <w:b w:val="0"/>
+        </w:rPr>
+        <w:t>Name the earliest unsupported step and give one action to repair it. Have the learner make that repair now and explain why. Then assess the relevant skill on a fresh, fully specified case.</w:t>
       </w:r>
     </w:p>
     <w:p>
@@ -4598,31 +4660,121 @@
         <w:rPr>
           <w:b w:val="0"/>
         </w:rPr>
-        <w:t>Name the earliest unsupported step and give one action to repair it. Have the learner make that repair now and explain why. Then assess the relevant skill on a fresh, fully specified case.</w:t>
+        <w:t>Confirm it was not previously practised with feedback; solve and check the new case before assigning it. A follow-up design prompt is a starting brief, not automatically an equivalent test.</w:t>
       </w:r>
     </w:p>
     <w:p>
       <w:pPr>
-        <w:spacing w:line="336" w:lineRule="auto" w:after="180"/>
-      </w:pPr>
-      <w:r>
-        <w:rPr>
-          <w:b w:val="0"/>
-        </w:rPr>
-        <w:t>Confirm it was not previously practised with feedback; solve and check the new case before assigning it. A follow-up design prompt is a starting brief, not automatically an equivalent test.</w:t>
+        <w:pStyle w:val="Heading2"/>
+      </w:pPr>
+      <w:r>
+        <w:t>W1 Explain the mechanism</w:t>
       </w:r>
     </w:p>
     <w:p>
       <w:pPr>
-        <w:pStyle w:val="Heading1"/>
-      </w:pPr>
-      <w:r>
-        <w:t>06. Connect the project, support and next lesson</w:t>
+        <w:spacing w:line="336" w:lineRule="auto" w:after="180"/>
+      </w:pPr>
+      <w:r>
+        <w:rPr>
+          <w:b w:val="0"/>
+        </w:rPr>
+        <w:t xml:space="preserve">Explain the weekly </w:t>
+      </w:r>
+      <w:r>
+        <w:rPr>
+          <w:b/>
+        </w:rPr>
+        <w:t>mechanism</w:t>
+      </w:r>
+      <w:r>
+        <w:rPr>
+          <w:b w:val="0"/>
+        </w:rPr>
+        <w:t xml:space="preserve"> in your own words. Use the worked scenario to name its </w:t>
+      </w:r>
+      <w:r>
+        <w:rPr>
+          <w:b/>
+        </w:rPr>
+        <w:t>input</w:t>
+      </w:r>
+      <w:r>
+        <w:rPr>
+          <w:b w:val="0"/>
+        </w:rPr>
+        <w:t xml:space="preserve">, decision rule and </w:t>
+      </w:r>
+      <w:r>
+        <w:rPr>
+          <w:b/>
+        </w:rPr>
+        <w:t>output</w:t>
+      </w:r>
+      <w:r>
+        <w:rPr>
+          <w:b w:val="0"/>
+        </w:rPr>
+        <w:t>.</w:t>
       </w:r>
     </w:p>
     <w:p>
-      <w:r>
-        <w:t>Connect Methods results and limitations to Reproducible AI Research Study, adapt support and plan a later changed-case check.</w:t>
+      <w:pPr>
+        <w:spacing w:line="336" w:lineRule="auto" w:after="180"/>
+      </w:pPr>
+      <w:r>
+        <w:rPr>
+          <w:b w:val="0"/>
+        </w:rPr>
+        <w:t xml:space="preserve">Teacher explanation: </w:t>
+      </w:r>
+      <w:r>
+        <w:rPr>
+          <w:b/>
+        </w:rPr>
+        <w:t>Method</w:t>
+      </w:r>
+      <w:r>
+        <w:rPr>
+          <w:b w:val="0"/>
+        </w:rPr>
+        <w:t xml:space="preserve">s state what was done; </w:t>
+      </w:r>
+      <w:r>
+        <w:rPr>
+          <w:b/>
+        </w:rPr>
+        <w:t>result</w:t>
+      </w:r>
+      <w:r>
+        <w:rPr>
+          <w:b w:val="0"/>
+        </w:rPr>
+        <w:t xml:space="preserve">s state observed outcomes; </w:t>
+      </w:r>
+      <w:r>
+        <w:rPr>
+          <w:b/>
+        </w:rPr>
+        <w:t>limitation</w:t>
+      </w:r>
+      <w:r>
+        <w:rPr>
+          <w:b w:val="0"/>
+        </w:rPr>
+        <w:t xml:space="preserve">s state restrictions on interpretation. Mixing them hides missing </w:t>
+      </w:r>
+      <w:r>
+        <w:rPr>
+          <w:b/>
+        </w:rPr>
+        <w:t>evidence</w:t>
+      </w:r>
+      <w:r>
+        <w:rPr>
+          <w:b w:val="0"/>
+        </w:rPr>
+        <w:t>.</w:t>
       </w:r>
     </w:p>
     <w:p>
@@ -4633,150 +4785,51 @@
         <w:rPr>
           <w:b w:val="0"/>
         </w:rPr>
-        <w:t xml:space="preserve">Add a labelled </w:t>
+        <w:t xml:space="preserve">Classify each statement by role and link </w:t>
       </w:r>
       <w:r>
         <w:rPr>
           <w:b/>
         </w:rPr>
-        <w:t>method</w:t>
-      </w:r>
-      <w:r>
-        <w:rPr>
-          <w:b w:val="0"/>
-        </w:rPr>
-        <w:t xml:space="preserve">s </w:t>
+        <w:t>result</w:t>
+      </w:r>
+      <w:r>
+        <w:rPr>
+          <w:b w:val="0"/>
+        </w:rPr>
+        <w:t xml:space="preserve">s to the procedure and denominator. A proposed </w:t>
       </w:r>
       <w:r>
         <w:rPr>
           <w:b/>
         </w:rPr>
-        <w:t>result</w:t>
-      </w:r>
-      <w:r>
-        <w:rPr>
-          <w:b w:val="0"/>
-        </w:rPr>
-        <w:t xml:space="preserve">s and </w:t>
+        <w:t>mechanism</w:t>
+      </w:r>
+      <w:r>
+        <w:rPr>
+          <w:b w:val="0"/>
+        </w:rPr>
+        <w:t xml:space="preserve"> is an explanation to test, not an extra </w:t>
       </w:r>
       <w:r>
         <w:rPr>
           <w:b/>
         </w:rPr>
-        <w:t>limitation</w:t>
-      </w:r>
-      <w:r>
-        <w:rPr>
-          <w:b w:val="0"/>
-        </w:rPr>
-        <w:t xml:space="preserve">s </w:t>
-      </w:r>
-      <w:r>
-        <w:rPr>
-          <w:b/>
-        </w:rPr>
-        <w:t>evidence</w:t>
-      </w:r>
-      <w:r>
-        <w:rPr>
-          <w:b w:val="0"/>
-        </w:rPr>
-        <w:t xml:space="preserve"> sheet to Reproducible AI Research Study. Show how you can explain the </w:t>
-      </w:r>
-      <w:r>
-        <w:rPr>
-          <w:b/>
-        </w:rPr>
-        <w:t>mechanism</w:t>
-      </w:r>
-      <w:r>
-        <w:rPr>
-          <w:b w:val="0"/>
-        </w:rPr>
-        <w:t xml:space="preserve"> and terminology of </w:t>
-      </w:r>
-      <w:r>
-        <w:rPr>
-          <w:b/>
-        </w:rPr>
-        <w:t>method</w:t>
-      </w:r>
-      <w:r>
-        <w:rPr>
-          <w:b w:val="0"/>
-        </w:rPr>
-        <w:t xml:space="preserve">s </w:t>
-      </w:r>
-      <w:r>
-        <w:rPr>
-          <w:b/>
-        </w:rPr>
-        <w:t>result</w:t>
-      </w:r>
-      <w:r>
-        <w:rPr>
-          <w:b w:val="0"/>
-        </w:rPr>
-        <w:t xml:space="preserve">s and </w:t>
-      </w:r>
-      <w:r>
-        <w:rPr>
-          <w:b/>
-        </w:rPr>
-        <w:t>limitation</w:t>
-      </w:r>
-      <w:r>
-        <w:rPr>
-          <w:b w:val="0"/>
-        </w:rPr>
-        <w:t>s.</w:t>
+        <w:t>observation</w:t>
+      </w:r>
+      <w:r>
+        <w:rPr>
+          <w:b w:val="0"/>
+        </w:rPr>
+        <w:t>.</w:t>
       </w:r>
     </w:p>
     <w:p>
       <w:pPr>
-        <w:spacing w:line="336" w:lineRule="auto" w:after="180"/>
-      </w:pPr>
-      <w:r>
-        <w:rPr>
-          <w:b w:val="0"/>
-        </w:rPr>
-        <w:t xml:space="preserve">Use the supplied fictional case and keep its </w:t>
-      </w:r>
-      <w:r>
-        <w:rPr>
-          <w:b/>
-        </w:rPr>
-        <w:t>input</w:t>
-      </w:r>
-      <w:r>
-        <w:rPr>
-          <w:b w:val="0"/>
-        </w:rPr>
-        <w:t xml:space="preserve">s, intermediate steps, calculation or </w:t>
-      </w:r>
-      <w:r>
-        <w:rPr>
-          <w:b/>
-        </w:rPr>
-        <w:t>prediction</w:t>
-      </w:r>
-      <w:r>
-        <w:rPr>
-          <w:b w:val="0"/>
-        </w:rPr>
-        <w:t xml:space="preserve">, and </w:t>
-      </w:r>
-      <w:r>
-        <w:rPr>
-          <w:b/>
-        </w:rPr>
-        <w:t>limitation</w:t>
-      </w:r>
-      <w:r>
-        <w:rPr>
-          <w:b w:val="0"/>
-        </w:rPr>
-        <w:t>. Connect this record to last week’s record; a matching answer without a trace is insufficient.</w:t>
+        <w:pStyle w:val="Heading2"/>
+      </w:pPr>
+      <w:r>
+        <w:t>W2 Trace the worked case</w:t>
       </w:r>
     </w:p>
     <w:p>
@@ -4787,31 +4840,7 @@
         <w:rPr>
           <w:b w:val="0"/>
         </w:rPr>
-        <w:t xml:space="preserve">Provide an </w:t>
-      </w:r>
-      <w:r>
-        <w:rPr>
-          <w:b/>
-        </w:rPr>
-        <w:t>input</w:t>
-      </w:r>
-      <w:r>
-        <w:rPr>
-          <w:b w:val="0"/>
-        </w:rPr>
-        <w:t>/procedure/</w:t>
-      </w:r>
-      <w:r>
-        <w:rPr>
-          <w:b/>
-        </w:rPr>
-        <w:t>result</w:t>
-      </w:r>
-      <w:r>
-        <w:rPr>
-          <w:b w:val="0"/>
-        </w:rPr>
-        <w:t>/limit frame and a calculator when needed. Ask students to identify the first step before completing the whole trace.</w:t>
+        <w:t>Statements: used 20 fictional queries; 16 passed; real student use was not studied. Show the intermediate steps and give the conclusion with its scope.</w:t>
       </w:r>
     </w:p>
     <w:p>
@@ -4822,42 +4851,75 @@
         <w:rPr>
           <w:b w:val="0"/>
         </w:rPr>
-        <w:t xml:space="preserve">Extension: compare two concrete variants of this </w:t>
+        <w:t xml:space="preserve">Teacher explanation: First is </w:t>
       </w:r>
       <w:r>
         <w:rPr>
           <w:b/>
         </w:rPr>
-        <w:t>mechanism</w:t>
-      </w:r>
-      <w:r>
-        <w:rPr>
-          <w:b w:val="0"/>
-        </w:rPr>
-        <w:t xml:space="preserve"> while holding unrelated conditions fixed; report both successful and unsuccessful outcomes.</w:t>
+        <w:t>method</w:t>
+      </w:r>
+      <w:r>
+        <w:rPr>
+          <w:b w:val="0"/>
+        </w:rPr>
+        <w:t xml:space="preserve">/scope; second </w:t>
+      </w:r>
+      <w:r>
+        <w:rPr>
+          <w:b/>
+        </w:rPr>
+        <w:t>result</w:t>
+      </w:r>
+      <w:r>
+        <w:rPr>
+          <w:b w:val="0"/>
+        </w:rPr>
+        <w:t xml:space="preserve"> 16/20 = </w:t>
+      </w:r>
+      <w:r>
+        <w:rPr>
+          <w:b/>
+        </w:rPr>
+        <w:t>80%</w:t>
+      </w:r>
+      <w:r>
+        <w:rPr>
+          <w:b w:val="0"/>
+        </w:rPr>
+        <w:t xml:space="preserve">; third </w:t>
+      </w:r>
+      <w:r>
+        <w:rPr>
+          <w:b/>
+        </w:rPr>
+        <w:t>limitation</w:t>
+      </w:r>
+      <w:r>
+        <w:rPr>
+          <w:b w:val="0"/>
+        </w:rPr>
+        <w:t xml:space="preserve">. No classroom effectiveness </w:t>
+      </w:r>
+      <w:r>
+        <w:rPr>
+          <w:b/>
+        </w:rPr>
+        <w:t>result</w:t>
+      </w:r>
+      <w:r>
+        <w:rPr>
+          <w:b w:val="0"/>
+        </w:rPr>
+        <w:t xml:space="preserve"> is supplied.</w:t>
       </w:r>
     </w:p>
     <w:p>
       <w:pPr>
-        <w:spacing w:line="336" w:lineRule="auto" w:after="180"/>
-      </w:pPr>
-      <w:r>
-        <w:rPr>
-          <w:b w:val="0"/>
-        </w:rPr>
-        <w:t xml:space="preserve">Next connection: Replication and reproduction. Preserve the current case record and retrieve its </w:t>
-      </w:r>
-      <w:r>
-        <w:rPr>
-          <w:b/>
-        </w:rPr>
-        <w:t>evidence</w:t>
-      </w:r>
-      <w:r>
-        <w:rPr>
-          <w:b w:val="0"/>
-        </w:rPr>
-        <w:t xml:space="preserve"> boundary before moving on.</w:t>
+        <w:pStyle w:val="Heading2"/>
+      </w:pPr>
+      <w:r>
+        <w:t>W3 Audit the limit</w:t>
       </w:r>
     </w:p>
     <w:p>
@@ -4868,15 +4930,910 @@
         <w:rPr>
           <w:b w:val="0"/>
         </w:rPr>
-        <w:t>Retain the project ledger and assess a changed case after support. Check the relevant prerequisite before carrying this component forward.</w:t>
+        <w:t xml:space="preserve">A report omits this qualification: A </w:t>
+      </w:r>
+      <w:r>
+        <w:rPr>
+          <w:b/>
+        </w:rPr>
+        <w:t>limitation</w:t>
+      </w:r>
+      <w:r>
+        <w:rPr>
+          <w:b w:val="0"/>
+        </w:rPr>
+        <w:t xml:space="preserve"> should constrain a claim rather than be hidden in unrelated prose. Explain how omitting it could change a reader's interpretation, and write an accurate replacement.</w:t>
       </w:r>
     </w:p>
     <w:p>
       <w:pPr>
+        <w:spacing w:line="336" w:lineRule="auto" w:after="180"/>
+      </w:pPr>
+      <w:r>
+        <w:rPr>
+          <w:b w:val="0"/>
+        </w:rPr>
+        <w:t xml:space="preserve">Teacher explanation: A </w:t>
+      </w:r>
+      <w:r>
+        <w:rPr>
+          <w:b/>
+        </w:rPr>
+        <w:t>limitation</w:t>
+      </w:r>
+      <w:r>
+        <w:rPr>
+          <w:b w:val="0"/>
+        </w:rPr>
+        <w:t xml:space="preserve"> should constrain a claim rather than be hidden in unrelated prose.</w:t>
+      </w:r>
+    </w:p>
+    <w:p>
+      <w:pPr>
+        <w:spacing w:line="336" w:lineRule="auto" w:after="180"/>
+      </w:pPr>
+      <w:r>
+        <w:rPr>
+          <w:b w:val="0"/>
+        </w:rPr>
+        <w:t xml:space="preserve">State the observed </w:t>
+      </w:r>
+      <w:r>
+        <w:rPr>
+          <w:b/>
+        </w:rPr>
+        <w:t>result</w:t>
+      </w:r>
+      <w:r>
+        <w:rPr>
+          <w:b w:val="0"/>
+        </w:rPr>
+        <w:t xml:space="preserve"> separately from the unverified or out-of-scope claim; preserve the original </w:t>
+      </w:r>
+      <w:r>
+        <w:rPr>
+          <w:b/>
+        </w:rPr>
+        <w:t>evidence</w:t>
+      </w:r>
+      <w:r>
+        <w:rPr>
+          <w:b w:val="0"/>
+        </w:rPr>
+        <w:t xml:space="preserve"> rather than inventing a missing fact.</w:t>
+      </w:r>
+    </w:p>
+    <w:p>
+      <w:pPr>
+        <w:pStyle w:val="Heading2"/>
+      </w:pPr>
+      <w:r>
+        <w:t>W5 Design a revealing follow-up</w:t>
+      </w:r>
+    </w:p>
+    <w:p>
+      <w:pPr>
+        <w:spacing w:line="336" w:lineRule="auto" w:after="180"/>
+      </w:pPr>
+      <w:r>
+        <w:rPr>
+          <w:b w:val="0"/>
+        </w:rPr>
+        <w:t>For the worked scenario, propose one additional case that could reveal a failure, describe its expected outcome before running it, and explain what would need to remain fixed for a fair comparison.</w:t>
+      </w:r>
+    </w:p>
+    <w:p>
+      <w:pPr>
+        <w:spacing w:line="336" w:lineRule="auto" w:after="180"/>
+      </w:pPr>
+      <w:r>
+        <w:rPr>
+          <w:b w:val="0"/>
+        </w:rPr>
+        <w:t>Do not reuse W4 as a new final test after receiving feedback.</w:t>
+      </w:r>
+    </w:p>
+    <w:p>
+      <w:pPr>
+        <w:spacing w:line="336" w:lineRule="auto" w:after="180"/>
+      </w:pPr>
+      <w:r>
+        <w:rPr>
+          <w:b w:val="0"/>
+        </w:rPr>
+        <w:t xml:space="preserve">Teacher explanation: Accept a concrete variant of the worked </w:t>
+      </w:r>
+      <w:r>
+        <w:rPr>
+          <w:b/>
+        </w:rPr>
+        <w:t>input</w:t>
+      </w:r>
+      <w:r>
+        <w:rPr>
+          <w:b w:val="0"/>
+        </w:rPr>
+        <w:t xml:space="preserve"> or a missing/conflicting/boundary condition, with an expectation derived from the declared procedure.</w:t>
+      </w:r>
+    </w:p>
+    <w:p>
+      <w:pPr>
+        <w:spacing w:line="336" w:lineRule="auto" w:after="180"/>
+      </w:pPr>
+      <w:r>
+        <w:rPr>
+          <w:b w:val="0"/>
+        </w:rPr>
+        <w:t xml:space="preserve">Require preserved settings, original </w:t>
+      </w:r>
+      <w:r>
+        <w:rPr>
+          <w:b/>
+        </w:rPr>
+        <w:t>output</w:t>
+      </w:r>
+      <w:r>
+        <w:rPr>
+          <w:b w:val="0"/>
+        </w:rPr>
+        <w:t xml:space="preserve">s and data roles. A </w:t>
+      </w:r>
+      <w:r>
+        <w:rPr>
+          <w:b/>
+        </w:rPr>
+        <w:t>limitation</w:t>
+      </w:r>
+      <w:r>
+        <w:rPr>
+          <w:b w:val="0"/>
+        </w:rPr>
+        <w:t xml:space="preserve"> should constrain a claim rather than be hidden in unrelated prose.</w:t>
+      </w:r>
+    </w:p>
+    <w:p>
+      <w:pPr>
+        <w:spacing w:line="336" w:lineRule="auto" w:after="180"/>
+      </w:pPr>
+      <w:r>
+        <w:rPr>
+          <w:b w:val="0"/>
+        </w:rPr>
+        <w:t xml:space="preserve">The new case should test this particular </w:t>
+      </w:r>
+      <w:r>
+        <w:rPr>
+          <w:b/>
+        </w:rPr>
+        <w:t>mechanism</w:t>
+      </w:r>
+      <w:r>
+        <w:rPr>
+          <w:b w:val="0"/>
+        </w:rPr>
+        <w:t xml:space="preserve"> rather than merely restate the original </w:t>
+      </w:r>
+      <w:r>
+        <w:rPr>
+          <w:b/>
+        </w:rPr>
+        <w:t>result</w:t>
+      </w:r>
+      <w:r>
+        <w:rPr>
+          <w:b w:val="0"/>
+        </w:rPr>
+        <w:t>.</w:t>
+      </w:r>
+    </w:p>
+    <w:p>
+      <w:pPr>
+        <w:pStyle w:val="Heading2"/>
+      </w:pPr>
+      <w:r>
+        <w:t>Earlier wording, alternatives and picture transcripts · reference / check after trying</w:t>
+      </w:r>
+    </w:p>
+    <w:p>
+      <w:pPr>
         <w:pStyle w:val="Heading3"/>
       </w:pPr>
       <w:r>
-        <w:t>Plan the delayed return</w:t>
+        <w:t>Guided and exit questions</w:t>
+      </w:r>
+    </w:p>
+    <w:p>
+      <w:pPr>
+        <w:spacing w:line="336" w:lineRule="auto" w:after="180"/>
+      </w:pPr>
+      <w:r>
+        <w:rPr>
+          <w:b w:val="0"/>
+        </w:rPr>
+        <w:t xml:space="preserve">Guided: First is </w:t>
+      </w:r>
+      <w:r>
+        <w:rPr>
+          <w:b/>
+        </w:rPr>
+        <w:t>method</w:t>
+      </w:r>
+      <w:r>
+        <w:rPr>
+          <w:b w:val="0"/>
+        </w:rPr>
+        <w:t xml:space="preserve">/scope; second </w:t>
+      </w:r>
+      <w:r>
+        <w:rPr>
+          <w:b/>
+        </w:rPr>
+        <w:t>result</w:t>
+      </w:r>
+      <w:r>
+        <w:rPr>
+          <w:b w:val="0"/>
+        </w:rPr>
+        <w:t xml:space="preserve"> 16/20 = </w:t>
+      </w:r>
+      <w:r>
+        <w:rPr>
+          <w:b/>
+        </w:rPr>
+        <w:t>80%</w:t>
+      </w:r>
+      <w:r>
+        <w:rPr>
+          <w:b w:val="0"/>
+        </w:rPr>
+        <w:t xml:space="preserve">; third </w:t>
+      </w:r>
+      <w:r>
+        <w:rPr>
+          <w:b/>
+        </w:rPr>
+        <w:t>limitation</w:t>
+      </w:r>
+      <w:r>
+        <w:rPr>
+          <w:b w:val="0"/>
+        </w:rPr>
+        <w:t xml:space="preserve">. No classroom effectiveness </w:t>
+      </w:r>
+      <w:r>
+        <w:rPr>
+          <w:b/>
+        </w:rPr>
+        <w:t>result</w:t>
+      </w:r>
+      <w:r>
+        <w:rPr>
+          <w:b w:val="0"/>
+        </w:rPr>
+        <w:t xml:space="preserve"> is supplied. Qualification: A </w:t>
+      </w:r>
+      <w:r>
+        <w:rPr>
+          <w:b/>
+        </w:rPr>
+        <w:t>limitation</w:t>
+      </w:r>
+      <w:r>
+        <w:rPr>
+          <w:b w:val="0"/>
+        </w:rPr>
+        <w:t xml:space="preserve"> should constrain a claim rather than be hidden in unrelated prose. Exit: accept a concrete variation with its predicted outcome and a stated condition that would challenge the </w:t>
+      </w:r>
+      <w:r>
+        <w:rPr>
+          <w:b/>
+        </w:rPr>
+        <w:t>mechanism</w:t>
+      </w:r>
+      <w:r>
+        <w:rPr>
+          <w:b w:val="0"/>
+        </w:rPr>
+        <w:t xml:space="preserve">; reject a claim resting on unmeasured </w:t>
+      </w:r>
+      <w:r>
+        <w:rPr>
+          <w:b/>
+        </w:rPr>
+        <w:t>evidence</w:t>
+      </w:r>
+      <w:r>
+        <w:rPr>
+          <w:b w:val="0"/>
+        </w:rPr>
+        <w:t>.</w:t>
+      </w:r>
+    </w:p>
+    <w:p>
+      <w:pPr>
+        <w:pStyle w:val="Heading3"/>
+      </w:pPr>
+      <w:r>
+        <w:t>W1 Explain the mechanism</w:t>
+      </w:r>
+    </w:p>
+    <w:p>
+      <w:pPr>
+        <w:pStyle w:val="Heading3"/>
+      </w:pPr>
+      <w:r>
+        <w:t>W2 Trace the worked case</w:t>
+      </w:r>
+    </w:p>
+    <w:p>
+      <w:pPr>
+        <w:pStyle w:val="Heading3"/>
+      </w:pPr>
+      <w:r>
+        <w:t>W3 Audit the limit</w:t>
+      </w:r>
+    </w:p>
+    <w:p>
+      <w:pPr>
+        <w:pStyle w:val="Heading3"/>
+      </w:pPr>
+      <w:r>
+        <w:t>W4 Apply a new case independently</w:t>
+      </w:r>
+    </w:p>
+    <w:p>
+      <w:pPr>
+        <w:spacing w:line="336" w:lineRule="auto" w:after="180"/>
+      </w:pPr>
+      <w:r>
+        <w:rPr>
+          <w:b w:val="0"/>
+        </w:rPr>
+        <w:t>Statements: fixed cutoff 5; 12/15 relevant returned items; judgments came from one reviewer. Classify.</w:t>
+      </w:r>
+    </w:p>
+    <w:p>
+      <w:pPr>
+        <w:spacing w:line="336" w:lineRule="auto" w:after="180"/>
+      </w:pPr>
+      <w:r>
+        <w:rPr>
+          <w:b w:val="0"/>
+        </w:rPr>
+        <w:t xml:space="preserve">Teacher explanation: Cutoff is </w:t>
+      </w:r>
+      <w:r>
+        <w:rPr>
+          <w:b/>
+        </w:rPr>
+        <w:t>method</w:t>
+      </w:r>
+      <w:r>
+        <w:rPr>
+          <w:b w:val="0"/>
+        </w:rPr>
+        <w:t>; 12/15=</w:t>
+      </w:r>
+      <w:r>
+        <w:rPr>
+          <w:b/>
+        </w:rPr>
+        <w:t>80%</w:t>
+      </w:r>
+      <w:r>
+        <w:rPr>
+          <w:b w:val="0"/>
+        </w:rPr>
+        <w:t xml:space="preserve"> is a measured </w:t>
+      </w:r>
+      <w:r>
+        <w:rPr>
+          <w:b/>
+        </w:rPr>
+        <w:t>result</w:t>
+      </w:r>
+      <w:r>
+        <w:rPr>
+          <w:b w:val="0"/>
+        </w:rPr>
+        <w:t xml:space="preserve">; single-reviewer judgment is a </w:t>
+      </w:r>
+      <w:r>
+        <w:rPr>
+          <w:b/>
+        </w:rPr>
+        <w:t>limitation</w:t>
+      </w:r>
+      <w:r>
+        <w:rPr>
+          <w:b w:val="0"/>
+        </w:rPr>
+        <w:t xml:space="preserve"> and </w:t>
+      </w:r>
+      <w:r>
+        <w:rPr>
+          <w:b/>
+        </w:rPr>
+        <w:t>method</w:t>
+      </w:r>
+      <w:r>
+        <w:rPr>
+          <w:b w:val="0"/>
+        </w:rPr>
+        <w:t xml:space="preserve"> detail requiring agreement checks.</w:t>
+      </w:r>
+    </w:p>
+    <w:p>
+      <w:pPr>
+        <w:pStyle w:val="Heading3"/>
+      </w:pPr>
+      <w:r>
+        <w:t>W5 Design a revealing follow-up</w:t>
+      </w:r>
+    </w:p>
+    <w:p>
+      <w:pPr>
+        <w:pStyle w:val="Heading3"/>
+      </w:pPr>
+      <w:r>
+        <w:t>Independent assessment and fresh retry</w:t>
+      </w:r>
+    </w:p>
+    <w:p>
+      <w:pPr>
+        <w:spacing w:line="336" w:lineRule="auto" w:after="180"/>
+      </w:pPr>
+      <w:r>
+        <w:rPr>
+          <w:b w:val="0"/>
+        </w:rPr>
+        <w:t xml:space="preserve">W4: Cutoff is </w:t>
+      </w:r>
+      <w:r>
+        <w:rPr>
+          <w:b/>
+        </w:rPr>
+        <w:t>method</w:t>
+      </w:r>
+      <w:r>
+        <w:rPr>
+          <w:b w:val="0"/>
+        </w:rPr>
+        <w:t>; 12/15=</w:t>
+      </w:r>
+      <w:r>
+        <w:rPr>
+          <w:b/>
+        </w:rPr>
+        <w:t>80%</w:t>
+      </w:r>
+      <w:r>
+        <w:rPr>
+          <w:b w:val="0"/>
+        </w:rPr>
+        <w:t xml:space="preserve"> is a measured </w:t>
+      </w:r>
+      <w:r>
+        <w:rPr>
+          <w:b/>
+        </w:rPr>
+        <w:t>result</w:t>
+      </w:r>
+      <w:r>
+        <w:rPr>
+          <w:b w:val="0"/>
+        </w:rPr>
+        <w:t xml:space="preserve">; single-reviewer judgment is a </w:t>
+      </w:r>
+      <w:r>
+        <w:rPr>
+          <w:b/>
+        </w:rPr>
+        <w:t>limitation</w:t>
+      </w:r>
+      <w:r>
+        <w:rPr>
+          <w:b w:val="0"/>
+        </w:rPr>
+        <w:t xml:space="preserve"> and </w:t>
+      </w:r>
+      <w:r>
+        <w:rPr>
+          <w:b/>
+        </w:rPr>
+        <w:t>method</w:t>
+      </w:r>
+      <w:r>
+        <w:rPr>
+          <w:b w:val="0"/>
+        </w:rPr>
+        <w:t xml:space="preserve"> detail requiring agreement checks. Require intermediate reasoning and the stated scope.</w:t>
+      </w:r>
+    </w:p>
+    <w:p>
+      <w:pPr>
+        <w:spacing w:line="336" w:lineRule="auto" w:after="180"/>
+      </w:pPr>
+      <w:r>
+        <w:rPr>
+          <w:b w:val="0"/>
+        </w:rPr>
+        <w:t xml:space="preserve">Fresh retry: Fixed seed; 7/10 success; no mobile evaluation. Expected reasoning: </w:t>
+      </w:r>
+      <w:r>
+        <w:rPr>
+          <w:b/>
+        </w:rPr>
+        <w:t>Method</w:t>
+      </w:r>
+      <w:r>
+        <w:rPr>
+          <w:b w:val="0"/>
+        </w:rPr>
+        <w:t xml:space="preserve">, </w:t>
+      </w:r>
+      <w:r>
+        <w:rPr>
+          <w:b/>
+        </w:rPr>
+        <w:t>result</w:t>
+      </w:r>
+      <w:r>
+        <w:rPr>
+          <w:b/>
+        </w:rPr>
+        <w:t>70%</w:t>
+      </w:r>
+      <w:r>
+        <w:rPr>
+          <w:b w:val="0"/>
+        </w:rPr>
+        <w:t xml:space="preserve">, </w:t>
+      </w:r>
+      <w:r>
+        <w:rPr>
+          <w:b/>
+        </w:rPr>
+        <w:t>limitation</w:t>
+      </w:r>
+      <w:r>
+        <w:rPr>
+          <w:b w:val="0"/>
+        </w:rPr>
+        <w:t xml:space="preserve"> respectively. The seed does not remove the mobile </w:t>
+      </w:r>
+      <w:r>
+        <w:rPr>
+          <w:b/>
+        </w:rPr>
+        <w:t>evidence</w:t>
+      </w:r>
+      <w:r>
+        <w:rPr>
+          <w:b w:val="0"/>
+        </w:rPr>
+        <w:t xml:space="preserve"> gap.</w:t>
+      </w:r>
+    </w:p>
+    <w:p>
+      <w:pPr>
+        <w:spacing w:line="336" w:lineRule="auto" w:after="180"/>
+      </w:pPr>
+      <w:r>
+        <w:rPr>
+          <w:b w:val="0"/>
+        </w:rPr>
+        <w:t>If students need support, record it and reassess with another new case rather than awarding independence to a copied answer.</w:t>
+      </w:r>
+    </w:p>
+    <w:p>
+      <w:pPr>
+        <w:pStyle w:val="Heading3"/>
+      </w:pPr>
+      <w:r>
+        <w:t>Assess independent transfer</w:t>
+      </w:r>
+    </w:p>
+    <w:p>
+      <w:pPr>
+        <w:pStyle w:val="Heading3"/>
+      </w:pPr>
+      <w:r>
+        <w:t>Selected case answer</w:t>
+      </w:r>
+    </w:p>
+    <w:p>
+      <w:pPr>
+        <w:pStyle w:val="Heading3"/>
+      </w:pPr>
+      <w:r>
+        <w:t>Feedback that the learner uses</w:t>
+      </w:r>
+    </w:p>
+    <w:p>
+      <w:pPr>
+        <w:pStyle w:val="Heading1"/>
+      </w:pPr>
+      <w:r>
+        <w:t>06. Connect, support and revisit research reasoning</w:t>
+      </w:r>
+    </w:p>
+    <w:p>
+      <w:r>
+        <w:t>Use saved evidence and assumptions to choose the next question.</w:t>
+      </w:r>
+    </w:p>
+    <w:p>
+      <w:pPr>
+        <w:pStyle w:val="Heading2"/>
+      </w:pPr>
+      <w:r>
+        <w:t>Project and next-week bridge</w:t>
+      </w:r>
+    </w:p>
+    <w:p>
+      <w:pPr>
+        <w:spacing w:line="336" w:lineRule="auto" w:after="180"/>
+      </w:pPr>
+      <w:r>
+        <w:rPr>
+          <w:b w:val="0"/>
+        </w:rPr>
+        <w:t xml:space="preserve">Add a labelled </w:t>
+      </w:r>
+      <w:r>
+        <w:rPr>
+          <w:b/>
+        </w:rPr>
+        <w:t>method</w:t>
+      </w:r>
+      <w:r>
+        <w:rPr>
+          <w:b w:val="0"/>
+        </w:rPr>
+        <w:t xml:space="preserve">s </w:t>
+      </w:r>
+      <w:r>
+        <w:rPr>
+          <w:b/>
+        </w:rPr>
+        <w:t>result</w:t>
+      </w:r>
+      <w:r>
+        <w:rPr>
+          <w:b w:val="0"/>
+        </w:rPr>
+        <w:t xml:space="preserve">s and </w:t>
+      </w:r>
+      <w:r>
+        <w:rPr>
+          <w:b/>
+        </w:rPr>
+        <w:t>limitation</w:t>
+      </w:r>
+      <w:r>
+        <w:rPr>
+          <w:b w:val="0"/>
+        </w:rPr>
+        <w:t xml:space="preserve">s </w:t>
+      </w:r>
+      <w:r>
+        <w:rPr>
+          <w:b/>
+        </w:rPr>
+        <w:t>evidence</w:t>
+      </w:r>
+      <w:r>
+        <w:rPr>
+          <w:b w:val="0"/>
+        </w:rPr>
+        <w:t xml:space="preserve"> sheet to Reproducible AI Research Study. Show how you can explain the </w:t>
+      </w:r>
+      <w:r>
+        <w:rPr>
+          <w:b/>
+        </w:rPr>
+        <w:t>mechanism</w:t>
+      </w:r>
+      <w:r>
+        <w:rPr>
+          <w:b w:val="0"/>
+        </w:rPr>
+        <w:t xml:space="preserve"> and terminology of </w:t>
+      </w:r>
+      <w:r>
+        <w:rPr>
+          <w:b/>
+        </w:rPr>
+        <w:t>method</w:t>
+      </w:r>
+      <w:r>
+        <w:rPr>
+          <w:b w:val="0"/>
+        </w:rPr>
+        <w:t xml:space="preserve">s </w:t>
+      </w:r>
+      <w:r>
+        <w:rPr>
+          <w:b/>
+        </w:rPr>
+        <w:t>result</w:t>
+      </w:r>
+      <w:r>
+        <w:rPr>
+          <w:b w:val="0"/>
+        </w:rPr>
+        <w:t xml:space="preserve">s and </w:t>
+      </w:r>
+      <w:r>
+        <w:rPr>
+          <w:b/>
+        </w:rPr>
+        <w:t>limitation</w:t>
+      </w:r>
+      <w:r>
+        <w:rPr>
+          <w:b w:val="0"/>
+        </w:rPr>
+        <w:t>s.</w:t>
+      </w:r>
+    </w:p>
+    <w:p>
+      <w:pPr>
+        <w:spacing w:line="336" w:lineRule="auto" w:after="180"/>
+      </w:pPr>
+      <w:r>
+        <w:rPr>
+          <w:b w:val="0"/>
+        </w:rPr>
+        <w:t xml:space="preserve">Use the supplied fictional case and keep its </w:t>
+      </w:r>
+      <w:r>
+        <w:rPr>
+          <w:b/>
+        </w:rPr>
+        <w:t>input</w:t>
+      </w:r>
+      <w:r>
+        <w:rPr>
+          <w:b w:val="0"/>
+        </w:rPr>
+        <w:t xml:space="preserve">s, intermediate steps, calculation or </w:t>
+      </w:r>
+      <w:r>
+        <w:rPr>
+          <w:b/>
+        </w:rPr>
+        <w:t>prediction</w:t>
+      </w:r>
+      <w:r>
+        <w:rPr>
+          <w:b w:val="0"/>
+        </w:rPr>
+        <w:t xml:space="preserve">, and </w:t>
+      </w:r>
+      <w:r>
+        <w:rPr>
+          <w:b/>
+        </w:rPr>
+        <w:t>limitation</w:t>
+      </w:r>
+      <w:r>
+        <w:rPr>
+          <w:b w:val="0"/>
+        </w:rPr>
+        <w:t>. Connect this record to last week’s record; a matching answer without a trace is insufficient.</w:t>
+      </w:r>
+    </w:p>
+    <w:p>
+      <w:pPr>
+        <w:spacing w:line="336" w:lineRule="auto" w:after="180"/>
+      </w:pPr>
+      <w:r>
+        <w:rPr>
+          <w:b w:val="0"/>
+        </w:rPr>
+        <w:t xml:space="preserve">Provide an </w:t>
+      </w:r>
+      <w:r>
+        <w:rPr>
+          <w:b/>
+        </w:rPr>
+        <w:t>input</w:t>
+      </w:r>
+      <w:r>
+        <w:rPr>
+          <w:b w:val="0"/>
+        </w:rPr>
+        <w:t>/procedure/</w:t>
+      </w:r>
+      <w:r>
+        <w:rPr>
+          <w:b/>
+        </w:rPr>
+        <w:t>result</w:t>
+      </w:r>
+      <w:r>
+        <w:rPr>
+          <w:b w:val="0"/>
+        </w:rPr>
+        <w:t>/limit frame and a calculator when needed. Ask students to identify the first step before completing the whole trace.</w:t>
+      </w:r>
+    </w:p>
+    <w:p>
+      <w:pPr>
+        <w:spacing w:line="336" w:lineRule="auto" w:after="180"/>
+      </w:pPr>
+      <w:r>
+        <w:rPr>
+          <w:b w:val="0"/>
+        </w:rPr>
+        <w:t xml:space="preserve">Extension: compare two concrete variants of this </w:t>
+      </w:r>
+      <w:r>
+        <w:rPr>
+          <w:b/>
+        </w:rPr>
+        <w:t>mechanism</w:t>
+      </w:r>
+      <w:r>
+        <w:rPr>
+          <w:b w:val="0"/>
+        </w:rPr>
+        <w:t xml:space="preserve"> while holding unrelated conditions fixed; report both successful and unsuccessful outcomes.</w:t>
+      </w:r>
+    </w:p>
+    <w:p>
+      <w:pPr>
+        <w:spacing w:line="336" w:lineRule="auto" w:after="180"/>
+      </w:pPr>
+      <w:r>
+        <w:rPr>
+          <w:b w:val="0"/>
+        </w:rPr>
+        <w:t xml:space="preserve">Next connection: Replication and reproduction. Preserve the current case record and retrieve its </w:t>
+      </w:r>
+      <w:r>
+        <w:rPr>
+          <w:b/>
+        </w:rPr>
+        <w:t>evidence</w:t>
+      </w:r>
+      <w:r>
+        <w:rPr>
+          <w:b w:val="0"/>
+        </w:rPr>
+        <w:t xml:space="preserve"> boundary before moving on.</w:t>
+      </w:r>
+    </w:p>
+    <w:p>
+      <w:pPr>
+        <w:spacing w:line="336" w:lineRule="auto" w:after="180"/>
+      </w:pPr>
+      <w:r>
+        <w:rPr>
+          <w:b w:val="0"/>
+        </w:rPr>
+        <w:t>Retain the project ledger and assess a changed case after support. Check the relevant prerequisite before carrying this component forward.</w:t>
+      </w:r>
+    </w:p>
+    <w:p>
+      <w:pPr>
+        <w:spacing w:line="336" w:lineRule="auto" w:after="180"/>
+      </w:pPr>
+      <w:r>
+        <w:rPr>
+          <w:b w:val="0"/>
+        </w:rPr>
+        <w:t>For the Reproducible AI Research Study, retain an annotated worked trace and the changed-case reasoning. Connect the claim to its records, units and assumptions so another investigator can challenge or reproduce it.</w:t>
+      </w:r>
+    </w:p>
+    <w:p>
+      <w:pPr>
+        <w:pStyle w:val="Heading2"/>
+      </w:pPr>
+      <w:r>
+        <w:t>Delayed return and support record</w:t>
       </w:r>
     </w:p>
     <w:p>
@@ -5093,48 +6050,60 @@
     </w:p>
     <w:p>
       <w:pPr>
-        <w:pStyle w:val="Heading3"/>
-      </w:pPr>
-      <w:r>
-        <w:t>Project evidence from this case</w:t>
+        <w:pStyle w:val="Heading2"/>
+      </w:pPr>
+      <w:r>
+        <w:t>Earlier wording, alternatives and picture transcripts · reference / check after trying</w:t>
       </w:r>
     </w:p>
     <w:p>
       <w:pPr>
-        <w:spacing w:line="336" w:lineRule="auto" w:after="180"/>
-      </w:pPr>
-      <w:r>
-        <w:rPr>
-          <w:b w:val="0"/>
-        </w:rPr>
-        <w:t>For the Reproducible AI Research Study, retain an annotated worked trace and the changed-case reasoning. Connect the claim to its records, units and assumptions so another investigator can challenge or reproduce it.</w:t>
+        <w:pStyle w:val="Heading3"/>
+      </w:pPr>
+      <w:r>
+        <w:t>Plan the delayed return</w:t>
       </w:r>
     </w:p>
     <w:p>
       <w:pPr>
-        <w:pStyle w:val="Heading1"/>
-      </w:pPr>
-      <w:r>
-        <w:t>07. Prepare, teach and assess</w:t>
+        <w:pStyle w:val="Heading3"/>
+      </w:pPr>
+      <w:r>
+        <w:t>Project evidence from this case</w:t>
       </w:r>
     </w:p>
     <w:p>
-      <w:r>
-        <w:t>Use this preparation summary alongside the detailed Methods results and limitations lesson; it is a checklist rather than a replacement for the full sequence.</w:t>
+      <w:pPr>
+        <w:pStyle w:val="Heading1"/>
+      </w:pPr>
+      <w:r>
+        <w:t>Reference bank and extra practice</w:t>
       </w:r>
     </w:p>
     <w:p>
       <w:pPr>
-        <w:pStyle w:val="Heading3"/>
-      </w:pPr>
-      <w:r>
-        <w:t>Teaching target</w:t>
+        <w:pStyle w:val="Heading1"/>
+      </w:pPr>
+      <w:r>
+        <w:t>07. Reference · Alternative planning checklist</w:t>
       </w:r>
     </w:p>
     <w:p>
+      <w:r>
+        <w:t>Use alongside the main route when helpful.</w:t>
+      </w:r>
+    </w:p>
+    <w:p>
+      <w:pPr>
+        <w:pStyle w:val="Heading2"/>
+      </w:pPr>
+      <w:r>
+        <w:t>Planning,assessment and project reminders</w:t>
+      </w:r>
+    </w:p>
+    <w:p>
       <w:pPr>
         <w:spacing w:line="336" w:lineRule="auto" w:after="180"/>
-        <w:shd w:fill="EDF7F3"/>
       </w:pPr>
       <w:r>
         <w:rPr>
@@ -5365,39 +6334,101 @@
         <w:rPr>
           <w:b w:val="0"/>
         </w:rPr>
-        <w:t>Before class, solve the supported practice: Statements:used20 fictional queries; 16 passed; real student use was not studied. Show the intermediate steps and give the conclusion with its scope.</w:t>
+        <w:t>Before class, solve the supported practice: Statements: used 20 fictional queries; 16 passed; real student use was not studied. Show the intermediate steps and give the conclusion with its scope.</w:t>
       </w:r>
     </w:p>
     <w:p>
       <w:pPr>
-        <w:pStyle w:val="Heading3"/>
-      </w:pPr>
-      <w:r>
-        <w:t>Supported practice answer</w:t>
+        <w:spacing w:line="336" w:lineRule="auto" w:after="180"/>
+      </w:pPr>
+      <w:r>
+        <w:rPr>
+          <w:b w:val="0"/>
+        </w:rPr>
+        <w:t xml:space="preserve">Reasoned practice answer: Teacher explanation: First is </w:t>
+      </w:r>
+      <w:r>
+        <w:rPr>
+          <w:b/>
+        </w:rPr>
+        <w:t>method</w:t>
+      </w:r>
+      <w:r>
+        <w:rPr>
+          <w:b w:val="0"/>
+        </w:rPr>
+        <w:t xml:space="preserve">/scope; second </w:t>
+      </w:r>
+      <w:r>
+        <w:rPr>
+          <w:b/>
+        </w:rPr>
+        <w:t>result</w:t>
+      </w:r>
+      <w:r>
+        <w:rPr>
+          <w:b w:val="0"/>
+        </w:rPr>
+        <w:t xml:space="preserve"> 16/20 = </w:t>
+      </w:r>
+      <w:r>
+        <w:rPr>
+          <w:b/>
+        </w:rPr>
+        <w:t>80%</w:t>
+      </w:r>
+      <w:r>
+        <w:rPr>
+          <w:b w:val="0"/>
+        </w:rPr>
+        <w:t xml:space="preserve">; third </w:t>
+      </w:r>
+      <w:r>
+        <w:rPr>
+          <w:b/>
+        </w:rPr>
+        <w:t>limitation</w:t>
+      </w:r>
+      <w:r>
+        <w:rPr>
+          <w:b w:val="0"/>
+        </w:rPr>
+        <w:t xml:space="preserve">. No classroom effectiveness </w:t>
+      </w:r>
+      <w:r>
+        <w:rPr>
+          <w:b/>
+        </w:rPr>
+        <w:t>result</w:t>
+      </w:r>
+      <w:r>
+        <w:rPr>
+          <w:b w:val="0"/>
+        </w:rPr>
+        <w:t xml:space="preserve"> is supplied.</w:t>
       </w:r>
     </w:p>
     <w:p>
       <w:pPr>
         <w:spacing w:line="336" w:lineRule="auto" w:after="180"/>
-        <w:shd w:fill="F1F6FC"/>
-      </w:pPr>
-      <w:r>
-        <w:rPr>
-          <w:b w:val="0"/>
-        </w:rPr>
-        <w:t xml:space="preserve">Reasoned practice answer: Teacher explanation: First is </w:t>
+      </w:pPr>
+      <w:r>
+        <w:rPr>
+          <w:b w:val="0"/>
+        </w:rPr>
+        <w:t xml:space="preserve">Check every learner before discussion: Use the worked case for </w:t>
       </w:r>
       <w:r>
         <w:rPr>
           <w:b/>
         </w:rPr>
-        <w:t>method</w:t>
-      </w:r>
-      <w:r>
-        <w:rPr>
-          <w:b w:val="0"/>
-        </w:rPr>
-        <w:t xml:space="preserve">/scope; second </w:t>
+        <w:t>Method</w:t>
+      </w:r>
+      <w:r>
+        <w:rPr>
+          <w:b w:val="0"/>
+        </w:rPr>
+        <w:t xml:space="preserve">s </w:t>
       </w:r>
       <w:r>
         <w:rPr>
@@ -5409,43 +6440,31 @@
         <w:rPr>
           <w:b w:val="0"/>
         </w:rPr>
-        <w:t>16/20=</w:t>
+        <w:t xml:space="preserve">s and </w:t>
       </w:r>
       <w:r>
         <w:rPr>
           <w:b/>
         </w:rPr>
-        <w:t>80%</w:t>
-      </w:r>
-      <w:r>
-        <w:rPr>
-          <w:b w:val="0"/>
-        </w:rPr>
-        <w:t xml:space="preserve">; third </w:t>
+        <w:t>limitation</w:t>
+      </w:r>
+      <w:r>
+        <w:rPr>
+          <w:b w:val="0"/>
+        </w:rPr>
+        <w:t xml:space="preserve">s. Proposed explanation: “The worked </w:t>
       </w:r>
       <w:r>
         <w:rPr>
           <w:b/>
         </w:rPr>
-        <w:t>limitation</w:t>
-      </w:r>
-      <w:r>
-        <w:rPr>
-          <w:b w:val="0"/>
-        </w:rPr>
-        <w:t xml:space="preserve">. No classroom effectiveness </w:t>
-      </w:r>
-      <w:r>
-        <w:rPr>
-          <w:b/>
-        </w:rPr>
         <w:t>result</w:t>
       </w:r>
       <w:r>
         <w:rPr>
           <w:b w:val="0"/>
         </w:rPr>
-        <w:t xml:space="preserve"> is supplied.</w:t>
+        <w:t xml:space="preserve"> establishes every future case”. Decide whether this explanation is supported.</w:t>
       </w:r>
     </w:p>
     <w:p>
@@ -5456,55 +6475,7 @@
         <w:rPr>
           <w:b w:val="0"/>
         </w:rPr>
-        <w:t xml:space="preserve">Check every learner before discussion: Use the worked case for </w:t>
-      </w:r>
-      <w:r>
-        <w:rPr>
-          <w:b/>
-        </w:rPr>
-        <w:t>Method</w:t>
-      </w:r>
-      <w:r>
-        <w:rPr>
-          <w:b w:val="0"/>
-        </w:rPr>
-        <w:t xml:space="preserve">s </w:t>
-      </w:r>
-      <w:r>
-        <w:rPr>
-          <w:b/>
-        </w:rPr>
-        <w:t>result</w:t>
-      </w:r>
-      <w:r>
-        <w:rPr>
-          <w:b w:val="0"/>
-        </w:rPr>
-        <w:t xml:space="preserve">s and </w:t>
-      </w:r>
-      <w:r>
-        <w:rPr>
-          <w:b/>
-        </w:rPr>
-        <w:t>limitation</w:t>
-      </w:r>
-      <w:r>
-        <w:rPr>
-          <w:b w:val="0"/>
-        </w:rPr>
-        <w:t xml:space="preserve">s. Proposed explanation: “The worked </w:t>
-      </w:r>
-      <w:r>
-        <w:rPr>
-          <w:b/>
-        </w:rPr>
-        <w:t>result</w:t>
-      </w:r>
-      <w:r>
-        <w:rPr>
-          <w:b w:val="0"/>
-        </w:rPr>
-        <w:t xml:space="preserve"> establishes every future case”. Decide whether this explanation is supported.</w:t>
+        <w:t>Point to the step or supplied fact that decides; explain your repair if needed.</w:t>
       </w:r>
     </w:p>
     <w:p>
@@ -5515,153 +6486,105 @@
         <w:rPr>
           <w:b w:val="0"/>
         </w:rPr>
-        <w:t>Point to the step or supplied fact that decides; explain your repair if needed.</w:t>
+        <w:t xml:space="preserve">Misconception repair: A </w:t>
+      </w:r>
+      <w:r>
+        <w:rPr>
+          <w:b/>
+        </w:rPr>
+        <w:t>limitation</w:t>
+      </w:r>
+      <w:r>
+        <w:rPr>
+          <w:b w:val="0"/>
+        </w:rPr>
+        <w:t xml:space="preserve"> should constrain a claim rather than be hidden in unrelated prose.</w:t>
       </w:r>
     </w:p>
     <w:p>
       <w:pPr>
-        <w:pStyle w:val="Heading3"/>
-      </w:pPr>
-      <w:r>
-        <w:t>Repair the misconception</w:t>
+        <w:spacing w:line="336" w:lineRule="auto" w:after="180"/>
+      </w:pPr>
+      <w:r>
+        <w:rPr>
+          <w:b w:val="0"/>
+        </w:rPr>
+        <w:t xml:space="preserve">Support: read the exact case aloud, enlarge the labelled picture, supply </w:t>
+      </w:r>
+      <w:r>
+        <w:rPr>
+          <w:b/>
+        </w:rPr>
+        <w:t>input</w:t>
+      </w:r>
+      <w:r>
+        <w:rPr>
+          <w:b w:val="0"/>
+        </w:rPr>
+        <w:t xml:space="preserve"> cards and model only the first deciding step. Accept a spoken explanation or drawing; retain the reasoning goal.</w:t>
       </w:r>
     </w:p>
     <w:p>
       <w:pPr>
         <w:spacing w:line="336" w:lineRule="auto" w:after="180"/>
-        <w:shd w:fill="FFF5E6"/>
-      </w:pPr>
-      <w:r>
-        <w:rPr>
-          <w:b w:val="0"/>
-        </w:rPr>
-        <w:t xml:space="preserve">Misconception repair: A </w:t>
+      </w:pPr>
+      <w:r>
+        <w:rPr>
+          <w:b w:val="0"/>
+        </w:rPr>
+        <w:t xml:space="preserve">Extension: The conclusion says B is best for outdoor farming. Require a </w:t>
       </w:r>
       <w:r>
         <w:rPr>
           <w:b/>
         </w:rPr>
-        <w:t>limitation</w:t>
-      </w:r>
-      <w:r>
-        <w:rPr>
-          <w:b w:val="0"/>
-        </w:rPr>
-        <w:t xml:space="preserve"> should constrain a claim rather than be hidden in unrelated prose.</w:t>
+        <w:t>prediction</w:t>
+      </w:r>
+      <w:r>
+        <w:rPr>
+          <w:b w:val="0"/>
+        </w:rPr>
+        <w:t xml:space="preserve"> and a reason before comparing. Expected </w:t>
+      </w:r>
+      <w:r>
+        <w:rPr>
+          <w:b/>
+        </w:rPr>
+        <w:t>result</w:t>
+      </w:r>
+      <w:r>
+        <w:rPr>
+          <w:b w:val="0"/>
+        </w:rPr>
+        <w:t xml:space="preserve">: Reject that extension without outdoor </w:t>
+      </w:r>
+      <w:r>
+        <w:rPr>
+          <w:b/>
+        </w:rPr>
+        <w:t>evidence</w:t>
+      </w:r>
+      <w:r>
+        <w:rPr>
+          <w:b w:val="0"/>
+        </w:rPr>
+        <w:t>.</w:t>
       </w:r>
     </w:p>
     <w:p>
       <w:pPr>
-        <w:pStyle w:val="Heading3"/>
-      </w:pPr>
-      <w:r>
-        <w:t>Support without giving away the answer</w:t>
+        <w:spacing w:line="336" w:lineRule="auto" w:after="180"/>
+      </w:pPr>
+      <w:r>
+        <w:rPr>
+          <w:b w:val="0"/>
+        </w:rPr>
+        <w:t>Reason: The reported conditions do not include the proposed use population.</w:t>
       </w:r>
     </w:p>
     <w:p>
       <w:pPr>
         <w:spacing w:line="336" w:lineRule="auto" w:after="180"/>
-        <w:shd w:fill="F1F6F8"/>
-      </w:pPr>
-      <w:r>
-        <w:rPr>
-          <w:b w:val="0"/>
-        </w:rPr>
-        <w:t xml:space="preserve">Support: read the exact case aloud, enlarge the labelled picture, supply </w:t>
-      </w:r>
-      <w:r>
-        <w:rPr>
-          <w:b/>
-        </w:rPr>
-        <w:t>input</w:t>
-      </w:r>
-      <w:r>
-        <w:rPr>
-          <w:b w:val="0"/>
-        </w:rPr>
-        <w:t xml:space="preserve"> cards and model only the first deciding step. Accept a spoken explanation or drawing; retain the reasoning goal.</w:t>
-      </w:r>
-    </w:p>
-    <w:p>
-      <w:pPr>
-        <w:pStyle w:val="Heading3"/>
-      </w:pPr>
-      <w:r>
-        <w:t>Extend the reasoning</w:t>
-      </w:r>
-    </w:p>
-    <w:p>
-      <w:pPr>
-        <w:spacing w:line="336" w:lineRule="auto" w:after="180"/>
-        <w:shd w:fill="F5F1FB"/>
-      </w:pPr>
-      <w:r>
-        <w:rPr>
-          <w:b w:val="0"/>
-        </w:rPr>
-        <w:t xml:space="preserve">Extension: The conclusion says B is best for outdoor farming. Require a </w:t>
-      </w:r>
-      <w:r>
-        <w:rPr>
-          <w:b/>
-        </w:rPr>
-        <w:t>prediction</w:t>
-      </w:r>
-      <w:r>
-        <w:rPr>
-          <w:b w:val="0"/>
-        </w:rPr>
-        <w:t xml:space="preserve"> and a reason before comparing. Expected </w:t>
-      </w:r>
-      <w:r>
-        <w:rPr>
-          <w:b/>
-        </w:rPr>
-        <w:t>result</w:t>
-      </w:r>
-      <w:r>
-        <w:rPr>
-          <w:b w:val="0"/>
-        </w:rPr>
-        <w:t xml:space="preserve">: Reject that extension without outdoor </w:t>
-      </w:r>
-      <w:r>
-        <w:rPr>
-          <w:b/>
-        </w:rPr>
-        <w:t>evidence</w:t>
-      </w:r>
-      <w:r>
-        <w:rPr>
-          <w:b w:val="0"/>
-        </w:rPr>
-        <w:t>.</w:t>
-      </w:r>
-    </w:p>
-    <w:p>
-      <w:pPr>
-        <w:spacing w:line="336" w:lineRule="auto" w:after="180"/>
-        <w:shd w:fill="F5F1FB"/>
-      </w:pPr>
-      <w:r>
-        <w:rPr>
-          <w:b w:val="0"/>
-        </w:rPr>
-        <w:t>Reason: The reported conditions do not include the proposed use population.</w:t>
-      </w:r>
-    </w:p>
-    <w:p>
-      <w:pPr>
-        <w:pStyle w:val="Heading3"/>
-      </w:pPr>
-      <w:r>
-        <w:t>Protect the independent attempt</w:t>
-      </w:r>
-    </w:p>
-    <w:p>
-      <w:pPr>
-        <w:spacing w:line="336" w:lineRule="auto" w:after="180"/>
-        <w:shd w:fill="FFF5E6"/>
       </w:pPr>
       <w:r>
         <w:rPr>
@@ -5856,40 +6779,54 @@
     </w:tbl>
     <w:p>
       <w:pPr>
-        <w:pStyle w:val="Heading3"/>
-      </w:pPr>
-      <w:r>
-        <w:t>Project checkpoint</w:t>
+        <w:spacing w:line="336" w:lineRule="auto" w:after="180"/>
+      </w:pPr>
+      <w:r>
+        <w:rPr>
+          <w:b w:val="0"/>
+        </w:rPr>
+        <w:t xml:space="preserve">Project checkpoint: Frame the need. Name the user, the problem, allowed </w:t>
+      </w:r>
+      <w:r>
+        <w:rPr>
+          <w:b/>
+        </w:rPr>
+        <w:t>input</w:t>
+      </w:r>
+      <w:r>
+        <w:rPr>
+          <w:b w:val="0"/>
+        </w:rPr>
+        <w:t xml:space="preserve">s and a safe simple starting </w:t>
+      </w:r>
+      <w:r>
+        <w:rPr>
+          <w:b/>
+        </w:rPr>
+        <w:t>method</w:t>
+      </w:r>
+      <w:r>
+        <w:rPr>
+          <w:b w:val="0"/>
+        </w:rPr>
+        <w:t>.</w:t>
       </w:r>
     </w:p>
     <w:p>
       <w:pPr>
         <w:spacing w:line="336" w:lineRule="auto" w:after="180"/>
-        <w:shd w:fill="EDF7F3"/>
-      </w:pPr>
-      <w:r>
-        <w:rPr>
-          <w:b w:val="0"/>
-        </w:rPr>
-        <w:t xml:space="preserve">Project checkpoint: Frame the need. Name the user, the problem, allowed </w:t>
+      </w:pPr>
+      <w:r>
+        <w:rPr>
+          <w:b w:val="0"/>
+        </w:rPr>
+        <w:t xml:space="preserve">Use the weekly teacher answer for topic-specific reasoning. A saved progress tick is an activity record; judge mastery from the learner’s explanation and </w:t>
       </w:r>
       <w:r>
         <w:rPr>
           <w:b/>
         </w:rPr>
-        <w:t>input</w:t>
-      </w:r>
-      <w:r>
-        <w:rPr>
-          <w:b w:val="0"/>
-        </w:rPr>
-        <w:t xml:space="preserve">s and a safe simple starting </w:t>
-      </w:r>
-      <w:r>
-        <w:rPr>
-          <w:b/>
-        </w:rPr>
-        <w:t>method</w:t>
+        <w:t>evidence</w:t>
       </w:r>
       <w:r>
         <w:rPr>
@@ -5900,38 +6837,23 @@
     </w:p>
     <w:p>
       <w:pPr>
-        <w:spacing w:line="336" w:lineRule="auto" w:after="180"/>
-      </w:pPr>
-      <w:r>
-        <w:rPr>
-          <w:b w:val="0"/>
-        </w:rPr>
-        <w:t xml:space="preserve">Use the weekly teacher answer for topic-specific reasoning. A saved progress tick is an activity record; judge mastery from the learner’s explanation and </w:t>
-      </w:r>
-      <w:r>
-        <w:rPr>
-          <w:b/>
-        </w:rPr>
-        <w:t>evidence</w:t>
-      </w:r>
-      <w:r>
-        <w:rPr>
-          <w:b w:val="0"/>
-        </w:rPr>
-        <w:t>.</w:t>
+        <w:pStyle w:val="Heading1"/>
+      </w:pPr>
+      <w:r>
+        <w:t>08. Reference · Feedback,labs and repair paths</w:t>
       </w:r>
     </w:p>
     <w:p>
-      <w:pPr>
-        <w:pStyle w:val="Heading1"/>
-      </w:pPr>
-      <w:r>
-        <w:t>08. Use feedback, labs and repair paths</w:t>
+      <w:r>
+        <w:t>Retain the first attempt and the evidence used for a repair.</w:t>
       </w:r>
     </w:p>
     <w:p>
-      <w:r>
-        <w:t>Use feedback, earlier review and portfolios purposefully. Apply the coding routine only when this lesson has an executable lab.</w:t>
+      <w:pPr>
+        <w:pStyle w:val="Heading2"/>
+      </w:pPr>
+      <w:r>
+        <w:t>Feedback and record guidance</w:t>
       </w:r>
     </w:p>
     <w:p>
@@ -5969,40 +6891,42 @@
       </w:r>
     </w:p>
     <w:p>
-      <w:pPr>
-        <w:pStyle w:val="Heading3"/>
-      </w:pPr>
-      <w:r>
-        <w:t>For later coding lessons</w:t>
+      <w:r>
+        <w:t>This week has no code block. Use this routine when a later lesson includes an executable lab.</w:t>
       </w:r>
     </w:p>
     <w:p>
-      <w:r>
-        <w:t>This week has no code block. Use this routine when a later lesson includes an executable lab.</w:t>
+      <w:pPr>
+        <w:spacing w:line="336" w:lineRule="auto" w:after="180"/>
+      </w:pPr>
+      <w:r>
+        <w:rPr>
+          <w:b w:val="0"/>
+        </w:rPr>
+        <w:t xml:space="preserve">Ask students to predict before running code. Preserve errors and actual </w:t>
+      </w:r>
+      <w:r>
+        <w:rPr>
+          <w:b/>
+        </w:rPr>
+        <w:t>output</w:t>
+      </w:r>
+      <w:r>
+        <w:rPr>
+          <w:b w:val="0"/>
+        </w:rPr>
+        <w:t>s; collect a changed test and an explanation. The branch-boundary and indexing lessons deliberately include failure cases.</w:t>
       </w:r>
     </w:p>
     <w:p>
       <w:pPr>
         <w:spacing w:line="336" w:lineRule="auto" w:after="180"/>
-        <w:shd w:fill="F1F6F8"/>
-      </w:pPr>
-      <w:r>
-        <w:rPr>
-          <w:b w:val="0"/>
-        </w:rPr>
-        <w:t xml:space="preserve">Ask students to predict before running code. Preserve errors and actual </w:t>
-      </w:r>
-      <w:r>
-        <w:rPr>
-          <w:b/>
-        </w:rPr>
-        <w:t>output</w:t>
-      </w:r>
-      <w:r>
-        <w:rPr>
-          <w:b w:val="0"/>
-        </w:rPr>
-        <w:t>s; collect a changed test and an explanation. The branch-boundary and indexing lessons deliberately include failure cases.</w:t>
+      </w:pPr>
+      <w:r>
+        <w:rPr>
+          <w:b w:val="0"/>
+        </w:rPr>
+        <w:t>Use the earlier worked-explanation links to address a specific missing building block, then return to the current question. Adapt this suggestion after observing the learner; it is not an automatic diagnosis.</w:t>
       </w:r>
     </w:p>
     <w:p>
@@ -6013,95 +6937,49 @@
         <w:rPr>
           <w:b w:val="0"/>
         </w:rPr>
-        <w:t>Use the earlier worked-explanation links to address a specific missing building block, then return to the current question. Adapt this suggestion after observing the learner; it is not an automatic diagnosis.</w:t>
+        <w:t xml:space="preserve">Collect the completed-work portfolio as </w:t>
+      </w:r>
+      <w:r>
+        <w:rPr>
+          <w:b/>
+        </w:rPr>
+        <w:t>evidence</w:t>
+      </w:r>
+      <w:r>
+        <w:rPr>
+          <w:b w:val="0"/>
+        </w:rPr>
+        <w:t xml:space="preserve">. Record support separately from correctness, and assess explanation, trace/test and </w:t>
+      </w:r>
+      <w:r>
+        <w:rPr>
+          <w:b/>
+        </w:rPr>
+        <w:t>limitation</w:t>
+      </w:r>
+      <w:r>
+        <w:rPr>
+          <w:b w:val="0"/>
+        </w:rPr>
+        <w:t>s. Progress ticks and quiz selections alone do not establish mastery.</w:t>
       </w:r>
     </w:p>
     <w:p>
       <w:pPr>
-        <w:spacing w:line="336" w:lineRule="auto" w:after="180"/>
-      </w:pPr>
-      <w:r>
-        <w:rPr>
-          <w:b w:val="0"/>
-        </w:rPr>
-        <w:t xml:space="preserve">Collect the completed-work portfolio as </w:t>
-      </w:r>
-      <w:r>
-        <w:rPr>
-          <w:b/>
-        </w:rPr>
-        <w:t>evidence</w:t>
-      </w:r>
-      <w:r>
-        <w:rPr>
-          <w:b w:val="0"/>
-        </w:rPr>
-        <w:t xml:space="preserve">. Record support separately from correctness, and assess explanation, trace/test and </w:t>
-      </w:r>
-      <w:r>
-        <w:rPr>
-          <w:b/>
-        </w:rPr>
-        <w:t>limitation</w:t>
-      </w:r>
-      <w:r>
-        <w:rPr>
-          <w:b w:val="0"/>
-        </w:rPr>
-        <w:t>s. Progress ticks and quiz selections alone do not establish mastery.</w:t>
+        <w:pStyle w:val="Heading1"/>
+      </w:pPr>
+      <w:r>
+        <w:t>09. Reference · Teach with the six pictures</w:t>
       </w:r>
     </w:p>
     <w:p>
-      <w:pPr>
-        <w:pStyle w:val="Heading1"/>
-      </w:pPr>
-      <w:r>
-        <w:t>09. Visual concept journey</w:t>
+      <w:r>
+        <w:t>Choose one picture for a particular reasoning move.</w:t>
       </w:r>
     </w:p>
     <w:p>
-      <w:r>
-        <w:t>Show one Methods results and limitations graphic at a time, request a prediction and discuss its trace before the independent assessment.</w:t>
-      </w:r>
-    </w:p>
-    <w:p>
-      <w:pPr>
-        <w:spacing w:line="336" w:lineRule="auto" w:after="180"/>
-      </w:pPr>
-      <w:r>
-        <w:rPr>
-          <w:b w:val="0"/>
-        </w:rPr>
-        <w:t xml:space="preserve">Use one picture at a time. Hide a worked </w:t>
-      </w:r>
-      <w:r>
-        <w:rPr>
-          <w:b/>
-        </w:rPr>
-        <w:t>result</w:t>
-      </w:r>
-      <w:r>
-        <w:rPr>
-          <w:b w:val="0"/>
-        </w:rPr>
-        <w:t xml:space="preserve"> before asking for a </w:t>
-      </w:r>
-      <w:r>
-        <w:rPr>
-          <w:b/>
-        </w:rPr>
-        <w:t>prediction</w:t>
-      </w:r>
-      <w:r>
-        <w:rPr>
-          <w:b w:val="0"/>
-        </w:rPr>
-        <w:t>, then reveal it for feedback. These are supported teaching cases; retain the separate independent assessment for a fresh first attempt.</w:t>
-      </w:r>
-    </w:p>
-    <w:p>
-      <w:pPr>
-        <w:pStyle w:val="Heading3"/>
+      <w:pPr>
+        <w:pStyle w:val="Heading2"/>
       </w:pPr>
       <w:r>
         <w:t>01. Methods results and limitations: the case</w:t>
@@ -6112,7 +6990,7 @@
         <w:drawing>
           <wp:inline xmlns:a="http://schemas.openxmlformats.org/drawingml/2006/main" xmlns:pic="http://schemas.openxmlformats.org/drawingml/2006/picture">
             <wp:extent cx="5486400" cy="2834640"/>
-            <wp:docPr id="3" name="Picture 3" descr="Separate procedure, finding and limit. A fictional report tests two frozen classifiers on five labelled leaf photos from one camera. Supplied facts: A is correct on 3/5; B on 4/5. No outdoor photos appear in the set."/>
+            <wp:docPr id="4" name="Picture 4" descr="Separate procedure, finding and limit. A fictional report tests two frozen classifiers on five labelled leaf photos from one camera. Supplied facts: A is correct on 3/5; B on 4/5. No outdoor photos appear in the set."/>
             <wp:cNvGraphicFramePr>
               <a:graphicFrameLocks noChangeAspect="1"/>
             </wp:cNvGraphicFramePr>
@@ -6124,7 +7002,7 @@
                     <pic:cNvPicPr/>
                   </pic:nvPicPr>
                   <pic:blipFill>
-                    <a:blip r:embed="rId11"/>
+                    <a:blip r:embed="rId12"/>
                     <a:stretch>
                       <a:fillRect/>
                     </a:stretch>
@@ -6157,7 +7035,6 @@
     <w:p>
       <w:pPr>
         <w:spacing w:line="336" w:lineRule="auto" w:after="180"/>
-        <w:shd w:fill="F5F1FB"/>
       </w:pPr>
       <w:r>
         <w:rPr>
@@ -6168,27 +7045,18 @@
     </w:p>
     <w:p>
       <w:pPr>
-        <w:pStyle w:val="Heading3"/>
-      </w:pPr>
-      <w:r>
-        <w:t>Discuss while showing the picture</w:t>
+        <w:spacing w:line="336" w:lineRule="auto" w:after="180"/>
+      </w:pPr>
+      <w:r>
+        <w:rPr>
+          <w:b w:val="0"/>
+        </w:rPr>
+        <w:t>Teacher prompt: Point to the given fact that matters most. Explain why it matters. Ask learners to describe one label or arrow in ordinary words. Use the adjacent transcript if the image is difficult to see.</w:t>
       </w:r>
     </w:p>
     <w:p>
       <w:pPr>
-        <w:spacing w:line="336" w:lineRule="auto" w:after="180"/>
-        <w:shd w:fill="F1F6F8"/>
-      </w:pPr>
-      <w:r>
-        <w:rPr>
-          <w:b w:val="0"/>
-        </w:rPr>
-        <w:t>Teacher prompt: Point to the given fact that matters most. Explain why it matters. Ask learners to describe one label or arrow in ordinary words. Use the adjacent transcript if the image is difficult to see.</w:t>
-      </w:r>
-    </w:p>
-    <w:p>
-      <w:pPr>
-        <w:pStyle w:val="Heading3"/>
+        <w:pStyle w:val="Heading2"/>
       </w:pPr>
       <w:r>
         <w:t>02. Follow the deciding steps</w:t>
@@ -6199,7 +7067,7 @@
         <w:drawing>
           <wp:inline xmlns:a="http://schemas.openxmlformats.org/drawingml/2006/main" xmlns:pic="http://schemas.openxmlformats.org/drawingml/2006/picture">
             <wp:extent cx="5486400" cy="3182112"/>
-            <wp:docPr id="4" name="Picture 4" descr="Identify the method: Same five photos, labels and scoring are used for both models. → State the result: A scores 60%; B scores 80% on this fixed set. → State the limit: The set supplies no outdoor-camera performance evidence."/>
+            <wp:docPr id="5" name="Picture 5" descr="Identify the method: Same five photos, labels and scoring are used for both models. → State the result: A scores 60%; B scores 80% on this fixed set. → State the limit: The set supplies no outdoor-camera performance evidence."/>
             <wp:cNvGraphicFramePr>
               <a:graphicFrameLocks noChangeAspect="1"/>
             </wp:cNvGraphicFramePr>
@@ -6211,7 +7079,7 @@
                     <pic:cNvPicPr/>
                   </pic:nvPicPr>
                   <pic:blipFill>
-                    <a:blip r:embed="rId12"/>
+                    <a:blip r:embed="rId9"/>
                     <a:stretch>
                       <a:fillRect/>
                     </a:stretch>
@@ -6304,7 +7172,6 @@
     <w:p>
       <w:pPr>
         <w:spacing w:line="336" w:lineRule="auto" w:after="180"/>
-        <w:shd w:fill="F5F1FB"/>
       </w:pPr>
       <w:r>
         <w:rPr>
@@ -6327,39 +7194,30 @@
     </w:p>
     <w:p>
       <w:pPr>
-        <w:pStyle w:val="Heading3"/>
-      </w:pPr>
-      <w:r>
-        <w:t>Discuss while showing the picture</w:t>
+        <w:spacing w:line="336" w:lineRule="auto" w:after="180"/>
+      </w:pPr>
+      <w:r>
+        <w:rPr>
+          <w:b w:val="0"/>
+        </w:rPr>
+        <w:t xml:space="preserve">Teacher prompt: Point to each numbered stage and explain which recorded </w:t>
+      </w:r>
+      <w:r>
+        <w:rPr>
+          <w:b/>
+        </w:rPr>
+        <w:t>input</w:t>
+      </w:r>
+      <w:r>
+        <w:rPr>
+          <w:b w:val="0"/>
+        </w:rPr>
+        <w:t xml:space="preserve"> it uses. Ask learners to describe one label or arrow in ordinary words. Use the adjacent transcript if the image is difficult to see.</w:t>
       </w:r>
     </w:p>
     <w:p>
       <w:pPr>
-        <w:spacing w:line="336" w:lineRule="auto" w:after="180"/>
-        <w:shd w:fill="F1F6F8"/>
-      </w:pPr>
-      <w:r>
-        <w:rPr>
-          <w:b w:val="0"/>
-        </w:rPr>
-        <w:t xml:space="preserve">Teacher prompt: Point to each numbered stage and explain which recorded </w:t>
-      </w:r>
-      <w:r>
-        <w:rPr>
-          <w:b/>
-        </w:rPr>
-        <w:t>input</w:t>
-      </w:r>
-      <w:r>
-        <w:rPr>
-          <w:b w:val="0"/>
-        </w:rPr>
-        <w:t xml:space="preserve"> it uses. Ask learners to describe one label or arrow in ordinary words. Use the adjacent transcript if the image is difficult to see.</w:t>
-      </w:r>
-    </w:p>
-    <w:p>
-      <w:pPr>
-        <w:pStyle w:val="Heading3"/>
+        <w:pStyle w:val="Heading2"/>
       </w:pPr>
       <w:r>
         <w:t>03. Two models on five shared photos</w:t>
@@ -6370,7 +7228,7 @@
         <w:drawing>
           <wp:inline xmlns:a="http://schemas.openxmlformats.org/drawingml/2006/main" xmlns:pic="http://schemas.openxmlformats.org/drawingml/2006/picture">
             <wp:extent cx="5486400" cy="2834640"/>
-            <wp:docPr id="5" name="Picture 5" descr="Two models on five shared photos. Units: correct photos out of 5. A: 3. B: 4."/>
+            <wp:docPr id="6" name="Picture 6" descr="Two models on five shared photos. Units: correct photos out of 5. A: 3. B: 4."/>
             <wp:cNvGraphicFramePr>
               <a:graphicFrameLocks noChangeAspect="1"/>
             </wp:cNvGraphicFramePr>
@@ -6415,7 +7273,6 @@
     <w:p>
       <w:pPr>
         <w:spacing w:line="336" w:lineRule="auto" w:after="180"/>
-        <w:shd w:fill="F5F1FB"/>
       </w:pPr>
       <w:r>
         <w:rPr>
@@ -6426,51 +7283,41 @@
     </w:p>
     <w:p>
       <w:pPr>
-        <w:pStyle w:val="Heading3"/>
-      </w:pPr>
-      <w:r>
-        <w:t>Discuss while showing the picture</w:t>
+        <w:spacing w:line="336" w:lineRule="auto" w:after="180"/>
+      </w:pPr>
+      <w:r>
+        <w:rPr>
+          <w:b w:val="0"/>
+        </w:rPr>
+        <w:t>Teacher prompt: Read the labels and values. Explain the relationship the model shows. Ask learners to describe one label or arrow in ordinary words. Use the adjacent transcript if the image is difficult to see.</w:t>
       </w:r>
     </w:p>
     <w:p>
       <w:pPr>
         <w:spacing w:line="336" w:lineRule="auto" w:after="180"/>
-        <w:shd w:fill="F1F6F8"/>
-      </w:pPr>
-      <w:r>
-        <w:rPr>
-          <w:b w:val="0"/>
-        </w:rPr>
-        <w:t>Teacher prompt: Read the labels and values. Explain the relationship the model shows. Ask learners to describe one label or arrow in ordinary words. Use the adjacent transcript if the image is difficult to see.</w:t>
+      </w:pPr>
+      <w:r>
+        <w:rPr>
+          <w:b w:val="0"/>
+        </w:rPr>
+        <w:t xml:space="preserve">Check row/column meanings, units and denominators before discussing a difference. Supplied toy values are not real class or model </w:t>
+      </w:r>
+      <w:r>
+        <w:rPr>
+          <w:b/>
+        </w:rPr>
+        <w:t>result</w:t>
+      </w:r>
+      <w:r>
+        <w:rPr>
+          <w:b w:val="0"/>
+        </w:rPr>
+        <w:t>s.</w:t>
       </w:r>
     </w:p>
     <w:p>
       <w:pPr>
-        <w:spacing w:line="336" w:lineRule="auto" w:after="180"/>
-        <w:shd w:fill="F1F6F8"/>
-      </w:pPr>
-      <w:r>
-        <w:rPr>
-          <w:b w:val="0"/>
-        </w:rPr>
-        <w:t xml:space="preserve">Check row/column meanings, units and denominators before discussing a difference. Supplied toy values are not real class or model </w:t>
-      </w:r>
-      <w:r>
-        <w:rPr>
-          <w:b/>
-        </w:rPr>
-        <w:t>result</w:t>
-      </w:r>
-      <w:r>
-        <w:rPr>
-          <w:b w:val="0"/>
-        </w:rPr>
-        <w:t>s.</w:t>
-      </w:r>
-    </w:p>
-    <w:p>
-      <w:pPr>
-        <w:pStyle w:val="Heading3"/>
+        <w:pStyle w:val="Heading2"/>
       </w:pPr>
       <w:r>
         <w:t>04. Change one thing. Trace what follows.</w:t>
@@ -6481,7 +7328,7 @@
         <w:drawing>
           <wp:inline xmlns:a="http://schemas.openxmlformats.org/drawingml/2006/main" xmlns:pic="http://schemas.openxmlformats.org/drawingml/2006/picture">
             <wp:extent cx="5486400" cy="3026664"/>
-            <wp:docPr id="6" name="Picture 6" descr="Original case: The set supplies no outdoor-camera performance evidence. Changed condition: The conclusion says B is best for outdoor farming. Expected result: Reject that extension without outdoor evidence. Reason: The reported conditions do not include the proposed use population."/>
+            <wp:docPr id="7" name="Picture 7" descr="Original case: The set supplies no outdoor-camera performance evidence. Changed condition: The conclusion says B is best for outdoor farming. Expected result: Reject that extension without outdoor evidence. Reason: The reported conditions do not include the proposed use population."/>
             <wp:cNvGraphicFramePr>
               <a:graphicFrameLocks noChangeAspect="1"/>
             </wp:cNvGraphicFramePr>
@@ -6573,7 +7420,6 @@
     <w:p>
       <w:pPr>
         <w:spacing w:line="336" w:lineRule="auto" w:after="180"/>
-        <w:shd w:fill="F5F1FB"/>
       </w:pPr>
       <w:r>
         <w:rPr>
@@ -6596,51 +7442,41 @@
     </w:p>
     <w:p>
       <w:pPr>
-        <w:pStyle w:val="Heading3"/>
-      </w:pPr>
-      <w:r>
-        <w:t>Discuss while showing the picture</w:t>
+        <w:spacing w:line="336" w:lineRule="auto" w:after="180"/>
+      </w:pPr>
+      <w:r>
+        <w:rPr>
+          <w:b w:val="0"/>
+        </w:rPr>
+        <w:t xml:space="preserve">Teacher prompt: Predict before checking the worked changed-case </w:t>
+      </w:r>
+      <w:r>
+        <w:rPr>
+          <w:b/>
+        </w:rPr>
+        <w:t>result</w:t>
+      </w:r>
+      <w:r>
+        <w:rPr>
+          <w:b w:val="0"/>
+        </w:rPr>
+        <w:t>. Name what changed and what the supplied facts allow you to conclude. Ask learners to describe one label or arrow in ordinary words.</w:t>
       </w:r>
     </w:p>
     <w:p>
       <w:pPr>
         <w:spacing w:line="336" w:lineRule="auto" w:after="180"/>
-        <w:shd w:fill="F1F6F8"/>
-      </w:pPr>
-      <w:r>
-        <w:rPr>
-          <w:b w:val="0"/>
-        </w:rPr>
-        <w:t xml:space="preserve">Teacher prompt: Predict before checking the worked changed-case </w:t>
-      </w:r>
-      <w:r>
-        <w:rPr>
-          <w:b/>
-        </w:rPr>
-        <w:t>result</w:t>
-      </w:r>
-      <w:r>
-        <w:rPr>
-          <w:b w:val="0"/>
-        </w:rPr>
-        <w:t>. Name what changed and what the supplied facts allow you to conclude. Ask learners to describe one label or arrow in ordinary words.</w:t>
+      </w:pPr>
+      <w:r>
+        <w:rPr>
+          <w:b w:val="0"/>
+        </w:rPr>
+        <w:t>Use the adjacent transcript if the image is difficult to see. Changed-case reasoning: The reported conditions do not include the proposed use population.</w:t>
       </w:r>
     </w:p>
     <w:p>
       <w:pPr>
-        <w:spacing w:line="336" w:lineRule="auto" w:after="180"/>
-        <w:shd w:fill="F1F6F8"/>
-      </w:pPr>
-      <w:r>
-        <w:rPr>
-          <w:b w:val="0"/>
-        </w:rPr>
-        <w:t>Use the adjacent transcript if the image is difficult to see. Changed-case reasoning: The reported conditions do not include the proposed use population.</w:t>
-      </w:r>
-    </w:p>
-    <w:p>
-      <w:pPr>
-        <w:pStyle w:val="Heading3"/>
+        <w:pStyle w:val="Heading2"/>
       </w:pPr>
       <w:r>
         <w:t>05. Connect the explanation to its limit</w:t>
@@ -6651,7 +7487,7 @@
         <w:drawing>
           <wp:inline xmlns:a="http://schemas.openxmlformats.org/drawingml/2006/main" xmlns:pic="http://schemas.openxmlformats.org/drawingml/2006/picture">
             <wp:extent cx="5486400" cy="2834640"/>
-            <wp:docPr id="7" name="Picture 7" descr="Methods tell how evidence was produced; results state observations; limitations describe what those observations cannot settle. Keeping them distinct prevents a result from becoming an oversized claim. Limit: Five observations cannot establish a stable ranking or causal mechanism; source and sampling assumptions remain important."/>
+            <wp:docPr id="8" name="Picture 8" descr="Methods tell how evidence was produced; results state observations; limitations describe what those observations cannot settle. Keeping them distinct prevents a result from becoming an oversized claim. Limit: Five observations cannot establish a stable ranking or causal mechanism; source and sampling assumptions remain important."/>
             <wp:cNvGraphicFramePr>
               <a:graphicFrameLocks noChangeAspect="1"/>
             </wp:cNvGraphicFramePr>
@@ -6809,7 +7645,6 @@
     <w:p>
       <w:pPr>
         <w:spacing w:line="336" w:lineRule="auto" w:after="180"/>
-        <w:shd w:fill="F5F1FB"/>
       </w:pPr>
       <w:r>
         <w:rPr>
@@ -6820,63 +7655,53 @@
     </w:p>
     <w:p>
       <w:pPr>
-        <w:pStyle w:val="Heading3"/>
-      </w:pPr>
-      <w:r>
-        <w:t>Discuss while showing the picture</w:t>
+        <w:spacing w:line="336" w:lineRule="auto" w:after="180"/>
+      </w:pPr>
+      <w:r>
+        <w:rPr>
+          <w:b w:val="0"/>
+        </w:rPr>
+        <w:t>Teacher prompt: Explain the case, then point to a limit on the claim. Ask learners to describe one label or arrow in ordinary words. Use the adjacent transcript if the image is difficult to see.</w:t>
       </w:r>
     </w:p>
     <w:p>
       <w:pPr>
         <w:spacing w:line="336" w:lineRule="auto" w:after="180"/>
-        <w:shd w:fill="F1F6F8"/>
-      </w:pPr>
-      <w:r>
-        <w:rPr>
-          <w:b w:val="0"/>
-        </w:rPr>
-        <w:t>Teacher prompt: Explain the case, then point to a limit on the claim. Ask learners to describe one label or arrow in ordinary words. Use the adjacent transcript if the image is difficult to see.</w:t>
+      </w:pPr>
+      <w:r>
+        <w:rPr>
+          <w:b w:val="0"/>
+        </w:rPr>
+        <w:t xml:space="preserve">Keep the stated scope: Five </w:t>
+      </w:r>
+      <w:r>
+        <w:rPr>
+          <w:b/>
+        </w:rPr>
+        <w:t>observation</w:t>
+      </w:r>
+      <w:r>
+        <w:rPr>
+          <w:b w:val="0"/>
+        </w:rPr>
+        <w:t xml:space="preserve">s cannot establish a stable ranking or causal </w:t>
+      </w:r>
+      <w:r>
+        <w:rPr>
+          <w:b/>
+        </w:rPr>
+        <w:t>mechanism</w:t>
+      </w:r>
+      <w:r>
+        <w:rPr>
+          <w:b w:val="0"/>
+        </w:rPr>
+        <w:t>; source and sampling assumptions remain important.</w:t>
       </w:r>
     </w:p>
     <w:p>
       <w:pPr>
-        <w:spacing w:line="336" w:lineRule="auto" w:after="180"/>
-        <w:shd w:fill="F1F6F8"/>
-      </w:pPr>
-      <w:r>
-        <w:rPr>
-          <w:b w:val="0"/>
-        </w:rPr>
-        <w:t xml:space="preserve">Keep the stated scope: Five </w:t>
-      </w:r>
-      <w:r>
-        <w:rPr>
-          <w:b/>
-        </w:rPr>
-        <w:t>observation</w:t>
-      </w:r>
-      <w:r>
-        <w:rPr>
-          <w:b w:val="0"/>
-        </w:rPr>
-        <w:t xml:space="preserve">s cannot establish a stable ranking or causal </w:t>
-      </w:r>
-      <w:r>
-        <w:rPr>
-          <w:b/>
-        </w:rPr>
-        <w:t>mechanism</w:t>
-      </w:r>
-      <w:r>
-        <w:rPr>
-          <w:b w:val="0"/>
-        </w:rPr>
-        <w:t>; source and sampling assumptions remain important.</w:t>
-      </w:r>
-    </w:p>
-    <w:p>
-      <w:pPr>
-        <w:pStyle w:val="Heading3"/>
+        <w:pStyle w:val="Heading2"/>
       </w:pPr>
       <w:r>
         <w:t>06. Make the idea visible in your project</w:t>
@@ -6887,7 +7712,7 @@
         <w:drawing>
           <wp:inline xmlns:a="http://schemas.openxmlformats.org/drawingml/2006/main" xmlns:pic="http://schemas.openxmlformats.org/drawingml/2006/picture">
             <wp:extent cx="5486400" cy="3681984"/>
-            <wp:docPr id="8" name="Picture 8" descr="For the Reproducible AI Research Study, retain an annotated worked trace and the changed-case reasoning. Connect the claim to its records, units and assumptions so another investigator can challenge or reproduce it. Draw your input, deciding step, result and limit. Supported question: Place the five-photo procedure, 3/5 versus 4/5 finding and missing outdoor evidence in their proper categories. Why cannot the result establish that B is best for outdoor farming?"/>
+            <wp:docPr id="9" name="Picture 9" descr="For the Reproducible AI Research Study, retain an annotated worked trace and the changed-case reasoning. Connect the claim to its records, units and assumptions so another investigator can challenge or reproduce it. Draw your input, deciding step, result and limit. Supported question: Place the five-photo procedure, 3/5 versus 4/5 finding and missing outdoor evidence in their proper categories. Why cannot the result establish that B is best for outdoor farming?"/>
             <wp:cNvGraphicFramePr>
               <a:graphicFrameLocks noChangeAspect="1"/>
             </wp:cNvGraphicFramePr>
@@ -7002,7 +7827,6 @@
     <w:p>
       <w:pPr>
         <w:spacing w:line="336" w:lineRule="auto" w:after="180"/>
-        <w:shd w:fill="F5F1FB"/>
       </w:pPr>
       <w:r>
         <w:rPr>
@@ -7025,106 +7849,186 @@
     </w:p>
     <w:p>
       <w:pPr>
-        <w:pStyle w:val="Heading3"/>
-      </w:pPr>
-      <w:r>
-        <w:t>Discuss while showing the picture</w:t>
+        <w:spacing w:line="336" w:lineRule="auto" w:after="180"/>
+      </w:pPr>
+      <w:r>
+        <w:rPr>
+          <w:b w:val="0"/>
+        </w:rPr>
+        <w:t xml:space="preserve">Teacher prompt: Draw your project trace and justify the deciding step using </w:t>
+      </w:r>
+      <w:r>
+        <w:rPr>
+          <w:b/>
+        </w:rPr>
+        <w:t>evidence</w:t>
+      </w:r>
+      <w:r>
+        <w:rPr>
+          <w:b w:val="0"/>
+        </w:rPr>
+        <w:t>. Ask learners to describe one label or arrow in ordinary words. Use the adjacent transcript if the image is difficult to see.</w:t>
       </w:r>
     </w:p>
     <w:p>
       <w:pPr>
         <w:spacing w:line="336" w:lineRule="auto" w:after="180"/>
-        <w:shd w:fill="F1F6F8"/>
-      </w:pPr>
-      <w:r>
-        <w:rPr>
-          <w:b w:val="0"/>
-        </w:rPr>
-        <w:t xml:space="preserve">Teacher prompt: Draw your project trace and justify the deciding step using </w:t>
+      </w:pPr>
+      <w:r>
+        <w:rPr>
+          <w:b w:val="0"/>
+        </w:rPr>
+        <w:t xml:space="preserve">Supported practice key: Same five photos, labels and scoring are used for both models. A scores </w:t>
       </w:r>
       <w:r>
         <w:rPr>
           <w:b/>
         </w:rPr>
+        <w:t>60%</w:t>
+      </w:r>
+      <w:r>
+        <w:rPr>
+          <w:b w:val="0"/>
+        </w:rPr>
+        <w:t xml:space="preserve">; B scores </w:t>
+      </w:r>
+      <w:r>
+        <w:rPr>
+          <w:b/>
+        </w:rPr>
+        <w:t>80%</w:t>
+      </w:r>
+      <w:r>
+        <w:rPr>
+          <w:b w:val="0"/>
+        </w:rPr>
+        <w:t xml:space="preserve"> on this fixed set. The set supplies no outdoor-camera performance </w:t>
+      </w:r>
+      <w:r>
+        <w:rPr>
+          <w:b/>
+        </w:rPr>
         <w:t>evidence</w:t>
       </w:r>
       <w:r>
         <w:rPr>
           <w:b w:val="0"/>
         </w:rPr>
-        <w:t>. Ask learners to describe one label or arrow in ordinary words. Use the adjacent transcript if the image is difficult to see.</w:t>
+        <w:t>.</w:t>
       </w:r>
     </w:p>
     <w:p>
       <w:pPr>
         <w:spacing w:line="336" w:lineRule="auto" w:after="180"/>
-        <w:shd w:fill="F1F6F8"/>
-      </w:pPr>
-      <w:r>
-        <w:rPr>
-          <w:b w:val="0"/>
-        </w:rPr>
-        <w:t xml:space="preserve">Supported practice key: Same five photos, labels and scoring are used for both models. A scores </w:t>
+      </w:pPr>
+      <w:r>
+        <w:rPr>
+          <w:b w:val="0"/>
+        </w:rPr>
+        <w:t xml:space="preserve">Changed case: Reject that extension without outdoor </w:t>
       </w:r>
       <w:r>
         <w:rPr>
           <w:b/>
         </w:rPr>
-        <w:t>60%</w:t>
-      </w:r>
-      <w:r>
-        <w:rPr>
-          <w:b w:val="0"/>
-        </w:rPr>
-        <w:t xml:space="preserve">; B scores </w:t>
-      </w:r>
-      <w:r>
-        <w:rPr>
-          <w:b/>
-        </w:rPr>
-        <w:t>80%</w:t>
-      </w:r>
-      <w:r>
-        <w:rPr>
-          <w:b w:val="0"/>
-        </w:rPr>
-        <w:t xml:space="preserve"> on this fixed set. The set supplies no outdoor-camera performance </w:t>
-      </w:r>
-      <w:r>
-        <w:rPr>
-          <w:b/>
-        </w:rPr>
         <w:t>evidence</w:t>
       </w:r>
       <w:r>
         <w:rPr>
           <w:b w:val="0"/>
         </w:rPr>
-        <w:t>.</w:t>
+        <w:t>. The reported conditions do not include the proposed use population.</w:t>
       </w:r>
     </w:p>
     <w:p>
       <w:pPr>
+        <w:pStyle w:val="Heading2"/>
+      </w:pPr>
+      <w:r>
+        <w:t>Earlier wording, alternatives and picture transcripts · reference / check after trying</w:t>
+      </w:r>
+    </w:p>
+    <w:p>
+      <w:pPr>
         <w:spacing w:line="336" w:lineRule="auto" w:after="180"/>
-        <w:shd w:fill="F1F6F8"/>
-      </w:pPr>
-      <w:r>
-        <w:rPr>
-          <w:b w:val="0"/>
-        </w:rPr>
-        <w:t xml:space="preserve">Changed case: Reject that extension without outdoor </w:t>
+      </w:pPr>
+      <w:r>
+        <w:rPr>
+          <w:b w:val="0"/>
+        </w:rPr>
+        <w:t xml:space="preserve">Use one picture at a time. Hide a worked </w:t>
       </w:r>
       <w:r>
         <w:rPr>
           <w:b/>
         </w:rPr>
-        <w:t>evidence</w:t>
-      </w:r>
-      <w:r>
-        <w:rPr>
-          <w:b w:val="0"/>
-        </w:rPr>
-        <w:t>. The reported conditions do not include the proposed use population.</w:t>
+        <w:t>result</w:t>
+      </w:r>
+      <w:r>
+        <w:rPr>
+          <w:b w:val="0"/>
+        </w:rPr>
+        <w:t xml:space="preserve"> before asking for a </w:t>
+      </w:r>
+      <w:r>
+        <w:rPr>
+          <w:b/>
+        </w:rPr>
+        <w:t>prediction</w:t>
+      </w:r>
+      <w:r>
+        <w:rPr>
+          <w:b w:val="0"/>
+        </w:rPr>
+        <w:t>, then reveal it for feedback. These are supported teaching cases; retain the separate independent assessment for a fresh first attempt.</w:t>
+      </w:r>
+    </w:p>
+    <w:p>
+      <w:pPr>
+        <w:pStyle w:val="Heading3"/>
+      </w:pPr>
+      <w:r>
+        <w:t>01. Methods results and limitations: the case</w:t>
+      </w:r>
+    </w:p>
+    <w:p>
+      <w:pPr>
+        <w:pStyle w:val="Heading3"/>
+      </w:pPr>
+      <w:r>
+        <w:t>02. Follow the deciding steps</w:t>
+      </w:r>
+    </w:p>
+    <w:p>
+      <w:pPr>
+        <w:pStyle w:val="Heading3"/>
+      </w:pPr>
+      <w:r>
+        <w:t>03. Two models on five shared photos</w:t>
+      </w:r>
+    </w:p>
+    <w:p>
+      <w:pPr>
+        <w:pStyle w:val="Heading3"/>
+      </w:pPr>
+      <w:r>
+        <w:t>04. Change one thing. Trace what follows.</w:t>
+      </w:r>
+    </w:p>
+    <w:p>
+      <w:pPr>
+        <w:pStyle w:val="Heading3"/>
+      </w:pPr>
+      <w:r>
+        <w:t>05. Connect the explanation to its limit</w:t>
+      </w:r>
+    </w:p>
+    <w:p>
+      <w:pPr>
+        <w:pStyle w:val="Heading3"/>
+      </w:pPr>
+      <w:r>
+        <w:t>06. Make the idea visible in your project</w:t>
       </w:r>
     </w:p>
     <w:sectPr>
